--- a/учеба/бд/БД_Семинары_Разин.docx
+++ b/учеба/бд/БД_Семинары_Разин.docx
@@ -130,8 +130,16 @@
         <w:rPr>
           <w:lang w:val="ru-RU"/>
         </w:rPr>
-        <w:t>Семенов А.С.</w:t>
-      </w:r>
+        <w:t xml:space="preserve">Семенов </w:t>
+      </w:r>
+      <w:proofErr w:type="gramStart"/>
+      <w:r>
+        <w:rPr>
+          <w:lang w:val="ru-RU"/>
+        </w:rPr>
+        <w:t>А.С.</w:t>
+      </w:r>
+      <w:proofErr w:type="gramEnd"/>
     </w:p>
     <w:p>
       <w:pPr>
@@ -389,8 +397,65 @@
           <w:rFonts w:ascii="Consolas" w:hAnsi="Consolas"/>
           <w:sz w:val="17"/>
         </w:rPr>
-        <w:t>SELECT f.family_name, y.address, r.rent_date, r.rent_cost</w:t>
-      </w:r>
+        <w:t xml:space="preserve">SELECT </w:t>
+      </w:r>
+      <w:proofErr w:type="spellStart"/>
+      <w:r>
+        <w:rPr>
+          <w:rFonts w:ascii="Consolas" w:hAnsi="Consolas"/>
+          <w:sz w:val="17"/>
+        </w:rPr>
+        <w:t>f.family_name</w:t>
+      </w:r>
+      <w:proofErr w:type="spellEnd"/>
+      <w:r>
+        <w:rPr>
+          <w:rFonts w:ascii="Consolas" w:hAnsi="Consolas"/>
+          <w:sz w:val="17"/>
+        </w:rPr>
+        <w:t xml:space="preserve">, </w:t>
+      </w:r>
+      <w:proofErr w:type="spellStart"/>
+      <w:r>
+        <w:rPr>
+          <w:rFonts w:ascii="Consolas" w:hAnsi="Consolas"/>
+          <w:sz w:val="17"/>
+        </w:rPr>
+        <w:t>y.address</w:t>
+      </w:r>
+      <w:proofErr w:type="spellEnd"/>
+      <w:r>
+        <w:rPr>
+          <w:rFonts w:ascii="Consolas" w:hAnsi="Consolas"/>
+          <w:sz w:val="17"/>
+        </w:rPr>
+        <w:t xml:space="preserve">, </w:t>
+      </w:r>
+      <w:proofErr w:type="spellStart"/>
+      <w:r>
+        <w:rPr>
+          <w:rFonts w:ascii="Consolas" w:hAnsi="Consolas"/>
+          <w:sz w:val="17"/>
+        </w:rPr>
+        <w:t>r.rent_date</w:t>
+      </w:r>
+      <w:proofErr w:type="spellEnd"/>
+      <w:r>
+        <w:rPr>
+          <w:rFonts w:ascii="Consolas" w:hAnsi="Consolas"/>
+          <w:sz w:val="17"/>
+        </w:rPr>
+        <w:t xml:space="preserve">, </w:t>
+      </w:r>
+      <w:proofErr w:type="spellStart"/>
+      <w:r>
+        <w:rPr>
+          <w:rFonts w:ascii="Consolas" w:hAnsi="Consolas"/>
+          <w:sz w:val="17"/>
+        </w:rPr>
+        <w:t>r.rent_cost</w:t>
+      </w:r>
+      <w:proofErr w:type="spellEnd"/>
       <w:r>
         <w:br/>
       </w:r>
@@ -409,8 +474,33 @@
           <w:rFonts w:ascii="Consolas" w:hAnsi="Consolas"/>
           <w:sz w:val="17"/>
         </w:rPr>
-        <w:t>JOIN Families f ON f.family_id = r.family_id</w:t>
-      </w:r>
+        <w:t xml:space="preserve">JOIN Families f ON </w:t>
+      </w:r>
+      <w:proofErr w:type="spellStart"/>
+      <w:r>
+        <w:rPr>
+          <w:rFonts w:ascii="Consolas" w:hAnsi="Consolas"/>
+          <w:sz w:val="17"/>
+        </w:rPr>
+        <w:t>f.family_id</w:t>
+      </w:r>
+      <w:proofErr w:type="spellEnd"/>
+      <w:r>
+        <w:rPr>
+          <w:rFonts w:ascii="Consolas" w:hAnsi="Consolas"/>
+          <w:sz w:val="17"/>
+        </w:rPr>
+        <w:t xml:space="preserve"> = </w:t>
+      </w:r>
+      <w:proofErr w:type="spellStart"/>
+      <w:r>
+        <w:rPr>
+          <w:rFonts w:ascii="Consolas" w:hAnsi="Consolas"/>
+          <w:sz w:val="17"/>
+        </w:rPr>
+        <w:t>r.family_id</w:t>
+      </w:r>
+      <w:proofErr w:type="spellEnd"/>
       <w:r>
         <w:br/>
       </w:r>
@@ -419,8 +509,33 @@
           <w:rFonts w:ascii="Consolas" w:hAnsi="Consolas"/>
           <w:sz w:val="17"/>
         </w:rPr>
-        <w:t>JOIN Realty y ON y.realty_id = r.realty_id</w:t>
-      </w:r>
+        <w:t xml:space="preserve">JOIN Realty y ON </w:t>
+      </w:r>
+      <w:proofErr w:type="spellStart"/>
+      <w:r>
+        <w:rPr>
+          <w:rFonts w:ascii="Consolas" w:hAnsi="Consolas"/>
+          <w:sz w:val="17"/>
+        </w:rPr>
+        <w:t>y.realty_id</w:t>
+      </w:r>
+      <w:proofErr w:type="spellEnd"/>
+      <w:r>
+        <w:rPr>
+          <w:rFonts w:ascii="Consolas" w:hAnsi="Consolas"/>
+          <w:sz w:val="17"/>
+        </w:rPr>
+        <w:t xml:space="preserve"> = </w:t>
+      </w:r>
+      <w:proofErr w:type="spellStart"/>
+      <w:r>
+        <w:rPr>
+          <w:rFonts w:ascii="Consolas" w:hAnsi="Consolas"/>
+          <w:sz w:val="17"/>
+        </w:rPr>
+        <w:t>r.realty_id</w:t>
+      </w:r>
+      <w:proofErr w:type="spellEnd"/>
       <w:r>
         <w:br/>
       </w:r>
@@ -429,7 +544,23 @@
           <w:rFonts w:ascii="Consolas" w:hAnsi="Consolas"/>
           <w:sz w:val="17"/>
         </w:rPr>
-        <w:t>ORDER BY r.rent_date;</w:t>
+        <w:t xml:space="preserve">ORDER BY </w:t>
+      </w:r>
+      <w:proofErr w:type="spellStart"/>
+      <w:r>
+        <w:rPr>
+          <w:rFonts w:ascii="Consolas" w:hAnsi="Consolas"/>
+          <w:sz w:val="17"/>
+        </w:rPr>
+        <w:t>r.rent_date</w:t>
+      </w:r>
+      <w:proofErr w:type="spellEnd"/>
+      <w:r>
+        <w:rPr>
+          <w:rFonts w:ascii="Consolas" w:hAnsi="Consolas"/>
+          <w:sz w:val="17"/>
+        </w:rPr>
+        <w:t>;</w:t>
       </w:r>
     </w:p>
     <w:p>
@@ -473,8 +604,42 @@
           <w:rFonts w:ascii="Consolas" w:hAnsi="Consolas"/>
           <w:sz w:val="17"/>
         </w:rPr>
-        <w:t>SELECT COALESCE(SUM(rent_cost), 0) AS august_total</w:t>
-      </w:r>
+        <w:t>SELECT COALESCE(</w:t>
+      </w:r>
+      <w:proofErr w:type="gramStart"/>
+      <w:r>
+        <w:rPr>
+          <w:rFonts w:ascii="Consolas" w:hAnsi="Consolas"/>
+          <w:sz w:val="17"/>
+        </w:rPr>
+        <w:t>SUM(</w:t>
+      </w:r>
+      <w:proofErr w:type="spellStart"/>
+      <w:proofErr w:type="gramEnd"/>
+      <w:r>
+        <w:rPr>
+          <w:rFonts w:ascii="Consolas" w:hAnsi="Consolas"/>
+          <w:sz w:val="17"/>
+        </w:rPr>
+        <w:t>rent_cost</w:t>
+      </w:r>
+      <w:proofErr w:type="spellEnd"/>
+      <w:r>
+        <w:rPr>
+          <w:rFonts w:ascii="Consolas" w:hAnsi="Consolas"/>
+          <w:sz w:val="17"/>
+        </w:rPr>
+        <w:t xml:space="preserve">), 0) AS </w:t>
+      </w:r>
+      <w:proofErr w:type="spellStart"/>
+      <w:r>
+        <w:rPr>
+          <w:rFonts w:ascii="Consolas" w:hAnsi="Consolas"/>
+          <w:sz w:val="17"/>
+        </w:rPr>
+        <w:t>august_total</w:t>
+      </w:r>
+      <w:proofErr w:type="spellEnd"/>
       <w:r>
         <w:br/>
       </w:r>
@@ -493,7 +658,23 @@
           <w:rFonts w:ascii="Consolas" w:hAnsi="Consolas"/>
           <w:sz w:val="17"/>
         </w:rPr>
-        <w:t>WHERE rent_date &gt;= DATE '2024-08-01'</w:t>
+        <w:t xml:space="preserve">WHERE </w:t>
+      </w:r>
+      <w:proofErr w:type="spellStart"/>
+      <w:r>
+        <w:rPr>
+          <w:rFonts w:ascii="Consolas" w:hAnsi="Consolas"/>
+          <w:sz w:val="17"/>
+        </w:rPr>
+        <w:t>rent_date</w:t>
+      </w:r>
+      <w:proofErr w:type="spellEnd"/>
+      <w:r>
+        <w:rPr>
+          <w:rFonts w:ascii="Consolas" w:hAnsi="Consolas"/>
+          <w:sz w:val="17"/>
+        </w:rPr>
+        <w:t xml:space="preserve"> &gt;= DATE '2024-08-01'</w:t>
       </w:r>
       <w:r>
         <w:br/>
@@ -503,7 +684,23 @@
           <w:rFonts w:ascii="Consolas" w:hAnsi="Consolas"/>
           <w:sz w:val="17"/>
         </w:rPr>
-        <w:t xml:space="preserve">  AND rent_date &lt; DATE '2024-09-01';</w:t>
+        <w:t xml:space="preserve">  AND </w:t>
+      </w:r>
+      <w:proofErr w:type="spellStart"/>
+      <w:r>
+        <w:rPr>
+          <w:rFonts w:ascii="Consolas" w:hAnsi="Consolas"/>
+          <w:sz w:val="17"/>
+        </w:rPr>
+        <w:t>rent_date</w:t>
+      </w:r>
+      <w:proofErr w:type="spellEnd"/>
+      <w:r>
+        <w:rPr>
+          <w:rFonts w:ascii="Consolas" w:hAnsi="Consolas"/>
+          <w:sz w:val="17"/>
+        </w:rPr>
+        <w:t xml:space="preserve"> &lt; DATE '2024-09-01';</w:t>
       </w:r>
     </w:p>
     <w:p>
@@ -565,8 +762,33 @@
           <w:rFonts w:ascii="Consolas" w:hAnsi="Consolas"/>
           <w:sz w:val="17"/>
         </w:rPr>
-        <w:t>SELECT city, AVG(area) AS average_area</w:t>
-      </w:r>
+        <w:t xml:space="preserve">SELECT city, </w:t>
+      </w:r>
+      <w:proofErr w:type="gramStart"/>
+      <w:r>
+        <w:rPr>
+          <w:rFonts w:ascii="Consolas" w:hAnsi="Consolas"/>
+          <w:sz w:val="17"/>
+        </w:rPr>
+        <w:t>AVG(</w:t>
+      </w:r>
+      <w:proofErr w:type="gramEnd"/>
+      <w:r>
+        <w:rPr>
+          <w:rFonts w:ascii="Consolas" w:hAnsi="Consolas"/>
+          <w:sz w:val="17"/>
+        </w:rPr>
+        <w:t xml:space="preserve">area) AS </w:t>
+      </w:r>
+      <w:proofErr w:type="spellStart"/>
+      <w:r>
+        <w:rPr>
+          <w:rFonts w:ascii="Consolas" w:hAnsi="Consolas"/>
+          <w:sz w:val="17"/>
+        </w:rPr>
+        <w:t>average_area</w:t>
+      </w:r>
+      <w:proofErr w:type="spellEnd"/>
       <w:r>
         <w:br/>
       </w:r>
@@ -619,8 +841,33 @@
           <w:rFonts w:ascii="Consolas" w:hAnsi="Consolas"/>
           <w:sz w:val="17"/>
         </w:rPr>
-        <w:t>SELECT city, COUNT(*) AS property_count</w:t>
-      </w:r>
+        <w:t xml:space="preserve">SELECT city, </w:t>
+      </w:r>
+      <w:proofErr w:type="gramStart"/>
+      <w:r>
+        <w:rPr>
+          <w:rFonts w:ascii="Consolas" w:hAnsi="Consolas"/>
+          <w:sz w:val="17"/>
+        </w:rPr>
+        <w:t>COUNT(</w:t>
+      </w:r>
+      <w:proofErr w:type="gramEnd"/>
+      <w:r>
+        <w:rPr>
+          <w:rFonts w:ascii="Consolas" w:hAnsi="Consolas"/>
+          <w:sz w:val="17"/>
+        </w:rPr>
+        <w:t xml:space="preserve">*) AS </w:t>
+      </w:r>
+      <w:proofErr w:type="spellStart"/>
+      <w:r>
+        <w:rPr>
+          <w:rFonts w:ascii="Consolas" w:hAnsi="Consolas"/>
+          <w:sz w:val="17"/>
+        </w:rPr>
+        <w:t>property_count</w:t>
+      </w:r>
+      <w:proofErr w:type="spellEnd"/>
       <w:r>
         <w:br/>
       </w:r>
@@ -639,7 +886,23 @@
           <w:rFonts w:ascii="Consolas" w:hAnsi="Consolas"/>
           <w:sz w:val="17"/>
         </w:rPr>
-        <w:t>ORDER BY property_count DESC, city;</w:t>
+        <w:t xml:space="preserve">ORDER BY </w:t>
+      </w:r>
+      <w:proofErr w:type="spellStart"/>
+      <w:r>
+        <w:rPr>
+          <w:rFonts w:ascii="Consolas" w:hAnsi="Consolas"/>
+          <w:sz w:val="17"/>
+        </w:rPr>
+        <w:t>property_count</w:t>
+      </w:r>
+      <w:proofErr w:type="spellEnd"/>
+      <w:r>
+        <w:rPr>
+          <w:rFonts w:ascii="Consolas" w:hAnsi="Consolas"/>
+          <w:sz w:val="17"/>
+        </w:rPr>
+        <w:t xml:space="preserve"> DESC, city;</w:t>
       </w:r>
     </w:p>
     <w:p>
@@ -683,8 +946,51 @@
           <w:rFonts w:ascii="Consolas" w:hAnsi="Consolas"/>
           <w:sz w:val="17"/>
         </w:rPr>
-        <w:t>SELECT f.family_id, f.family_name</w:t>
-      </w:r>
+        <w:t xml:space="preserve">SELECT </w:t>
+      </w:r>
+      <w:proofErr w:type="spellStart"/>
+      <w:proofErr w:type="gramStart"/>
+      <w:r>
+        <w:rPr>
+          <w:rFonts w:ascii="Consolas" w:hAnsi="Consolas"/>
+          <w:sz w:val="17"/>
+        </w:rPr>
+        <w:t>f.family</w:t>
+      </w:r>
+      <w:proofErr w:type="gramEnd"/>
+      <w:r>
+        <w:rPr>
+          <w:rFonts w:ascii="Consolas" w:hAnsi="Consolas"/>
+          <w:sz w:val="17"/>
+        </w:rPr>
+        <w:t>_id</w:t>
+      </w:r>
+      <w:proofErr w:type="spellEnd"/>
+      <w:r>
+        <w:rPr>
+          <w:rFonts w:ascii="Consolas" w:hAnsi="Consolas"/>
+          <w:sz w:val="17"/>
+        </w:rPr>
+        <w:t xml:space="preserve">, </w:t>
+      </w:r>
+      <w:proofErr w:type="spellStart"/>
+      <w:proofErr w:type="gramStart"/>
+      <w:r>
+        <w:rPr>
+          <w:rFonts w:ascii="Consolas" w:hAnsi="Consolas"/>
+          <w:sz w:val="17"/>
+        </w:rPr>
+        <w:t>f.family</w:t>
+      </w:r>
+      <w:proofErr w:type="gramEnd"/>
+      <w:r>
+        <w:rPr>
+          <w:rFonts w:ascii="Consolas" w:hAnsi="Consolas"/>
+          <w:sz w:val="17"/>
+        </w:rPr>
+        <w:t>_name</w:t>
+      </w:r>
+      <w:proofErr w:type="spellEnd"/>
       <w:r>
         <w:br/>
       </w:r>
@@ -703,7 +1009,57 @@
           <w:rFonts w:ascii="Consolas" w:hAnsi="Consolas"/>
           <w:sz w:val="17"/>
         </w:rPr>
-        <w:t>WHERE EXISTS (SELECT 1 FROM Rent r WHERE r.family_id=f.family_id)</w:t>
+        <w:t xml:space="preserve">WHERE EXISTS (SELECT 1 FROM Rent r WHERE </w:t>
+      </w:r>
+      <w:proofErr w:type="spellStart"/>
+      <w:proofErr w:type="gramStart"/>
+      <w:r>
+        <w:rPr>
+          <w:rFonts w:ascii="Consolas" w:hAnsi="Consolas"/>
+          <w:sz w:val="17"/>
+        </w:rPr>
+        <w:t>r.family</w:t>
+      </w:r>
+      <w:proofErr w:type="gramEnd"/>
+      <w:r>
+        <w:rPr>
+          <w:rFonts w:ascii="Consolas" w:hAnsi="Consolas"/>
+          <w:sz w:val="17"/>
+        </w:rPr>
+        <w:t>_id</w:t>
+      </w:r>
+      <w:proofErr w:type="spellEnd"/>
+      <w:r>
+        <w:rPr>
+          <w:rFonts w:ascii="Consolas" w:hAnsi="Consolas"/>
+          <w:sz w:val="17"/>
+        </w:rPr>
+        <w:t>=</w:t>
+      </w:r>
+      <w:proofErr w:type="spellStart"/>
+      <w:proofErr w:type="gramStart"/>
+      <w:r>
+        <w:rPr>
+          <w:rFonts w:ascii="Consolas" w:hAnsi="Consolas"/>
+          <w:sz w:val="17"/>
+        </w:rPr>
+        <w:t>f.family</w:t>
+      </w:r>
+      <w:proofErr w:type="gramEnd"/>
+      <w:r>
+        <w:rPr>
+          <w:rFonts w:ascii="Consolas" w:hAnsi="Consolas"/>
+          <w:sz w:val="17"/>
+        </w:rPr>
+        <w:t>_id</w:t>
+      </w:r>
+      <w:proofErr w:type="spellEnd"/>
+      <w:r>
+        <w:rPr>
+          <w:rFonts w:ascii="Consolas" w:hAnsi="Consolas"/>
+          <w:sz w:val="17"/>
+        </w:rPr>
+        <w:t>)</w:t>
       </w:r>
       <w:r>
         <w:br/>
@@ -713,7 +1069,32 @@
           <w:rFonts w:ascii="Consolas" w:hAnsi="Consolas"/>
           <w:sz w:val="17"/>
         </w:rPr>
-        <w:t>ORDER BY f.family_name;</w:t>
+        <w:t xml:space="preserve">ORDER BY </w:t>
+      </w:r>
+      <w:proofErr w:type="spellStart"/>
+      <w:proofErr w:type="gramStart"/>
+      <w:r>
+        <w:rPr>
+          <w:rFonts w:ascii="Consolas" w:hAnsi="Consolas"/>
+          <w:sz w:val="17"/>
+        </w:rPr>
+        <w:t>f.family</w:t>
+      </w:r>
+      <w:proofErr w:type="gramEnd"/>
+      <w:r>
+        <w:rPr>
+          <w:rFonts w:ascii="Consolas" w:hAnsi="Consolas"/>
+          <w:sz w:val="17"/>
+        </w:rPr>
+        <w:t>_name</w:t>
+      </w:r>
+      <w:proofErr w:type="spellEnd"/>
+      <w:r>
+        <w:rPr>
+          <w:rFonts w:ascii="Consolas" w:hAnsi="Consolas"/>
+          <w:sz w:val="17"/>
+        </w:rPr>
+        <w:t>;</w:t>
       </w:r>
     </w:p>
     <w:p>
@@ -796,9 +1177,11 @@
         </w:rPr>
         <w:t xml:space="preserve">, </w:t>
       </w:r>
+      <w:proofErr w:type="spellStart"/>
       <w:r>
         <w:t>OrderDetails</w:t>
       </w:r>
+      <w:proofErr w:type="spellEnd"/>
       <w:r>
         <w:rPr>
           <w:lang w:val="ru-RU"/>
@@ -871,6 +1254,7 @@
         </w:rPr>
         <w:t>(</w:t>
       </w:r>
+      <w:proofErr w:type="gramStart"/>
       <w:r>
         <w:t>o</w:t>
       </w:r>
@@ -883,6 +1267,7 @@
       <w:r>
         <w:t>order</w:t>
       </w:r>
+      <w:proofErr w:type="gramEnd"/>
       <w:r>
         <w:rPr>
           <w:lang w:val="ru-RU"/>
@@ -919,8 +1304,92 @@
           <w:rFonts w:ascii="Consolas" w:hAnsi="Consolas"/>
           <w:sz w:val="17"/>
         </w:rPr>
-        <w:t>SELECT c.customer_id, c.company_name, COUNT(o.order_id) AS order_count</w:t>
-      </w:r>
+        <w:t xml:space="preserve">SELECT </w:t>
+      </w:r>
+      <w:proofErr w:type="spellStart"/>
+      <w:proofErr w:type="gramStart"/>
+      <w:r>
+        <w:rPr>
+          <w:rFonts w:ascii="Consolas" w:hAnsi="Consolas"/>
+          <w:sz w:val="17"/>
+        </w:rPr>
+        <w:t>c.customer</w:t>
+      </w:r>
+      <w:proofErr w:type="gramEnd"/>
+      <w:r>
+        <w:rPr>
+          <w:rFonts w:ascii="Consolas" w:hAnsi="Consolas"/>
+          <w:sz w:val="17"/>
+        </w:rPr>
+        <w:t>_id</w:t>
+      </w:r>
+      <w:proofErr w:type="spellEnd"/>
+      <w:r>
+        <w:rPr>
+          <w:rFonts w:ascii="Consolas" w:hAnsi="Consolas"/>
+          <w:sz w:val="17"/>
+        </w:rPr>
+        <w:t xml:space="preserve">, </w:t>
+      </w:r>
+      <w:proofErr w:type="spellStart"/>
+      <w:proofErr w:type="gramStart"/>
+      <w:r>
+        <w:rPr>
+          <w:rFonts w:ascii="Consolas" w:hAnsi="Consolas"/>
+          <w:sz w:val="17"/>
+        </w:rPr>
+        <w:t>c.company</w:t>
+      </w:r>
+      <w:proofErr w:type="gramEnd"/>
+      <w:r>
+        <w:rPr>
+          <w:rFonts w:ascii="Consolas" w:hAnsi="Consolas"/>
+          <w:sz w:val="17"/>
+        </w:rPr>
+        <w:t>_name</w:t>
+      </w:r>
+      <w:proofErr w:type="spellEnd"/>
+      <w:r>
+        <w:rPr>
+          <w:rFonts w:ascii="Consolas" w:hAnsi="Consolas"/>
+          <w:sz w:val="17"/>
+        </w:rPr>
+        <w:t>, COUNT(</w:t>
+      </w:r>
+      <w:proofErr w:type="spellStart"/>
+      <w:proofErr w:type="gramStart"/>
+      <w:r>
+        <w:rPr>
+          <w:rFonts w:ascii="Consolas" w:hAnsi="Consolas"/>
+          <w:sz w:val="17"/>
+        </w:rPr>
+        <w:t>o.order</w:t>
+      </w:r>
+      <w:proofErr w:type="gramEnd"/>
+      <w:r>
+        <w:rPr>
+          <w:rFonts w:ascii="Consolas" w:hAnsi="Consolas"/>
+          <w:sz w:val="17"/>
+        </w:rPr>
+        <w:t>_id</w:t>
+      </w:r>
+      <w:proofErr w:type="spellEnd"/>
+      <w:r>
+        <w:rPr>
+          <w:rFonts w:ascii="Consolas" w:hAnsi="Consolas"/>
+          <w:sz w:val="17"/>
+        </w:rPr>
+        <w:t xml:space="preserve">) AS </w:t>
+      </w:r>
+      <w:proofErr w:type="spellStart"/>
+      <w:r>
+        <w:rPr>
+          <w:rFonts w:ascii="Consolas" w:hAnsi="Consolas"/>
+          <w:sz w:val="17"/>
+        </w:rPr>
+        <w:t>order_count</w:t>
+      </w:r>
+      <w:proofErr w:type="spellEnd"/>
       <w:r>
         <w:br/>
       </w:r>
@@ -929,8 +1398,51 @@
           <w:rFonts w:ascii="Consolas" w:hAnsi="Consolas"/>
           <w:sz w:val="17"/>
         </w:rPr>
-        <w:t>FROM Customers c LEFT JOIN Orders o ON o.customer_id=c.customer_id</w:t>
-      </w:r>
+        <w:t xml:space="preserve">FROM Customers c LEFT JOIN Orders o ON </w:t>
+      </w:r>
+      <w:proofErr w:type="spellStart"/>
+      <w:proofErr w:type="gramStart"/>
+      <w:r>
+        <w:rPr>
+          <w:rFonts w:ascii="Consolas" w:hAnsi="Consolas"/>
+          <w:sz w:val="17"/>
+        </w:rPr>
+        <w:t>o.customer</w:t>
+      </w:r>
+      <w:proofErr w:type="gramEnd"/>
+      <w:r>
+        <w:rPr>
+          <w:rFonts w:ascii="Consolas" w:hAnsi="Consolas"/>
+          <w:sz w:val="17"/>
+        </w:rPr>
+        <w:t>_id</w:t>
+      </w:r>
+      <w:proofErr w:type="spellEnd"/>
+      <w:r>
+        <w:rPr>
+          <w:rFonts w:ascii="Consolas" w:hAnsi="Consolas"/>
+          <w:sz w:val="17"/>
+        </w:rPr>
+        <w:t>=</w:t>
+      </w:r>
+      <w:proofErr w:type="spellStart"/>
+      <w:proofErr w:type="gramStart"/>
+      <w:r>
+        <w:rPr>
+          <w:rFonts w:ascii="Consolas" w:hAnsi="Consolas"/>
+          <w:sz w:val="17"/>
+        </w:rPr>
+        <w:t>c.customer</w:t>
+      </w:r>
+      <w:proofErr w:type="gramEnd"/>
+      <w:r>
+        <w:rPr>
+          <w:rFonts w:ascii="Consolas" w:hAnsi="Consolas"/>
+          <w:sz w:val="17"/>
+        </w:rPr>
+        <w:t>_id</w:t>
+      </w:r>
+      <w:proofErr w:type="spellEnd"/>
       <w:r>
         <w:br/>
       </w:r>
@@ -939,8 +1451,51 @@
           <w:rFonts w:ascii="Consolas" w:hAnsi="Consolas"/>
           <w:sz w:val="17"/>
         </w:rPr>
-        <w:t>GROUP BY c.customer_id, c.company_name</w:t>
-      </w:r>
+        <w:t xml:space="preserve">GROUP BY </w:t>
+      </w:r>
+      <w:proofErr w:type="spellStart"/>
+      <w:proofErr w:type="gramStart"/>
+      <w:r>
+        <w:rPr>
+          <w:rFonts w:ascii="Consolas" w:hAnsi="Consolas"/>
+          <w:sz w:val="17"/>
+        </w:rPr>
+        <w:t>c.customer</w:t>
+      </w:r>
+      <w:proofErr w:type="gramEnd"/>
+      <w:r>
+        <w:rPr>
+          <w:rFonts w:ascii="Consolas" w:hAnsi="Consolas"/>
+          <w:sz w:val="17"/>
+        </w:rPr>
+        <w:t>_id</w:t>
+      </w:r>
+      <w:proofErr w:type="spellEnd"/>
+      <w:r>
+        <w:rPr>
+          <w:rFonts w:ascii="Consolas" w:hAnsi="Consolas"/>
+          <w:sz w:val="17"/>
+        </w:rPr>
+        <w:t xml:space="preserve">, </w:t>
+      </w:r>
+      <w:proofErr w:type="spellStart"/>
+      <w:proofErr w:type="gramStart"/>
+      <w:r>
+        <w:rPr>
+          <w:rFonts w:ascii="Consolas" w:hAnsi="Consolas"/>
+          <w:sz w:val="17"/>
+        </w:rPr>
+        <w:t>c.company</w:t>
+      </w:r>
+      <w:proofErr w:type="gramEnd"/>
+      <w:r>
+        <w:rPr>
+          <w:rFonts w:ascii="Consolas" w:hAnsi="Consolas"/>
+          <w:sz w:val="17"/>
+        </w:rPr>
+        <w:t>_name</w:t>
+      </w:r>
+      <w:proofErr w:type="spellEnd"/>
       <w:r>
         <w:br/>
       </w:r>
@@ -949,7 +1504,48 @@
           <w:rFonts w:ascii="Consolas" w:hAnsi="Consolas"/>
           <w:sz w:val="17"/>
         </w:rPr>
-        <w:t>ORDER BY order_count DESC, c.company_name;</w:t>
+        <w:t xml:space="preserve">ORDER BY </w:t>
+      </w:r>
+      <w:proofErr w:type="spellStart"/>
+      <w:r>
+        <w:rPr>
+          <w:rFonts w:ascii="Consolas" w:hAnsi="Consolas"/>
+          <w:sz w:val="17"/>
+        </w:rPr>
+        <w:t>order_count</w:t>
+      </w:r>
+      <w:proofErr w:type="spellEnd"/>
+      <w:r>
+        <w:rPr>
+          <w:rFonts w:ascii="Consolas" w:hAnsi="Consolas"/>
+          <w:sz w:val="17"/>
+        </w:rPr>
+        <w:t xml:space="preserve"> DESC, </w:t>
+      </w:r>
+      <w:proofErr w:type="spellStart"/>
+      <w:proofErr w:type="gramStart"/>
+      <w:r>
+        <w:rPr>
+          <w:rFonts w:ascii="Consolas" w:hAnsi="Consolas"/>
+          <w:sz w:val="17"/>
+        </w:rPr>
+        <w:t>c.company</w:t>
+      </w:r>
+      <w:proofErr w:type="gramEnd"/>
+      <w:r>
+        <w:rPr>
+          <w:rFonts w:ascii="Consolas" w:hAnsi="Consolas"/>
+          <w:sz w:val="17"/>
+        </w:rPr>
+        <w:t>_name</w:t>
+      </w:r>
+      <w:proofErr w:type="spellEnd"/>
+      <w:r>
+        <w:rPr>
+          <w:rFonts w:ascii="Consolas" w:hAnsi="Consolas"/>
+          <w:sz w:val="17"/>
+        </w:rPr>
+        <w:t>;</w:t>
       </w:r>
     </w:p>
     <w:p>
@@ -1002,8 +1598,51 @@
           <w:rFonts w:ascii="Consolas" w:hAnsi="Consolas"/>
           <w:sz w:val="17"/>
         </w:rPr>
-        <w:t>SELECT c.customer_id, c.company_name</w:t>
-      </w:r>
+        <w:t xml:space="preserve">SELECT </w:t>
+      </w:r>
+      <w:proofErr w:type="spellStart"/>
+      <w:proofErr w:type="gramStart"/>
+      <w:r>
+        <w:rPr>
+          <w:rFonts w:ascii="Consolas" w:hAnsi="Consolas"/>
+          <w:sz w:val="17"/>
+        </w:rPr>
+        <w:t>c.customer</w:t>
+      </w:r>
+      <w:proofErr w:type="gramEnd"/>
+      <w:r>
+        <w:rPr>
+          <w:rFonts w:ascii="Consolas" w:hAnsi="Consolas"/>
+          <w:sz w:val="17"/>
+        </w:rPr>
+        <w:t>_id</w:t>
+      </w:r>
+      <w:proofErr w:type="spellEnd"/>
+      <w:r>
+        <w:rPr>
+          <w:rFonts w:ascii="Consolas" w:hAnsi="Consolas"/>
+          <w:sz w:val="17"/>
+        </w:rPr>
+        <w:t xml:space="preserve">, </w:t>
+      </w:r>
+      <w:proofErr w:type="spellStart"/>
+      <w:proofErr w:type="gramStart"/>
+      <w:r>
+        <w:rPr>
+          <w:rFonts w:ascii="Consolas" w:hAnsi="Consolas"/>
+          <w:sz w:val="17"/>
+        </w:rPr>
+        <w:t>c.company</w:t>
+      </w:r>
+      <w:proofErr w:type="gramEnd"/>
+      <w:r>
+        <w:rPr>
+          <w:rFonts w:ascii="Consolas" w:hAnsi="Consolas"/>
+          <w:sz w:val="17"/>
+        </w:rPr>
+        <w:t>_name</w:t>
+      </w:r>
+      <w:proofErr w:type="spellEnd"/>
       <w:r>
         <w:br/>
       </w:r>
@@ -1022,7 +1661,57 @@
           <w:rFonts w:ascii="Consolas" w:hAnsi="Consolas"/>
           <w:sz w:val="17"/>
         </w:rPr>
-        <w:t>WHERE NOT EXISTS (SELECT 1 FROM Orders o WHERE o.customer_id=c.customer_id);</w:t>
+        <w:t xml:space="preserve">WHERE NOT EXISTS (SELECT 1 FROM Orders o WHERE </w:t>
+      </w:r>
+      <w:proofErr w:type="spellStart"/>
+      <w:proofErr w:type="gramStart"/>
+      <w:r>
+        <w:rPr>
+          <w:rFonts w:ascii="Consolas" w:hAnsi="Consolas"/>
+          <w:sz w:val="17"/>
+        </w:rPr>
+        <w:t>o.customer</w:t>
+      </w:r>
+      <w:proofErr w:type="gramEnd"/>
+      <w:r>
+        <w:rPr>
+          <w:rFonts w:ascii="Consolas" w:hAnsi="Consolas"/>
+          <w:sz w:val="17"/>
+        </w:rPr>
+        <w:t>_id</w:t>
+      </w:r>
+      <w:proofErr w:type="spellEnd"/>
+      <w:r>
+        <w:rPr>
+          <w:rFonts w:ascii="Consolas" w:hAnsi="Consolas"/>
+          <w:sz w:val="17"/>
+        </w:rPr>
+        <w:t>=</w:t>
+      </w:r>
+      <w:proofErr w:type="spellStart"/>
+      <w:proofErr w:type="gramStart"/>
+      <w:r>
+        <w:rPr>
+          <w:rFonts w:ascii="Consolas" w:hAnsi="Consolas"/>
+          <w:sz w:val="17"/>
+        </w:rPr>
+        <w:t>c.customer</w:t>
+      </w:r>
+      <w:proofErr w:type="gramEnd"/>
+      <w:r>
+        <w:rPr>
+          <w:rFonts w:ascii="Consolas" w:hAnsi="Consolas"/>
+          <w:sz w:val="17"/>
+        </w:rPr>
+        <w:t>_id</w:t>
+      </w:r>
+      <w:proofErr w:type="spellEnd"/>
+      <w:r>
+        <w:rPr>
+          <w:rFonts w:ascii="Consolas" w:hAnsi="Consolas"/>
+          <w:sz w:val="17"/>
+        </w:rPr>
+        <w:t>);</w:t>
       </w:r>
     </w:p>
     <w:p>
@@ -1084,8 +1773,51 @@
           <w:rFonts w:ascii="Consolas" w:hAnsi="Consolas"/>
           <w:sz w:val="17"/>
         </w:rPr>
-        <w:t>SELECT c.customer_id, c.company_name</w:t>
-      </w:r>
+        <w:t xml:space="preserve">SELECT </w:t>
+      </w:r>
+      <w:proofErr w:type="spellStart"/>
+      <w:proofErr w:type="gramStart"/>
+      <w:r>
+        <w:rPr>
+          <w:rFonts w:ascii="Consolas" w:hAnsi="Consolas"/>
+          <w:sz w:val="17"/>
+        </w:rPr>
+        <w:t>c.customer</w:t>
+      </w:r>
+      <w:proofErr w:type="gramEnd"/>
+      <w:r>
+        <w:rPr>
+          <w:rFonts w:ascii="Consolas" w:hAnsi="Consolas"/>
+          <w:sz w:val="17"/>
+        </w:rPr>
+        <w:t>_id</w:t>
+      </w:r>
+      <w:proofErr w:type="spellEnd"/>
+      <w:r>
+        <w:rPr>
+          <w:rFonts w:ascii="Consolas" w:hAnsi="Consolas"/>
+          <w:sz w:val="17"/>
+        </w:rPr>
+        <w:t xml:space="preserve">, </w:t>
+      </w:r>
+      <w:proofErr w:type="spellStart"/>
+      <w:proofErr w:type="gramStart"/>
+      <w:r>
+        <w:rPr>
+          <w:rFonts w:ascii="Consolas" w:hAnsi="Consolas"/>
+          <w:sz w:val="17"/>
+        </w:rPr>
+        <w:t>c.company</w:t>
+      </w:r>
+      <w:proofErr w:type="gramEnd"/>
+      <w:r>
+        <w:rPr>
+          <w:rFonts w:ascii="Consolas" w:hAnsi="Consolas"/>
+          <w:sz w:val="17"/>
+        </w:rPr>
+        <w:t>_name</w:t>
+      </w:r>
+      <w:proofErr w:type="spellEnd"/>
       <w:r>
         <w:br/>
       </w:r>
@@ -1094,8 +1826,51 @@
           <w:rFonts w:ascii="Consolas" w:hAnsi="Consolas"/>
           <w:sz w:val="17"/>
         </w:rPr>
-        <w:t>FROM Customers c LEFT JOIN Orders o ON o.customer_id=c.customer_id</w:t>
-      </w:r>
+        <w:t xml:space="preserve">FROM Customers c LEFT JOIN Orders o ON </w:t>
+      </w:r>
+      <w:proofErr w:type="spellStart"/>
+      <w:proofErr w:type="gramStart"/>
+      <w:r>
+        <w:rPr>
+          <w:rFonts w:ascii="Consolas" w:hAnsi="Consolas"/>
+          <w:sz w:val="17"/>
+        </w:rPr>
+        <w:t>o.customer</w:t>
+      </w:r>
+      <w:proofErr w:type="gramEnd"/>
+      <w:r>
+        <w:rPr>
+          <w:rFonts w:ascii="Consolas" w:hAnsi="Consolas"/>
+          <w:sz w:val="17"/>
+        </w:rPr>
+        <w:t>_id</w:t>
+      </w:r>
+      <w:proofErr w:type="spellEnd"/>
+      <w:r>
+        <w:rPr>
+          <w:rFonts w:ascii="Consolas" w:hAnsi="Consolas"/>
+          <w:sz w:val="17"/>
+        </w:rPr>
+        <w:t>=</w:t>
+      </w:r>
+      <w:proofErr w:type="spellStart"/>
+      <w:proofErr w:type="gramStart"/>
+      <w:r>
+        <w:rPr>
+          <w:rFonts w:ascii="Consolas" w:hAnsi="Consolas"/>
+          <w:sz w:val="17"/>
+        </w:rPr>
+        <w:t>c.customer</w:t>
+      </w:r>
+      <w:proofErr w:type="gramEnd"/>
+      <w:r>
+        <w:rPr>
+          <w:rFonts w:ascii="Consolas" w:hAnsi="Consolas"/>
+          <w:sz w:val="17"/>
+        </w:rPr>
+        <w:t>_id</w:t>
+      </w:r>
+      <w:proofErr w:type="spellEnd"/>
       <w:r>
         <w:br/>
       </w:r>
@@ -1104,7 +1879,32 @@
           <w:rFonts w:ascii="Consolas" w:hAnsi="Consolas"/>
           <w:sz w:val="17"/>
         </w:rPr>
-        <w:t>WHERE o.order_id IS NULL;</w:t>
+        <w:t xml:space="preserve">WHERE </w:t>
+      </w:r>
+      <w:proofErr w:type="spellStart"/>
+      <w:proofErr w:type="gramStart"/>
+      <w:r>
+        <w:rPr>
+          <w:rFonts w:ascii="Consolas" w:hAnsi="Consolas"/>
+          <w:sz w:val="17"/>
+        </w:rPr>
+        <w:t>o.order</w:t>
+      </w:r>
+      <w:proofErr w:type="gramEnd"/>
+      <w:r>
+        <w:rPr>
+          <w:rFonts w:ascii="Consolas" w:hAnsi="Consolas"/>
+          <w:sz w:val="17"/>
+        </w:rPr>
+        <w:t>_id</w:t>
+      </w:r>
+      <w:proofErr w:type="spellEnd"/>
+      <w:r>
+        <w:rPr>
+          <w:rFonts w:ascii="Consolas" w:hAnsi="Consolas"/>
+          <w:sz w:val="17"/>
+        </w:rPr>
+        <w:t xml:space="preserve"> IS NULL;</w:t>
       </w:r>
     </w:p>
     <w:p>
@@ -1145,8 +1945,101 @@
           <w:rFonts w:ascii="Consolas" w:hAnsi="Consolas"/>
           <w:sz w:val="17"/>
         </w:rPr>
-        <w:t>SELECT p.product_id, p.product_name, p.category_id, p.unit_price</w:t>
-      </w:r>
+        <w:t xml:space="preserve">SELECT </w:t>
+      </w:r>
+      <w:proofErr w:type="spellStart"/>
+      <w:proofErr w:type="gramStart"/>
+      <w:r>
+        <w:rPr>
+          <w:rFonts w:ascii="Consolas" w:hAnsi="Consolas"/>
+          <w:sz w:val="17"/>
+        </w:rPr>
+        <w:t>p.product</w:t>
+      </w:r>
+      <w:proofErr w:type="gramEnd"/>
+      <w:r>
+        <w:rPr>
+          <w:rFonts w:ascii="Consolas" w:hAnsi="Consolas"/>
+          <w:sz w:val="17"/>
+        </w:rPr>
+        <w:t>_id</w:t>
+      </w:r>
+      <w:proofErr w:type="spellEnd"/>
+      <w:r>
+        <w:rPr>
+          <w:rFonts w:ascii="Consolas" w:hAnsi="Consolas"/>
+          <w:sz w:val="17"/>
+        </w:rPr>
+        <w:t xml:space="preserve">, </w:t>
+      </w:r>
+      <w:proofErr w:type="spellStart"/>
+      <w:proofErr w:type="gramStart"/>
+      <w:r>
+        <w:rPr>
+          <w:rFonts w:ascii="Consolas" w:hAnsi="Consolas"/>
+          <w:sz w:val="17"/>
+        </w:rPr>
+        <w:t>p.product</w:t>
+      </w:r>
+      <w:proofErr w:type="gramEnd"/>
+      <w:r>
+        <w:rPr>
+          <w:rFonts w:ascii="Consolas" w:hAnsi="Consolas"/>
+          <w:sz w:val="17"/>
+        </w:rPr>
+        <w:t>_name</w:t>
+      </w:r>
+      <w:proofErr w:type="spellEnd"/>
+      <w:r>
+        <w:rPr>
+          <w:rFonts w:ascii="Consolas" w:hAnsi="Consolas"/>
+          <w:sz w:val="17"/>
+        </w:rPr>
+        <w:t xml:space="preserve">, </w:t>
+      </w:r>
+      <w:proofErr w:type="spellStart"/>
+      <w:proofErr w:type="gramStart"/>
+      <w:r>
+        <w:rPr>
+          <w:rFonts w:ascii="Consolas" w:hAnsi="Consolas"/>
+          <w:sz w:val="17"/>
+        </w:rPr>
+        <w:t>p.category</w:t>
+      </w:r>
+      <w:proofErr w:type="gramEnd"/>
+      <w:r>
+        <w:rPr>
+          <w:rFonts w:ascii="Consolas" w:hAnsi="Consolas"/>
+          <w:sz w:val="17"/>
+        </w:rPr>
+        <w:t>_id</w:t>
+      </w:r>
+      <w:proofErr w:type="spellEnd"/>
+      <w:r>
+        <w:rPr>
+          <w:rFonts w:ascii="Consolas" w:hAnsi="Consolas"/>
+          <w:sz w:val="17"/>
+        </w:rPr>
+        <w:t xml:space="preserve">, </w:t>
+      </w:r>
+      <w:proofErr w:type="spellStart"/>
+      <w:proofErr w:type="gramStart"/>
+      <w:r>
+        <w:rPr>
+          <w:rFonts w:ascii="Consolas" w:hAnsi="Consolas"/>
+          <w:sz w:val="17"/>
+        </w:rPr>
+        <w:t>p.unit</w:t>
+      </w:r>
+      <w:proofErr w:type="gramEnd"/>
+      <w:r>
+        <w:rPr>
+          <w:rFonts w:ascii="Consolas" w:hAnsi="Consolas"/>
+          <w:sz w:val="17"/>
+        </w:rPr>
+        <w:t>_price</w:t>
+      </w:r>
+      <w:proofErr w:type="spellEnd"/>
       <w:r>
         <w:br/>
       </w:r>
@@ -1165,7 +2058,32 @@
           <w:rFonts w:ascii="Consolas" w:hAnsi="Consolas"/>
           <w:sz w:val="17"/>
         </w:rPr>
-        <w:t>WHERE p.unit_price &gt; (</w:t>
+        <w:t xml:space="preserve">WHERE </w:t>
+      </w:r>
+      <w:proofErr w:type="spellStart"/>
+      <w:proofErr w:type="gramStart"/>
+      <w:r>
+        <w:rPr>
+          <w:rFonts w:ascii="Consolas" w:hAnsi="Consolas"/>
+          <w:sz w:val="17"/>
+        </w:rPr>
+        <w:t>p.unit</w:t>
+      </w:r>
+      <w:proofErr w:type="gramEnd"/>
+      <w:r>
+        <w:rPr>
+          <w:rFonts w:ascii="Consolas" w:hAnsi="Consolas"/>
+          <w:sz w:val="17"/>
+        </w:rPr>
+        <w:t>_price</w:t>
+      </w:r>
+      <w:proofErr w:type="spellEnd"/>
+      <w:r>
+        <w:rPr>
+          <w:rFonts w:ascii="Consolas" w:hAnsi="Consolas"/>
+          <w:sz w:val="17"/>
+        </w:rPr>
+        <w:t xml:space="preserve"> &gt; (</w:t>
       </w:r>
       <w:r>
         <w:br/>
@@ -1175,7 +2093,23 @@
           <w:rFonts w:ascii="Consolas" w:hAnsi="Consolas"/>
           <w:sz w:val="17"/>
         </w:rPr>
-        <w:t xml:space="preserve"> SELECT AVG(p2.unit_price) FROM Products p2</w:t>
+        <w:t xml:space="preserve"> SELECT AVG(p</w:t>
+      </w:r>
+      <w:proofErr w:type="gramStart"/>
+      <w:r>
+        <w:rPr>
+          <w:rFonts w:ascii="Consolas" w:hAnsi="Consolas"/>
+          <w:sz w:val="17"/>
+        </w:rPr>
+        <w:t>2.unit</w:t>
+      </w:r>
+      <w:proofErr w:type="gramEnd"/>
+      <w:r>
+        <w:rPr>
+          <w:rFonts w:ascii="Consolas" w:hAnsi="Consolas"/>
+          <w:sz w:val="17"/>
+        </w:rPr>
+        <w:t>_price) FROM Products p2</w:t>
       </w:r>
       <w:r>
         <w:br/>
@@ -1185,8 +2119,42 @@
           <w:rFonts w:ascii="Consolas" w:hAnsi="Consolas"/>
           <w:sz w:val="17"/>
         </w:rPr>
-        <w:t xml:space="preserve"> WHERE p2.category_id=p.category_id</w:t>
-      </w:r>
+        <w:t xml:space="preserve"> WHERE p</w:t>
+      </w:r>
+      <w:proofErr w:type="gramStart"/>
+      <w:r>
+        <w:rPr>
+          <w:rFonts w:ascii="Consolas" w:hAnsi="Consolas"/>
+          <w:sz w:val="17"/>
+        </w:rPr>
+        <w:t>2.category</w:t>
+      </w:r>
+      <w:proofErr w:type="gramEnd"/>
+      <w:r>
+        <w:rPr>
+          <w:rFonts w:ascii="Consolas" w:hAnsi="Consolas"/>
+          <w:sz w:val="17"/>
+        </w:rPr>
+        <w:t>_id=</w:t>
+      </w:r>
+      <w:proofErr w:type="spellStart"/>
+      <w:proofErr w:type="gramStart"/>
+      <w:r>
+        <w:rPr>
+          <w:rFonts w:ascii="Consolas" w:hAnsi="Consolas"/>
+          <w:sz w:val="17"/>
+        </w:rPr>
+        <w:t>p.category</w:t>
+      </w:r>
+      <w:proofErr w:type="gramEnd"/>
+      <w:r>
+        <w:rPr>
+          <w:rFonts w:ascii="Consolas" w:hAnsi="Consolas"/>
+          <w:sz w:val="17"/>
+        </w:rPr>
+        <w:t>_id</w:t>
+      </w:r>
+      <w:proofErr w:type="spellEnd"/>
       <w:r>
         <w:br/>
       </w:r>
@@ -1205,7 +2173,57 @@
           <w:rFonts w:ascii="Consolas" w:hAnsi="Consolas"/>
           <w:sz w:val="17"/>
         </w:rPr>
-        <w:t>ORDER BY p.category_id, p.unit_price DESC;</w:t>
+        <w:t xml:space="preserve">ORDER BY </w:t>
+      </w:r>
+      <w:proofErr w:type="spellStart"/>
+      <w:proofErr w:type="gramStart"/>
+      <w:r>
+        <w:rPr>
+          <w:rFonts w:ascii="Consolas" w:hAnsi="Consolas"/>
+          <w:sz w:val="17"/>
+        </w:rPr>
+        <w:t>p.category</w:t>
+      </w:r>
+      <w:proofErr w:type="gramEnd"/>
+      <w:r>
+        <w:rPr>
+          <w:rFonts w:ascii="Consolas" w:hAnsi="Consolas"/>
+          <w:sz w:val="17"/>
+        </w:rPr>
+        <w:t>_id</w:t>
+      </w:r>
+      <w:proofErr w:type="spellEnd"/>
+      <w:r>
+        <w:rPr>
+          <w:rFonts w:ascii="Consolas" w:hAnsi="Consolas"/>
+          <w:sz w:val="17"/>
+        </w:rPr>
+        <w:t xml:space="preserve">, </w:t>
+      </w:r>
+      <w:proofErr w:type="spellStart"/>
+      <w:proofErr w:type="gramStart"/>
+      <w:r>
+        <w:rPr>
+          <w:rFonts w:ascii="Consolas" w:hAnsi="Consolas"/>
+          <w:sz w:val="17"/>
+        </w:rPr>
+        <w:t>p.unit</w:t>
+      </w:r>
+      <w:proofErr w:type="gramEnd"/>
+      <w:r>
+        <w:rPr>
+          <w:rFonts w:ascii="Consolas" w:hAnsi="Consolas"/>
+          <w:sz w:val="17"/>
+        </w:rPr>
+        <w:t>_price</w:t>
+      </w:r>
+      <w:proofErr w:type="spellEnd"/>
+      <w:r>
+        <w:rPr>
+          <w:rFonts w:ascii="Consolas" w:hAnsi="Consolas"/>
+          <w:sz w:val="17"/>
+        </w:rPr>
+        <w:t xml:space="preserve"> DESC;</w:t>
       </w:r>
     </w:p>
     <w:p>
@@ -1258,7 +2276,23 @@
           <w:rFonts w:ascii="Consolas" w:hAnsi="Consolas"/>
           <w:sz w:val="17"/>
         </w:rPr>
-        <w:t>WITH product_revenue AS (</w:t>
+        <w:t xml:space="preserve">WITH </w:t>
+      </w:r>
+      <w:proofErr w:type="spellStart"/>
+      <w:r>
+        <w:rPr>
+          <w:rFonts w:ascii="Consolas" w:hAnsi="Consolas"/>
+          <w:sz w:val="17"/>
+        </w:rPr>
+        <w:t>product_revenue</w:t>
+      </w:r>
+      <w:proofErr w:type="spellEnd"/>
+      <w:r>
+        <w:rPr>
+          <w:rFonts w:ascii="Consolas" w:hAnsi="Consolas"/>
+          <w:sz w:val="17"/>
+        </w:rPr>
+        <w:t xml:space="preserve"> AS (</w:t>
       </w:r>
       <w:r>
         <w:br/>
@@ -1268,7 +2302,82 @@
           <w:rFonts w:ascii="Consolas" w:hAnsi="Consolas"/>
           <w:sz w:val="17"/>
         </w:rPr>
-        <w:t xml:space="preserve"> SELECT p.category_id, p.product_id, p.product_name,</w:t>
+        <w:t xml:space="preserve"> SELECT </w:t>
+      </w:r>
+      <w:proofErr w:type="spellStart"/>
+      <w:proofErr w:type="gramStart"/>
+      <w:r>
+        <w:rPr>
+          <w:rFonts w:ascii="Consolas" w:hAnsi="Consolas"/>
+          <w:sz w:val="17"/>
+        </w:rPr>
+        <w:t>p.category</w:t>
+      </w:r>
+      <w:proofErr w:type="gramEnd"/>
+      <w:r>
+        <w:rPr>
+          <w:rFonts w:ascii="Consolas" w:hAnsi="Consolas"/>
+          <w:sz w:val="17"/>
+        </w:rPr>
+        <w:t>_id</w:t>
+      </w:r>
+      <w:proofErr w:type="spellEnd"/>
+      <w:r>
+        <w:rPr>
+          <w:rFonts w:ascii="Consolas" w:hAnsi="Consolas"/>
+          <w:sz w:val="17"/>
+        </w:rPr>
+        <w:t xml:space="preserve">, </w:t>
+      </w:r>
+      <w:proofErr w:type="spellStart"/>
+      <w:proofErr w:type="gramStart"/>
+      <w:r>
+        <w:rPr>
+          <w:rFonts w:ascii="Consolas" w:hAnsi="Consolas"/>
+          <w:sz w:val="17"/>
+        </w:rPr>
+        <w:t>p.product</w:t>
+      </w:r>
+      <w:proofErr w:type="gramEnd"/>
+      <w:r>
+        <w:rPr>
+          <w:rFonts w:ascii="Consolas" w:hAnsi="Consolas"/>
+          <w:sz w:val="17"/>
+        </w:rPr>
+        <w:t>_id</w:t>
+      </w:r>
+      <w:proofErr w:type="spellEnd"/>
+      <w:r>
+        <w:rPr>
+          <w:rFonts w:ascii="Consolas" w:hAnsi="Consolas"/>
+          <w:sz w:val="17"/>
+        </w:rPr>
+        <w:t xml:space="preserve">, </w:t>
+      </w:r>
+      <w:proofErr w:type="spellStart"/>
+      <w:proofErr w:type="gramStart"/>
+      <w:r>
+        <w:rPr>
+          <w:rFonts w:ascii="Consolas" w:hAnsi="Consolas"/>
+          <w:sz w:val="17"/>
+        </w:rPr>
+        <w:t>p.product</w:t>
+      </w:r>
+      <w:proofErr w:type="gramEnd"/>
+      <w:r>
+        <w:rPr>
+          <w:rFonts w:ascii="Consolas" w:hAnsi="Consolas"/>
+          <w:sz w:val="17"/>
+        </w:rPr>
+        <w:t>_name</w:t>
+      </w:r>
+      <w:proofErr w:type="spellEnd"/>
+      <w:r>
+        <w:rPr>
+          <w:rFonts w:ascii="Consolas" w:hAnsi="Consolas"/>
+          <w:sz w:val="17"/>
+        </w:rPr>
+        <w:t>,</w:t>
       </w:r>
       <w:r>
         <w:br/>
@@ -1278,7 +2387,82 @@
           <w:rFonts w:ascii="Consolas" w:hAnsi="Consolas"/>
           <w:sz w:val="17"/>
         </w:rPr>
-        <w:t xml:space="preserve">        SUM(od.quantity*od.unit_price*(1-od.discount)) AS revenue</w:t>
+        <w:t xml:space="preserve">        </w:t>
+      </w:r>
+      <w:proofErr w:type="gramStart"/>
+      <w:r>
+        <w:rPr>
+          <w:rFonts w:ascii="Consolas" w:hAnsi="Consolas"/>
+          <w:sz w:val="17"/>
+        </w:rPr>
+        <w:t>SUM(</w:t>
+      </w:r>
+      <w:proofErr w:type="spellStart"/>
+      <w:r>
+        <w:rPr>
+          <w:rFonts w:ascii="Consolas" w:hAnsi="Consolas"/>
+          <w:sz w:val="17"/>
+        </w:rPr>
+        <w:t>od.quantity</w:t>
+      </w:r>
+      <w:proofErr w:type="spellEnd"/>
+      <w:proofErr w:type="gramEnd"/>
+      <w:r>
+        <w:rPr>
+          <w:rFonts w:ascii="Consolas" w:hAnsi="Consolas"/>
+          <w:sz w:val="17"/>
+        </w:rPr>
+        <w:t>*</w:t>
+      </w:r>
+      <w:proofErr w:type="spellStart"/>
+      <w:proofErr w:type="gramStart"/>
+      <w:r>
+        <w:rPr>
+          <w:rFonts w:ascii="Consolas" w:hAnsi="Consolas"/>
+          <w:sz w:val="17"/>
+        </w:rPr>
+        <w:t>od.unit</w:t>
+      </w:r>
+      <w:proofErr w:type="gramEnd"/>
+      <w:r>
+        <w:rPr>
+          <w:rFonts w:ascii="Consolas" w:hAnsi="Consolas"/>
+          <w:sz w:val="17"/>
+        </w:rPr>
+        <w:t>_price</w:t>
+      </w:r>
+      <w:proofErr w:type="spellEnd"/>
+      <w:r>
+        <w:rPr>
+          <w:rFonts w:ascii="Consolas" w:hAnsi="Consolas"/>
+          <w:sz w:val="17"/>
+        </w:rPr>
+        <w:t>*(1-</w:t>
+      </w:r>
+      <w:proofErr w:type="spellStart"/>
+      <w:proofErr w:type="gramStart"/>
+      <w:r>
+        <w:rPr>
+          <w:rFonts w:ascii="Consolas" w:hAnsi="Consolas"/>
+          <w:sz w:val="17"/>
+        </w:rPr>
+        <w:t>od</w:t>
+      </w:r>
+      <w:proofErr w:type="spellEnd"/>
+      <w:r>
+        <w:rPr>
+          <w:rFonts w:ascii="Consolas" w:hAnsi="Consolas"/>
+          <w:sz w:val="17"/>
+        </w:rPr>
+        <w:t>.discount</w:t>
+      </w:r>
+      <w:proofErr w:type="gramEnd"/>
+      <w:r>
+        <w:rPr>
+          <w:rFonts w:ascii="Consolas" w:hAnsi="Consolas"/>
+          <w:sz w:val="17"/>
+        </w:rPr>
+        <w:t>)) AS revenue</w:t>
       </w:r>
       <w:r>
         <w:br/>
@@ -1288,8 +2472,67 @@
           <w:rFonts w:ascii="Consolas" w:hAnsi="Consolas"/>
           <w:sz w:val="17"/>
         </w:rPr>
-        <w:t xml:space="preserve"> FROM Products p JOIN OrderDetails od ON od.product_id=p.product_id</w:t>
-      </w:r>
+        <w:t xml:space="preserve"> FROM Products p JOIN </w:t>
+      </w:r>
+      <w:proofErr w:type="spellStart"/>
+      <w:r>
+        <w:rPr>
+          <w:rFonts w:ascii="Consolas" w:hAnsi="Consolas"/>
+          <w:sz w:val="17"/>
+        </w:rPr>
+        <w:t>OrderDetails</w:t>
+      </w:r>
+      <w:proofErr w:type="spellEnd"/>
+      <w:r>
+        <w:rPr>
+          <w:rFonts w:ascii="Consolas" w:hAnsi="Consolas"/>
+          <w:sz w:val="17"/>
+        </w:rPr>
+        <w:t xml:space="preserve"> od ON </w:t>
+      </w:r>
+      <w:proofErr w:type="spellStart"/>
+      <w:proofErr w:type="gramStart"/>
+      <w:r>
+        <w:rPr>
+          <w:rFonts w:ascii="Consolas" w:hAnsi="Consolas"/>
+          <w:sz w:val="17"/>
+        </w:rPr>
+        <w:t>od.product</w:t>
+      </w:r>
+      <w:proofErr w:type="gramEnd"/>
+      <w:r>
+        <w:rPr>
+          <w:rFonts w:ascii="Consolas" w:hAnsi="Consolas"/>
+          <w:sz w:val="17"/>
+        </w:rPr>
+        <w:t>_id</w:t>
+      </w:r>
+      <w:proofErr w:type="spellEnd"/>
+      <w:r>
+        <w:rPr>
+          <w:rFonts w:ascii="Consolas" w:hAnsi="Consolas"/>
+          <w:sz w:val="17"/>
+        </w:rPr>
+        <w:t>=</w:t>
+      </w:r>
+      <w:proofErr w:type="spellStart"/>
+      <w:proofErr w:type="gramStart"/>
+      <w:r>
+        <w:rPr>
+          <w:rFonts w:ascii="Consolas" w:hAnsi="Consolas"/>
+          <w:sz w:val="17"/>
+        </w:rPr>
+        <w:t>p.product</w:t>
+      </w:r>
+      <w:proofErr w:type="gramEnd"/>
+      <w:r>
+        <w:rPr>
+          <w:rFonts w:ascii="Consolas" w:hAnsi="Consolas"/>
+          <w:sz w:val="17"/>
+        </w:rPr>
+        <w:t>_id</w:t>
+      </w:r>
+      <w:proofErr w:type="spellEnd"/>
       <w:r>
         <w:br/>
       </w:r>
@@ -1298,8 +2541,76 @@
           <w:rFonts w:ascii="Consolas" w:hAnsi="Consolas"/>
           <w:sz w:val="17"/>
         </w:rPr>
-        <w:t xml:space="preserve"> GROUP BY p.category_id, p.product_id, p.product_name</w:t>
-      </w:r>
+        <w:t xml:space="preserve"> GROUP BY </w:t>
+      </w:r>
+      <w:proofErr w:type="spellStart"/>
+      <w:proofErr w:type="gramStart"/>
+      <w:r>
+        <w:rPr>
+          <w:rFonts w:ascii="Consolas" w:hAnsi="Consolas"/>
+          <w:sz w:val="17"/>
+        </w:rPr>
+        <w:t>p.category</w:t>
+      </w:r>
+      <w:proofErr w:type="gramEnd"/>
+      <w:r>
+        <w:rPr>
+          <w:rFonts w:ascii="Consolas" w:hAnsi="Consolas"/>
+          <w:sz w:val="17"/>
+        </w:rPr>
+        <w:t>_id</w:t>
+      </w:r>
+      <w:proofErr w:type="spellEnd"/>
+      <w:r>
+        <w:rPr>
+          <w:rFonts w:ascii="Consolas" w:hAnsi="Consolas"/>
+          <w:sz w:val="17"/>
+        </w:rPr>
+        <w:t xml:space="preserve">, </w:t>
+      </w:r>
+      <w:proofErr w:type="spellStart"/>
+      <w:proofErr w:type="gramStart"/>
+      <w:r>
+        <w:rPr>
+          <w:rFonts w:ascii="Consolas" w:hAnsi="Consolas"/>
+          <w:sz w:val="17"/>
+        </w:rPr>
+        <w:t>p.product</w:t>
+      </w:r>
+      <w:proofErr w:type="gramEnd"/>
+      <w:r>
+        <w:rPr>
+          <w:rFonts w:ascii="Consolas" w:hAnsi="Consolas"/>
+          <w:sz w:val="17"/>
+        </w:rPr>
+        <w:t>_id</w:t>
+      </w:r>
+      <w:proofErr w:type="spellEnd"/>
+      <w:r>
+        <w:rPr>
+          <w:rFonts w:ascii="Consolas" w:hAnsi="Consolas"/>
+          <w:sz w:val="17"/>
+        </w:rPr>
+        <w:t xml:space="preserve">, </w:t>
+      </w:r>
+      <w:proofErr w:type="spellStart"/>
+      <w:proofErr w:type="gramStart"/>
+      <w:r>
+        <w:rPr>
+          <w:rFonts w:ascii="Consolas" w:hAnsi="Consolas"/>
+          <w:sz w:val="17"/>
+        </w:rPr>
+        <w:t>p.product</w:t>
+      </w:r>
+      <w:proofErr w:type="gramEnd"/>
+      <w:r>
+        <w:rPr>
+          <w:rFonts w:ascii="Consolas" w:hAnsi="Consolas"/>
+          <w:sz w:val="17"/>
+        </w:rPr>
+        <w:t>_name</w:t>
+      </w:r>
+      <w:proofErr w:type="spellEnd"/>
       <w:r>
         <w:br/>
       </w:r>
@@ -1318,8 +2629,65 @@
           <w:rFonts w:ascii="Consolas" w:hAnsi="Consolas"/>
           <w:sz w:val="17"/>
         </w:rPr>
-        <w:t xml:space="preserve"> SELECT *, DENSE_RANK() OVER(PARTITION BY category_id ORDER BY revenue DESC) AS rnk</w:t>
-      </w:r>
+        <w:t xml:space="preserve"> SELECT *, DENSE_</w:t>
+      </w:r>
+      <w:proofErr w:type="gramStart"/>
+      <w:r>
+        <w:rPr>
+          <w:rFonts w:ascii="Consolas" w:hAnsi="Consolas"/>
+          <w:sz w:val="17"/>
+        </w:rPr>
+        <w:t>RANK(</w:t>
+      </w:r>
+      <w:proofErr w:type="gramEnd"/>
+      <w:r>
+        <w:rPr>
+          <w:rFonts w:ascii="Consolas" w:hAnsi="Consolas"/>
+          <w:sz w:val="17"/>
+        </w:rPr>
+        <w:t xml:space="preserve">) </w:t>
+      </w:r>
+      <w:proofErr w:type="gramStart"/>
+      <w:r>
+        <w:rPr>
+          <w:rFonts w:ascii="Consolas" w:hAnsi="Consolas"/>
+          <w:sz w:val="17"/>
+        </w:rPr>
+        <w:t>OVER(</w:t>
+      </w:r>
+      <w:proofErr w:type="gramEnd"/>
+      <w:r>
+        <w:rPr>
+          <w:rFonts w:ascii="Consolas" w:hAnsi="Consolas"/>
+          <w:sz w:val="17"/>
+        </w:rPr>
+        <w:t xml:space="preserve">PARTITION BY </w:t>
+      </w:r>
+      <w:proofErr w:type="spellStart"/>
+      <w:r>
+        <w:rPr>
+          <w:rFonts w:ascii="Consolas" w:hAnsi="Consolas"/>
+          <w:sz w:val="17"/>
+        </w:rPr>
+        <w:t>category_id</w:t>
+      </w:r>
+      <w:proofErr w:type="spellEnd"/>
+      <w:r>
+        <w:rPr>
+          <w:rFonts w:ascii="Consolas" w:hAnsi="Consolas"/>
+          <w:sz w:val="17"/>
+        </w:rPr>
+        <w:t xml:space="preserve"> ORDER BY revenue DESC) AS </w:t>
+      </w:r>
+      <w:proofErr w:type="spellStart"/>
+      <w:r>
+        <w:rPr>
+          <w:rFonts w:ascii="Consolas" w:hAnsi="Consolas"/>
+          <w:sz w:val="17"/>
+        </w:rPr>
+        <w:t>rnk</w:t>
+      </w:r>
+      <w:proofErr w:type="spellEnd"/>
       <w:r>
         <w:br/>
       </w:r>
@@ -1328,8 +2696,17 @@
           <w:rFonts w:ascii="Consolas" w:hAnsi="Consolas"/>
           <w:sz w:val="17"/>
         </w:rPr>
-        <w:t xml:space="preserve"> FROM product_revenue</w:t>
-      </w:r>
+        <w:t xml:space="preserve"> FROM </w:t>
+      </w:r>
+      <w:proofErr w:type="spellStart"/>
+      <w:r>
+        <w:rPr>
+          <w:rFonts w:ascii="Consolas" w:hAnsi="Consolas"/>
+          <w:sz w:val="17"/>
+        </w:rPr>
+        <w:t>product_revenue</w:t>
+      </w:r>
+      <w:proofErr w:type="spellEnd"/>
       <w:r>
         <w:br/>
       </w:r>
@@ -1348,7 +2725,55 @@
           <w:rFonts w:ascii="Consolas" w:hAnsi="Consolas"/>
           <w:sz w:val="17"/>
         </w:rPr>
-        <w:t>SELECT * FROM ranked WHERE rnk&lt;=3 ORDER BY category_id, rnk;</w:t>
+        <w:t xml:space="preserve">SELECT * FROM ranked WHERE </w:t>
+      </w:r>
+      <w:proofErr w:type="spellStart"/>
+      <w:r>
+        <w:rPr>
+          <w:rFonts w:ascii="Consolas" w:hAnsi="Consolas"/>
+          <w:sz w:val="17"/>
+        </w:rPr>
+        <w:t>rnk</w:t>
+      </w:r>
+      <w:proofErr w:type="spellEnd"/>
+      <w:r>
+        <w:rPr>
+          <w:rFonts w:ascii="Consolas" w:hAnsi="Consolas"/>
+          <w:sz w:val="17"/>
+        </w:rPr>
+        <w:t xml:space="preserve">&lt;=3 ORDER BY </w:t>
+      </w:r>
+      <w:proofErr w:type="spellStart"/>
+      <w:r>
+        <w:rPr>
+          <w:rFonts w:ascii="Consolas" w:hAnsi="Consolas"/>
+          <w:sz w:val="17"/>
+        </w:rPr>
+        <w:t>category_id</w:t>
+      </w:r>
+      <w:proofErr w:type="spellEnd"/>
+      <w:r>
+        <w:rPr>
+          <w:rFonts w:ascii="Consolas" w:hAnsi="Consolas"/>
+          <w:sz w:val="17"/>
+        </w:rPr>
+        <w:t xml:space="preserve">, </w:t>
+      </w:r>
+      <w:proofErr w:type="spellStart"/>
+      <w:r>
+        <w:rPr>
+          <w:rFonts w:ascii="Consolas" w:hAnsi="Consolas"/>
+          <w:sz w:val="17"/>
+        </w:rPr>
+        <w:t>rnk</w:t>
+      </w:r>
+      <w:proofErr w:type="spellEnd"/>
+      <w:r>
+        <w:rPr>
+          <w:rFonts w:ascii="Consolas" w:hAnsi="Consolas"/>
+          <w:sz w:val="17"/>
+        </w:rPr>
+        <w:t>;</w:t>
       </w:r>
     </w:p>
     <w:p>
@@ -1418,7 +2843,57 @@
           <w:rFonts w:ascii="Consolas" w:hAnsi="Consolas"/>
           <w:sz w:val="17"/>
         </w:rPr>
-        <w:t xml:space="preserve"> SELECT o.order_id, o.order_date,</w:t>
+        <w:t xml:space="preserve"> SELECT </w:t>
+      </w:r>
+      <w:proofErr w:type="spellStart"/>
+      <w:proofErr w:type="gramStart"/>
+      <w:r>
+        <w:rPr>
+          <w:rFonts w:ascii="Consolas" w:hAnsi="Consolas"/>
+          <w:sz w:val="17"/>
+        </w:rPr>
+        <w:t>o.order</w:t>
+      </w:r>
+      <w:proofErr w:type="gramEnd"/>
+      <w:r>
+        <w:rPr>
+          <w:rFonts w:ascii="Consolas" w:hAnsi="Consolas"/>
+          <w:sz w:val="17"/>
+        </w:rPr>
+        <w:t>_id</w:t>
+      </w:r>
+      <w:proofErr w:type="spellEnd"/>
+      <w:r>
+        <w:rPr>
+          <w:rFonts w:ascii="Consolas" w:hAnsi="Consolas"/>
+          <w:sz w:val="17"/>
+        </w:rPr>
+        <w:t xml:space="preserve">, </w:t>
+      </w:r>
+      <w:proofErr w:type="spellStart"/>
+      <w:proofErr w:type="gramStart"/>
+      <w:r>
+        <w:rPr>
+          <w:rFonts w:ascii="Consolas" w:hAnsi="Consolas"/>
+          <w:sz w:val="17"/>
+        </w:rPr>
+        <w:t>o.order</w:t>
+      </w:r>
+      <w:proofErr w:type="gramEnd"/>
+      <w:r>
+        <w:rPr>
+          <w:rFonts w:ascii="Consolas" w:hAnsi="Consolas"/>
+          <w:sz w:val="17"/>
+        </w:rPr>
+        <w:t>_date</w:t>
+      </w:r>
+      <w:proofErr w:type="spellEnd"/>
+      <w:r>
+        <w:rPr>
+          <w:rFonts w:ascii="Consolas" w:hAnsi="Consolas"/>
+          <w:sz w:val="17"/>
+        </w:rPr>
+        <w:t>,</w:t>
       </w:r>
       <w:r>
         <w:br/>
@@ -1428,8 +2903,92 @@
           <w:rFonts w:ascii="Consolas" w:hAnsi="Consolas"/>
           <w:sz w:val="17"/>
         </w:rPr>
-        <w:t xml:space="preserve">        SUM(od.quantity*od.unit_price*(1-od.discount)) AS order_total</w:t>
-      </w:r>
+        <w:t xml:space="preserve">        </w:t>
+      </w:r>
+      <w:proofErr w:type="gramStart"/>
+      <w:r>
+        <w:rPr>
+          <w:rFonts w:ascii="Consolas" w:hAnsi="Consolas"/>
+          <w:sz w:val="17"/>
+        </w:rPr>
+        <w:t>SUM(</w:t>
+      </w:r>
+      <w:proofErr w:type="spellStart"/>
+      <w:r>
+        <w:rPr>
+          <w:rFonts w:ascii="Consolas" w:hAnsi="Consolas"/>
+          <w:sz w:val="17"/>
+        </w:rPr>
+        <w:t>od.quantity</w:t>
+      </w:r>
+      <w:proofErr w:type="spellEnd"/>
+      <w:proofErr w:type="gramEnd"/>
+      <w:r>
+        <w:rPr>
+          <w:rFonts w:ascii="Consolas" w:hAnsi="Consolas"/>
+          <w:sz w:val="17"/>
+        </w:rPr>
+        <w:t>*</w:t>
+      </w:r>
+      <w:proofErr w:type="spellStart"/>
+      <w:proofErr w:type="gramStart"/>
+      <w:r>
+        <w:rPr>
+          <w:rFonts w:ascii="Consolas" w:hAnsi="Consolas"/>
+          <w:sz w:val="17"/>
+        </w:rPr>
+        <w:t>od.unit</w:t>
+      </w:r>
+      <w:proofErr w:type="gramEnd"/>
+      <w:r>
+        <w:rPr>
+          <w:rFonts w:ascii="Consolas" w:hAnsi="Consolas"/>
+          <w:sz w:val="17"/>
+        </w:rPr>
+        <w:t>_price</w:t>
+      </w:r>
+      <w:proofErr w:type="spellEnd"/>
+      <w:r>
+        <w:rPr>
+          <w:rFonts w:ascii="Consolas" w:hAnsi="Consolas"/>
+          <w:sz w:val="17"/>
+        </w:rPr>
+        <w:t>*(1-</w:t>
+      </w:r>
+      <w:proofErr w:type="spellStart"/>
+      <w:proofErr w:type="gramStart"/>
+      <w:r>
+        <w:rPr>
+          <w:rFonts w:ascii="Consolas" w:hAnsi="Consolas"/>
+          <w:sz w:val="17"/>
+        </w:rPr>
+        <w:t>od</w:t>
+      </w:r>
+      <w:proofErr w:type="spellEnd"/>
+      <w:r>
+        <w:rPr>
+          <w:rFonts w:ascii="Consolas" w:hAnsi="Consolas"/>
+          <w:sz w:val="17"/>
+        </w:rPr>
+        <w:t>.discount</w:t>
+      </w:r>
+      <w:proofErr w:type="gramEnd"/>
+      <w:r>
+        <w:rPr>
+          <w:rFonts w:ascii="Consolas" w:hAnsi="Consolas"/>
+          <w:sz w:val="17"/>
+        </w:rPr>
+        <w:t xml:space="preserve">)) AS </w:t>
+      </w:r>
+      <w:proofErr w:type="spellStart"/>
+      <w:r>
+        <w:rPr>
+          <w:rFonts w:ascii="Consolas" w:hAnsi="Consolas"/>
+          <w:sz w:val="17"/>
+        </w:rPr>
+        <w:t>order_total</w:t>
+      </w:r>
+      <w:proofErr w:type="spellEnd"/>
       <w:r>
         <w:br/>
       </w:r>
@@ -1438,8 +2997,83 @@
           <w:rFonts w:ascii="Consolas" w:hAnsi="Consolas"/>
           <w:sz w:val="17"/>
         </w:rPr>
-        <w:t xml:space="preserve"> FROM Orders o JOIN OrderDetails od ON od.order_id=o.order_id</w:t>
-      </w:r>
+        <w:t xml:space="preserve"> FROM Orders </w:t>
+      </w:r>
+      <w:proofErr w:type="spellStart"/>
+      <w:r>
+        <w:rPr>
+          <w:rFonts w:ascii="Consolas" w:hAnsi="Consolas"/>
+          <w:sz w:val="17"/>
+        </w:rPr>
+        <w:t>o</w:t>
+      </w:r>
+      <w:proofErr w:type="spellEnd"/>
+      <w:r>
+        <w:rPr>
+          <w:rFonts w:ascii="Consolas" w:hAnsi="Consolas"/>
+          <w:sz w:val="17"/>
+        </w:rPr>
+        <w:t xml:space="preserve"> JOIN </w:t>
+      </w:r>
+      <w:proofErr w:type="spellStart"/>
+      <w:r>
+        <w:rPr>
+          <w:rFonts w:ascii="Consolas" w:hAnsi="Consolas"/>
+          <w:sz w:val="17"/>
+        </w:rPr>
+        <w:t>OrderDetails</w:t>
+      </w:r>
+      <w:proofErr w:type="spellEnd"/>
+      <w:r>
+        <w:rPr>
+          <w:rFonts w:ascii="Consolas" w:hAnsi="Consolas"/>
+          <w:sz w:val="17"/>
+        </w:rPr>
+        <w:t xml:space="preserve"> od ON </w:t>
+      </w:r>
+      <w:proofErr w:type="spellStart"/>
+      <w:proofErr w:type="gramStart"/>
+      <w:r>
+        <w:rPr>
+          <w:rFonts w:ascii="Consolas" w:hAnsi="Consolas"/>
+          <w:sz w:val="17"/>
+        </w:rPr>
+        <w:t>od.order</w:t>
+      </w:r>
+      <w:proofErr w:type="gramEnd"/>
+      <w:r>
+        <w:rPr>
+          <w:rFonts w:ascii="Consolas" w:hAnsi="Consolas"/>
+          <w:sz w:val="17"/>
+        </w:rPr>
+        <w:t>_id</w:t>
+      </w:r>
+      <w:proofErr w:type="spellEnd"/>
+      <w:r>
+        <w:rPr>
+          <w:rFonts w:ascii="Consolas" w:hAnsi="Consolas"/>
+          <w:sz w:val="17"/>
+        </w:rPr>
+        <w:t>=</w:t>
+      </w:r>
+      <w:proofErr w:type="spellStart"/>
+      <w:proofErr w:type="gramStart"/>
+      <w:r>
+        <w:rPr>
+          <w:rFonts w:ascii="Consolas" w:hAnsi="Consolas"/>
+          <w:sz w:val="17"/>
+        </w:rPr>
+        <w:t>o.order</w:t>
+      </w:r>
+      <w:proofErr w:type="gramEnd"/>
+      <w:r>
+        <w:rPr>
+          <w:rFonts w:ascii="Consolas" w:hAnsi="Consolas"/>
+          <w:sz w:val="17"/>
+        </w:rPr>
+        <w:t>_id</w:t>
+      </w:r>
+      <w:proofErr w:type="spellEnd"/>
       <w:r>
         <w:br/>
       </w:r>
@@ -1448,7 +3082,57 @@
           <w:rFonts w:ascii="Consolas" w:hAnsi="Consolas"/>
           <w:sz w:val="17"/>
         </w:rPr>
-        <w:t xml:space="preserve"> WHERE o.order_date &gt;= DATE '2008-01-01' AND o.order_date &lt; DATE '2009-01-01'</w:t>
+        <w:t xml:space="preserve"> WHERE </w:t>
+      </w:r>
+      <w:proofErr w:type="spellStart"/>
+      <w:proofErr w:type="gramStart"/>
+      <w:r>
+        <w:rPr>
+          <w:rFonts w:ascii="Consolas" w:hAnsi="Consolas"/>
+          <w:sz w:val="17"/>
+        </w:rPr>
+        <w:t>o.order</w:t>
+      </w:r>
+      <w:proofErr w:type="gramEnd"/>
+      <w:r>
+        <w:rPr>
+          <w:rFonts w:ascii="Consolas" w:hAnsi="Consolas"/>
+          <w:sz w:val="17"/>
+        </w:rPr>
+        <w:t>_date</w:t>
+      </w:r>
+      <w:proofErr w:type="spellEnd"/>
+      <w:r>
+        <w:rPr>
+          <w:rFonts w:ascii="Consolas" w:hAnsi="Consolas"/>
+          <w:sz w:val="17"/>
+        </w:rPr>
+        <w:t xml:space="preserve"> &gt;= DATE '2008-01-01' AND </w:t>
+      </w:r>
+      <w:proofErr w:type="spellStart"/>
+      <w:proofErr w:type="gramStart"/>
+      <w:r>
+        <w:rPr>
+          <w:rFonts w:ascii="Consolas" w:hAnsi="Consolas"/>
+          <w:sz w:val="17"/>
+        </w:rPr>
+        <w:t>o.order</w:t>
+      </w:r>
+      <w:proofErr w:type="gramEnd"/>
+      <w:r>
+        <w:rPr>
+          <w:rFonts w:ascii="Consolas" w:hAnsi="Consolas"/>
+          <w:sz w:val="17"/>
+        </w:rPr>
+        <w:t>_date</w:t>
+      </w:r>
+      <w:proofErr w:type="spellEnd"/>
+      <w:r>
+        <w:rPr>
+          <w:rFonts w:ascii="Consolas" w:hAnsi="Consolas"/>
+          <w:sz w:val="17"/>
+        </w:rPr>
+        <w:t xml:space="preserve"> &lt; DATE '2009-01-01'</w:t>
       </w:r>
       <w:r>
         <w:br/>
@@ -1458,8 +3142,51 @@
           <w:rFonts w:ascii="Consolas" w:hAnsi="Consolas"/>
           <w:sz w:val="17"/>
         </w:rPr>
-        <w:t xml:space="preserve"> GROUP BY o.order_id, o.order_date</w:t>
-      </w:r>
+        <w:t xml:space="preserve"> GROUP BY </w:t>
+      </w:r>
+      <w:proofErr w:type="spellStart"/>
+      <w:proofErr w:type="gramStart"/>
+      <w:r>
+        <w:rPr>
+          <w:rFonts w:ascii="Consolas" w:hAnsi="Consolas"/>
+          <w:sz w:val="17"/>
+        </w:rPr>
+        <w:t>o.order</w:t>
+      </w:r>
+      <w:proofErr w:type="gramEnd"/>
+      <w:r>
+        <w:rPr>
+          <w:rFonts w:ascii="Consolas" w:hAnsi="Consolas"/>
+          <w:sz w:val="17"/>
+        </w:rPr>
+        <w:t>_id</w:t>
+      </w:r>
+      <w:proofErr w:type="spellEnd"/>
+      <w:r>
+        <w:rPr>
+          <w:rFonts w:ascii="Consolas" w:hAnsi="Consolas"/>
+          <w:sz w:val="17"/>
+        </w:rPr>
+        <w:t xml:space="preserve">, </w:t>
+      </w:r>
+      <w:proofErr w:type="spellStart"/>
+      <w:proofErr w:type="gramStart"/>
+      <w:r>
+        <w:rPr>
+          <w:rFonts w:ascii="Consolas" w:hAnsi="Consolas"/>
+          <w:sz w:val="17"/>
+        </w:rPr>
+        <w:t>o.order</w:t>
+      </w:r>
+      <w:proofErr w:type="gramEnd"/>
+      <w:r>
+        <w:rPr>
+          <w:rFonts w:ascii="Consolas" w:hAnsi="Consolas"/>
+          <w:sz w:val="17"/>
+        </w:rPr>
+        <w:t>_date</w:t>
+      </w:r>
+      <w:proofErr w:type="spellEnd"/>
       <w:r>
         <w:br/>
       </w:r>
@@ -1478,7 +3205,55 @@
           <w:rFonts w:ascii="Consolas" w:hAnsi="Consolas"/>
           <w:sz w:val="17"/>
         </w:rPr>
-        <w:t>SELECT order_id, order_date, order_total,</w:t>
+        <w:t xml:space="preserve">SELECT </w:t>
+      </w:r>
+      <w:proofErr w:type="spellStart"/>
+      <w:r>
+        <w:rPr>
+          <w:rFonts w:ascii="Consolas" w:hAnsi="Consolas"/>
+          <w:sz w:val="17"/>
+        </w:rPr>
+        <w:t>order_id</w:t>
+      </w:r>
+      <w:proofErr w:type="spellEnd"/>
+      <w:r>
+        <w:rPr>
+          <w:rFonts w:ascii="Consolas" w:hAnsi="Consolas"/>
+          <w:sz w:val="17"/>
+        </w:rPr>
+        <w:t xml:space="preserve">, </w:t>
+      </w:r>
+      <w:proofErr w:type="spellStart"/>
+      <w:r>
+        <w:rPr>
+          <w:rFonts w:ascii="Consolas" w:hAnsi="Consolas"/>
+          <w:sz w:val="17"/>
+        </w:rPr>
+        <w:t>order_date</w:t>
+      </w:r>
+      <w:proofErr w:type="spellEnd"/>
+      <w:r>
+        <w:rPr>
+          <w:rFonts w:ascii="Consolas" w:hAnsi="Consolas"/>
+          <w:sz w:val="17"/>
+        </w:rPr>
+        <w:t xml:space="preserve">, </w:t>
+      </w:r>
+      <w:proofErr w:type="spellStart"/>
+      <w:r>
+        <w:rPr>
+          <w:rFonts w:ascii="Consolas" w:hAnsi="Consolas"/>
+          <w:sz w:val="17"/>
+        </w:rPr>
+        <w:t>order_total</w:t>
+      </w:r>
+      <w:proofErr w:type="spellEnd"/>
+      <w:r>
+        <w:rPr>
+          <w:rFonts w:ascii="Consolas" w:hAnsi="Consolas"/>
+          <w:sz w:val="17"/>
+        </w:rPr>
+        <w:t>,</w:t>
       </w:r>
       <w:r>
         <w:br/>
@@ -1488,8 +3263,74 @@
           <w:rFonts w:ascii="Consolas" w:hAnsi="Consolas"/>
           <w:sz w:val="17"/>
         </w:rPr>
-        <w:t xml:space="preserve">       100.0*order_total/NULLIF(SUM(order_total) OVER(),0) AS percent_of_year</w:t>
-      </w:r>
+        <w:t xml:space="preserve">       100.0*</w:t>
+      </w:r>
+      <w:proofErr w:type="spellStart"/>
+      <w:r>
+        <w:rPr>
+          <w:rFonts w:ascii="Consolas" w:hAnsi="Consolas"/>
+          <w:sz w:val="17"/>
+        </w:rPr>
+        <w:t>order_total</w:t>
+      </w:r>
+      <w:proofErr w:type="spellEnd"/>
+      <w:r>
+        <w:rPr>
+          <w:rFonts w:ascii="Consolas" w:hAnsi="Consolas"/>
+          <w:sz w:val="17"/>
+        </w:rPr>
+        <w:t>/NULLIF(</w:t>
+      </w:r>
+      <w:proofErr w:type="gramStart"/>
+      <w:r>
+        <w:rPr>
+          <w:rFonts w:ascii="Consolas" w:hAnsi="Consolas"/>
+          <w:sz w:val="17"/>
+        </w:rPr>
+        <w:t>SUM(</w:t>
+      </w:r>
+      <w:proofErr w:type="spellStart"/>
+      <w:proofErr w:type="gramEnd"/>
+      <w:r>
+        <w:rPr>
+          <w:rFonts w:ascii="Consolas" w:hAnsi="Consolas"/>
+          <w:sz w:val="17"/>
+        </w:rPr>
+        <w:t>order_total</w:t>
+      </w:r>
+      <w:proofErr w:type="spellEnd"/>
+      <w:r>
+        <w:rPr>
+          <w:rFonts w:ascii="Consolas" w:hAnsi="Consolas"/>
+          <w:sz w:val="17"/>
+        </w:rPr>
+        <w:t xml:space="preserve">) </w:t>
+      </w:r>
+      <w:proofErr w:type="gramStart"/>
+      <w:r>
+        <w:rPr>
+          <w:rFonts w:ascii="Consolas" w:hAnsi="Consolas"/>
+          <w:sz w:val="17"/>
+        </w:rPr>
+        <w:t>OVER(</w:t>
+      </w:r>
+      <w:proofErr w:type="gramEnd"/>
+      <w:r>
+        <w:rPr>
+          <w:rFonts w:ascii="Consolas" w:hAnsi="Consolas"/>
+          <w:sz w:val="17"/>
+        </w:rPr>
+        <w:t xml:space="preserve">),0) AS </w:t>
+      </w:r>
+      <w:proofErr w:type="spellStart"/>
+      <w:r>
+        <w:rPr>
+          <w:rFonts w:ascii="Consolas" w:hAnsi="Consolas"/>
+          <w:sz w:val="17"/>
+        </w:rPr>
+        <w:t>percent_of_year</w:t>
+      </w:r>
+      <w:proofErr w:type="spellEnd"/>
       <w:r>
         <w:br/>
       </w:r>
@@ -1498,7 +3339,39 @@
           <w:rFonts w:ascii="Consolas" w:hAnsi="Consolas"/>
           <w:sz w:val="17"/>
         </w:rPr>
-        <w:t>FROM totals ORDER BY order_date, order_id;</w:t>
+        <w:t xml:space="preserve">FROM totals ORDER BY </w:t>
+      </w:r>
+      <w:proofErr w:type="spellStart"/>
+      <w:r>
+        <w:rPr>
+          <w:rFonts w:ascii="Consolas" w:hAnsi="Consolas"/>
+          <w:sz w:val="17"/>
+        </w:rPr>
+        <w:t>order_date</w:t>
+      </w:r>
+      <w:proofErr w:type="spellEnd"/>
+      <w:r>
+        <w:rPr>
+          <w:rFonts w:ascii="Consolas" w:hAnsi="Consolas"/>
+          <w:sz w:val="17"/>
+        </w:rPr>
+        <w:t xml:space="preserve">, </w:t>
+      </w:r>
+      <w:proofErr w:type="spellStart"/>
+      <w:r>
+        <w:rPr>
+          <w:rFonts w:ascii="Consolas" w:hAnsi="Consolas"/>
+          <w:sz w:val="17"/>
+        </w:rPr>
+        <w:t>order_id</w:t>
+      </w:r>
+      <w:proofErr w:type="spellEnd"/>
+      <w:r>
+        <w:rPr>
+          <w:rFonts w:ascii="Consolas" w:hAnsi="Consolas"/>
+          <w:sz w:val="17"/>
+        </w:rPr>
+        <w:t>;</w:t>
       </w:r>
     </w:p>
     <w:p>
@@ -1542,7 +3415,23 @@
           <w:rFonts w:ascii="Consolas" w:hAnsi="Consolas"/>
           <w:sz w:val="17"/>
         </w:rPr>
-        <w:t>WITH cr AS (</w:t>
+        <w:t xml:space="preserve">WITH </w:t>
+      </w:r>
+      <w:proofErr w:type="spellStart"/>
+      <w:r>
+        <w:rPr>
+          <w:rFonts w:ascii="Consolas" w:hAnsi="Consolas"/>
+          <w:sz w:val="17"/>
+        </w:rPr>
+        <w:t>cr</w:t>
+      </w:r>
+      <w:proofErr w:type="spellEnd"/>
+      <w:r>
+        <w:rPr>
+          <w:rFonts w:ascii="Consolas" w:hAnsi="Consolas"/>
+          <w:sz w:val="17"/>
+        </w:rPr>
+        <w:t xml:space="preserve"> AS (</w:t>
       </w:r>
       <w:r>
         <w:br/>
@@ -1552,7 +3441,57 @@
           <w:rFonts w:ascii="Consolas" w:hAnsi="Consolas"/>
           <w:sz w:val="17"/>
         </w:rPr>
-        <w:t xml:space="preserve"> SELECT c.customer_id, c.company_name,</w:t>
+        <w:t xml:space="preserve"> SELECT </w:t>
+      </w:r>
+      <w:proofErr w:type="spellStart"/>
+      <w:proofErr w:type="gramStart"/>
+      <w:r>
+        <w:rPr>
+          <w:rFonts w:ascii="Consolas" w:hAnsi="Consolas"/>
+          <w:sz w:val="17"/>
+        </w:rPr>
+        <w:t>c.customer</w:t>
+      </w:r>
+      <w:proofErr w:type="gramEnd"/>
+      <w:r>
+        <w:rPr>
+          <w:rFonts w:ascii="Consolas" w:hAnsi="Consolas"/>
+          <w:sz w:val="17"/>
+        </w:rPr>
+        <w:t>_id</w:t>
+      </w:r>
+      <w:proofErr w:type="spellEnd"/>
+      <w:r>
+        <w:rPr>
+          <w:rFonts w:ascii="Consolas" w:hAnsi="Consolas"/>
+          <w:sz w:val="17"/>
+        </w:rPr>
+        <w:t xml:space="preserve">, </w:t>
+      </w:r>
+      <w:proofErr w:type="spellStart"/>
+      <w:proofErr w:type="gramStart"/>
+      <w:r>
+        <w:rPr>
+          <w:rFonts w:ascii="Consolas" w:hAnsi="Consolas"/>
+          <w:sz w:val="17"/>
+        </w:rPr>
+        <w:t>c.company</w:t>
+      </w:r>
+      <w:proofErr w:type="gramEnd"/>
+      <w:r>
+        <w:rPr>
+          <w:rFonts w:ascii="Consolas" w:hAnsi="Consolas"/>
+          <w:sz w:val="17"/>
+        </w:rPr>
+        <w:t>_name</w:t>
+      </w:r>
+      <w:proofErr w:type="spellEnd"/>
+      <w:r>
+        <w:rPr>
+          <w:rFonts w:ascii="Consolas" w:hAnsi="Consolas"/>
+          <w:sz w:val="17"/>
+        </w:rPr>
+        <w:t>,</w:t>
       </w:r>
       <w:r>
         <w:br/>
@@ -1562,7 +3501,82 @@
           <w:rFonts w:ascii="Consolas" w:hAnsi="Consolas"/>
           <w:sz w:val="17"/>
         </w:rPr>
-        <w:t xml:space="preserve">        SUM(od.quantity*od.unit_price*(1-od.discount)) AS revenue</w:t>
+        <w:t xml:space="preserve">        </w:t>
+      </w:r>
+      <w:proofErr w:type="gramStart"/>
+      <w:r>
+        <w:rPr>
+          <w:rFonts w:ascii="Consolas" w:hAnsi="Consolas"/>
+          <w:sz w:val="17"/>
+        </w:rPr>
+        <w:t>SUM(</w:t>
+      </w:r>
+      <w:proofErr w:type="spellStart"/>
+      <w:r>
+        <w:rPr>
+          <w:rFonts w:ascii="Consolas" w:hAnsi="Consolas"/>
+          <w:sz w:val="17"/>
+        </w:rPr>
+        <w:t>od.quantity</w:t>
+      </w:r>
+      <w:proofErr w:type="spellEnd"/>
+      <w:proofErr w:type="gramEnd"/>
+      <w:r>
+        <w:rPr>
+          <w:rFonts w:ascii="Consolas" w:hAnsi="Consolas"/>
+          <w:sz w:val="17"/>
+        </w:rPr>
+        <w:t>*</w:t>
+      </w:r>
+      <w:proofErr w:type="spellStart"/>
+      <w:proofErr w:type="gramStart"/>
+      <w:r>
+        <w:rPr>
+          <w:rFonts w:ascii="Consolas" w:hAnsi="Consolas"/>
+          <w:sz w:val="17"/>
+        </w:rPr>
+        <w:t>od.unit</w:t>
+      </w:r>
+      <w:proofErr w:type="gramEnd"/>
+      <w:r>
+        <w:rPr>
+          <w:rFonts w:ascii="Consolas" w:hAnsi="Consolas"/>
+          <w:sz w:val="17"/>
+        </w:rPr>
+        <w:t>_price</w:t>
+      </w:r>
+      <w:proofErr w:type="spellEnd"/>
+      <w:r>
+        <w:rPr>
+          <w:rFonts w:ascii="Consolas" w:hAnsi="Consolas"/>
+          <w:sz w:val="17"/>
+        </w:rPr>
+        <w:t>*(1-</w:t>
+      </w:r>
+      <w:proofErr w:type="spellStart"/>
+      <w:proofErr w:type="gramStart"/>
+      <w:r>
+        <w:rPr>
+          <w:rFonts w:ascii="Consolas" w:hAnsi="Consolas"/>
+          <w:sz w:val="17"/>
+        </w:rPr>
+        <w:t>od</w:t>
+      </w:r>
+      <w:proofErr w:type="spellEnd"/>
+      <w:r>
+        <w:rPr>
+          <w:rFonts w:ascii="Consolas" w:hAnsi="Consolas"/>
+          <w:sz w:val="17"/>
+        </w:rPr>
+        <w:t>.discount</w:t>
+      </w:r>
+      <w:proofErr w:type="gramEnd"/>
+      <w:r>
+        <w:rPr>
+          <w:rFonts w:ascii="Consolas" w:hAnsi="Consolas"/>
+          <w:sz w:val="17"/>
+        </w:rPr>
+        <w:t>)) AS revenue</w:t>
       </w:r>
       <w:r>
         <w:br/>
@@ -1572,8 +3586,51 @@
           <w:rFonts w:ascii="Consolas" w:hAnsi="Consolas"/>
           <w:sz w:val="17"/>
         </w:rPr>
-        <w:t xml:space="preserve"> FROM Customers c JOIN Orders o ON o.customer_id=c.customer_id</w:t>
-      </w:r>
+        <w:t xml:space="preserve"> FROM Customers c JOIN Orders o ON </w:t>
+      </w:r>
+      <w:proofErr w:type="spellStart"/>
+      <w:proofErr w:type="gramStart"/>
+      <w:r>
+        <w:rPr>
+          <w:rFonts w:ascii="Consolas" w:hAnsi="Consolas"/>
+          <w:sz w:val="17"/>
+        </w:rPr>
+        <w:t>o.customer</w:t>
+      </w:r>
+      <w:proofErr w:type="gramEnd"/>
+      <w:r>
+        <w:rPr>
+          <w:rFonts w:ascii="Consolas" w:hAnsi="Consolas"/>
+          <w:sz w:val="17"/>
+        </w:rPr>
+        <w:t>_id</w:t>
+      </w:r>
+      <w:proofErr w:type="spellEnd"/>
+      <w:r>
+        <w:rPr>
+          <w:rFonts w:ascii="Consolas" w:hAnsi="Consolas"/>
+          <w:sz w:val="17"/>
+        </w:rPr>
+        <w:t>=</w:t>
+      </w:r>
+      <w:proofErr w:type="spellStart"/>
+      <w:proofErr w:type="gramStart"/>
+      <w:r>
+        <w:rPr>
+          <w:rFonts w:ascii="Consolas" w:hAnsi="Consolas"/>
+          <w:sz w:val="17"/>
+        </w:rPr>
+        <w:t>c.customer</w:t>
+      </w:r>
+      <w:proofErr w:type="gramEnd"/>
+      <w:r>
+        <w:rPr>
+          <w:rFonts w:ascii="Consolas" w:hAnsi="Consolas"/>
+          <w:sz w:val="17"/>
+        </w:rPr>
+        <w:t>_id</w:t>
+      </w:r>
+      <w:proofErr w:type="spellEnd"/>
       <w:r>
         <w:br/>
       </w:r>
@@ -1582,8 +3639,67 @@
           <w:rFonts w:ascii="Consolas" w:hAnsi="Consolas"/>
           <w:sz w:val="17"/>
         </w:rPr>
-        <w:t xml:space="preserve"> JOIN OrderDetails od ON od.order_id=o.order_id</w:t>
-      </w:r>
+        <w:t xml:space="preserve"> JOIN </w:t>
+      </w:r>
+      <w:proofErr w:type="spellStart"/>
+      <w:r>
+        <w:rPr>
+          <w:rFonts w:ascii="Consolas" w:hAnsi="Consolas"/>
+          <w:sz w:val="17"/>
+        </w:rPr>
+        <w:t>OrderDetails</w:t>
+      </w:r>
+      <w:proofErr w:type="spellEnd"/>
+      <w:r>
+        <w:rPr>
+          <w:rFonts w:ascii="Consolas" w:hAnsi="Consolas"/>
+          <w:sz w:val="17"/>
+        </w:rPr>
+        <w:t xml:space="preserve"> od ON </w:t>
+      </w:r>
+      <w:proofErr w:type="spellStart"/>
+      <w:proofErr w:type="gramStart"/>
+      <w:r>
+        <w:rPr>
+          <w:rFonts w:ascii="Consolas" w:hAnsi="Consolas"/>
+          <w:sz w:val="17"/>
+        </w:rPr>
+        <w:t>od.order</w:t>
+      </w:r>
+      <w:proofErr w:type="gramEnd"/>
+      <w:r>
+        <w:rPr>
+          <w:rFonts w:ascii="Consolas" w:hAnsi="Consolas"/>
+          <w:sz w:val="17"/>
+        </w:rPr>
+        <w:t>_id</w:t>
+      </w:r>
+      <w:proofErr w:type="spellEnd"/>
+      <w:r>
+        <w:rPr>
+          <w:rFonts w:ascii="Consolas" w:hAnsi="Consolas"/>
+          <w:sz w:val="17"/>
+        </w:rPr>
+        <w:t>=</w:t>
+      </w:r>
+      <w:proofErr w:type="spellStart"/>
+      <w:proofErr w:type="gramStart"/>
+      <w:r>
+        <w:rPr>
+          <w:rFonts w:ascii="Consolas" w:hAnsi="Consolas"/>
+          <w:sz w:val="17"/>
+        </w:rPr>
+        <w:t>o.order</w:t>
+      </w:r>
+      <w:proofErr w:type="gramEnd"/>
+      <w:r>
+        <w:rPr>
+          <w:rFonts w:ascii="Consolas" w:hAnsi="Consolas"/>
+          <w:sz w:val="17"/>
+        </w:rPr>
+        <w:t>_id</w:t>
+      </w:r>
+      <w:proofErr w:type="spellEnd"/>
       <w:r>
         <w:br/>
       </w:r>
@@ -1592,8 +3708,51 @@
           <w:rFonts w:ascii="Consolas" w:hAnsi="Consolas"/>
           <w:sz w:val="17"/>
         </w:rPr>
-        <w:t xml:space="preserve"> GROUP BY c.customer_id, c.company_name</w:t>
-      </w:r>
+        <w:t xml:space="preserve"> GROUP BY </w:t>
+      </w:r>
+      <w:proofErr w:type="spellStart"/>
+      <w:proofErr w:type="gramStart"/>
+      <w:r>
+        <w:rPr>
+          <w:rFonts w:ascii="Consolas" w:hAnsi="Consolas"/>
+          <w:sz w:val="17"/>
+        </w:rPr>
+        <w:t>c.customer</w:t>
+      </w:r>
+      <w:proofErr w:type="gramEnd"/>
+      <w:r>
+        <w:rPr>
+          <w:rFonts w:ascii="Consolas" w:hAnsi="Consolas"/>
+          <w:sz w:val="17"/>
+        </w:rPr>
+        <w:t>_id</w:t>
+      </w:r>
+      <w:proofErr w:type="spellEnd"/>
+      <w:r>
+        <w:rPr>
+          <w:rFonts w:ascii="Consolas" w:hAnsi="Consolas"/>
+          <w:sz w:val="17"/>
+        </w:rPr>
+        <w:t xml:space="preserve">, </w:t>
+      </w:r>
+      <w:proofErr w:type="spellStart"/>
+      <w:proofErr w:type="gramStart"/>
+      <w:r>
+        <w:rPr>
+          <w:rFonts w:ascii="Consolas" w:hAnsi="Consolas"/>
+          <w:sz w:val="17"/>
+        </w:rPr>
+        <w:t>c.company</w:t>
+      </w:r>
+      <w:proofErr w:type="gramEnd"/>
+      <w:r>
+        <w:rPr>
+          <w:rFonts w:ascii="Consolas" w:hAnsi="Consolas"/>
+          <w:sz w:val="17"/>
+        </w:rPr>
+        <w:t>_name</w:t>
+      </w:r>
+      <w:proofErr w:type="spellEnd"/>
       <w:r>
         <w:br/>
       </w:r>
@@ -1612,7 +3771,71 @@
           <w:rFonts w:ascii="Consolas" w:hAnsi="Consolas"/>
           <w:sz w:val="17"/>
         </w:rPr>
-        <w:t>SELECT * FROM cr WHERE revenue=(SELECT MAX(revenue) FROM cr);</w:t>
+        <w:t xml:space="preserve">SELECT * FROM </w:t>
+      </w:r>
+      <w:proofErr w:type="spellStart"/>
+      <w:r>
+        <w:rPr>
+          <w:rFonts w:ascii="Consolas" w:hAnsi="Consolas"/>
+          <w:sz w:val="17"/>
+        </w:rPr>
+        <w:t>cr</w:t>
+      </w:r>
+      <w:proofErr w:type="spellEnd"/>
+      <w:r>
+        <w:rPr>
+          <w:rFonts w:ascii="Consolas" w:hAnsi="Consolas"/>
+          <w:sz w:val="17"/>
+        </w:rPr>
+        <w:t xml:space="preserve"> WHERE revenue</w:t>
+      </w:r>
+      <w:proofErr w:type="gramStart"/>
+      <w:r>
+        <w:rPr>
+          <w:rFonts w:ascii="Consolas" w:hAnsi="Consolas"/>
+          <w:sz w:val="17"/>
+        </w:rPr>
+        <w:t>=(</w:t>
+      </w:r>
+      <w:proofErr w:type="gramEnd"/>
+      <w:r>
+        <w:rPr>
+          <w:rFonts w:ascii="Consolas" w:hAnsi="Consolas"/>
+          <w:sz w:val="17"/>
+        </w:rPr>
+        <w:t xml:space="preserve">SELECT </w:t>
+      </w:r>
+      <w:proofErr w:type="gramStart"/>
+      <w:r>
+        <w:rPr>
+          <w:rFonts w:ascii="Consolas" w:hAnsi="Consolas"/>
+          <w:sz w:val="17"/>
+        </w:rPr>
+        <w:t>MAX(</w:t>
+      </w:r>
+      <w:proofErr w:type="gramEnd"/>
+      <w:r>
+        <w:rPr>
+          <w:rFonts w:ascii="Consolas" w:hAnsi="Consolas"/>
+          <w:sz w:val="17"/>
+        </w:rPr>
+        <w:t xml:space="preserve">revenue) FROM </w:t>
+      </w:r>
+      <w:proofErr w:type="spellStart"/>
+      <w:r>
+        <w:rPr>
+          <w:rFonts w:ascii="Consolas" w:hAnsi="Consolas"/>
+          <w:sz w:val="17"/>
+        </w:rPr>
+        <w:t>cr</w:t>
+      </w:r>
+      <w:proofErr w:type="spellEnd"/>
+      <w:r>
+        <w:rPr>
+          <w:rFonts w:ascii="Consolas" w:hAnsi="Consolas"/>
+          <w:sz w:val="17"/>
+        </w:rPr>
+        <w:t>);</w:t>
       </w:r>
     </w:p>
     <w:p>
@@ -1663,7 +3886,39 @@
           <w:rFonts w:ascii="Consolas" w:hAnsi="Consolas"/>
           <w:sz w:val="17"/>
         </w:rPr>
-        <w:t xml:space="preserve"> SELECT DATE_TRUNC('month',o.order_date)::date AS month_start,</w:t>
+        <w:t xml:space="preserve"> SELECT DATE_TRUNC('month',</w:t>
+      </w:r>
+      <w:proofErr w:type="spellStart"/>
+      <w:r>
+        <w:rPr>
+          <w:rFonts w:ascii="Consolas" w:hAnsi="Consolas"/>
+          <w:sz w:val="17"/>
+        </w:rPr>
+        <w:t>o.order_date</w:t>
+      </w:r>
+      <w:proofErr w:type="spellEnd"/>
+      <w:r>
+        <w:rPr>
+          <w:rFonts w:ascii="Consolas" w:hAnsi="Consolas"/>
+          <w:sz w:val="17"/>
+        </w:rPr>
+        <w:t xml:space="preserve">)::date AS </w:t>
+      </w:r>
+      <w:proofErr w:type="spellStart"/>
+      <w:r>
+        <w:rPr>
+          <w:rFonts w:ascii="Consolas" w:hAnsi="Consolas"/>
+          <w:sz w:val="17"/>
+        </w:rPr>
+        <w:t>month_start</w:t>
+      </w:r>
+      <w:proofErr w:type="spellEnd"/>
+      <w:r>
+        <w:rPr>
+          <w:rFonts w:ascii="Consolas" w:hAnsi="Consolas"/>
+          <w:sz w:val="17"/>
+        </w:rPr>
+        <w:t>,</w:t>
       </w:r>
       <w:r>
         <w:br/>
@@ -1673,7 +3928,55 @@
           <w:rFonts w:ascii="Consolas" w:hAnsi="Consolas"/>
           <w:sz w:val="17"/>
         </w:rPr>
-        <w:t xml:space="preserve">        SUM(od.quantity*od.unit_price*(1-od.discount)) AS revenue</w:t>
+        <w:t xml:space="preserve">        SUM(</w:t>
+      </w:r>
+      <w:proofErr w:type="spellStart"/>
+      <w:r>
+        <w:rPr>
+          <w:rFonts w:ascii="Consolas" w:hAnsi="Consolas"/>
+          <w:sz w:val="17"/>
+        </w:rPr>
+        <w:t>od.quantity</w:t>
+      </w:r>
+      <w:proofErr w:type="spellEnd"/>
+      <w:r>
+        <w:rPr>
+          <w:rFonts w:ascii="Consolas" w:hAnsi="Consolas"/>
+          <w:sz w:val="17"/>
+        </w:rPr>
+        <w:t>*</w:t>
+      </w:r>
+      <w:proofErr w:type="spellStart"/>
+      <w:r>
+        <w:rPr>
+          <w:rFonts w:ascii="Consolas" w:hAnsi="Consolas"/>
+          <w:sz w:val="17"/>
+        </w:rPr>
+        <w:t>od.unit_price</w:t>
+      </w:r>
+      <w:proofErr w:type="spellEnd"/>
+      <w:r>
+        <w:rPr>
+          <w:rFonts w:ascii="Consolas" w:hAnsi="Consolas"/>
+          <w:sz w:val="17"/>
+        </w:rPr>
+        <w:t>*(1-</w:t>
+      </w:r>
+      <w:proofErr w:type="spellStart"/>
+      <w:r>
+        <w:rPr>
+          <w:rFonts w:ascii="Consolas" w:hAnsi="Consolas"/>
+          <w:sz w:val="17"/>
+        </w:rPr>
+        <w:t>od</w:t>
+      </w:r>
+      <w:proofErr w:type="spellEnd"/>
+      <w:r>
+        <w:rPr>
+          <w:rFonts w:ascii="Consolas" w:hAnsi="Consolas"/>
+          <w:sz w:val="17"/>
+        </w:rPr>
+        <w:t>.discount)) AS revenue</w:t>
       </w:r>
       <w:r>
         <w:br/>
@@ -1683,8 +3986,65 @@
           <w:rFonts w:ascii="Consolas" w:hAnsi="Consolas"/>
           <w:sz w:val="17"/>
         </w:rPr>
-        <w:t xml:space="preserve"> FROM Orders o JOIN OrderDetails od ON od.order_id=o.order_id</w:t>
-      </w:r>
+        <w:t xml:space="preserve"> FROM Orders </w:t>
+      </w:r>
+      <w:proofErr w:type="spellStart"/>
+      <w:r>
+        <w:rPr>
+          <w:rFonts w:ascii="Consolas" w:hAnsi="Consolas"/>
+          <w:sz w:val="17"/>
+        </w:rPr>
+        <w:t>o</w:t>
+      </w:r>
+      <w:proofErr w:type="spellEnd"/>
+      <w:r>
+        <w:rPr>
+          <w:rFonts w:ascii="Consolas" w:hAnsi="Consolas"/>
+          <w:sz w:val="17"/>
+        </w:rPr>
+        <w:t xml:space="preserve"> JOIN </w:t>
+      </w:r>
+      <w:proofErr w:type="spellStart"/>
+      <w:r>
+        <w:rPr>
+          <w:rFonts w:ascii="Consolas" w:hAnsi="Consolas"/>
+          <w:sz w:val="17"/>
+        </w:rPr>
+        <w:t>OrderDetails</w:t>
+      </w:r>
+      <w:proofErr w:type="spellEnd"/>
+      <w:r>
+        <w:rPr>
+          <w:rFonts w:ascii="Consolas" w:hAnsi="Consolas"/>
+          <w:sz w:val="17"/>
+        </w:rPr>
+        <w:t xml:space="preserve"> od ON </w:t>
+      </w:r>
+      <w:proofErr w:type="spellStart"/>
+      <w:r>
+        <w:rPr>
+          <w:rFonts w:ascii="Consolas" w:hAnsi="Consolas"/>
+          <w:sz w:val="17"/>
+        </w:rPr>
+        <w:t>od.order_id</w:t>
+      </w:r>
+      <w:proofErr w:type="spellEnd"/>
+      <w:r>
+        <w:rPr>
+          <w:rFonts w:ascii="Consolas" w:hAnsi="Consolas"/>
+          <w:sz w:val="17"/>
+        </w:rPr>
+        <w:t>=</w:t>
+      </w:r>
+      <w:proofErr w:type="spellStart"/>
+      <w:r>
+        <w:rPr>
+          <w:rFonts w:ascii="Consolas" w:hAnsi="Consolas"/>
+          <w:sz w:val="17"/>
+        </w:rPr>
+        <w:t>o.order_id</w:t>
+      </w:r>
+      <w:proofErr w:type="spellEnd"/>
       <w:r>
         <w:br/>
       </w:r>
@@ -1693,7 +4053,39 @@
           <w:rFonts w:ascii="Consolas" w:hAnsi="Consolas"/>
           <w:sz w:val="17"/>
         </w:rPr>
-        <w:t xml:space="preserve"> WHERE o.order_date &gt;= DATE '2007-01-01' AND o.order_date &lt; DATE '2008-01-01'</w:t>
+        <w:t xml:space="preserve"> WHERE </w:t>
+      </w:r>
+      <w:proofErr w:type="spellStart"/>
+      <w:r>
+        <w:rPr>
+          <w:rFonts w:ascii="Consolas" w:hAnsi="Consolas"/>
+          <w:sz w:val="17"/>
+        </w:rPr>
+        <w:t>o.order_date</w:t>
+      </w:r>
+      <w:proofErr w:type="spellEnd"/>
+      <w:r>
+        <w:rPr>
+          <w:rFonts w:ascii="Consolas" w:hAnsi="Consolas"/>
+          <w:sz w:val="17"/>
+        </w:rPr>
+        <w:t xml:space="preserve"> &gt;= DATE '2007-01-01' AND </w:t>
+      </w:r>
+      <w:proofErr w:type="spellStart"/>
+      <w:r>
+        <w:rPr>
+          <w:rFonts w:ascii="Consolas" w:hAnsi="Consolas"/>
+          <w:sz w:val="17"/>
+        </w:rPr>
+        <w:t>o.order_date</w:t>
+      </w:r>
+      <w:proofErr w:type="spellEnd"/>
+      <w:r>
+        <w:rPr>
+          <w:rFonts w:ascii="Consolas" w:hAnsi="Consolas"/>
+          <w:sz w:val="17"/>
+        </w:rPr>
+        <w:t xml:space="preserve"> &lt; DATE '2008-01-01'</w:t>
       </w:r>
       <w:r>
         <w:br/>
@@ -1703,7 +4095,23 @@
           <w:rFonts w:ascii="Consolas" w:hAnsi="Consolas"/>
           <w:sz w:val="17"/>
         </w:rPr>
-        <w:t xml:space="preserve"> GROUP BY DATE_TRUNC('month',o.order_date)::date</w:t>
+        <w:t xml:space="preserve"> GROUP BY DATE_TRUNC('month',</w:t>
+      </w:r>
+      <w:proofErr w:type="spellStart"/>
+      <w:r>
+        <w:rPr>
+          <w:rFonts w:ascii="Consolas" w:hAnsi="Consolas"/>
+          <w:sz w:val="17"/>
+        </w:rPr>
+        <w:t>o.order_date</w:t>
+      </w:r>
+      <w:proofErr w:type="spellEnd"/>
+      <w:r>
+        <w:rPr>
+          <w:rFonts w:ascii="Consolas" w:hAnsi="Consolas"/>
+          <w:sz w:val="17"/>
+        </w:rPr>
+        <w:t>)::date</w:t>
       </w:r>
       <w:r>
         <w:br/>
@@ -1723,8 +4131,49 @@
           <w:rFonts w:ascii="Consolas" w:hAnsi="Consolas"/>
           <w:sz w:val="17"/>
         </w:rPr>
-        <w:t>SELECT month_start, revenue, SUM(revenue) OVER(ORDER BY month_start) AS cumulative_revenue</w:t>
-      </w:r>
+        <w:t xml:space="preserve">SELECT </w:t>
+      </w:r>
+      <w:proofErr w:type="spellStart"/>
+      <w:r>
+        <w:rPr>
+          <w:rFonts w:ascii="Consolas" w:hAnsi="Consolas"/>
+          <w:sz w:val="17"/>
+        </w:rPr>
+        <w:t>month_start</w:t>
+      </w:r>
+      <w:proofErr w:type="spellEnd"/>
+      <w:r>
+        <w:rPr>
+          <w:rFonts w:ascii="Consolas" w:hAnsi="Consolas"/>
+          <w:sz w:val="17"/>
+        </w:rPr>
+        <w:t xml:space="preserve">, revenue, SUM(revenue) OVER(ORDER BY </w:t>
+      </w:r>
+      <w:proofErr w:type="spellStart"/>
+      <w:r>
+        <w:rPr>
+          <w:rFonts w:ascii="Consolas" w:hAnsi="Consolas"/>
+          <w:sz w:val="17"/>
+        </w:rPr>
+        <w:t>month_start</w:t>
+      </w:r>
+      <w:proofErr w:type="spellEnd"/>
+      <w:r>
+        <w:rPr>
+          <w:rFonts w:ascii="Consolas" w:hAnsi="Consolas"/>
+          <w:sz w:val="17"/>
+        </w:rPr>
+        <w:t xml:space="preserve">) AS </w:t>
+      </w:r>
+      <w:proofErr w:type="spellStart"/>
+      <w:r>
+        <w:rPr>
+          <w:rFonts w:ascii="Consolas" w:hAnsi="Consolas"/>
+          <w:sz w:val="17"/>
+        </w:rPr>
+        <w:t>cumulative_revenue</w:t>
+      </w:r>
+      <w:proofErr w:type="spellEnd"/>
       <w:r>
         <w:br/>
       </w:r>
@@ -1733,7 +4182,23 @@
           <w:rFonts w:ascii="Consolas" w:hAnsi="Consolas"/>
           <w:sz w:val="17"/>
         </w:rPr>
-        <w:t>FROM monthly ORDER BY month_start;</w:t>
+        <w:t xml:space="preserve">FROM monthly ORDER BY </w:t>
+      </w:r>
+      <w:proofErr w:type="spellStart"/>
+      <w:r>
+        <w:rPr>
+          <w:rFonts w:ascii="Consolas" w:hAnsi="Consolas"/>
+          <w:sz w:val="17"/>
+        </w:rPr>
+        <w:t>month_start</w:t>
+      </w:r>
+      <w:proofErr w:type="spellEnd"/>
+      <w:r>
+        <w:rPr>
+          <w:rFonts w:ascii="Consolas" w:hAnsi="Consolas"/>
+          <w:sz w:val="17"/>
+        </w:rPr>
+        <w:t>;</w:t>
       </w:r>
     </w:p>
     <w:p>
@@ -2018,7 +4483,23 @@
           <w:rFonts w:ascii="Consolas" w:hAnsi="Consolas"/>
           <w:sz w:val="17"/>
         </w:rPr>
-        <w:t>UPDATE accounts SET balance=balance-100 WHERE account_id=1;</w:t>
+        <w:t xml:space="preserve">UPDATE accounts SET balance=balance-100 WHERE </w:t>
+      </w:r>
+      <w:proofErr w:type="spellStart"/>
+      <w:r>
+        <w:rPr>
+          <w:rFonts w:ascii="Consolas" w:hAnsi="Consolas"/>
+          <w:sz w:val="17"/>
+        </w:rPr>
+        <w:t>account_id</w:t>
+      </w:r>
+      <w:proofErr w:type="spellEnd"/>
+      <w:r>
+        <w:rPr>
+          <w:rFonts w:ascii="Consolas" w:hAnsi="Consolas"/>
+          <w:sz w:val="17"/>
+        </w:rPr>
+        <w:t>=1;</w:t>
       </w:r>
       <w:r>
         <w:br/>
@@ -2028,7 +4509,23 @@
           <w:rFonts w:ascii="Consolas" w:hAnsi="Consolas"/>
           <w:sz w:val="17"/>
         </w:rPr>
-        <w:t>UPDATE accounts SET balance=balance+100 WHERE account_id=2;</w:t>
+        <w:t xml:space="preserve">UPDATE accounts SET balance=balance+100 WHERE </w:t>
+      </w:r>
+      <w:proofErr w:type="spellStart"/>
+      <w:r>
+        <w:rPr>
+          <w:rFonts w:ascii="Consolas" w:hAnsi="Consolas"/>
+          <w:sz w:val="17"/>
+        </w:rPr>
+        <w:t>account_id</w:t>
+      </w:r>
+      <w:proofErr w:type="spellEnd"/>
+      <w:r>
+        <w:rPr>
+          <w:rFonts w:ascii="Consolas" w:hAnsi="Consolas"/>
+          <w:sz w:val="17"/>
+        </w:rPr>
+        <w:t>=2;</w:t>
       </w:r>
       <w:r>
         <w:br/>
@@ -2141,7 +4638,23 @@
           <w:rFonts w:ascii="Consolas" w:hAnsi="Consolas"/>
           <w:sz w:val="17"/>
         </w:rPr>
-        <w:t>UPDATE accounts SET balance=balance-100 WHERE account_id=1;</w:t>
+        <w:t xml:space="preserve">UPDATE accounts SET balance=balance-100 WHERE </w:t>
+      </w:r>
+      <w:proofErr w:type="spellStart"/>
+      <w:r>
+        <w:rPr>
+          <w:rFonts w:ascii="Consolas" w:hAnsi="Consolas"/>
+          <w:sz w:val="17"/>
+        </w:rPr>
+        <w:t>account_id</w:t>
+      </w:r>
+      <w:proofErr w:type="spellEnd"/>
+      <w:r>
+        <w:rPr>
+          <w:rFonts w:ascii="Consolas" w:hAnsi="Consolas"/>
+          <w:sz w:val="17"/>
+        </w:rPr>
+        <w:t>=1;</w:t>
       </w:r>
       <w:r>
         <w:br/>
@@ -2412,8 +4925,45 @@
         </w:rPr>
         <w:t xml:space="preserve"> видит данные, зафиксированные до начала этого оператора. </w:t>
       </w:r>
-      <w:r>
-        <w:t>Выполнить в двух соединениях в указанном порядке.</w:t>
+      <w:proofErr w:type="spellStart"/>
+      <w:r>
+        <w:t>Выполнить</w:t>
+      </w:r>
+      <w:proofErr w:type="spellEnd"/>
+      <w:r>
+        <w:t xml:space="preserve"> в </w:t>
+      </w:r>
+      <w:proofErr w:type="spellStart"/>
+      <w:r>
+        <w:t>двух</w:t>
+      </w:r>
+      <w:proofErr w:type="spellEnd"/>
+      <w:r>
+        <w:t xml:space="preserve"> </w:t>
+      </w:r>
+      <w:proofErr w:type="spellStart"/>
+      <w:r>
+        <w:t>соединениях</w:t>
+      </w:r>
+      <w:proofErr w:type="spellEnd"/>
+      <w:r>
+        <w:t xml:space="preserve"> в </w:t>
+      </w:r>
+      <w:proofErr w:type="spellStart"/>
+      <w:r>
+        <w:t>указанном</w:t>
+      </w:r>
+      <w:proofErr w:type="spellEnd"/>
+      <w:r>
+        <w:t xml:space="preserve"> </w:t>
+      </w:r>
+      <w:proofErr w:type="spellStart"/>
+      <w:r>
+        <w:t>порядке</w:t>
+      </w:r>
+      <w:proofErr w:type="spellEnd"/>
+      <w:r>
+        <w:t>.</w:t>
       </w:r>
     </w:p>
     <w:p>
@@ -2427,7 +4977,23 @@
           <w:rFonts w:ascii="Consolas" w:hAnsi="Consolas"/>
           <w:sz w:val="17"/>
         </w:rPr>
-        <w:t>-- Сеанс A</w:t>
+        <w:t xml:space="preserve">-- </w:t>
+      </w:r>
+      <w:proofErr w:type="spellStart"/>
+      <w:r>
+        <w:rPr>
+          <w:rFonts w:ascii="Consolas" w:hAnsi="Consolas"/>
+          <w:sz w:val="17"/>
+        </w:rPr>
+        <w:t>Сеанс</w:t>
+      </w:r>
+      <w:proofErr w:type="spellEnd"/>
+      <w:r>
+        <w:rPr>
+          <w:rFonts w:ascii="Consolas" w:hAnsi="Consolas"/>
+          <w:sz w:val="17"/>
+        </w:rPr>
+        <w:t xml:space="preserve"> A</w:t>
       </w:r>
       <w:r>
         <w:br/>
@@ -2457,7 +5023,23 @@
           <w:rFonts w:ascii="Consolas" w:hAnsi="Consolas"/>
           <w:sz w:val="17"/>
         </w:rPr>
-        <w:t>SELECT balance FROM accounts WHERE account_id=1;</w:t>
+        <w:t xml:space="preserve">SELECT balance FROM accounts WHERE </w:t>
+      </w:r>
+      <w:proofErr w:type="spellStart"/>
+      <w:r>
+        <w:rPr>
+          <w:rFonts w:ascii="Consolas" w:hAnsi="Consolas"/>
+          <w:sz w:val="17"/>
+        </w:rPr>
+        <w:t>account_id</w:t>
+      </w:r>
+      <w:proofErr w:type="spellEnd"/>
+      <w:r>
+        <w:rPr>
+          <w:rFonts w:ascii="Consolas" w:hAnsi="Consolas"/>
+          <w:sz w:val="17"/>
+        </w:rPr>
+        <w:t>=1;</w:t>
       </w:r>
       <w:r>
         <w:br/>
@@ -2470,7 +5052,23 @@
           <w:rFonts w:ascii="Consolas" w:hAnsi="Consolas"/>
           <w:sz w:val="17"/>
         </w:rPr>
-        <w:t>-- Сеанс B</w:t>
+        <w:t xml:space="preserve">-- </w:t>
+      </w:r>
+      <w:proofErr w:type="spellStart"/>
+      <w:r>
+        <w:rPr>
+          <w:rFonts w:ascii="Consolas" w:hAnsi="Consolas"/>
+          <w:sz w:val="17"/>
+        </w:rPr>
+        <w:t>Сеанс</w:t>
+      </w:r>
+      <w:proofErr w:type="spellEnd"/>
+      <w:r>
+        <w:rPr>
+          <w:rFonts w:ascii="Consolas" w:hAnsi="Consolas"/>
+          <w:sz w:val="17"/>
+        </w:rPr>
+        <w:t xml:space="preserve"> B</w:t>
       </w:r>
       <w:r>
         <w:br/>
@@ -2490,7 +5088,23 @@
           <w:rFonts w:ascii="Consolas" w:hAnsi="Consolas"/>
           <w:sz w:val="17"/>
         </w:rPr>
-        <w:t>UPDATE accounts SET balance=balance+50 WHERE account_id=1;</w:t>
+        <w:t xml:space="preserve">UPDATE accounts SET balance=balance+50 WHERE </w:t>
+      </w:r>
+      <w:proofErr w:type="spellStart"/>
+      <w:r>
+        <w:rPr>
+          <w:rFonts w:ascii="Consolas" w:hAnsi="Consolas"/>
+          <w:sz w:val="17"/>
+        </w:rPr>
+        <w:t>account_id</w:t>
+      </w:r>
+      <w:proofErr w:type="spellEnd"/>
+      <w:r>
+        <w:rPr>
+          <w:rFonts w:ascii="Consolas" w:hAnsi="Consolas"/>
+          <w:sz w:val="17"/>
+        </w:rPr>
+        <w:t>=1;</w:t>
       </w:r>
       <w:r>
         <w:br/>
@@ -2513,7 +5127,87 @@
           <w:rFonts w:ascii="Consolas" w:hAnsi="Consolas"/>
           <w:sz w:val="17"/>
         </w:rPr>
-        <w:t>-- Снова сеанс A: новый SELECT увидит фиксацию B</w:t>
+        <w:t xml:space="preserve">-- </w:t>
+      </w:r>
+      <w:proofErr w:type="spellStart"/>
+      <w:r>
+        <w:rPr>
+          <w:rFonts w:ascii="Consolas" w:hAnsi="Consolas"/>
+          <w:sz w:val="17"/>
+        </w:rPr>
+        <w:t>Снова</w:t>
+      </w:r>
+      <w:proofErr w:type="spellEnd"/>
+      <w:r>
+        <w:rPr>
+          <w:rFonts w:ascii="Consolas" w:hAnsi="Consolas"/>
+          <w:sz w:val="17"/>
+        </w:rPr>
+        <w:t xml:space="preserve"> </w:t>
+      </w:r>
+      <w:proofErr w:type="spellStart"/>
+      <w:r>
+        <w:rPr>
+          <w:rFonts w:ascii="Consolas" w:hAnsi="Consolas"/>
+          <w:sz w:val="17"/>
+        </w:rPr>
+        <w:t>сеанс</w:t>
+      </w:r>
+      <w:proofErr w:type="spellEnd"/>
+      <w:r>
+        <w:rPr>
+          <w:rFonts w:ascii="Consolas" w:hAnsi="Consolas"/>
+          <w:sz w:val="17"/>
+        </w:rPr>
+        <w:t xml:space="preserve"> A: </w:t>
+      </w:r>
+      <w:proofErr w:type="spellStart"/>
+      <w:r>
+        <w:rPr>
+          <w:rFonts w:ascii="Consolas" w:hAnsi="Consolas"/>
+          <w:sz w:val="17"/>
+        </w:rPr>
+        <w:t>новый</w:t>
+      </w:r>
+      <w:proofErr w:type="spellEnd"/>
+      <w:r>
+        <w:rPr>
+          <w:rFonts w:ascii="Consolas" w:hAnsi="Consolas"/>
+          <w:sz w:val="17"/>
+        </w:rPr>
+        <w:t xml:space="preserve"> SELECT </w:t>
+      </w:r>
+      <w:proofErr w:type="spellStart"/>
+      <w:r>
+        <w:rPr>
+          <w:rFonts w:ascii="Consolas" w:hAnsi="Consolas"/>
+          <w:sz w:val="17"/>
+        </w:rPr>
+        <w:t>увидит</w:t>
+      </w:r>
+      <w:proofErr w:type="spellEnd"/>
+      <w:r>
+        <w:rPr>
+          <w:rFonts w:ascii="Consolas" w:hAnsi="Consolas"/>
+          <w:sz w:val="17"/>
+        </w:rPr>
+        <w:t xml:space="preserve"> </w:t>
+      </w:r>
+      <w:proofErr w:type="spellStart"/>
+      <w:r>
+        <w:rPr>
+          <w:rFonts w:ascii="Consolas" w:hAnsi="Consolas"/>
+          <w:sz w:val="17"/>
+        </w:rPr>
+        <w:t>фиксацию</w:t>
+      </w:r>
+      <w:proofErr w:type="spellEnd"/>
+      <w:r>
+        <w:rPr>
+          <w:rFonts w:ascii="Consolas" w:hAnsi="Consolas"/>
+          <w:sz w:val="17"/>
+        </w:rPr>
+        <w:t xml:space="preserve"> B</w:t>
       </w:r>
       <w:r>
         <w:br/>
@@ -2523,7 +5217,23 @@
           <w:rFonts w:ascii="Consolas" w:hAnsi="Consolas"/>
           <w:sz w:val="17"/>
         </w:rPr>
-        <w:t>SELECT balance FROM accounts WHERE account_id=1;</w:t>
+        <w:t xml:space="preserve">SELECT balance FROM accounts WHERE </w:t>
+      </w:r>
+      <w:proofErr w:type="spellStart"/>
+      <w:r>
+        <w:rPr>
+          <w:rFonts w:ascii="Consolas" w:hAnsi="Consolas"/>
+          <w:sz w:val="17"/>
+        </w:rPr>
+        <w:t>account_id</w:t>
+      </w:r>
+      <w:proofErr w:type="spellEnd"/>
+      <w:r>
+        <w:rPr>
+          <w:rFonts w:ascii="Consolas" w:hAnsi="Consolas"/>
+          <w:sz w:val="17"/>
+        </w:rPr>
+        <w:t>=1;</w:t>
       </w:r>
       <w:r>
         <w:br/>
@@ -2644,7 +5354,23 @@
           <w:rFonts w:ascii="Consolas" w:hAnsi="Consolas"/>
           <w:sz w:val="17"/>
         </w:rPr>
-        <w:t>DROP TABLE IF EXISTS OrderDetails_test;</w:t>
+        <w:t xml:space="preserve">DROP TABLE IF EXISTS </w:t>
+      </w:r>
+      <w:proofErr w:type="spellStart"/>
+      <w:r>
+        <w:rPr>
+          <w:rFonts w:ascii="Consolas" w:hAnsi="Consolas"/>
+          <w:sz w:val="17"/>
+        </w:rPr>
+        <w:t>OrderDetails_test</w:t>
+      </w:r>
+      <w:proofErr w:type="spellEnd"/>
+      <w:r>
+        <w:rPr>
+          <w:rFonts w:ascii="Consolas" w:hAnsi="Consolas"/>
+          <w:sz w:val="17"/>
+        </w:rPr>
+        <w:t>;</w:t>
       </w:r>
       <w:r>
         <w:br/>
@@ -2654,7 +5380,23 @@
           <w:rFonts w:ascii="Consolas" w:hAnsi="Consolas"/>
           <w:sz w:val="17"/>
         </w:rPr>
-        <w:t>CREATE TABLE OrderDetails_test AS</w:t>
+        <w:t xml:space="preserve">CREATE TABLE </w:t>
+      </w:r>
+      <w:proofErr w:type="spellStart"/>
+      <w:r>
+        <w:rPr>
+          <w:rFonts w:ascii="Consolas" w:hAnsi="Consolas"/>
+          <w:sz w:val="17"/>
+        </w:rPr>
+        <w:t>OrderDetails_test</w:t>
+      </w:r>
+      <w:proofErr w:type="spellEnd"/>
+      <w:r>
+        <w:rPr>
+          <w:rFonts w:ascii="Consolas" w:hAnsi="Consolas"/>
+          <w:sz w:val="17"/>
+        </w:rPr>
+        <w:t xml:space="preserve"> AS</w:t>
       </w:r>
       <w:r>
         <w:br/>
@@ -2664,7 +5406,55 @@
           <w:rFonts w:ascii="Consolas" w:hAnsi="Consolas"/>
           <w:sz w:val="17"/>
         </w:rPr>
-        <w:t>SELECT n AS detail_id, (n%10000)+1 AS product_id,</w:t>
+        <w:t xml:space="preserve">SELECT n AS </w:t>
+      </w:r>
+      <w:proofErr w:type="spellStart"/>
+      <w:r>
+        <w:rPr>
+          <w:rFonts w:ascii="Consolas" w:hAnsi="Consolas"/>
+          <w:sz w:val="17"/>
+        </w:rPr>
+        <w:t>detail_id</w:t>
+      </w:r>
+      <w:proofErr w:type="spellEnd"/>
+      <w:r>
+        <w:rPr>
+          <w:rFonts w:ascii="Consolas" w:hAnsi="Consolas"/>
+          <w:sz w:val="17"/>
+        </w:rPr>
+        <w:t>, (n%</w:t>
+      </w:r>
+      <w:proofErr w:type="gramStart"/>
+      <w:r>
+        <w:rPr>
+          <w:rFonts w:ascii="Consolas" w:hAnsi="Consolas"/>
+          <w:sz w:val="17"/>
+        </w:rPr>
+        <w:t>10000)+</w:t>
+      </w:r>
+      <w:proofErr w:type="gramEnd"/>
+      <w:r>
+        <w:rPr>
+          <w:rFonts w:ascii="Consolas" w:hAnsi="Consolas"/>
+          <w:sz w:val="17"/>
+        </w:rPr>
+        <w:t xml:space="preserve">1 AS </w:t>
+      </w:r>
+      <w:proofErr w:type="spellStart"/>
+      <w:r>
+        <w:rPr>
+          <w:rFonts w:ascii="Consolas" w:hAnsi="Consolas"/>
+          <w:sz w:val="17"/>
+        </w:rPr>
+        <w:t>product_id</w:t>
+      </w:r>
+      <w:proofErr w:type="spellEnd"/>
+      <w:r>
+        <w:rPr>
+          <w:rFonts w:ascii="Consolas" w:hAnsi="Consolas"/>
+          <w:sz w:val="17"/>
+        </w:rPr>
+        <w:t>,</w:t>
       </w:r>
       <w:r>
         <w:br/>
@@ -2674,7 +5464,71 @@
           <w:rFonts w:ascii="Consolas" w:hAnsi="Consolas"/>
           <w:sz w:val="17"/>
         </w:rPr>
-        <w:t xml:space="preserve">       (n%50)+1 AS order_id, (n%20)+1 AS quantity,</w:t>
+        <w:t xml:space="preserve">    </w:t>
+      </w:r>
+      <w:proofErr w:type="gramStart"/>
+      <w:r>
+        <w:rPr>
+          <w:rFonts w:ascii="Consolas" w:hAnsi="Consolas"/>
+          <w:sz w:val="17"/>
+        </w:rPr>
+        <w:t xml:space="preserve">   (</w:t>
+      </w:r>
+      <w:proofErr w:type="gramEnd"/>
+      <w:r>
+        <w:rPr>
+          <w:rFonts w:ascii="Consolas" w:hAnsi="Consolas"/>
+          <w:sz w:val="17"/>
+        </w:rPr>
+        <w:t>n%</w:t>
+      </w:r>
+      <w:proofErr w:type="gramStart"/>
+      <w:r>
+        <w:rPr>
+          <w:rFonts w:ascii="Consolas" w:hAnsi="Consolas"/>
+          <w:sz w:val="17"/>
+        </w:rPr>
+        <w:t>50)+</w:t>
+      </w:r>
+      <w:proofErr w:type="gramEnd"/>
+      <w:r>
+        <w:rPr>
+          <w:rFonts w:ascii="Consolas" w:hAnsi="Consolas"/>
+          <w:sz w:val="17"/>
+        </w:rPr>
+        <w:t xml:space="preserve">1 AS </w:t>
+      </w:r>
+      <w:proofErr w:type="spellStart"/>
+      <w:r>
+        <w:rPr>
+          <w:rFonts w:ascii="Consolas" w:hAnsi="Consolas"/>
+          <w:sz w:val="17"/>
+        </w:rPr>
+        <w:t>order_id</w:t>
+      </w:r>
+      <w:proofErr w:type="spellEnd"/>
+      <w:r>
+        <w:rPr>
+          <w:rFonts w:ascii="Consolas" w:hAnsi="Consolas"/>
+          <w:sz w:val="17"/>
+        </w:rPr>
+        <w:t>, (n%</w:t>
+      </w:r>
+      <w:proofErr w:type="gramStart"/>
+      <w:r>
+        <w:rPr>
+          <w:rFonts w:ascii="Consolas" w:hAnsi="Consolas"/>
+          <w:sz w:val="17"/>
+        </w:rPr>
+        <w:t>20)+</w:t>
+      </w:r>
+      <w:proofErr w:type="gramEnd"/>
+      <w:r>
+        <w:rPr>
+          <w:rFonts w:ascii="Consolas" w:hAnsi="Consolas"/>
+          <w:sz w:val="17"/>
+        </w:rPr>
+        <w:t>1 AS quantity,</w:t>
       </w:r>
       <w:r>
         <w:br/>
@@ -2684,8 +5538,49 @@
           <w:rFonts w:ascii="Consolas" w:hAnsi="Consolas"/>
           <w:sz w:val="17"/>
         </w:rPr>
-        <w:t xml:space="preserve">       round((10+random()*990)::numeric,2) AS unit_price</w:t>
-      </w:r>
+        <w:t xml:space="preserve">       round((10+random</w:t>
+      </w:r>
+      <w:proofErr w:type="gramStart"/>
+      <w:r>
+        <w:rPr>
+          <w:rFonts w:ascii="Consolas" w:hAnsi="Consolas"/>
+          <w:sz w:val="17"/>
+        </w:rPr>
+        <w:t>()*</w:t>
+      </w:r>
+      <w:proofErr w:type="gramEnd"/>
+      <w:r>
+        <w:rPr>
+          <w:rFonts w:ascii="Consolas" w:hAnsi="Consolas"/>
+          <w:sz w:val="17"/>
+        </w:rPr>
+        <w:t>990</w:t>
+      </w:r>
+      <w:proofErr w:type="gramStart"/>
+      <w:r>
+        <w:rPr>
+          <w:rFonts w:ascii="Consolas" w:hAnsi="Consolas"/>
+          <w:sz w:val="17"/>
+        </w:rPr>
+        <w:t>)::</w:t>
+      </w:r>
+      <w:proofErr w:type="gramEnd"/>
+      <w:r>
+        <w:rPr>
+          <w:rFonts w:ascii="Consolas" w:hAnsi="Consolas"/>
+          <w:sz w:val="17"/>
+        </w:rPr>
+        <w:t xml:space="preserve">numeric,2) AS </w:t>
+      </w:r>
+      <w:proofErr w:type="spellStart"/>
+      <w:r>
+        <w:rPr>
+          <w:rFonts w:ascii="Consolas" w:hAnsi="Consolas"/>
+          <w:sz w:val="17"/>
+        </w:rPr>
+        <w:t>unit_price</w:t>
+      </w:r>
+      <w:proofErr w:type="spellEnd"/>
       <w:r>
         <w:br/>
       </w:r>
@@ -2694,7 +5589,39 @@
           <w:rFonts w:ascii="Consolas" w:hAnsi="Consolas"/>
           <w:sz w:val="17"/>
         </w:rPr>
-        <w:t>FROM generate_series(1,200000) AS g(n);</w:t>
+        <w:t xml:space="preserve">FROM </w:t>
+      </w:r>
+      <w:proofErr w:type="spellStart"/>
+      <w:r>
+        <w:rPr>
+          <w:rFonts w:ascii="Consolas" w:hAnsi="Consolas"/>
+          <w:sz w:val="17"/>
+        </w:rPr>
+        <w:t>generate_</w:t>
+      </w:r>
+      <w:proofErr w:type="gramStart"/>
+      <w:r>
+        <w:rPr>
+          <w:rFonts w:ascii="Consolas" w:hAnsi="Consolas"/>
+          <w:sz w:val="17"/>
+        </w:rPr>
+        <w:t>series</w:t>
+      </w:r>
+      <w:proofErr w:type="spellEnd"/>
+      <w:r>
+        <w:rPr>
+          <w:rFonts w:ascii="Consolas" w:hAnsi="Consolas"/>
+          <w:sz w:val="17"/>
+        </w:rPr>
+        <w:t>(</w:t>
+      </w:r>
+      <w:proofErr w:type="gramEnd"/>
+      <w:r>
+        <w:rPr>
+          <w:rFonts w:ascii="Consolas" w:hAnsi="Consolas"/>
+          <w:sz w:val="17"/>
+        </w:rPr>
+        <w:t>1,200000) AS g(n);</w:t>
       </w:r>
       <w:r>
         <w:br/>
@@ -2704,7 +5631,23 @@
           <w:rFonts w:ascii="Consolas" w:hAnsi="Consolas"/>
           <w:sz w:val="17"/>
         </w:rPr>
-        <w:t>ANALYZE OrderDetails_test;</w:t>
+        <w:t xml:space="preserve">ANALYZE </w:t>
+      </w:r>
+      <w:proofErr w:type="spellStart"/>
+      <w:r>
+        <w:rPr>
+          <w:rFonts w:ascii="Consolas" w:hAnsi="Consolas"/>
+          <w:sz w:val="17"/>
+        </w:rPr>
+        <w:t>OrderDetails_test</w:t>
+      </w:r>
+      <w:proofErr w:type="spellEnd"/>
+      <w:r>
+        <w:rPr>
+          <w:rFonts w:ascii="Consolas" w:hAnsi="Consolas"/>
+          <w:sz w:val="17"/>
+        </w:rPr>
+        <w:t>;</w:t>
       </w:r>
     </w:p>
     <w:p>
@@ -2805,7 +5748,39 @@
           <w:rFonts w:ascii="Consolas" w:hAnsi="Consolas"/>
           <w:sz w:val="17"/>
         </w:rPr>
-        <w:t>EXPLAIN ANALYZE SELECT * FROM OrderDetails_test WHERE product_id=4242;</w:t>
+        <w:t xml:space="preserve">EXPLAIN ANALYZE SELECT * FROM </w:t>
+      </w:r>
+      <w:proofErr w:type="spellStart"/>
+      <w:r>
+        <w:rPr>
+          <w:rFonts w:ascii="Consolas" w:hAnsi="Consolas"/>
+          <w:sz w:val="17"/>
+        </w:rPr>
+        <w:t>OrderDetails_test</w:t>
+      </w:r>
+      <w:proofErr w:type="spellEnd"/>
+      <w:r>
+        <w:rPr>
+          <w:rFonts w:ascii="Consolas" w:hAnsi="Consolas"/>
+          <w:sz w:val="17"/>
+        </w:rPr>
+        <w:t xml:space="preserve"> WHERE </w:t>
+      </w:r>
+      <w:proofErr w:type="spellStart"/>
+      <w:r>
+        <w:rPr>
+          <w:rFonts w:ascii="Consolas" w:hAnsi="Consolas"/>
+          <w:sz w:val="17"/>
+        </w:rPr>
+        <w:t>product_id</w:t>
+      </w:r>
+      <w:proofErr w:type="spellEnd"/>
+      <w:r>
+        <w:rPr>
+          <w:rFonts w:ascii="Consolas" w:hAnsi="Consolas"/>
+          <w:sz w:val="17"/>
+        </w:rPr>
+        <w:t>=4242;</w:t>
       </w:r>
       <w:r>
         <w:br/>
@@ -2815,7 +5790,55 @@
           <w:rFonts w:ascii="Consolas" w:hAnsi="Consolas"/>
           <w:sz w:val="17"/>
         </w:rPr>
-        <w:t>CREATE INDEX idx_od_test_product ON OrderDetails_test(product_id);</w:t>
+        <w:t xml:space="preserve">CREATE INDEX </w:t>
+      </w:r>
+      <w:proofErr w:type="spellStart"/>
+      <w:r>
+        <w:rPr>
+          <w:rFonts w:ascii="Consolas" w:hAnsi="Consolas"/>
+          <w:sz w:val="17"/>
+        </w:rPr>
+        <w:t>idx_od_test_product</w:t>
+      </w:r>
+      <w:proofErr w:type="spellEnd"/>
+      <w:r>
+        <w:rPr>
+          <w:rFonts w:ascii="Consolas" w:hAnsi="Consolas"/>
+          <w:sz w:val="17"/>
+        </w:rPr>
+        <w:t xml:space="preserve"> ON </w:t>
+      </w:r>
+      <w:proofErr w:type="spellStart"/>
+      <w:r>
+        <w:rPr>
+          <w:rFonts w:ascii="Consolas" w:hAnsi="Consolas"/>
+          <w:sz w:val="17"/>
+        </w:rPr>
+        <w:t>OrderDetails_test</w:t>
+      </w:r>
+      <w:proofErr w:type="spellEnd"/>
+      <w:r>
+        <w:rPr>
+          <w:rFonts w:ascii="Consolas" w:hAnsi="Consolas"/>
+          <w:sz w:val="17"/>
+        </w:rPr>
+        <w:t>(</w:t>
+      </w:r>
+      <w:proofErr w:type="spellStart"/>
+      <w:r>
+        <w:rPr>
+          <w:rFonts w:ascii="Consolas" w:hAnsi="Consolas"/>
+          <w:sz w:val="17"/>
+        </w:rPr>
+        <w:t>product_id</w:t>
+      </w:r>
+      <w:proofErr w:type="spellEnd"/>
+      <w:r>
+        <w:rPr>
+          <w:rFonts w:ascii="Consolas" w:hAnsi="Consolas"/>
+          <w:sz w:val="17"/>
+        </w:rPr>
+        <w:t>);</w:t>
       </w:r>
       <w:r>
         <w:br/>
@@ -2825,7 +5848,23 @@
           <w:rFonts w:ascii="Consolas" w:hAnsi="Consolas"/>
           <w:sz w:val="17"/>
         </w:rPr>
-        <w:t>ANALYZE OrderDetails_test;</w:t>
+        <w:t xml:space="preserve">ANALYZE </w:t>
+      </w:r>
+      <w:proofErr w:type="spellStart"/>
+      <w:r>
+        <w:rPr>
+          <w:rFonts w:ascii="Consolas" w:hAnsi="Consolas"/>
+          <w:sz w:val="17"/>
+        </w:rPr>
+        <w:t>OrderDetails_test</w:t>
+      </w:r>
+      <w:proofErr w:type="spellEnd"/>
+      <w:r>
+        <w:rPr>
+          <w:rFonts w:ascii="Consolas" w:hAnsi="Consolas"/>
+          <w:sz w:val="17"/>
+        </w:rPr>
+        <w:t>;</w:t>
       </w:r>
       <w:r>
         <w:br/>
@@ -2835,7 +5874,39 @@
           <w:rFonts w:ascii="Consolas" w:hAnsi="Consolas"/>
           <w:sz w:val="17"/>
         </w:rPr>
-        <w:t>EXPLAIN ANALYZE SELECT * FROM OrderDetails_test WHERE product_id=4242;</w:t>
+        <w:t xml:space="preserve">EXPLAIN ANALYZE SELECT * FROM </w:t>
+      </w:r>
+      <w:proofErr w:type="spellStart"/>
+      <w:r>
+        <w:rPr>
+          <w:rFonts w:ascii="Consolas" w:hAnsi="Consolas"/>
+          <w:sz w:val="17"/>
+        </w:rPr>
+        <w:t>OrderDetails_test</w:t>
+      </w:r>
+      <w:proofErr w:type="spellEnd"/>
+      <w:r>
+        <w:rPr>
+          <w:rFonts w:ascii="Consolas" w:hAnsi="Consolas"/>
+          <w:sz w:val="17"/>
+        </w:rPr>
+        <w:t xml:space="preserve"> WHERE </w:t>
+      </w:r>
+      <w:proofErr w:type="spellStart"/>
+      <w:r>
+        <w:rPr>
+          <w:rFonts w:ascii="Consolas" w:hAnsi="Consolas"/>
+          <w:sz w:val="17"/>
+        </w:rPr>
+        <w:t>product_id</w:t>
+      </w:r>
+      <w:proofErr w:type="spellEnd"/>
+      <w:r>
+        <w:rPr>
+          <w:rFonts w:ascii="Consolas" w:hAnsi="Consolas"/>
+          <w:sz w:val="17"/>
+        </w:rPr>
+        <w:t>=4242;</w:t>
       </w:r>
     </w:p>
     <w:p>
@@ -2956,8 +6027,53 @@
         </w:rPr>
         <w:t xml:space="preserve"> предназначен для равенства. </w:t>
       </w:r>
-      <w:r>
-        <w:t>Для большинства задач B-tree является универсальным выбором.</w:t>
+      <w:proofErr w:type="spellStart"/>
+      <w:r>
+        <w:t>Для</w:t>
+      </w:r>
+      <w:proofErr w:type="spellEnd"/>
+      <w:r>
+        <w:t xml:space="preserve"> </w:t>
+      </w:r>
+      <w:proofErr w:type="spellStart"/>
+      <w:r>
+        <w:t>большинства</w:t>
+      </w:r>
+      <w:proofErr w:type="spellEnd"/>
+      <w:r>
+        <w:t xml:space="preserve"> </w:t>
+      </w:r>
+      <w:proofErr w:type="spellStart"/>
+      <w:r>
+        <w:t>задач</w:t>
+      </w:r>
+      <w:proofErr w:type="spellEnd"/>
+      <w:r>
+        <w:t xml:space="preserve"> B-tree </w:t>
+      </w:r>
+      <w:proofErr w:type="spellStart"/>
+      <w:r>
+        <w:t>является</w:t>
+      </w:r>
+      <w:proofErr w:type="spellEnd"/>
+      <w:r>
+        <w:t xml:space="preserve"> </w:t>
+      </w:r>
+      <w:proofErr w:type="spellStart"/>
+      <w:r>
+        <w:t>универсальным</w:t>
+      </w:r>
+      <w:proofErr w:type="spellEnd"/>
+      <w:r>
+        <w:t xml:space="preserve"> </w:t>
+      </w:r>
+      <w:proofErr w:type="spellStart"/>
+      <w:r>
+        <w:t>выбором</w:t>
+      </w:r>
+      <w:proofErr w:type="spellEnd"/>
+      <w:r>
+        <w:t>.</w:t>
       </w:r>
     </w:p>
     <w:p>
@@ -2971,7 +6087,80 @@
           <w:rFonts w:ascii="Consolas" w:hAnsi="Consolas"/>
           <w:sz w:val="17"/>
         </w:rPr>
-        <w:t>CREATE INDEX idx_od_test_btree ON OrderDetails_test USING btree(product_id);</w:t>
+        <w:t xml:space="preserve">CREATE INDEX </w:t>
+      </w:r>
+      <w:proofErr w:type="spellStart"/>
+      <w:proofErr w:type="gramStart"/>
+      <w:r>
+        <w:rPr>
+          <w:rFonts w:ascii="Consolas" w:hAnsi="Consolas"/>
+          <w:sz w:val="17"/>
+        </w:rPr>
+        <w:t>idx</w:t>
+      </w:r>
+      <w:proofErr w:type="gramEnd"/>
+      <w:r>
+        <w:rPr>
+          <w:rFonts w:ascii="Consolas" w:hAnsi="Consolas"/>
+          <w:sz w:val="17"/>
+        </w:rPr>
+        <w:t>_od_test_btree</w:t>
+      </w:r>
+      <w:proofErr w:type="spellEnd"/>
+      <w:r>
+        <w:rPr>
+          <w:rFonts w:ascii="Consolas" w:hAnsi="Consolas"/>
+          <w:sz w:val="17"/>
+        </w:rPr>
+        <w:t xml:space="preserve"> ON </w:t>
+      </w:r>
+      <w:proofErr w:type="spellStart"/>
+      <w:r>
+        <w:rPr>
+          <w:rFonts w:ascii="Consolas" w:hAnsi="Consolas"/>
+          <w:sz w:val="17"/>
+        </w:rPr>
+        <w:t>OrderDetails_test</w:t>
+      </w:r>
+      <w:proofErr w:type="spellEnd"/>
+      <w:r>
+        <w:rPr>
+          <w:rFonts w:ascii="Consolas" w:hAnsi="Consolas"/>
+          <w:sz w:val="17"/>
+        </w:rPr>
+        <w:t xml:space="preserve"> USING </w:t>
+      </w:r>
+      <w:proofErr w:type="spellStart"/>
+      <w:r>
+        <w:rPr>
+          <w:rFonts w:ascii="Consolas" w:hAnsi="Consolas"/>
+          <w:sz w:val="17"/>
+        </w:rPr>
+        <w:t>btree</w:t>
+      </w:r>
+      <w:proofErr w:type="spellEnd"/>
+      <w:r>
+        <w:rPr>
+          <w:rFonts w:ascii="Consolas" w:hAnsi="Consolas"/>
+          <w:sz w:val="17"/>
+        </w:rPr>
+        <w:t>(</w:t>
+      </w:r>
+      <w:proofErr w:type="spellStart"/>
+      <w:r>
+        <w:rPr>
+          <w:rFonts w:ascii="Consolas" w:hAnsi="Consolas"/>
+          <w:sz w:val="17"/>
+        </w:rPr>
+        <w:t>product_id</w:t>
+      </w:r>
+      <w:proofErr w:type="spellEnd"/>
+      <w:r>
+        <w:rPr>
+          <w:rFonts w:ascii="Consolas" w:hAnsi="Consolas"/>
+          <w:sz w:val="17"/>
+        </w:rPr>
+        <w:t>);</w:t>
       </w:r>
       <w:r>
         <w:br/>
@@ -2981,7 +6170,64 @@
           <w:rFonts w:ascii="Consolas" w:hAnsi="Consolas"/>
           <w:sz w:val="17"/>
         </w:rPr>
-        <w:t>CREATE INDEX idx_od_test_hash ON OrderDetails_test USING hash(order_id);</w:t>
+        <w:t xml:space="preserve">CREATE INDEX </w:t>
+      </w:r>
+      <w:proofErr w:type="spellStart"/>
+      <w:proofErr w:type="gramStart"/>
+      <w:r>
+        <w:rPr>
+          <w:rFonts w:ascii="Consolas" w:hAnsi="Consolas"/>
+          <w:sz w:val="17"/>
+        </w:rPr>
+        <w:t>idx</w:t>
+      </w:r>
+      <w:proofErr w:type="gramEnd"/>
+      <w:r>
+        <w:rPr>
+          <w:rFonts w:ascii="Consolas" w:hAnsi="Consolas"/>
+          <w:sz w:val="17"/>
+        </w:rPr>
+        <w:t>_od_test_hash</w:t>
+      </w:r>
+      <w:proofErr w:type="spellEnd"/>
+      <w:r>
+        <w:rPr>
+          <w:rFonts w:ascii="Consolas" w:hAnsi="Consolas"/>
+          <w:sz w:val="17"/>
+        </w:rPr>
+        <w:t xml:space="preserve"> ON </w:t>
+      </w:r>
+      <w:proofErr w:type="spellStart"/>
+      <w:r>
+        <w:rPr>
+          <w:rFonts w:ascii="Consolas" w:hAnsi="Consolas"/>
+          <w:sz w:val="17"/>
+        </w:rPr>
+        <w:t>OrderDetails_test</w:t>
+      </w:r>
+      <w:proofErr w:type="spellEnd"/>
+      <w:r>
+        <w:rPr>
+          <w:rFonts w:ascii="Consolas" w:hAnsi="Consolas"/>
+          <w:sz w:val="17"/>
+        </w:rPr>
+        <w:t xml:space="preserve"> USING hash(</w:t>
+      </w:r>
+      <w:proofErr w:type="spellStart"/>
+      <w:r>
+        <w:rPr>
+          <w:rFonts w:ascii="Consolas" w:hAnsi="Consolas"/>
+          <w:sz w:val="17"/>
+        </w:rPr>
+        <w:t>order_id</w:t>
+      </w:r>
+      <w:proofErr w:type="spellEnd"/>
+      <w:r>
+        <w:rPr>
+          <w:rFonts w:ascii="Consolas" w:hAnsi="Consolas"/>
+          <w:sz w:val="17"/>
+        </w:rPr>
+        <w:t>);</w:t>
       </w:r>
       <w:r>
         <w:br/>
@@ -2991,7 +6237,39 @@
           <w:rFonts w:ascii="Consolas" w:hAnsi="Consolas"/>
           <w:sz w:val="17"/>
         </w:rPr>
-        <w:t>EXPLAIN ANALYZE SELECT * FROM OrderDetails_test WHERE order_id=10;</w:t>
+        <w:t xml:space="preserve">EXPLAIN ANALYZE SELECT * FROM </w:t>
+      </w:r>
+      <w:proofErr w:type="spellStart"/>
+      <w:r>
+        <w:rPr>
+          <w:rFonts w:ascii="Consolas" w:hAnsi="Consolas"/>
+          <w:sz w:val="17"/>
+        </w:rPr>
+        <w:t>OrderDetails_test</w:t>
+      </w:r>
+      <w:proofErr w:type="spellEnd"/>
+      <w:r>
+        <w:rPr>
+          <w:rFonts w:ascii="Consolas" w:hAnsi="Consolas"/>
+          <w:sz w:val="17"/>
+        </w:rPr>
+        <w:t xml:space="preserve"> WHERE </w:t>
+      </w:r>
+      <w:proofErr w:type="spellStart"/>
+      <w:r>
+        <w:rPr>
+          <w:rFonts w:ascii="Consolas" w:hAnsi="Consolas"/>
+          <w:sz w:val="17"/>
+        </w:rPr>
+        <w:t>order_id</w:t>
+      </w:r>
+      <w:proofErr w:type="spellEnd"/>
+      <w:r>
+        <w:rPr>
+          <w:rFonts w:ascii="Consolas" w:hAnsi="Consolas"/>
+          <w:sz w:val="17"/>
+        </w:rPr>
+        <w:t>=10;</w:t>
       </w:r>
     </w:p>
     <w:p>
@@ -3083,7 +6361,23 @@
           <w:rFonts w:ascii="Consolas" w:hAnsi="Consolas"/>
           <w:sz w:val="17"/>
         </w:rPr>
-        <w:t>ANALYZE OrderDetails_test;</w:t>
+        <w:t xml:space="preserve">ANALYZE </w:t>
+      </w:r>
+      <w:proofErr w:type="spellStart"/>
+      <w:r>
+        <w:rPr>
+          <w:rFonts w:ascii="Consolas" w:hAnsi="Consolas"/>
+          <w:sz w:val="17"/>
+        </w:rPr>
+        <w:t>OrderDetails_test</w:t>
+      </w:r>
+      <w:proofErr w:type="spellEnd"/>
+      <w:r>
+        <w:rPr>
+          <w:rFonts w:ascii="Consolas" w:hAnsi="Consolas"/>
+          <w:sz w:val="17"/>
+        </w:rPr>
+        <w:t>;</w:t>
       </w:r>
       <w:r>
         <w:br/>
@@ -3093,8 +6387,65 @@
           <w:rFonts w:ascii="Consolas" w:hAnsi="Consolas"/>
           <w:sz w:val="17"/>
         </w:rPr>
-        <w:t>SELECT schemaname, tablename, attname, n_distinct</w:t>
-      </w:r>
+        <w:t xml:space="preserve">SELECT </w:t>
+      </w:r>
+      <w:proofErr w:type="spellStart"/>
+      <w:r>
+        <w:rPr>
+          <w:rFonts w:ascii="Consolas" w:hAnsi="Consolas"/>
+          <w:sz w:val="17"/>
+        </w:rPr>
+        <w:t>schemaname</w:t>
+      </w:r>
+      <w:proofErr w:type="spellEnd"/>
+      <w:r>
+        <w:rPr>
+          <w:rFonts w:ascii="Consolas" w:hAnsi="Consolas"/>
+          <w:sz w:val="17"/>
+        </w:rPr>
+        <w:t xml:space="preserve">, </w:t>
+      </w:r>
+      <w:proofErr w:type="spellStart"/>
+      <w:r>
+        <w:rPr>
+          <w:rFonts w:ascii="Consolas" w:hAnsi="Consolas"/>
+          <w:sz w:val="17"/>
+        </w:rPr>
+        <w:t>tablename</w:t>
+      </w:r>
+      <w:proofErr w:type="spellEnd"/>
+      <w:r>
+        <w:rPr>
+          <w:rFonts w:ascii="Consolas" w:hAnsi="Consolas"/>
+          <w:sz w:val="17"/>
+        </w:rPr>
+        <w:t xml:space="preserve">, </w:t>
+      </w:r>
+      <w:proofErr w:type="spellStart"/>
+      <w:r>
+        <w:rPr>
+          <w:rFonts w:ascii="Consolas" w:hAnsi="Consolas"/>
+          <w:sz w:val="17"/>
+        </w:rPr>
+        <w:t>attname</w:t>
+      </w:r>
+      <w:proofErr w:type="spellEnd"/>
+      <w:r>
+        <w:rPr>
+          <w:rFonts w:ascii="Consolas" w:hAnsi="Consolas"/>
+          <w:sz w:val="17"/>
+        </w:rPr>
+        <w:t xml:space="preserve">, </w:t>
+      </w:r>
+      <w:proofErr w:type="spellStart"/>
+      <w:r>
+        <w:rPr>
+          <w:rFonts w:ascii="Consolas" w:hAnsi="Consolas"/>
+          <w:sz w:val="17"/>
+        </w:rPr>
+        <w:t>n_distinct</w:t>
+      </w:r>
+      <w:proofErr w:type="spellEnd"/>
       <w:r>
         <w:br/>
       </w:r>
@@ -3103,7 +6454,55 @@
           <w:rFonts w:ascii="Consolas" w:hAnsi="Consolas"/>
           <w:sz w:val="17"/>
         </w:rPr>
-        <w:t>FROM pg_stats WHERE tablename='orderdetails_test'</w:t>
+        <w:t xml:space="preserve">FROM </w:t>
+      </w:r>
+      <w:proofErr w:type="spellStart"/>
+      <w:r>
+        <w:rPr>
+          <w:rFonts w:ascii="Consolas" w:hAnsi="Consolas"/>
+          <w:sz w:val="17"/>
+        </w:rPr>
+        <w:t>pg_stats</w:t>
+      </w:r>
+      <w:proofErr w:type="spellEnd"/>
+      <w:r>
+        <w:rPr>
+          <w:rFonts w:ascii="Consolas" w:hAnsi="Consolas"/>
+          <w:sz w:val="17"/>
+        </w:rPr>
+        <w:t xml:space="preserve"> WHERE </w:t>
+      </w:r>
+      <w:proofErr w:type="spellStart"/>
+      <w:r>
+        <w:rPr>
+          <w:rFonts w:ascii="Consolas" w:hAnsi="Consolas"/>
+          <w:sz w:val="17"/>
+        </w:rPr>
+        <w:t>tablename</w:t>
+      </w:r>
+      <w:proofErr w:type="spellEnd"/>
+      <w:r>
+        <w:rPr>
+          <w:rFonts w:ascii="Consolas" w:hAnsi="Consolas"/>
+          <w:sz w:val="17"/>
+        </w:rPr>
+        <w:t>='</w:t>
+      </w:r>
+      <w:proofErr w:type="spellStart"/>
+      <w:r>
+        <w:rPr>
+          <w:rFonts w:ascii="Consolas" w:hAnsi="Consolas"/>
+          <w:sz w:val="17"/>
+        </w:rPr>
+        <w:t>orderdetails_test</w:t>
+      </w:r>
+      <w:proofErr w:type="spellEnd"/>
+      <w:r>
+        <w:rPr>
+          <w:rFonts w:ascii="Consolas" w:hAnsi="Consolas"/>
+          <w:sz w:val="17"/>
+        </w:rPr>
+        <w:t>'</w:t>
       </w:r>
       <w:r>
         <w:br/>
@@ -3113,7 +6512,39 @@
           <w:rFonts w:ascii="Consolas" w:hAnsi="Consolas"/>
           <w:sz w:val="17"/>
         </w:rPr>
-        <w:t>AND attname IN ('product_id','order_id');</w:t>
+        <w:t xml:space="preserve">AND </w:t>
+      </w:r>
+      <w:proofErr w:type="spellStart"/>
+      <w:r>
+        <w:rPr>
+          <w:rFonts w:ascii="Consolas" w:hAnsi="Consolas"/>
+          <w:sz w:val="17"/>
+        </w:rPr>
+        <w:t>attname</w:t>
+      </w:r>
+      <w:proofErr w:type="spellEnd"/>
+      <w:r>
+        <w:rPr>
+          <w:rFonts w:ascii="Consolas" w:hAnsi="Consolas"/>
+          <w:sz w:val="17"/>
+        </w:rPr>
+        <w:t xml:space="preserve"> IN ('product_id','</w:t>
+      </w:r>
+      <w:proofErr w:type="spellStart"/>
+      <w:r>
+        <w:rPr>
+          <w:rFonts w:ascii="Consolas" w:hAnsi="Consolas"/>
+          <w:sz w:val="17"/>
+        </w:rPr>
+        <w:t>order_id</w:t>
+      </w:r>
+      <w:proofErr w:type="spellEnd"/>
+      <w:r>
+        <w:rPr>
+          <w:rFonts w:ascii="Consolas" w:hAnsi="Consolas"/>
+          <w:sz w:val="17"/>
+        </w:rPr>
+        <w:t>');</w:t>
       </w:r>
     </w:p>
     <w:p>
@@ -3249,8 +6680,77 @@
         </w:rPr>
         <w:t xml:space="preserve">Данные клиентов, заказов, товаров и категорий разделяются по сущностям. </w:t>
       </w:r>
-      <w:r>
-        <w:t>Цена позиции заказа сохраняется как цена на момент покупки.</w:t>
+      <w:proofErr w:type="spellStart"/>
+      <w:r>
+        <w:t>Цена</w:t>
+      </w:r>
+      <w:proofErr w:type="spellEnd"/>
+      <w:r>
+        <w:t xml:space="preserve"> </w:t>
+      </w:r>
+      <w:proofErr w:type="spellStart"/>
+      <w:r>
+        <w:t>позиции</w:t>
+      </w:r>
+      <w:proofErr w:type="spellEnd"/>
+      <w:r>
+        <w:t xml:space="preserve"> </w:t>
+      </w:r>
+      <w:proofErr w:type="spellStart"/>
+      <w:r>
+        <w:t>заказа</w:t>
+      </w:r>
+      <w:proofErr w:type="spellEnd"/>
+      <w:r>
+        <w:t xml:space="preserve"> </w:t>
+      </w:r>
+      <w:proofErr w:type="spellStart"/>
+      <w:r>
+        <w:t>сохраняется</w:t>
+      </w:r>
+      <w:proofErr w:type="spellEnd"/>
+      <w:r>
+        <w:t xml:space="preserve"> </w:t>
+      </w:r>
+      <w:proofErr w:type="spellStart"/>
+      <w:r>
+        <w:t>как</w:t>
+      </w:r>
+      <w:proofErr w:type="spellEnd"/>
+      <w:r>
+        <w:t xml:space="preserve"> </w:t>
+      </w:r>
+      <w:proofErr w:type="spellStart"/>
+      <w:r>
+        <w:t>цена</w:t>
+      </w:r>
+      <w:proofErr w:type="spellEnd"/>
+      <w:r>
+        <w:t xml:space="preserve"> </w:t>
+      </w:r>
+      <w:proofErr w:type="spellStart"/>
+      <w:r>
+        <w:t>на</w:t>
+      </w:r>
+      <w:proofErr w:type="spellEnd"/>
+      <w:r>
+        <w:t xml:space="preserve"> </w:t>
+      </w:r>
+      <w:proofErr w:type="spellStart"/>
+      <w:r>
+        <w:t>момент</w:t>
+      </w:r>
+      <w:proofErr w:type="spellEnd"/>
+      <w:r>
+        <w:t xml:space="preserve"> </w:t>
+      </w:r>
+      <w:proofErr w:type="spellStart"/>
+      <w:r>
+        <w:t>покупки</w:t>
+      </w:r>
+      <w:proofErr w:type="spellEnd"/>
+      <w:r>
+        <w:t>.</w:t>
       </w:r>
     </w:p>
     <w:p>
@@ -3264,7 +6764,23 @@
           <w:rFonts w:ascii="Consolas" w:hAnsi="Consolas"/>
           <w:sz w:val="17"/>
         </w:rPr>
-        <w:t>CREATE TABLE Customers_norm (</w:t>
+        <w:t xml:space="preserve">CREATE TABLE </w:t>
+      </w:r>
+      <w:proofErr w:type="spellStart"/>
+      <w:r>
+        <w:rPr>
+          <w:rFonts w:ascii="Consolas" w:hAnsi="Consolas"/>
+          <w:sz w:val="17"/>
+        </w:rPr>
+        <w:t>Customers_norm</w:t>
+      </w:r>
+      <w:proofErr w:type="spellEnd"/>
+      <w:r>
+        <w:rPr>
+          <w:rFonts w:ascii="Consolas" w:hAnsi="Consolas"/>
+          <w:sz w:val="17"/>
+        </w:rPr>
+        <w:t xml:space="preserve"> (</w:t>
       </w:r>
       <w:r>
         <w:br/>
@@ -3274,7 +6790,39 @@
           <w:rFonts w:ascii="Consolas" w:hAnsi="Consolas"/>
           <w:sz w:val="17"/>
         </w:rPr>
-        <w:t xml:space="preserve"> customer_id INTEGER PRIMARY KEY, customer_name VARCHAR(150) NOT NULL</w:t>
+        <w:t xml:space="preserve"> </w:t>
+      </w:r>
+      <w:proofErr w:type="spellStart"/>
+      <w:r>
+        <w:rPr>
+          <w:rFonts w:ascii="Consolas" w:hAnsi="Consolas"/>
+          <w:sz w:val="17"/>
+        </w:rPr>
+        <w:t>customer_id</w:t>
+      </w:r>
+      <w:proofErr w:type="spellEnd"/>
+      <w:r>
+        <w:rPr>
+          <w:rFonts w:ascii="Consolas" w:hAnsi="Consolas"/>
+          <w:sz w:val="17"/>
+        </w:rPr>
+        <w:t xml:space="preserve"> INTEGER PRIMARY KEY, </w:t>
+      </w:r>
+      <w:proofErr w:type="spellStart"/>
+      <w:r>
+        <w:rPr>
+          <w:rFonts w:ascii="Consolas" w:hAnsi="Consolas"/>
+          <w:sz w:val="17"/>
+        </w:rPr>
+        <w:t>customer_name</w:t>
+      </w:r>
+      <w:proofErr w:type="spellEnd"/>
+      <w:r>
+        <w:rPr>
+          <w:rFonts w:ascii="Consolas" w:hAnsi="Consolas"/>
+          <w:sz w:val="17"/>
+        </w:rPr>
+        <w:t xml:space="preserve"> VARCHAR(150) NOT NULL</w:t>
       </w:r>
       <w:r>
         <w:br/>
@@ -3294,7 +6842,23 @@
           <w:rFonts w:ascii="Consolas" w:hAnsi="Consolas"/>
           <w:sz w:val="17"/>
         </w:rPr>
-        <w:t>CREATE TABLE Orders_norm (</w:t>
+        <w:t xml:space="preserve">CREATE TABLE </w:t>
+      </w:r>
+      <w:proofErr w:type="spellStart"/>
+      <w:r>
+        <w:rPr>
+          <w:rFonts w:ascii="Consolas" w:hAnsi="Consolas"/>
+          <w:sz w:val="17"/>
+        </w:rPr>
+        <w:t>Orders_norm</w:t>
+      </w:r>
+      <w:proofErr w:type="spellEnd"/>
+      <w:r>
+        <w:rPr>
+          <w:rFonts w:ascii="Consolas" w:hAnsi="Consolas"/>
+          <w:sz w:val="17"/>
+        </w:rPr>
+        <w:t xml:space="preserve"> (</w:t>
       </w:r>
       <w:r>
         <w:br/>
@@ -3304,7 +6868,23 @@
           <w:rFonts w:ascii="Consolas" w:hAnsi="Consolas"/>
           <w:sz w:val="17"/>
         </w:rPr>
-        <w:t xml:space="preserve"> order_id INTEGER PRIMARY KEY,</w:t>
+        <w:t xml:space="preserve"> </w:t>
+      </w:r>
+      <w:proofErr w:type="spellStart"/>
+      <w:r>
+        <w:rPr>
+          <w:rFonts w:ascii="Consolas" w:hAnsi="Consolas"/>
+          <w:sz w:val="17"/>
+        </w:rPr>
+        <w:t>order_id</w:t>
+      </w:r>
+      <w:proofErr w:type="spellEnd"/>
+      <w:r>
+        <w:rPr>
+          <w:rFonts w:ascii="Consolas" w:hAnsi="Consolas"/>
+          <w:sz w:val="17"/>
+        </w:rPr>
+        <w:t xml:space="preserve"> INTEGER PRIMARY KEY,</w:t>
       </w:r>
       <w:r>
         <w:br/>
@@ -3314,7 +6894,55 @@
           <w:rFonts w:ascii="Consolas" w:hAnsi="Consolas"/>
           <w:sz w:val="17"/>
         </w:rPr>
-        <w:t xml:space="preserve"> customer_id INTEGER NOT NULL REFERENCES Customers_norm(customer_id),</w:t>
+        <w:t xml:space="preserve"> </w:t>
+      </w:r>
+      <w:proofErr w:type="spellStart"/>
+      <w:r>
+        <w:rPr>
+          <w:rFonts w:ascii="Consolas" w:hAnsi="Consolas"/>
+          <w:sz w:val="17"/>
+        </w:rPr>
+        <w:t>customer_id</w:t>
+      </w:r>
+      <w:proofErr w:type="spellEnd"/>
+      <w:r>
+        <w:rPr>
+          <w:rFonts w:ascii="Consolas" w:hAnsi="Consolas"/>
+          <w:sz w:val="17"/>
+        </w:rPr>
+        <w:t xml:space="preserve"> INTEGER NOT NULL REFERENCES </w:t>
+      </w:r>
+      <w:proofErr w:type="spellStart"/>
+      <w:r>
+        <w:rPr>
+          <w:rFonts w:ascii="Consolas" w:hAnsi="Consolas"/>
+          <w:sz w:val="17"/>
+        </w:rPr>
+        <w:t>Customers_norm</w:t>
+      </w:r>
+      <w:proofErr w:type="spellEnd"/>
+      <w:r>
+        <w:rPr>
+          <w:rFonts w:ascii="Consolas" w:hAnsi="Consolas"/>
+          <w:sz w:val="17"/>
+        </w:rPr>
+        <w:t>(</w:t>
+      </w:r>
+      <w:proofErr w:type="spellStart"/>
+      <w:r>
+        <w:rPr>
+          <w:rFonts w:ascii="Consolas" w:hAnsi="Consolas"/>
+          <w:sz w:val="17"/>
+        </w:rPr>
+        <w:t>customer_id</w:t>
+      </w:r>
+      <w:proofErr w:type="spellEnd"/>
+      <w:r>
+        <w:rPr>
+          <w:rFonts w:ascii="Consolas" w:hAnsi="Consolas"/>
+          <w:sz w:val="17"/>
+        </w:rPr>
+        <w:t>),</w:t>
       </w:r>
       <w:r>
         <w:br/>
@@ -3324,7 +6952,23 @@
           <w:rFonts w:ascii="Consolas" w:hAnsi="Consolas"/>
           <w:sz w:val="17"/>
         </w:rPr>
-        <w:t xml:space="preserve"> order_date DATE NOT NULL</w:t>
+        <w:t xml:space="preserve"> </w:t>
+      </w:r>
+      <w:proofErr w:type="spellStart"/>
+      <w:r>
+        <w:rPr>
+          <w:rFonts w:ascii="Consolas" w:hAnsi="Consolas"/>
+          <w:sz w:val="17"/>
+        </w:rPr>
+        <w:t>order_date</w:t>
+      </w:r>
+      <w:proofErr w:type="spellEnd"/>
+      <w:r>
+        <w:rPr>
+          <w:rFonts w:ascii="Consolas" w:hAnsi="Consolas"/>
+          <w:sz w:val="17"/>
+        </w:rPr>
+        <w:t xml:space="preserve"> DATE NOT NULL</w:t>
       </w:r>
       <w:r>
         <w:br/>
@@ -3344,7 +6988,23 @@
           <w:rFonts w:ascii="Consolas" w:hAnsi="Consolas"/>
           <w:sz w:val="17"/>
         </w:rPr>
-        <w:t>CREATE TABLE Categories_norm (</w:t>
+        <w:t xml:space="preserve">CREATE TABLE </w:t>
+      </w:r>
+      <w:proofErr w:type="spellStart"/>
+      <w:r>
+        <w:rPr>
+          <w:rFonts w:ascii="Consolas" w:hAnsi="Consolas"/>
+          <w:sz w:val="17"/>
+        </w:rPr>
+        <w:t>Categories_norm</w:t>
+      </w:r>
+      <w:proofErr w:type="spellEnd"/>
+      <w:r>
+        <w:rPr>
+          <w:rFonts w:ascii="Consolas" w:hAnsi="Consolas"/>
+          <w:sz w:val="17"/>
+        </w:rPr>
+        <w:t xml:space="preserve"> (</w:t>
       </w:r>
       <w:r>
         <w:br/>
@@ -3354,7 +7014,39 @@
           <w:rFonts w:ascii="Consolas" w:hAnsi="Consolas"/>
           <w:sz w:val="17"/>
         </w:rPr>
-        <w:t xml:space="preserve"> category_id INTEGER PRIMARY KEY, category_name VARCHAR(100) NOT NULL UNIQUE</w:t>
+        <w:t xml:space="preserve"> </w:t>
+      </w:r>
+      <w:proofErr w:type="spellStart"/>
+      <w:r>
+        <w:rPr>
+          <w:rFonts w:ascii="Consolas" w:hAnsi="Consolas"/>
+          <w:sz w:val="17"/>
+        </w:rPr>
+        <w:t>category_id</w:t>
+      </w:r>
+      <w:proofErr w:type="spellEnd"/>
+      <w:r>
+        <w:rPr>
+          <w:rFonts w:ascii="Consolas" w:hAnsi="Consolas"/>
+          <w:sz w:val="17"/>
+        </w:rPr>
+        <w:t xml:space="preserve"> INTEGER PRIMARY KEY, </w:t>
+      </w:r>
+      <w:proofErr w:type="spellStart"/>
+      <w:r>
+        <w:rPr>
+          <w:rFonts w:ascii="Consolas" w:hAnsi="Consolas"/>
+          <w:sz w:val="17"/>
+        </w:rPr>
+        <w:t>category_name</w:t>
+      </w:r>
+      <w:proofErr w:type="spellEnd"/>
+      <w:r>
+        <w:rPr>
+          <w:rFonts w:ascii="Consolas" w:hAnsi="Consolas"/>
+          <w:sz w:val="17"/>
+        </w:rPr>
+        <w:t xml:space="preserve"> VARCHAR(100) NOT NULL UNIQUE</w:t>
       </w:r>
       <w:r>
         <w:br/>
@@ -3374,7 +7066,23 @@
           <w:rFonts w:ascii="Consolas" w:hAnsi="Consolas"/>
           <w:sz w:val="17"/>
         </w:rPr>
-        <w:t>CREATE TABLE Products_norm (</w:t>
+        <w:t xml:space="preserve">CREATE TABLE </w:t>
+      </w:r>
+      <w:proofErr w:type="spellStart"/>
+      <w:r>
+        <w:rPr>
+          <w:rFonts w:ascii="Consolas" w:hAnsi="Consolas"/>
+          <w:sz w:val="17"/>
+        </w:rPr>
+        <w:t>Products_norm</w:t>
+      </w:r>
+      <w:proofErr w:type="spellEnd"/>
+      <w:r>
+        <w:rPr>
+          <w:rFonts w:ascii="Consolas" w:hAnsi="Consolas"/>
+          <w:sz w:val="17"/>
+        </w:rPr>
+        <w:t xml:space="preserve"> (</w:t>
       </w:r>
       <w:r>
         <w:br/>
@@ -3384,7 +7092,23 @@
           <w:rFonts w:ascii="Consolas" w:hAnsi="Consolas"/>
           <w:sz w:val="17"/>
         </w:rPr>
-        <w:t xml:space="preserve"> product_id INTEGER PRIMARY KEY,</w:t>
+        <w:t xml:space="preserve"> </w:t>
+      </w:r>
+      <w:proofErr w:type="spellStart"/>
+      <w:r>
+        <w:rPr>
+          <w:rFonts w:ascii="Consolas" w:hAnsi="Consolas"/>
+          <w:sz w:val="17"/>
+        </w:rPr>
+        <w:t>product_id</w:t>
+      </w:r>
+      <w:proofErr w:type="spellEnd"/>
+      <w:r>
+        <w:rPr>
+          <w:rFonts w:ascii="Consolas" w:hAnsi="Consolas"/>
+          <w:sz w:val="17"/>
+        </w:rPr>
+        <w:t xml:space="preserve"> INTEGER PRIMARY KEY,</w:t>
       </w:r>
       <w:r>
         <w:br/>
@@ -3394,7 +7118,55 @@
           <w:rFonts w:ascii="Consolas" w:hAnsi="Consolas"/>
           <w:sz w:val="17"/>
         </w:rPr>
-        <w:t xml:space="preserve"> category_id INTEGER NOT NULL REFERENCES Categories_norm(category_id),</w:t>
+        <w:t xml:space="preserve"> </w:t>
+      </w:r>
+      <w:proofErr w:type="spellStart"/>
+      <w:r>
+        <w:rPr>
+          <w:rFonts w:ascii="Consolas" w:hAnsi="Consolas"/>
+          <w:sz w:val="17"/>
+        </w:rPr>
+        <w:t>category_id</w:t>
+      </w:r>
+      <w:proofErr w:type="spellEnd"/>
+      <w:r>
+        <w:rPr>
+          <w:rFonts w:ascii="Consolas" w:hAnsi="Consolas"/>
+          <w:sz w:val="17"/>
+        </w:rPr>
+        <w:t xml:space="preserve"> INTEGER NOT NULL REFERENCES </w:t>
+      </w:r>
+      <w:proofErr w:type="spellStart"/>
+      <w:r>
+        <w:rPr>
+          <w:rFonts w:ascii="Consolas" w:hAnsi="Consolas"/>
+          <w:sz w:val="17"/>
+        </w:rPr>
+        <w:t>Categories_norm</w:t>
+      </w:r>
+      <w:proofErr w:type="spellEnd"/>
+      <w:r>
+        <w:rPr>
+          <w:rFonts w:ascii="Consolas" w:hAnsi="Consolas"/>
+          <w:sz w:val="17"/>
+        </w:rPr>
+        <w:t>(</w:t>
+      </w:r>
+      <w:proofErr w:type="spellStart"/>
+      <w:r>
+        <w:rPr>
+          <w:rFonts w:ascii="Consolas" w:hAnsi="Consolas"/>
+          <w:sz w:val="17"/>
+        </w:rPr>
+        <w:t>category_id</w:t>
+      </w:r>
+      <w:proofErr w:type="spellEnd"/>
+      <w:r>
+        <w:rPr>
+          <w:rFonts w:ascii="Consolas" w:hAnsi="Consolas"/>
+          <w:sz w:val="17"/>
+        </w:rPr>
+        <w:t>),</w:t>
       </w:r>
       <w:r>
         <w:br/>
@@ -3404,7 +7176,23 @@
           <w:rFonts w:ascii="Consolas" w:hAnsi="Consolas"/>
           <w:sz w:val="17"/>
         </w:rPr>
-        <w:t xml:space="preserve"> product_name VARCHAR(150) NOT NULL,</w:t>
+        <w:t xml:space="preserve"> </w:t>
+      </w:r>
+      <w:proofErr w:type="spellStart"/>
+      <w:r>
+        <w:rPr>
+          <w:rFonts w:ascii="Consolas" w:hAnsi="Consolas"/>
+          <w:sz w:val="17"/>
+        </w:rPr>
+        <w:t>product_name</w:t>
+      </w:r>
+      <w:proofErr w:type="spellEnd"/>
+      <w:r>
+        <w:rPr>
+          <w:rFonts w:ascii="Consolas" w:hAnsi="Consolas"/>
+          <w:sz w:val="17"/>
+        </w:rPr>
+        <w:t xml:space="preserve"> VARCHAR(150) NOT NULL,</w:t>
       </w:r>
       <w:r>
         <w:br/>
@@ -3414,7 +7202,39 @@
           <w:rFonts w:ascii="Consolas" w:hAnsi="Consolas"/>
           <w:sz w:val="17"/>
         </w:rPr>
-        <w:t xml:space="preserve"> unit_price NUMERIC(10,2) NOT NULL CHECK(unit_price&gt;=0)</w:t>
+        <w:t xml:space="preserve"> </w:t>
+      </w:r>
+      <w:proofErr w:type="spellStart"/>
+      <w:r>
+        <w:rPr>
+          <w:rFonts w:ascii="Consolas" w:hAnsi="Consolas"/>
+          <w:sz w:val="17"/>
+        </w:rPr>
+        <w:t>unit_price</w:t>
+      </w:r>
+      <w:proofErr w:type="spellEnd"/>
+      <w:r>
+        <w:rPr>
+          <w:rFonts w:ascii="Consolas" w:hAnsi="Consolas"/>
+          <w:sz w:val="17"/>
+        </w:rPr>
+        <w:t xml:space="preserve"> NUMERIC(10,2) NOT NULL CHECK(</w:t>
+      </w:r>
+      <w:proofErr w:type="spellStart"/>
+      <w:r>
+        <w:rPr>
+          <w:rFonts w:ascii="Consolas" w:hAnsi="Consolas"/>
+          <w:sz w:val="17"/>
+        </w:rPr>
+        <w:t>unit_price</w:t>
+      </w:r>
+      <w:proofErr w:type="spellEnd"/>
+      <w:r>
+        <w:rPr>
+          <w:rFonts w:ascii="Consolas" w:hAnsi="Consolas"/>
+          <w:sz w:val="17"/>
+        </w:rPr>
+        <w:t>&gt;=0)</w:t>
       </w:r>
       <w:r>
         <w:br/>
@@ -3434,7 +7254,23 @@
           <w:rFonts w:ascii="Consolas" w:hAnsi="Consolas"/>
           <w:sz w:val="17"/>
         </w:rPr>
-        <w:t>CREATE TABLE OrderDetails_norm (</w:t>
+        <w:t xml:space="preserve">CREATE TABLE </w:t>
+      </w:r>
+      <w:proofErr w:type="spellStart"/>
+      <w:r>
+        <w:rPr>
+          <w:rFonts w:ascii="Consolas" w:hAnsi="Consolas"/>
+          <w:sz w:val="17"/>
+        </w:rPr>
+        <w:t>OrderDetails_norm</w:t>
+      </w:r>
+      <w:proofErr w:type="spellEnd"/>
+      <w:r>
+        <w:rPr>
+          <w:rFonts w:ascii="Consolas" w:hAnsi="Consolas"/>
+          <w:sz w:val="17"/>
+        </w:rPr>
+        <w:t xml:space="preserve"> (</w:t>
       </w:r>
       <w:r>
         <w:br/>
@@ -3444,7 +7280,55 @@
           <w:rFonts w:ascii="Consolas" w:hAnsi="Consolas"/>
           <w:sz w:val="17"/>
         </w:rPr>
-        <w:t xml:space="preserve"> order_id INTEGER REFERENCES Orders_norm(order_id),</w:t>
+        <w:t xml:space="preserve"> </w:t>
+      </w:r>
+      <w:proofErr w:type="spellStart"/>
+      <w:r>
+        <w:rPr>
+          <w:rFonts w:ascii="Consolas" w:hAnsi="Consolas"/>
+          <w:sz w:val="17"/>
+        </w:rPr>
+        <w:t>order_id</w:t>
+      </w:r>
+      <w:proofErr w:type="spellEnd"/>
+      <w:r>
+        <w:rPr>
+          <w:rFonts w:ascii="Consolas" w:hAnsi="Consolas"/>
+          <w:sz w:val="17"/>
+        </w:rPr>
+        <w:t xml:space="preserve"> INTEGER REFERENCES </w:t>
+      </w:r>
+      <w:proofErr w:type="spellStart"/>
+      <w:r>
+        <w:rPr>
+          <w:rFonts w:ascii="Consolas" w:hAnsi="Consolas"/>
+          <w:sz w:val="17"/>
+        </w:rPr>
+        <w:t>Orders_norm</w:t>
+      </w:r>
+      <w:proofErr w:type="spellEnd"/>
+      <w:r>
+        <w:rPr>
+          <w:rFonts w:ascii="Consolas" w:hAnsi="Consolas"/>
+          <w:sz w:val="17"/>
+        </w:rPr>
+        <w:t>(</w:t>
+      </w:r>
+      <w:proofErr w:type="spellStart"/>
+      <w:r>
+        <w:rPr>
+          <w:rFonts w:ascii="Consolas" w:hAnsi="Consolas"/>
+          <w:sz w:val="17"/>
+        </w:rPr>
+        <w:t>order_id</w:t>
+      </w:r>
+      <w:proofErr w:type="spellEnd"/>
+      <w:r>
+        <w:rPr>
+          <w:rFonts w:ascii="Consolas" w:hAnsi="Consolas"/>
+          <w:sz w:val="17"/>
+        </w:rPr>
+        <w:t>),</w:t>
       </w:r>
       <w:r>
         <w:br/>
@@ -3454,7 +7338,55 @@
           <w:rFonts w:ascii="Consolas" w:hAnsi="Consolas"/>
           <w:sz w:val="17"/>
         </w:rPr>
-        <w:t xml:space="preserve"> product_id INTEGER REFERENCES Products_norm(product_id),</w:t>
+        <w:t xml:space="preserve"> </w:t>
+      </w:r>
+      <w:proofErr w:type="spellStart"/>
+      <w:r>
+        <w:rPr>
+          <w:rFonts w:ascii="Consolas" w:hAnsi="Consolas"/>
+          <w:sz w:val="17"/>
+        </w:rPr>
+        <w:t>product_id</w:t>
+      </w:r>
+      <w:proofErr w:type="spellEnd"/>
+      <w:r>
+        <w:rPr>
+          <w:rFonts w:ascii="Consolas" w:hAnsi="Consolas"/>
+          <w:sz w:val="17"/>
+        </w:rPr>
+        <w:t xml:space="preserve"> INTEGER REFERENCES </w:t>
+      </w:r>
+      <w:proofErr w:type="spellStart"/>
+      <w:r>
+        <w:rPr>
+          <w:rFonts w:ascii="Consolas" w:hAnsi="Consolas"/>
+          <w:sz w:val="17"/>
+        </w:rPr>
+        <w:t>Products_norm</w:t>
+      </w:r>
+      <w:proofErr w:type="spellEnd"/>
+      <w:r>
+        <w:rPr>
+          <w:rFonts w:ascii="Consolas" w:hAnsi="Consolas"/>
+          <w:sz w:val="17"/>
+        </w:rPr>
+        <w:t>(</w:t>
+      </w:r>
+      <w:proofErr w:type="spellStart"/>
+      <w:r>
+        <w:rPr>
+          <w:rFonts w:ascii="Consolas" w:hAnsi="Consolas"/>
+          <w:sz w:val="17"/>
+        </w:rPr>
+        <w:t>product_id</w:t>
+      </w:r>
+      <w:proofErr w:type="spellEnd"/>
+      <w:r>
+        <w:rPr>
+          <w:rFonts w:ascii="Consolas" w:hAnsi="Consolas"/>
+          <w:sz w:val="17"/>
+        </w:rPr>
+        <w:t>),</w:t>
       </w:r>
       <w:r>
         <w:br/>
@@ -3474,7 +7406,39 @@
           <w:rFonts w:ascii="Consolas" w:hAnsi="Consolas"/>
           <w:sz w:val="17"/>
         </w:rPr>
-        <w:t xml:space="preserve"> unit_price NUMERIC(10,2) NOT NULL CHECK(unit_price&gt;=0),</w:t>
+        <w:t xml:space="preserve"> </w:t>
+      </w:r>
+      <w:proofErr w:type="spellStart"/>
+      <w:r>
+        <w:rPr>
+          <w:rFonts w:ascii="Consolas" w:hAnsi="Consolas"/>
+          <w:sz w:val="17"/>
+        </w:rPr>
+        <w:t>unit_price</w:t>
+      </w:r>
+      <w:proofErr w:type="spellEnd"/>
+      <w:r>
+        <w:rPr>
+          <w:rFonts w:ascii="Consolas" w:hAnsi="Consolas"/>
+          <w:sz w:val="17"/>
+        </w:rPr>
+        <w:t xml:space="preserve"> NUMERIC(10,2) NOT NULL CHECK(</w:t>
+      </w:r>
+      <w:proofErr w:type="spellStart"/>
+      <w:r>
+        <w:rPr>
+          <w:rFonts w:ascii="Consolas" w:hAnsi="Consolas"/>
+          <w:sz w:val="17"/>
+        </w:rPr>
+        <w:t>unit_price</w:t>
+      </w:r>
+      <w:proofErr w:type="spellEnd"/>
+      <w:r>
+        <w:rPr>
+          <w:rFonts w:ascii="Consolas" w:hAnsi="Consolas"/>
+          <w:sz w:val="17"/>
+        </w:rPr>
+        <w:t>&gt;=0),</w:t>
       </w:r>
       <w:r>
         <w:br/>
@@ -3484,7 +7448,23 @@
           <w:rFonts w:ascii="Consolas" w:hAnsi="Consolas"/>
           <w:sz w:val="17"/>
         </w:rPr>
-        <w:t xml:space="preserve"> PRIMARY KEY(order_id,product_id)</w:t>
+        <w:t xml:space="preserve"> PRIMARY KEY(</w:t>
+      </w:r>
+      <w:proofErr w:type="spellStart"/>
+      <w:r>
+        <w:rPr>
+          <w:rFonts w:ascii="Consolas" w:hAnsi="Consolas"/>
+          <w:sz w:val="17"/>
+        </w:rPr>
+        <w:t>order_id,product_id</w:t>
+      </w:r>
+      <w:proofErr w:type="spellEnd"/>
+      <w:r>
+        <w:rPr>
+          <w:rFonts w:ascii="Consolas" w:hAnsi="Consolas"/>
+          <w:sz w:val="17"/>
+        </w:rPr>
+        <w:t>)</w:t>
       </w:r>
       <w:r>
         <w:br/>
@@ -3531,6 +7511,960 @@
           <w:lang w:val="ru-RU"/>
         </w:rPr>
         <w:t>Пример структуры для владельцев, семей, недвижимости, договоров и платежей. Если объект может иметь нескольких владельцев, следует добавить таблицу-связку.</w:t>
+      </w:r>
+    </w:p>
+    <w:p>
+      <w:pPr>
+        <w:shd w:val="clear" w:color="auto" w:fill="F2F4F7"/>
+        <w:spacing w:after="120"/>
+        <w:ind w:left="288"/>
+        <w:rPr>
+          <w:rFonts w:ascii="Consolas" w:hAnsi="Consolas"/>
+          <w:sz w:val="17"/>
+          <w:lang w:val="ru-RU"/>
+        </w:rPr>
+      </w:pPr>
+      <w:r>
+        <w:rPr>
+          <w:rFonts w:ascii="Consolas" w:hAnsi="Consolas"/>
+          <w:sz w:val="17"/>
+        </w:rPr>
+        <w:t>CREATE TABLE Owners (</w:t>
+      </w:r>
+      <w:r>
+        <w:br/>
+      </w:r>
+      <w:r>
+        <w:rPr>
+          <w:rFonts w:ascii="Consolas" w:hAnsi="Consolas"/>
+          <w:sz w:val="17"/>
+        </w:rPr>
+        <w:t xml:space="preserve"> </w:t>
+      </w:r>
+      <w:proofErr w:type="spellStart"/>
+      <w:r>
+        <w:rPr>
+          <w:rFonts w:ascii="Consolas" w:hAnsi="Consolas"/>
+          <w:sz w:val="17"/>
+        </w:rPr>
+        <w:t>owner_id</w:t>
+      </w:r>
+      <w:proofErr w:type="spellEnd"/>
+      <w:r>
+        <w:rPr>
+          <w:rFonts w:ascii="Consolas" w:hAnsi="Consolas"/>
+          <w:sz w:val="17"/>
+        </w:rPr>
+        <w:t xml:space="preserve"> INTEGER GENERATED BY DEFAULT AS IDENTITY PRIMARY KEY,</w:t>
+      </w:r>
+      <w:r>
+        <w:br/>
+      </w:r>
+      <w:r>
+        <w:rPr>
+          <w:rFonts w:ascii="Consolas" w:hAnsi="Consolas"/>
+          <w:sz w:val="17"/>
+        </w:rPr>
+        <w:t xml:space="preserve"> </w:t>
+      </w:r>
+      <w:proofErr w:type="spellStart"/>
+      <w:r>
+        <w:rPr>
+          <w:rFonts w:ascii="Consolas" w:hAnsi="Consolas"/>
+          <w:sz w:val="17"/>
+        </w:rPr>
+        <w:t>full_name</w:t>
+      </w:r>
+      <w:proofErr w:type="spellEnd"/>
+      <w:r>
+        <w:rPr>
+          <w:rFonts w:ascii="Consolas" w:hAnsi="Consolas"/>
+          <w:sz w:val="17"/>
+        </w:rPr>
+        <w:t xml:space="preserve"> VARCHAR(150) NOT NULL, phones TEXT[] NOT NULL DEFAULT '{}'</w:t>
+      </w:r>
+      <w:r>
+        <w:br/>
+      </w:r>
+      <w:r>
+        <w:rPr>
+          <w:rFonts w:ascii="Consolas" w:hAnsi="Consolas"/>
+          <w:sz w:val="17"/>
+        </w:rPr>
+        <w:t>);</w:t>
+      </w:r>
+      <w:r>
+        <w:br/>
+      </w:r>
+      <w:r>
+        <w:rPr>
+          <w:rFonts w:ascii="Consolas" w:hAnsi="Consolas"/>
+          <w:sz w:val="17"/>
+        </w:rPr>
+        <w:t xml:space="preserve">CREATE TABLE </w:t>
+      </w:r>
+      <w:proofErr w:type="spellStart"/>
+      <w:r>
+        <w:rPr>
+          <w:rFonts w:ascii="Consolas" w:hAnsi="Consolas"/>
+          <w:sz w:val="17"/>
+        </w:rPr>
+        <w:t>Families_rent</w:t>
+      </w:r>
+      <w:proofErr w:type="spellEnd"/>
+      <w:r>
+        <w:rPr>
+          <w:rFonts w:ascii="Consolas" w:hAnsi="Consolas"/>
+          <w:sz w:val="17"/>
+        </w:rPr>
+        <w:t xml:space="preserve"> (</w:t>
+      </w:r>
+      <w:r>
+        <w:br/>
+      </w:r>
+      <w:r>
+        <w:rPr>
+          <w:rFonts w:ascii="Consolas" w:hAnsi="Consolas"/>
+          <w:sz w:val="17"/>
+        </w:rPr>
+        <w:t xml:space="preserve"> </w:t>
+      </w:r>
+      <w:proofErr w:type="spellStart"/>
+      <w:r>
+        <w:rPr>
+          <w:rFonts w:ascii="Consolas" w:hAnsi="Consolas"/>
+          <w:sz w:val="17"/>
+        </w:rPr>
+        <w:t>family_id</w:t>
+      </w:r>
+      <w:proofErr w:type="spellEnd"/>
+      <w:r>
+        <w:rPr>
+          <w:rFonts w:ascii="Consolas" w:hAnsi="Consolas"/>
+          <w:sz w:val="17"/>
+        </w:rPr>
+        <w:t xml:space="preserve"> INTEGER GENERATED BY DEFAULT AS IDENTITY PRIMARY KEY,</w:t>
+      </w:r>
+      <w:r>
+        <w:br/>
+      </w:r>
+      <w:r>
+        <w:rPr>
+          <w:rFonts w:ascii="Consolas" w:hAnsi="Consolas"/>
+          <w:sz w:val="17"/>
+        </w:rPr>
+        <w:t xml:space="preserve"> </w:t>
+      </w:r>
+      <w:proofErr w:type="spellStart"/>
+      <w:r>
+        <w:rPr>
+          <w:rFonts w:ascii="Consolas" w:hAnsi="Consolas"/>
+          <w:sz w:val="17"/>
+        </w:rPr>
+        <w:t>family_name</w:t>
+      </w:r>
+      <w:proofErr w:type="spellEnd"/>
+      <w:r>
+        <w:rPr>
+          <w:rFonts w:ascii="Consolas" w:hAnsi="Consolas"/>
+          <w:sz w:val="17"/>
+        </w:rPr>
+        <w:t xml:space="preserve"> VARCHAR(100) NOT NULL, phones TEXT[] NOT NULL DEFAULT '{}'</w:t>
+      </w:r>
+      <w:r>
+        <w:br/>
+      </w:r>
+      <w:r>
+        <w:rPr>
+          <w:rFonts w:ascii="Consolas" w:hAnsi="Consolas"/>
+          <w:sz w:val="17"/>
+        </w:rPr>
+        <w:t>);</w:t>
+      </w:r>
+      <w:r>
+        <w:br/>
+      </w:r>
+      <w:r>
+        <w:rPr>
+          <w:rFonts w:ascii="Consolas" w:hAnsi="Consolas"/>
+          <w:sz w:val="17"/>
+        </w:rPr>
+        <w:t xml:space="preserve">CREATE TABLE </w:t>
+      </w:r>
+      <w:proofErr w:type="spellStart"/>
+      <w:r>
+        <w:rPr>
+          <w:rFonts w:ascii="Consolas" w:hAnsi="Consolas"/>
+          <w:sz w:val="17"/>
+        </w:rPr>
+        <w:t>Realty_rent</w:t>
+      </w:r>
+      <w:proofErr w:type="spellEnd"/>
+      <w:r>
+        <w:rPr>
+          <w:rFonts w:ascii="Consolas" w:hAnsi="Consolas"/>
+          <w:sz w:val="17"/>
+        </w:rPr>
+        <w:t xml:space="preserve"> (</w:t>
+      </w:r>
+      <w:r>
+        <w:br/>
+      </w:r>
+      <w:r>
+        <w:rPr>
+          <w:rFonts w:ascii="Consolas" w:hAnsi="Consolas"/>
+          <w:sz w:val="17"/>
+        </w:rPr>
+        <w:t xml:space="preserve"> </w:t>
+      </w:r>
+      <w:proofErr w:type="spellStart"/>
+      <w:r>
+        <w:rPr>
+          <w:rFonts w:ascii="Consolas" w:hAnsi="Consolas"/>
+          <w:sz w:val="17"/>
+        </w:rPr>
+        <w:t>realty_id</w:t>
+      </w:r>
+      <w:proofErr w:type="spellEnd"/>
+      <w:r>
+        <w:rPr>
+          <w:rFonts w:ascii="Consolas" w:hAnsi="Consolas"/>
+          <w:sz w:val="17"/>
+        </w:rPr>
+        <w:t xml:space="preserve"> INTEGER GENERATED BY DEFAULT AS IDENTITY PRIMARY KEY,</w:t>
+      </w:r>
+      <w:r>
+        <w:br/>
+      </w:r>
+      <w:r>
+        <w:rPr>
+          <w:rFonts w:ascii="Consolas" w:hAnsi="Consolas"/>
+          <w:sz w:val="17"/>
+        </w:rPr>
+        <w:t xml:space="preserve"> </w:t>
+      </w:r>
+      <w:proofErr w:type="spellStart"/>
+      <w:r>
+        <w:rPr>
+          <w:rFonts w:ascii="Consolas" w:hAnsi="Consolas"/>
+          <w:sz w:val="17"/>
+        </w:rPr>
+        <w:t>owner_id</w:t>
+      </w:r>
+      <w:proofErr w:type="spellEnd"/>
+      <w:r>
+        <w:rPr>
+          <w:rFonts w:ascii="Consolas" w:hAnsi="Consolas"/>
+          <w:sz w:val="17"/>
+        </w:rPr>
+        <w:t xml:space="preserve"> INTEGER NOT NULL REFERENCES Owners(</w:t>
+      </w:r>
+      <w:proofErr w:type="spellStart"/>
+      <w:r>
+        <w:rPr>
+          <w:rFonts w:ascii="Consolas" w:hAnsi="Consolas"/>
+          <w:sz w:val="17"/>
+        </w:rPr>
+        <w:t>owner_id</w:t>
+      </w:r>
+      <w:proofErr w:type="spellEnd"/>
+      <w:r>
+        <w:rPr>
+          <w:rFonts w:ascii="Consolas" w:hAnsi="Consolas"/>
+          <w:sz w:val="17"/>
+        </w:rPr>
+        <w:t>),</w:t>
+      </w:r>
+      <w:r>
+        <w:br/>
+      </w:r>
+      <w:r>
+        <w:rPr>
+          <w:rFonts w:ascii="Consolas" w:hAnsi="Consolas"/>
+          <w:sz w:val="17"/>
+        </w:rPr>
+        <w:t xml:space="preserve"> address VARCHAR(200) NOT NULL UNIQUE,</w:t>
+      </w:r>
+      <w:r>
+        <w:br/>
+      </w:r>
+      <w:r>
+        <w:rPr>
+          <w:rFonts w:ascii="Consolas" w:hAnsi="Consolas"/>
+          <w:sz w:val="17"/>
+        </w:rPr>
+        <w:t xml:space="preserve"> area NUMERIC(8,2) NOT NULL CHECK(area&gt;0)</w:t>
+      </w:r>
+      <w:r>
+        <w:br/>
+      </w:r>
+      <w:r>
+        <w:rPr>
+          <w:rFonts w:ascii="Consolas" w:hAnsi="Consolas"/>
+          <w:sz w:val="17"/>
+        </w:rPr>
+        <w:t>);</w:t>
+      </w:r>
+      <w:r>
+        <w:br/>
+      </w:r>
+      <w:r>
+        <w:rPr>
+          <w:rFonts w:ascii="Consolas" w:hAnsi="Consolas"/>
+          <w:sz w:val="17"/>
+        </w:rPr>
+        <w:t xml:space="preserve">CREATE TABLE </w:t>
+      </w:r>
+      <w:proofErr w:type="spellStart"/>
+      <w:r>
+        <w:rPr>
+          <w:rFonts w:ascii="Consolas" w:hAnsi="Consolas"/>
+          <w:sz w:val="17"/>
+        </w:rPr>
+        <w:t>RentalContracts</w:t>
+      </w:r>
+      <w:proofErr w:type="spellEnd"/>
+      <w:r>
+        <w:rPr>
+          <w:rFonts w:ascii="Consolas" w:hAnsi="Consolas"/>
+          <w:sz w:val="17"/>
+        </w:rPr>
+        <w:t xml:space="preserve"> (</w:t>
+      </w:r>
+      <w:r>
+        <w:br/>
+      </w:r>
+      <w:r>
+        <w:rPr>
+          <w:rFonts w:ascii="Consolas" w:hAnsi="Consolas"/>
+          <w:sz w:val="17"/>
+        </w:rPr>
+        <w:t xml:space="preserve"> </w:t>
+      </w:r>
+      <w:proofErr w:type="spellStart"/>
+      <w:r>
+        <w:rPr>
+          <w:rFonts w:ascii="Consolas" w:hAnsi="Consolas"/>
+          <w:sz w:val="17"/>
+        </w:rPr>
+        <w:t>contract_id</w:t>
+      </w:r>
+      <w:proofErr w:type="spellEnd"/>
+      <w:r>
+        <w:rPr>
+          <w:rFonts w:ascii="Consolas" w:hAnsi="Consolas"/>
+          <w:sz w:val="17"/>
+        </w:rPr>
+        <w:t xml:space="preserve"> INTEGER GENERATED BY DEFAULT AS IDENTITY PRIMARY KEY,</w:t>
+      </w:r>
+      <w:r>
+        <w:br/>
+      </w:r>
+      <w:r>
+        <w:rPr>
+          <w:rFonts w:ascii="Consolas" w:hAnsi="Consolas"/>
+          <w:sz w:val="17"/>
+        </w:rPr>
+        <w:t xml:space="preserve"> </w:t>
+      </w:r>
+      <w:proofErr w:type="spellStart"/>
+      <w:r>
+        <w:rPr>
+          <w:rFonts w:ascii="Consolas" w:hAnsi="Consolas"/>
+          <w:sz w:val="17"/>
+        </w:rPr>
+        <w:t>family_id</w:t>
+      </w:r>
+      <w:proofErr w:type="spellEnd"/>
+      <w:r>
+        <w:rPr>
+          <w:rFonts w:ascii="Consolas" w:hAnsi="Consolas"/>
+          <w:sz w:val="17"/>
+        </w:rPr>
+        <w:t xml:space="preserve"> INTEGER NOT NULL REFERENCES </w:t>
+      </w:r>
+      <w:proofErr w:type="spellStart"/>
+      <w:r>
+        <w:rPr>
+          <w:rFonts w:ascii="Consolas" w:hAnsi="Consolas"/>
+          <w:sz w:val="17"/>
+        </w:rPr>
+        <w:t>Families_rent</w:t>
+      </w:r>
+      <w:proofErr w:type="spellEnd"/>
+      <w:r>
+        <w:rPr>
+          <w:rFonts w:ascii="Consolas" w:hAnsi="Consolas"/>
+          <w:sz w:val="17"/>
+        </w:rPr>
+        <w:t>(</w:t>
+      </w:r>
+      <w:proofErr w:type="spellStart"/>
+      <w:r>
+        <w:rPr>
+          <w:rFonts w:ascii="Consolas" w:hAnsi="Consolas"/>
+          <w:sz w:val="17"/>
+        </w:rPr>
+        <w:t>family_id</w:t>
+      </w:r>
+      <w:proofErr w:type="spellEnd"/>
+      <w:r>
+        <w:rPr>
+          <w:rFonts w:ascii="Consolas" w:hAnsi="Consolas"/>
+          <w:sz w:val="17"/>
+        </w:rPr>
+        <w:t>),</w:t>
+      </w:r>
+      <w:r>
+        <w:br/>
+      </w:r>
+      <w:r>
+        <w:rPr>
+          <w:rFonts w:ascii="Consolas" w:hAnsi="Consolas"/>
+          <w:sz w:val="17"/>
+        </w:rPr>
+        <w:t xml:space="preserve"> </w:t>
+      </w:r>
+      <w:proofErr w:type="spellStart"/>
+      <w:r>
+        <w:rPr>
+          <w:rFonts w:ascii="Consolas" w:hAnsi="Consolas"/>
+          <w:sz w:val="17"/>
+        </w:rPr>
+        <w:t>realty_id</w:t>
+      </w:r>
+      <w:proofErr w:type="spellEnd"/>
+      <w:r>
+        <w:rPr>
+          <w:rFonts w:ascii="Consolas" w:hAnsi="Consolas"/>
+          <w:sz w:val="17"/>
+        </w:rPr>
+        <w:t xml:space="preserve"> INTEGER NOT NULL REFERENCES </w:t>
+      </w:r>
+      <w:proofErr w:type="spellStart"/>
+      <w:r>
+        <w:rPr>
+          <w:rFonts w:ascii="Consolas" w:hAnsi="Consolas"/>
+          <w:sz w:val="17"/>
+        </w:rPr>
+        <w:t>Realty_rent</w:t>
+      </w:r>
+      <w:proofErr w:type="spellEnd"/>
+      <w:r>
+        <w:rPr>
+          <w:rFonts w:ascii="Consolas" w:hAnsi="Consolas"/>
+          <w:sz w:val="17"/>
+        </w:rPr>
+        <w:t>(</w:t>
+      </w:r>
+      <w:proofErr w:type="spellStart"/>
+      <w:r>
+        <w:rPr>
+          <w:rFonts w:ascii="Consolas" w:hAnsi="Consolas"/>
+          <w:sz w:val="17"/>
+        </w:rPr>
+        <w:t>realty_id</w:t>
+      </w:r>
+      <w:proofErr w:type="spellEnd"/>
+      <w:r>
+        <w:rPr>
+          <w:rFonts w:ascii="Consolas" w:hAnsi="Consolas"/>
+          <w:sz w:val="17"/>
+        </w:rPr>
+        <w:t>),</w:t>
+      </w:r>
+      <w:r>
+        <w:br/>
+      </w:r>
+      <w:r>
+        <w:rPr>
+          <w:rFonts w:ascii="Consolas" w:hAnsi="Consolas"/>
+          <w:sz w:val="17"/>
+        </w:rPr>
+        <w:t xml:space="preserve"> </w:t>
+      </w:r>
+      <w:proofErr w:type="spellStart"/>
+      <w:r>
+        <w:rPr>
+          <w:rFonts w:ascii="Consolas" w:hAnsi="Consolas"/>
+          <w:sz w:val="17"/>
+        </w:rPr>
+        <w:t>date_from</w:t>
+      </w:r>
+      <w:proofErr w:type="spellEnd"/>
+      <w:r>
+        <w:rPr>
+          <w:rFonts w:ascii="Consolas" w:hAnsi="Consolas"/>
+          <w:sz w:val="17"/>
+        </w:rPr>
+        <w:t xml:space="preserve"> DATE NOT NULL, </w:t>
+      </w:r>
+      <w:proofErr w:type="spellStart"/>
+      <w:r>
+        <w:rPr>
+          <w:rFonts w:ascii="Consolas" w:hAnsi="Consolas"/>
+          <w:sz w:val="17"/>
+        </w:rPr>
+        <w:t>date_to</w:t>
+      </w:r>
+      <w:proofErr w:type="spellEnd"/>
+      <w:r>
+        <w:rPr>
+          <w:rFonts w:ascii="Consolas" w:hAnsi="Consolas"/>
+          <w:sz w:val="17"/>
+        </w:rPr>
+        <w:t xml:space="preserve"> DATE,</w:t>
+      </w:r>
+      <w:r>
+        <w:br/>
+      </w:r>
+      <w:r>
+        <w:rPr>
+          <w:rFonts w:ascii="Consolas" w:hAnsi="Consolas"/>
+          <w:sz w:val="17"/>
+        </w:rPr>
+        <w:t xml:space="preserve"> </w:t>
+      </w:r>
+      <w:proofErr w:type="spellStart"/>
+      <w:r>
+        <w:rPr>
+          <w:rFonts w:ascii="Consolas" w:hAnsi="Consolas"/>
+          <w:sz w:val="17"/>
+        </w:rPr>
+        <w:t>monthly_cost</w:t>
+      </w:r>
+      <w:proofErr w:type="spellEnd"/>
+      <w:r>
+        <w:rPr>
+          <w:rFonts w:ascii="Consolas" w:hAnsi="Consolas"/>
+          <w:sz w:val="17"/>
+        </w:rPr>
+        <w:t xml:space="preserve"> NUMERIC(12,2) NOT NULL CHECK(</w:t>
+      </w:r>
+      <w:proofErr w:type="spellStart"/>
+      <w:r>
+        <w:rPr>
+          <w:rFonts w:ascii="Consolas" w:hAnsi="Consolas"/>
+          <w:sz w:val="17"/>
+        </w:rPr>
+        <w:t>monthly_cost</w:t>
+      </w:r>
+      <w:proofErr w:type="spellEnd"/>
+      <w:r>
+        <w:rPr>
+          <w:rFonts w:ascii="Consolas" w:hAnsi="Consolas"/>
+          <w:sz w:val="17"/>
+        </w:rPr>
+        <w:t>&gt;=0),</w:t>
+      </w:r>
+      <w:r>
+        <w:br/>
+      </w:r>
+      <w:r>
+        <w:rPr>
+          <w:rFonts w:ascii="Consolas" w:hAnsi="Consolas"/>
+          <w:sz w:val="17"/>
+        </w:rPr>
+        <w:t xml:space="preserve"> CHECK(</w:t>
+      </w:r>
+      <w:proofErr w:type="spellStart"/>
+      <w:r>
+        <w:rPr>
+          <w:rFonts w:ascii="Consolas" w:hAnsi="Consolas"/>
+          <w:sz w:val="17"/>
+        </w:rPr>
+        <w:t>date_to</w:t>
+      </w:r>
+      <w:proofErr w:type="spellEnd"/>
+      <w:r>
+        <w:rPr>
+          <w:rFonts w:ascii="Consolas" w:hAnsi="Consolas"/>
+          <w:sz w:val="17"/>
+        </w:rPr>
+        <w:t xml:space="preserve"> IS NULL OR </w:t>
+      </w:r>
+      <w:proofErr w:type="spellStart"/>
+      <w:r>
+        <w:rPr>
+          <w:rFonts w:ascii="Consolas" w:hAnsi="Consolas"/>
+          <w:sz w:val="17"/>
+        </w:rPr>
+        <w:t>date_to</w:t>
+      </w:r>
+      <w:proofErr w:type="spellEnd"/>
+      <w:r>
+        <w:rPr>
+          <w:rFonts w:ascii="Consolas" w:hAnsi="Consolas"/>
+          <w:sz w:val="17"/>
+        </w:rPr>
+        <w:t>&gt;=</w:t>
+      </w:r>
+      <w:proofErr w:type="spellStart"/>
+      <w:r>
+        <w:rPr>
+          <w:rFonts w:ascii="Consolas" w:hAnsi="Consolas"/>
+          <w:sz w:val="17"/>
+        </w:rPr>
+        <w:t>date_from</w:t>
+      </w:r>
+      <w:proofErr w:type="spellEnd"/>
+      <w:r>
+        <w:rPr>
+          <w:rFonts w:ascii="Consolas" w:hAnsi="Consolas"/>
+          <w:sz w:val="17"/>
+        </w:rPr>
+        <w:t>)</w:t>
+      </w:r>
+      <w:r>
+        <w:br/>
+      </w:r>
+      <w:r>
+        <w:rPr>
+          <w:rFonts w:ascii="Consolas" w:hAnsi="Consolas"/>
+          <w:sz w:val="17"/>
+        </w:rPr>
+        <w:t>);</w:t>
+      </w:r>
+      <w:r>
+        <w:br/>
+      </w:r>
+      <w:r>
+        <w:rPr>
+          <w:rFonts w:ascii="Consolas" w:hAnsi="Consolas"/>
+          <w:sz w:val="17"/>
+        </w:rPr>
+        <w:lastRenderedPageBreak/>
+        <w:t xml:space="preserve">CREATE TABLE </w:t>
+      </w:r>
+      <w:proofErr w:type="spellStart"/>
+      <w:r>
+        <w:rPr>
+          <w:rFonts w:ascii="Consolas" w:hAnsi="Consolas"/>
+          <w:sz w:val="17"/>
+        </w:rPr>
+        <w:t>RentalPayments</w:t>
+      </w:r>
+      <w:proofErr w:type="spellEnd"/>
+      <w:r>
+        <w:rPr>
+          <w:rFonts w:ascii="Consolas" w:hAnsi="Consolas"/>
+          <w:sz w:val="17"/>
+        </w:rPr>
+        <w:t xml:space="preserve"> (</w:t>
+      </w:r>
+      <w:r>
+        <w:br/>
+      </w:r>
+      <w:r>
+        <w:rPr>
+          <w:rFonts w:ascii="Consolas" w:hAnsi="Consolas"/>
+          <w:sz w:val="17"/>
+        </w:rPr>
+        <w:t xml:space="preserve"> </w:t>
+      </w:r>
+      <w:proofErr w:type="spellStart"/>
+      <w:r>
+        <w:rPr>
+          <w:rFonts w:ascii="Consolas" w:hAnsi="Consolas"/>
+          <w:sz w:val="17"/>
+        </w:rPr>
+        <w:t>payment_id</w:t>
+      </w:r>
+      <w:proofErr w:type="spellEnd"/>
+      <w:r>
+        <w:rPr>
+          <w:rFonts w:ascii="Consolas" w:hAnsi="Consolas"/>
+          <w:sz w:val="17"/>
+        </w:rPr>
+        <w:t xml:space="preserve"> INTEGER GENERATED BY DEFAULT AS IDENTITY PRIMARY KEY,</w:t>
+      </w:r>
+      <w:r>
+        <w:br/>
+      </w:r>
+      <w:r>
+        <w:rPr>
+          <w:rFonts w:ascii="Consolas" w:hAnsi="Consolas"/>
+          <w:sz w:val="17"/>
+        </w:rPr>
+        <w:t xml:space="preserve"> </w:t>
+      </w:r>
+      <w:proofErr w:type="spellStart"/>
+      <w:r>
+        <w:rPr>
+          <w:rFonts w:ascii="Consolas" w:hAnsi="Consolas"/>
+          <w:sz w:val="17"/>
+        </w:rPr>
+        <w:t>contract_id</w:t>
+      </w:r>
+      <w:proofErr w:type="spellEnd"/>
+      <w:r>
+        <w:rPr>
+          <w:rFonts w:ascii="Consolas" w:hAnsi="Consolas"/>
+          <w:sz w:val="17"/>
+        </w:rPr>
+        <w:t xml:space="preserve"> INTEGER NOT NULL REFERENCES </w:t>
+      </w:r>
+      <w:proofErr w:type="spellStart"/>
+      <w:r>
+        <w:rPr>
+          <w:rFonts w:ascii="Consolas" w:hAnsi="Consolas"/>
+          <w:sz w:val="17"/>
+        </w:rPr>
+        <w:t>RentalContracts</w:t>
+      </w:r>
+      <w:proofErr w:type="spellEnd"/>
+      <w:r>
+        <w:rPr>
+          <w:rFonts w:ascii="Consolas" w:hAnsi="Consolas"/>
+          <w:sz w:val="17"/>
+        </w:rPr>
+        <w:t>(</w:t>
+      </w:r>
+      <w:proofErr w:type="spellStart"/>
+      <w:r>
+        <w:rPr>
+          <w:rFonts w:ascii="Consolas" w:hAnsi="Consolas"/>
+          <w:sz w:val="17"/>
+        </w:rPr>
+        <w:t>contract_id</w:t>
+      </w:r>
+      <w:proofErr w:type="spellEnd"/>
+      <w:r>
+        <w:rPr>
+          <w:rFonts w:ascii="Consolas" w:hAnsi="Consolas"/>
+          <w:sz w:val="17"/>
+        </w:rPr>
+        <w:t>),</w:t>
+      </w:r>
+      <w:r>
+        <w:br/>
+      </w:r>
+      <w:r>
+        <w:rPr>
+          <w:rFonts w:ascii="Consolas" w:hAnsi="Consolas"/>
+          <w:sz w:val="17"/>
+        </w:rPr>
+        <w:t xml:space="preserve"> </w:t>
+      </w:r>
+      <w:proofErr w:type="spellStart"/>
+      <w:r>
+        <w:rPr>
+          <w:rFonts w:ascii="Consolas" w:hAnsi="Consolas"/>
+          <w:sz w:val="17"/>
+        </w:rPr>
+        <w:t>payment_date</w:t>
+      </w:r>
+      <w:proofErr w:type="spellEnd"/>
+      <w:r>
+        <w:rPr>
+          <w:rFonts w:ascii="Consolas" w:hAnsi="Consolas"/>
+          <w:sz w:val="17"/>
+        </w:rPr>
+        <w:t xml:space="preserve"> DATE NOT NULL, amount NUMERIC(12,2) NOT NULL CHECK(amount&gt;0)</w:t>
+      </w:r>
+      <w:r>
+        <w:br/>
+      </w:r>
+      <w:r>
+        <w:rPr>
+          <w:rFonts w:ascii="Consolas" w:hAnsi="Consolas"/>
+          <w:sz w:val="17"/>
+        </w:rPr>
+        <w:t>);</w:t>
+      </w:r>
+    </w:p>
+    <w:p>
+      <w:pPr>
+        <w:shd w:val="clear" w:color="auto" w:fill="F2F4F7"/>
+        <w:spacing w:after="120"/>
+        <w:rPr>
+          <w:rFonts w:ascii="Consolas" w:hAnsi="Consolas"/>
+          <w:sz w:val="17"/>
+          <w:lang w:val="ru-RU"/>
+        </w:rPr>
+      </w:pPr>
+      <w:r>
+        <w:rPr>
+          <w:rFonts w:ascii="Consolas" w:hAnsi="Consolas"/>
+          <w:sz w:val="17"/>
+          <w:lang w:val="ru-RU"/>
+        </w:rPr>
+        <w:drawing>
+          <wp:inline distT="0" distB="0" distL="0" distR="0" wp14:anchorId="5090A2AC" wp14:editId="0B45E28E">
+            <wp:extent cx="6172200" cy="3679190"/>
+            <wp:effectExtent l="0" t="0" r="0" b="0"/>
+            <wp:docPr id="1298861448" name="Рисунок 1"/>
+            <wp:cNvGraphicFramePr>
+              <a:graphicFrameLocks xmlns:a="http://schemas.openxmlformats.org/drawingml/2006/main" noChangeAspect="1"/>
+            </wp:cNvGraphicFramePr>
+            <a:graphic xmlns:a="http://schemas.openxmlformats.org/drawingml/2006/main">
+              <a:graphicData uri="http://schemas.openxmlformats.org/drawingml/2006/picture">
+                <pic:pic xmlns:pic="http://schemas.openxmlformats.org/drawingml/2006/picture">
+                  <pic:nvPicPr>
+                    <pic:cNvPr id="1298861448" name=""/>
+                    <pic:cNvPicPr/>
+                  </pic:nvPicPr>
+                  <pic:blipFill>
+                    <a:blip r:embed="rId20"/>
+                    <a:stretch>
+                      <a:fillRect/>
+                    </a:stretch>
+                  </pic:blipFill>
+                  <pic:spPr>
+                    <a:xfrm>
+                      <a:off x="0" y="0"/>
+                      <a:ext cx="6172200" cy="3679190"/>
+                    </a:xfrm>
+                    <a:prstGeom prst="rect">
+                      <a:avLst/>
+                    </a:prstGeom>
+                  </pic:spPr>
+                </pic:pic>
+              </a:graphicData>
+            </a:graphic>
+          </wp:inline>
+        </w:drawing>
+      </w:r>
+    </w:p>
+    <w:p>
+      <w:pPr>
+        <w:shd w:val="clear" w:color="auto" w:fill="F2F4F7"/>
+        <w:spacing w:after="120"/>
+        <w:rPr>
+          <w:rFonts w:ascii="Consolas" w:hAnsi="Consolas"/>
+          <w:sz w:val="17"/>
+          <w:lang w:val="ru-RU"/>
+        </w:rPr>
+      </w:pPr>
+    </w:p>
+    <w:p>
+      <w:pPr>
+        <w:pStyle w:val="21"/>
+        <w:rPr>
+          <w:lang w:val="ru-RU"/>
+        </w:rPr>
+      </w:pPr>
+      <w:r>
+        <w:rPr>
+          <w:lang w:val="ru-RU"/>
+        </w:rPr>
+        <w:t>6.3. Ограничения таблиц</w:t>
+      </w:r>
+    </w:p>
+    <w:p>
+      <w:r>
+        <w:rPr>
+          <w:lang w:val="ru-RU"/>
+        </w:rPr>
+        <w:t xml:space="preserve">Перед добавлением </w:t>
+      </w:r>
+      <w:r>
+        <w:t>NOT</w:t>
+      </w:r>
+      <w:r>
+        <w:rPr>
+          <w:lang w:val="ru-RU"/>
+        </w:rPr>
+        <w:t xml:space="preserve"> </w:t>
+      </w:r>
+      <w:r>
+        <w:t>NULL</w:t>
+      </w:r>
+      <w:r>
+        <w:rPr>
+          <w:lang w:val="ru-RU"/>
+        </w:rPr>
+        <w:t>/</w:t>
+      </w:r>
+      <w:r>
+        <w:t>UNIQUE</w:t>
+      </w:r>
+      <w:r>
+        <w:rPr>
+          <w:lang w:val="ru-RU"/>
+        </w:rPr>
+        <w:t xml:space="preserve"> нужно проверить старые данные: существующие </w:t>
+      </w:r>
+      <w:r>
+        <w:t>NULL</w:t>
+      </w:r>
+      <w:r>
+        <w:rPr>
+          <w:lang w:val="ru-RU"/>
+        </w:rPr>
+        <w:t xml:space="preserve"> или дубли приведут к ошибке. </w:t>
+      </w:r>
+      <w:proofErr w:type="spellStart"/>
+      <w:r>
+        <w:t>Имена</w:t>
+      </w:r>
+      <w:proofErr w:type="spellEnd"/>
+      <w:r>
+        <w:t xml:space="preserve"> </w:t>
+      </w:r>
+      <w:proofErr w:type="spellStart"/>
+      <w:r>
+        <w:t>полей</w:t>
+      </w:r>
+      <w:proofErr w:type="spellEnd"/>
+      <w:r>
+        <w:t xml:space="preserve"> — </w:t>
+      </w:r>
+      <w:proofErr w:type="spellStart"/>
+      <w:r>
+        <w:t>пример</w:t>
+      </w:r>
+      <w:proofErr w:type="spellEnd"/>
+      <w:r>
+        <w:t xml:space="preserve">, </w:t>
+      </w:r>
+      <w:proofErr w:type="spellStart"/>
+      <w:r>
+        <w:t>их</w:t>
+      </w:r>
+      <w:proofErr w:type="spellEnd"/>
+      <w:r>
+        <w:t xml:space="preserve"> </w:t>
+      </w:r>
+      <w:proofErr w:type="spellStart"/>
+      <w:r>
+        <w:t>нужно</w:t>
+      </w:r>
+      <w:proofErr w:type="spellEnd"/>
+      <w:r>
+        <w:t xml:space="preserve"> </w:t>
+      </w:r>
+      <w:proofErr w:type="spellStart"/>
+      <w:r>
+        <w:t>сверить</w:t>
+      </w:r>
+      <w:proofErr w:type="spellEnd"/>
+      <w:r>
+        <w:t xml:space="preserve"> </w:t>
+      </w:r>
+      <w:proofErr w:type="spellStart"/>
+      <w:r>
+        <w:t>со</w:t>
+      </w:r>
+      <w:proofErr w:type="spellEnd"/>
+      <w:r>
+        <w:t xml:space="preserve"> </w:t>
+      </w:r>
+      <w:proofErr w:type="spellStart"/>
+      <w:r>
+        <w:t>схемой</w:t>
+      </w:r>
+      <w:proofErr w:type="spellEnd"/>
+      <w:r>
+        <w:t xml:space="preserve"> </w:t>
+      </w:r>
+      <w:proofErr w:type="spellStart"/>
+      <w:r>
+        <w:t>задания</w:t>
+      </w:r>
+      <w:proofErr w:type="spellEnd"/>
+      <w:r>
+        <w:t>.</w:t>
       </w:r>
     </w:p>
     <w:p>
@@ -3544,8 +8478,17 @@
           <w:rFonts w:ascii="Consolas" w:hAnsi="Consolas"/>
           <w:sz w:val="17"/>
         </w:rPr>
-        <w:t>CREATE TABLE Owners (</w:t>
-      </w:r>
+        <w:t xml:space="preserve">ALTER TABLE countries ADD CONSTRAINT </w:t>
+      </w:r>
+      <w:proofErr w:type="spellStart"/>
+      <w:r>
+        <w:rPr>
+          <w:rFonts w:ascii="Consolas" w:hAnsi="Consolas"/>
+          <w:sz w:val="17"/>
+        </w:rPr>
+        <w:t>countries_postal_digits</w:t>
+      </w:r>
+      <w:proofErr w:type="spellEnd"/>
       <w:r>
         <w:br/>
       </w:r>
@@ -3554,7 +8497,55 @@
           <w:rFonts w:ascii="Consolas" w:hAnsi="Consolas"/>
           <w:sz w:val="17"/>
         </w:rPr>
-        <w:t xml:space="preserve"> owner_id INTEGER GENERATED BY DEFAULT AS IDENTITY PRIMARY KEY,</w:t>
+        <w:t>CHECK (</w:t>
+      </w:r>
+      <w:proofErr w:type="spellStart"/>
+      <w:r>
+        <w:rPr>
+          <w:rFonts w:ascii="Consolas" w:hAnsi="Consolas"/>
+          <w:sz w:val="17"/>
+        </w:rPr>
+        <w:t>postal_code</w:t>
+      </w:r>
+      <w:proofErr w:type="spellEnd"/>
+      <w:r>
+        <w:rPr>
+          <w:rFonts w:ascii="Consolas" w:hAnsi="Consolas"/>
+          <w:sz w:val="17"/>
+        </w:rPr>
+        <w:t xml:space="preserve"> ~ '</w:t>
+      </w:r>
+      <w:proofErr w:type="gramStart"/>
+      <w:r>
+        <w:rPr>
+          <w:rFonts w:ascii="Consolas" w:hAnsi="Consolas"/>
+          <w:sz w:val="17"/>
+        </w:rPr>
+        <w:t>^[</w:t>
+      </w:r>
+      <w:proofErr w:type="gramEnd"/>
+      <w:r>
+        <w:rPr>
+          <w:rFonts w:ascii="Consolas" w:hAnsi="Consolas"/>
+          <w:sz w:val="17"/>
+        </w:rPr>
+        <w:t>0-</w:t>
+      </w:r>
+      <w:proofErr w:type="gramStart"/>
+      <w:r>
+        <w:rPr>
+          <w:rFonts w:ascii="Consolas" w:hAnsi="Consolas"/>
+          <w:sz w:val="17"/>
+        </w:rPr>
+        <w:t>9]+</w:t>
+      </w:r>
+      <w:proofErr w:type="gramEnd"/>
+      <w:r>
+        <w:rPr>
+          <w:rFonts w:ascii="Consolas" w:hAnsi="Consolas"/>
+          <w:sz w:val="17"/>
+        </w:rPr>
+        <w:t>$');</w:t>
       </w:r>
       <w:r>
         <w:br/>
@@ -3564,7 +8555,7 @@
           <w:rFonts w:ascii="Consolas" w:hAnsi="Consolas"/>
           <w:sz w:val="17"/>
         </w:rPr>
-        <w:t xml:space="preserve"> full_name VARCHAR(150) NOT NULL, phones TEXT[] NOT NULL DEFAULT '{}'</w:t>
+        <w:t>ALTER TABLE employees ALTER COLUMN email SET NOT NULL;</w:t>
       </w:r>
       <w:r>
         <w:br/>
@@ -3574,7 +8565,39 @@
           <w:rFonts w:ascii="Consolas" w:hAnsi="Consolas"/>
           <w:sz w:val="17"/>
         </w:rPr>
-        <w:t>);</w:t>
+        <w:t xml:space="preserve">ALTER TABLE employees ADD CONSTRAINT </w:t>
+      </w:r>
+      <w:proofErr w:type="spellStart"/>
+      <w:r>
+        <w:rPr>
+          <w:rFonts w:ascii="Consolas" w:hAnsi="Consolas"/>
+          <w:sz w:val="17"/>
+        </w:rPr>
+        <w:t>employees_email_unique</w:t>
+      </w:r>
+      <w:proofErr w:type="spellEnd"/>
+      <w:r>
+        <w:rPr>
+          <w:rFonts w:ascii="Consolas" w:hAnsi="Consolas"/>
+          <w:sz w:val="17"/>
+        </w:rPr>
+        <w:t xml:space="preserve"> </w:t>
+      </w:r>
+      <w:proofErr w:type="gramStart"/>
+      <w:r>
+        <w:rPr>
+          <w:rFonts w:ascii="Consolas" w:hAnsi="Consolas"/>
+          <w:sz w:val="17"/>
+        </w:rPr>
+        <w:t>UNIQUE(</w:t>
+      </w:r>
+      <w:proofErr w:type="gramEnd"/>
+      <w:r>
+        <w:rPr>
+          <w:rFonts w:ascii="Consolas" w:hAnsi="Consolas"/>
+          <w:sz w:val="17"/>
+        </w:rPr>
+        <w:t>email);</w:t>
       </w:r>
       <w:r>
         <w:br/>
@@ -3584,7 +8607,48 @@
           <w:rFonts w:ascii="Consolas" w:hAnsi="Consolas"/>
           <w:sz w:val="17"/>
         </w:rPr>
-        <w:t>CREATE TABLE Families_rent (</w:t>
+        <w:t xml:space="preserve">ALTER TABLE jobs ADD CONSTRAINT </w:t>
+      </w:r>
+      <w:proofErr w:type="spellStart"/>
+      <w:r>
+        <w:rPr>
+          <w:rFonts w:ascii="Consolas" w:hAnsi="Consolas"/>
+          <w:sz w:val="17"/>
+        </w:rPr>
+        <w:t>jobs_max_salary_limit</w:t>
+      </w:r>
+      <w:proofErr w:type="spellEnd"/>
+      <w:r>
+        <w:rPr>
+          <w:rFonts w:ascii="Consolas" w:hAnsi="Consolas"/>
+          <w:sz w:val="17"/>
+        </w:rPr>
+        <w:t xml:space="preserve"> </w:t>
+      </w:r>
+      <w:proofErr w:type="gramStart"/>
+      <w:r>
+        <w:rPr>
+          <w:rFonts w:ascii="Consolas" w:hAnsi="Consolas"/>
+          <w:sz w:val="17"/>
+        </w:rPr>
+        <w:t>CHECK(</w:t>
+      </w:r>
+      <w:proofErr w:type="spellStart"/>
+      <w:proofErr w:type="gramEnd"/>
+      <w:r>
+        <w:rPr>
+          <w:rFonts w:ascii="Consolas" w:hAnsi="Consolas"/>
+          <w:sz w:val="17"/>
+        </w:rPr>
+        <w:t>max_salary</w:t>
+      </w:r>
+      <w:proofErr w:type="spellEnd"/>
+      <w:r>
+        <w:rPr>
+          <w:rFonts w:ascii="Consolas" w:hAnsi="Consolas"/>
+          <w:sz w:val="17"/>
+        </w:rPr>
+        <w:t>&lt;=25000);</w:t>
       </w:r>
       <w:r>
         <w:br/>
@@ -3594,7 +8658,23 @@
           <w:rFonts w:ascii="Consolas" w:hAnsi="Consolas"/>
           <w:sz w:val="17"/>
         </w:rPr>
-        <w:t xml:space="preserve"> family_id INTEGER GENERATED BY DEFAULT AS IDENTITY PRIMARY KEY,</w:t>
+        <w:t xml:space="preserve">ALTER TABLE jobs ALTER COLUMN </w:t>
+      </w:r>
+      <w:proofErr w:type="spellStart"/>
+      <w:r>
+        <w:rPr>
+          <w:rFonts w:ascii="Consolas" w:hAnsi="Consolas"/>
+          <w:sz w:val="17"/>
+        </w:rPr>
+        <w:t>min_salary</w:t>
+      </w:r>
+      <w:proofErr w:type="spellEnd"/>
+      <w:r>
+        <w:rPr>
+          <w:rFonts w:ascii="Consolas" w:hAnsi="Consolas"/>
+          <w:sz w:val="17"/>
+        </w:rPr>
+        <w:t xml:space="preserve"> SET DEFAULT 8000;</w:t>
       </w:r>
       <w:r>
         <w:br/>
@@ -3604,8 +8684,17 @@
           <w:rFonts w:ascii="Consolas" w:hAnsi="Consolas"/>
           <w:sz w:val="17"/>
         </w:rPr>
-        <w:t xml:space="preserve"> family_name VARCHAR(100) NOT NULL, phones TEXT[] NOT NULL DEFAULT '{}'</w:t>
-      </w:r>
+        <w:t xml:space="preserve">ALTER TABLE employees ADD CONSTRAINT </w:t>
+      </w:r>
+      <w:proofErr w:type="spellStart"/>
+      <w:r>
+        <w:rPr>
+          <w:rFonts w:ascii="Consolas" w:hAnsi="Consolas"/>
+          <w:sz w:val="17"/>
+        </w:rPr>
+        <w:t>employees_job_fk</w:t>
+      </w:r>
+      <w:proofErr w:type="spellEnd"/>
       <w:r>
         <w:br/>
       </w:r>
@@ -3614,220 +8703,48 @@
           <w:rFonts w:ascii="Consolas" w:hAnsi="Consolas"/>
           <w:sz w:val="17"/>
         </w:rPr>
-        <w:t>);</w:t>
-      </w:r>
-      <w:r>
-        <w:br/>
-      </w:r>
-      <w:r>
-        <w:rPr>
-          <w:rFonts w:ascii="Consolas" w:hAnsi="Consolas"/>
-          <w:sz w:val="17"/>
-        </w:rPr>
-        <w:t>CREATE TABLE Realty_rent (</w:t>
-      </w:r>
-      <w:r>
-        <w:br/>
-      </w:r>
-      <w:r>
-        <w:rPr>
-          <w:rFonts w:ascii="Consolas" w:hAnsi="Consolas"/>
-          <w:sz w:val="17"/>
-        </w:rPr>
-        <w:t xml:space="preserve"> realty_id INTEGER GENERATED BY DEFAULT AS IDENTITY PRIMARY KEY,</w:t>
-      </w:r>
-      <w:r>
-        <w:br/>
-      </w:r>
-      <w:r>
-        <w:rPr>
-          <w:rFonts w:ascii="Consolas" w:hAnsi="Consolas"/>
-          <w:sz w:val="17"/>
-        </w:rPr>
-        <w:t xml:space="preserve"> owner_id INTEGER NOT NULL REFERENCES Owners(owner_id),</w:t>
-      </w:r>
-      <w:r>
-        <w:br/>
-      </w:r>
-      <w:r>
-        <w:rPr>
-          <w:rFonts w:ascii="Consolas" w:hAnsi="Consolas"/>
-          <w:sz w:val="17"/>
-        </w:rPr>
-        <w:t xml:space="preserve"> address VARCHAR(200) NOT NULL UNIQUE,</w:t>
-      </w:r>
-      <w:r>
-        <w:br/>
-      </w:r>
-      <w:r>
-        <w:rPr>
-          <w:rFonts w:ascii="Consolas" w:hAnsi="Consolas"/>
-          <w:sz w:val="17"/>
-        </w:rPr>
-        <w:t xml:space="preserve"> area NUMERIC(8,2) NOT NULL CHECK(area&gt;0)</w:t>
-      </w:r>
-      <w:r>
-        <w:br/>
-      </w:r>
-      <w:r>
-        <w:rPr>
-          <w:rFonts w:ascii="Consolas" w:hAnsi="Consolas"/>
-          <w:sz w:val="17"/>
-        </w:rPr>
-        <w:t>);</w:t>
-      </w:r>
-      <w:r>
-        <w:br/>
-      </w:r>
-      <w:r>
-        <w:rPr>
-          <w:rFonts w:ascii="Consolas" w:hAnsi="Consolas"/>
-          <w:sz w:val="17"/>
-        </w:rPr>
-        <w:t>CREATE TABLE RentalContracts (</w:t>
-      </w:r>
-      <w:r>
-        <w:br/>
-      </w:r>
-      <w:r>
-        <w:rPr>
-          <w:rFonts w:ascii="Consolas" w:hAnsi="Consolas"/>
-          <w:sz w:val="17"/>
-        </w:rPr>
-        <w:t xml:space="preserve"> contract_id INTEGER GENERATED BY DEFAULT AS IDENTITY PRIMARY KEY,</w:t>
-      </w:r>
-      <w:r>
-        <w:br/>
-      </w:r>
-      <w:r>
-        <w:rPr>
-          <w:rFonts w:ascii="Consolas" w:hAnsi="Consolas"/>
-          <w:sz w:val="17"/>
-        </w:rPr>
-        <w:t xml:space="preserve"> family_id INTEGER NOT NULL REFERENCES Families_rent(family_id),</w:t>
-      </w:r>
-      <w:r>
-        <w:br/>
-      </w:r>
-      <w:r>
-        <w:rPr>
-          <w:rFonts w:ascii="Consolas" w:hAnsi="Consolas"/>
-          <w:sz w:val="17"/>
-        </w:rPr>
-        <w:t xml:space="preserve"> realty_id INTEGER NOT NULL REFERENCES Realty_rent(realty_id),</w:t>
-      </w:r>
-      <w:r>
-        <w:br/>
-      </w:r>
-      <w:r>
-        <w:rPr>
-          <w:rFonts w:ascii="Consolas" w:hAnsi="Consolas"/>
-          <w:sz w:val="17"/>
-        </w:rPr>
-        <w:t xml:space="preserve"> date_from DATE NOT NULL, date_to DATE,</w:t>
-      </w:r>
-      <w:r>
-        <w:br/>
-      </w:r>
-      <w:r>
-        <w:rPr>
-          <w:rFonts w:ascii="Consolas" w:hAnsi="Consolas"/>
-          <w:sz w:val="17"/>
-        </w:rPr>
-        <w:t xml:space="preserve"> monthly_cost NUMERIC(12,2) NOT NULL CHECK(monthly_cost&gt;=0),</w:t>
-      </w:r>
-      <w:r>
-        <w:br/>
-      </w:r>
-      <w:r>
-        <w:rPr>
-          <w:rFonts w:ascii="Consolas" w:hAnsi="Consolas"/>
-          <w:sz w:val="17"/>
-        </w:rPr>
-        <w:t xml:space="preserve"> CHECK(date_to IS NULL OR date_to&gt;=date_from)</w:t>
-      </w:r>
-      <w:r>
-        <w:br/>
-      </w:r>
-      <w:r>
-        <w:rPr>
-          <w:rFonts w:ascii="Consolas" w:hAnsi="Consolas"/>
-          <w:sz w:val="17"/>
-        </w:rPr>
-        <w:t>);</w:t>
-      </w:r>
-      <w:r>
-        <w:br/>
-      </w:r>
-      <w:r>
-        <w:rPr>
-          <w:rFonts w:ascii="Consolas" w:hAnsi="Consolas"/>
-          <w:sz w:val="17"/>
-        </w:rPr>
-        <w:lastRenderedPageBreak/>
-        <w:t>CREATE TABLE RentalPayments (</w:t>
-      </w:r>
-      <w:r>
-        <w:br/>
-      </w:r>
-      <w:r>
-        <w:rPr>
-          <w:rFonts w:ascii="Consolas" w:hAnsi="Consolas"/>
-          <w:sz w:val="17"/>
-        </w:rPr>
-        <w:t xml:space="preserve"> payment_id INTEGER GENERATED BY DEFAULT AS IDENTITY PRIMARY KEY,</w:t>
-      </w:r>
-      <w:r>
-        <w:br/>
-      </w:r>
-      <w:r>
-        <w:rPr>
-          <w:rFonts w:ascii="Consolas" w:hAnsi="Consolas"/>
-          <w:sz w:val="17"/>
-        </w:rPr>
-        <w:t xml:space="preserve"> contract_id INTEGER NOT NULL REFERENCES RentalContracts(contract_id),</w:t>
-      </w:r>
-      <w:r>
-        <w:br/>
-      </w:r>
-      <w:r>
-        <w:rPr>
-          <w:rFonts w:ascii="Consolas" w:hAnsi="Consolas"/>
-          <w:sz w:val="17"/>
-        </w:rPr>
-        <w:t xml:space="preserve"> payment_date DATE NOT NULL, amount NUMERIC(12,2) NOT NULL CHECK(amount&gt;0)</w:t>
-      </w:r>
-      <w:r>
-        <w:br/>
-      </w:r>
-      <w:r>
-        <w:rPr>
-          <w:rFonts w:ascii="Consolas" w:hAnsi="Consolas"/>
-          <w:sz w:val="17"/>
-        </w:rPr>
-        <w:t>);</w:t>
-      </w:r>
-    </w:p>
-    <w:p>
-      <w:pPr>
-        <w:rPr>
-          <w:lang w:val="ru-RU"/>
-        </w:rPr>
-      </w:pPr>
-      <w:r>
-        <w:rPr>
-          <w:lang w:val="ru-RU"/>
-        </w:rPr>
-        <w:t xml:space="preserve">[Вставить скриншот </w:t>
-      </w:r>
-      <w:r>
-        <w:t>ER</w:t>
-      </w:r>
-      <w:r>
-        <w:rPr>
-          <w:lang w:val="ru-RU"/>
-        </w:rPr>
-        <w:t>-диаграммы из используемой СУБД/редактора.]</w:t>
+        <w:t xml:space="preserve">FOREIGN </w:t>
+      </w:r>
+      <w:proofErr w:type="gramStart"/>
+      <w:r>
+        <w:rPr>
+          <w:rFonts w:ascii="Consolas" w:hAnsi="Consolas"/>
+          <w:sz w:val="17"/>
+        </w:rPr>
+        <w:t>KEY(</w:t>
+      </w:r>
+      <w:proofErr w:type="spellStart"/>
+      <w:proofErr w:type="gramEnd"/>
+      <w:r>
+        <w:rPr>
+          <w:rFonts w:ascii="Consolas" w:hAnsi="Consolas"/>
+          <w:sz w:val="17"/>
+        </w:rPr>
+        <w:t>job_id</w:t>
+      </w:r>
+      <w:proofErr w:type="spellEnd"/>
+      <w:r>
+        <w:rPr>
+          <w:rFonts w:ascii="Consolas" w:hAnsi="Consolas"/>
+          <w:sz w:val="17"/>
+        </w:rPr>
+        <w:t>) REFERENCES jobs(</w:t>
+      </w:r>
+      <w:proofErr w:type="spellStart"/>
+      <w:r>
+        <w:rPr>
+          <w:rFonts w:ascii="Consolas" w:hAnsi="Consolas"/>
+          <w:sz w:val="17"/>
+        </w:rPr>
+        <w:t>job_id</w:t>
+      </w:r>
+      <w:proofErr w:type="spellEnd"/>
+      <w:r>
+        <w:rPr>
+          <w:rFonts w:ascii="Consolas" w:hAnsi="Consolas"/>
+          <w:sz w:val="17"/>
+        </w:rPr>
+        <w:t>) ON UPDATE CASCADE;</w:t>
       </w:r>
     </w:p>
     <w:p>
@@ -3841,54 +8758,29 @@
         <w:rPr>
           <w:lang w:val="ru-RU"/>
         </w:rPr>
-        <w:t>6.3. Ограничения таблиц</w:t>
+        <w:t>6.4. Изменить шаг последовательности</w:t>
       </w:r>
     </w:p>
     <w:p>
-      <w:r>
-        <w:rPr>
-          <w:lang w:val="ru-RU"/>
-        </w:rPr>
-        <w:t xml:space="preserve">Перед добавлением </w:t>
-      </w:r>
-      <w:r>
-        <w:t>NOT</w:t>
-      </w:r>
-      <w:r>
-        <w:rPr>
-          <w:lang w:val="ru-RU"/>
-        </w:rPr>
-        <w:t xml:space="preserve"> </w:t>
-      </w:r>
-      <w:r>
-        <w:t>NULL</w:t>
-      </w:r>
-      <w:r>
-        <w:rPr>
-          <w:lang w:val="ru-RU"/>
-        </w:rPr>
-        <w:t>/</w:t>
-      </w:r>
-      <w:r>
-        <w:t>UNIQUE</w:t>
-      </w:r>
-      <w:r>
-        <w:rPr>
-          <w:lang w:val="ru-RU"/>
-        </w:rPr>
-        <w:t xml:space="preserve"> нужно проверить старые данные: существующие </w:t>
-      </w:r>
-      <w:r>
-        <w:t>NULL</w:t>
-      </w:r>
-      <w:r>
-        <w:rPr>
-          <w:lang w:val="ru-RU"/>
-        </w:rPr>
-        <w:t xml:space="preserve"> или дубли приведут к ошибке. </w:t>
-      </w:r>
-      <w:r>
-        <w:t>Имена полей — пример, их нужно сверить со схемой задания.</w:t>
+      <w:pPr>
+        <w:rPr>
+          <w:lang w:val="ru-RU"/>
+        </w:rPr>
+      </w:pPr>
+      <w:r>
+        <w:rPr>
+          <w:lang w:val="ru-RU"/>
+        </w:rPr>
+        <w:t xml:space="preserve">Команда применима, если используется </w:t>
+      </w:r>
+      <w:r>
+        <w:t>sequence</w:t>
+      </w:r>
+      <w:r>
+        <w:rPr>
+          <w:lang w:val="ru-RU"/>
+        </w:rPr>
+        <w:t xml:space="preserve"> с таким именем; сначала проверьте фактическое имя.</w:t>
       </w:r>
     </w:p>
     <w:p>
@@ -3902,77 +8794,23 @@
           <w:rFonts w:ascii="Consolas" w:hAnsi="Consolas"/>
           <w:sz w:val="17"/>
         </w:rPr>
-        <w:t>ALTER TABLE countries ADD CONSTRAINT countries_postal_digits</w:t>
-      </w:r>
-      <w:r>
-        <w:br/>
-      </w:r>
-      <w:r>
-        <w:rPr>
-          <w:rFonts w:ascii="Consolas" w:hAnsi="Consolas"/>
-          <w:sz w:val="17"/>
-        </w:rPr>
-        <w:t>CHECK (postal_code ~ '^[0-9]+$');</w:t>
-      </w:r>
-      <w:r>
-        <w:br/>
-      </w:r>
-      <w:r>
-        <w:rPr>
-          <w:rFonts w:ascii="Consolas" w:hAnsi="Consolas"/>
-          <w:sz w:val="17"/>
-        </w:rPr>
-        <w:t>ALTER TABLE employees ALTER COLUMN email SET NOT NULL;</w:t>
-      </w:r>
-      <w:r>
-        <w:br/>
-      </w:r>
-      <w:r>
-        <w:rPr>
-          <w:rFonts w:ascii="Consolas" w:hAnsi="Consolas"/>
-          <w:sz w:val="17"/>
-        </w:rPr>
-        <w:t>ALTER TABLE employees ADD CONSTRAINT employees_email_unique UNIQUE(email);</w:t>
-      </w:r>
-      <w:r>
-        <w:br/>
-      </w:r>
-      <w:r>
-        <w:rPr>
-          <w:rFonts w:ascii="Consolas" w:hAnsi="Consolas"/>
-          <w:sz w:val="17"/>
-        </w:rPr>
-        <w:t>ALTER TABLE jobs ADD CONSTRAINT jobs_max_salary_limit CHECK(max_salary&lt;=25000);</w:t>
-      </w:r>
-      <w:r>
-        <w:br/>
-      </w:r>
-      <w:r>
-        <w:rPr>
-          <w:rFonts w:ascii="Consolas" w:hAnsi="Consolas"/>
-          <w:sz w:val="17"/>
-        </w:rPr>
-        <w:t>ALTER TABLE jobs ALTER COLUMN min_salary SET DEFAULT 8000;</w:t>
-      </w:r>
-      <w:r>
-        <w:br/>
-      </w:r>
-      <w:r>
-        <w:rPr>
-          <w:rFonts w:ascii="Consolas" w:hAnsi="Consolas"/>
-          <w:sz w:val="17"/>
-        </w:rPr>
-        <w:t>ALTER TABLE employees ADD CONSTRAINT employees_job_fk</w:t>
-      </w:r>
-      <w:r>
-        <w:br/>
-      </w:r>
-      <w:r>
-        <w:rPr>
-          <w:rFonts w:ascii="Consolas" w:hAnsi="Consolas"/>
-          <w:sz w:val="17"/>
-        </w:rPr>
-        <w:t>FOREIGN KEY(job_id) REFERENCES jobs(job_id) ON UPDATE CASCADE;</w:t>
+        <w:t xml:space="preserve">ALTER SEQUENCE </w:t>
+      </w:r>
+      <w:proofErr w:type="spellStart"/>
+      <w:r>
+        <w:rPr>
+          <w:rFonts w:ascii="Consolas" w:hAnsi="Consolas"/>
+          <w:sz w:val="17"/>
+        </w:rPr>
+        <w:t>countries_country_id_seq</w:t>
+      </w:r>
+      <w:proofErr w:type="spellEnd"/>
+      <w:r>
+        <w:rPr>
+          <w:rFonts w:ascii="Consolas" w:hAnsi="Consolas"/>
+          <w:sz w:val="17"/>
+        </w:rPr>
+        <w:t xml:space="preserve"> INCREMENT BY 2;</w:t>
       </w:r>
     </w:p>
     <w:p>
@@ -3986,7 +8824,7 @@
         <w:rPr>
           <w:lang w:val="ru-RU"/>
         </w:rPr>
-        <w:t>6.4. Изменить шаг последовательности</w:t>
+        <w:t>6.5. Функция числа дней от даты</w:t>
       </w:r>
     </w:p>
     <w:p>
@@ -3999,16 +8837,25 @@
         <w:rPr>
           <w:lang w:val="ru-RU"/>
         </w:rPr>
-        <w:t xml:space="preserve">Команда применима, если используется </w:t>
-      </w:r>
-      <w:r>
-        <w:t>sequence</w:t>
-      </w:r>
-      <w:r>
-        <w:rPr>
-          <w:lang w:val="ru-RU"/>
-        </w:rPr>
-        <w:t xml:space="preserve"> с таким именем; сначала проверьте фактическое имя.</w:t>
+        <w:t xml:space="preserve">В </w:t>
+      </w:r>
+      <w:r>
+        <w:t>PostgreSQL</w:t>
+      </w:r>
+      <w:r>
+        <w:rPr>
+          <w:lang w:val="ru-RU"/>
+        </w:rPr>
+        <w:t xml:space="preserve"> вычитание двух </w:t>
+      </w:r>
+      <w:r>
+        <w:t>DATE</w:t>
+      </w:r>
+      <w:r>
+        <w:rPr>
+          <w:lang w:val="ru-RU"/>
+        </w:rPr>
+        <w:t xml:space="preserve"> возвращает число дней; для даты в будущем результат будет отрицательным.</w:t>
       </w:r>
     </w:p>
     <w:p>
@@ -4022,7 +8869,153 @@
           <w:rFonts w:ascii="Consolas" w:hAnsi="Consolas"/>
           <w:sz w:val="17"/>
         </w:rPr>
-        <w:t>ALTER SEQUENCE countries_country_id_seq INCREMENT BY 2;</w:t>
+        <w:t xml:space="preserve">CREATE OR REPLACE FUNCTION </w:t>
+      </w:r>
+      <w:proofErr w:type="spellStart"/>
+      <w:r>
+        <w:rPr>
+          <w:rFonts w:ascii="Consolas" w:hAnsi="Consolas"/>
+          <w:sz w:val="17"/>
+        </w:rPr>
+        <w:t>days_from_</w:t>
+      </w:r>
+      <w:proofErr w:type="gramStart"/>
+      <w:r>
+        <w:rPr>
+          <w:rFonts w:ascii="Consolas" w:hAnsi="Consolas"/>
+          <w:sz w:val="17"/>
+        </w:rPr>
+        <w:t>date</w:t>
+      </w:r>
+      <w:proofErr w:type="spellEnd"/>
+      <w:r>
+        <w:rPr>
+          <w:rFonts w:ascii="Consolas" w:hAnsi="Consolas"/>
+          <w:sz w:val="17"/>
+        </w:rPr>
+        <w:t>(</w:t>
+      </w:r>
+      <w:proofErr w:type="spellStart"/>
+      <w:proofErr w:type="gramEnd"/>
+      <w:r>
+        <w:rPr>
+          <w:rFonts w:ascii="Consolas" w:hAnsi="Consolas"/>
+          <w:sz w:val="17"/>
+        </w:rPr>
+        <w:t>p_date</w:t>
+      </w:r>
+      <w:proofErr w:type="spellEnd"/>
+      <w:r>
+        <w:rPr>
+          <w:rFonts w:ascii="Consolas" w:hAnsi="Consolas"/>
+          <w:sz w:val="17"/>
+        </w:rPr>
+        <w:t xml:space="preserve"> DATE)</w:t>
+      </w:r>
+      <w:r>
+        <w:br/>
+      </w:r>
+      <w:r>
+        <w:rPr>
+          <w:rFonts w:ascii="Consolas" w:hAnsi="Consolas"/>
+          <w:sz w:val="17"/>
+        </w:rPr>
+        <w:t xml:space="preserve">RETURNS INTEGER LANGUAGE </w:t>
+      </w:r>
+      <w:proofErr w:type="spellStart"/>
+      <w:r>
+        <w:rPr>
+          <w:rFonts w:ascii="Consolas" w:hAnsi="Consolas"/>
+          <w:sz w:val="17"/>
+        </w:rPr>
+        <w:t>sql</w:t>
+      </w:r>
+      <w:proofErr w:type="spellEnd"/>
+      <w:r>
+        <w:rPr>
+          <w:rFonts w:ascii="Consolas" w:hAnsi="Consolas"/>
+          <w:sz w:val="17"/>
+        </w:rPr>
+        <w:t xml:space="preserve"> AS $$</w:t>
+      </w:r>
+      <w:r>
+        <w:br/>
+      </w:r>
+      <w:r>
+        <w:rPr>
+          <w:rFonts w:ascii="Consolas" w:hAnsi="Consolas"/>
+          <w:sz w:val="17"/>
+        </w:rPr>
+        <w:lastRenderedPageBreak/>
+        <w:t xml:space="preserve"> SELECT CURRENT_DATE-</w:t>
+      </w:r>
+      <w:proofErr w:type="spellStart"/>
+      <w:r>
+        <w:rPr>
+          <w:rFonts w:ascii="Consolas" w:hAnsi="Consolas"/>
+          <w:sz w:val="17"/>
+        </w:rPr>
+        <w:t>p_date</w:t>
+      </w:r>
+      <w:proofErr w:type="spellEnd"/>
+      <w:r>
+        <w:rPr>
+          <w:rFonts w:ascii="Consolas" w:hAnsi="Consolas"/>
+          <w:sz w:val="17"/>
+        </w:rPr>
+        <w:t>;</w:t>
+      </w:r>
+      <w:r>
+        <w:br/>
+      </w:r>
+      <w:r>
+        <w:rPr>
+          <w:rFonts w:ascii="Consolas" w:hAnsi="Consolas"/>
+          <w:sz w:val="17"/>
+        </w:rPr>
+        <w:t>$$;</w:t>
+      </w:r>
+      <w:r>
+        <w:br/>
+      </w:r>
+      <w:r>
+        <w:rPr>
+          <w:rFonts w:ascii="Consolas" w:hAnsi="Consolas"/>
+          <w:sz w:val="17"/>
+        </w:rPr>
+        <w:t xml:space="preserve">SELECT </w:t>
+      </w:r>
+      <w:proofErr w:type="spellStart"/>
+      <w:r>
+        <w:rPr>
+          <w:rFonts w:ascii="Consolas" w:hAnsi="Consolas"/>
+          <w:sz w:val="17"/>
+        </w:rPr>
+        <w:t>days_from_</w:t>
+      </w:r>
+      <w:proofErr w:type="gramStart"/>
+      <w:r>
+        <w:rPr>
+          <w:rFonts w:ascii="Consolas" w:hAnsi="Consolas"/>
+          <w:sz w:val="17"/>
+        </w:rPr>
+        <w:t>date</w:t>
+      </w:r>
+      <w:proofErr w:type="spellEnd"/>
+      <w:r>
+        <w:rPr>
+          <w:rFonts w:ascii="Consolas" w:hAnsi="Consolas"/>
+          <w:sz w:val="17"/>
+        </w:rPr>
+        <w:t>(</w:t>
+      </w:r>
+      <w:proofErr w:type="gramEnd"/>
+      <w:r>
+        <w:rPr>
+          <w:rFonts w:ascii="Consolas" w:hAnsi="Consolas"/>
+          <w:sz w:val="17"/>
+        </w:rPr>
+        <w:t>DATE '2024-01-01');</w:t>
       </w:r>
     </w:p>
     <w:p>
@@ -4036,7 +9029,7 @@
         <w:rPr>
           <w:lang w:val="ru-RU"/>
         </w:rPr>
-        <w:t>6.5. Функция числа дней от даты</w:t>
+        <w:t>6.6. Функция отделов по городу и числа сотрудников</w:t>
       </w:r>
     </w:p>
     <w:p>
@@ -4049,25 +9042,34 @@
         <w:rPr>
           <w:lang w:val="ru-RU"/>
         </w:rPr>
-        <w:t xml:space="preserve">В </w:t>
-      </w:r>
-      <w:r>
-        <w:t>PostgreSQL</w:t>
-      </w:r>
-      <w:r>
-        <w:rPr>
-          <w:lang w:val="ru-RU"/>
-        </w:rPr>
-        <w:t xml:space="preserve"> вычитание двух </w:t>
-      </w:r>
-      <w:r>
-        <w:t>DATE</w:t>
-      </w:r>
-      <w:r>
-        <w:rPr>
-          <w:lang w:val="ru-RU"/>
-        </w:rPr>
-        <w:t xml:space="preserve"> возвращает число дней; для даты в будущем результат будет отрицательным.</w:t>
+        <w:t xml:space="preserve">Предполагается схема </w:t>
+      </w:r>
+      <w:r>
+        <w:t>departments</w:t>
+      </w:r>
+      <w:r>
+        <w:rPr>
+          <w:lang w:val="ru-RU"/>
+        </w:rPr>
+        <w:t xml:space="preserve">, </w:t>
+      </w:r>
+      <w:r>
+        <w:t>locations</w:t>
+      </w:r>
+      <w:r>
+        <w:rPr>
+          <w:lang w:val="ru-RU"/>
+        </w:rPr>
+        <w:t xml:space="preserve"> и </w:t>
+      </w:r>
+      <w:r>
+        <w:t>employees</w:t>
+      </w:r>
+      <w:r>
+        <w:rPr>
+          <w:lang w:val="ru-RU"/>
+        </w:rPr>
+        <w:t xml:space="preserve"> с соответствующими ключами.</w:t>
       </w:r>
     </w:p>
     <w:p>
@@ -4081,7 +9083,48 @@
           <w:rFonts w:ascii="Consolas" w:hAnsi="Consolas"/>
           <w:sz w:val="17"/>
         </w:rPr>
-        <w:t>CREATE OR REPLACE FUNCTION days_from_date(p_date DATE)</w:t>
+        <w:t xml:space="preserve">CREATE OR REPLACE FUNCTION </w:t>
+      </w:r>
+      <w:proofErr w:type="spellStart"/>
+      <w:r>
+        <w:rPr>
+          <w:rFonts w:ascii="Consolas" w:hAnsi="Consolas"/>
+          <w:sz w:val="17"/>
+        </w:rPr>
+        <w:t>departments_by_</w:t>
+      </w:r>
+      <w:proofErr w:type="gramStart"/>
+      <w:r>
+        <w:rPr>
+          <w:rFonts w:ascii="Consolas" w:hAnsi="Consolas"/>
+          <w:sz w:val="17"/>
+        </w:rPr>
+        <w:t>city</w:t>
+      </w:r>
+      <w:proofErr w:type="spellEnd"/>
+      <w:r>
+        <w:rPr>
+          <w:rFonts w:ascii="Consolas" w:hAnsi="Consolas"/>
+          <w:sz w:val="17"/>
+        </w:rPr>
+        <w:t>(</w:t>
+      </w:r>
+      <w:proofErr w:type="spellStart"/>
+      <w:proofErr w:type="gramEnd"/>
+      <w:r>
+        <w:rPr>
+          <w:rFonts w:ascii="Consolas" w:hAnsi="Consolas"/>
+          <w:sz w:val="17"/>
+        </w:rPr>
+        <w:t>p_city</w:t>
+      </w:r>
+      <w:proofErr w:type="spellEnd"/>
+      <w:r>
+        <w:rPr>
+          <w:rFonts w:ascii="Consolas" w:hAnsi="Consolas"/>
+          <w:sz w:val="17"/>
+        </w:rPr>
+        <w:t xml:space="preserve"> TEXT)</w:t>
       </w:r>
       <w:r>
         <w:br/>
@@ -4091,7 +9134,64 @@
           <w:rFonts w:ascii="Consolas" w:hAnsi="Consolas"/>
           <w:sz w:val="17"/>
         </w:rPr>
-        <w:t>RETURNS INTEGER LANGUAGE sql AS $$</w:t>
+        <w:t xml:space="preserve">RETURNS </w:t>
+      </w:r>
+      <w:proofErr w:type="gramStart"/>
+      <w:r>
+        <w:rPr>
+          <w:rFonts w:ascii="Consolas" w:hAnsi="Consolas"/>
+          <w:sz w:val="17"/>
+        </w:rPr>
+        <w:t>TABLE(</w:t>
+      </w:r>
+      <w:proofErr w:type="spellStart"/>
+      <w:proofErr w:type="gramEnd"/>
+      <w:r>
+        <w:rPr>
+          <w:rFonts w:ascii="Consolas" w:hAnsi="Consolas"/>
+          <w:sz w:val="17"/>
+        </w:rPr>
+        <w:t>department_id</w:t>
+      </w:r>
+      <w:proofErr w:type="spellEnd"/>
+      <w:r>
+        <w:rPr>
+          <w:rFonts w:ascii="Consolas" w:hAnsi="Consolas"/>
+          <w:sz w:val="17"/>
+        </w:rPr>
+        <w:t xml:space="preserve"> INTEGER, </w:t>
+      </w:r>
+      <w:proofErr w:type="spellStart"/>
+      <w:r>
+        <w:rPr>
+          <w:rFonts w:ascii="Consolas" w:hAnsi="Consolas"/>
+          <w:sz w:val="17"/>
+        </w:rPr>
+        <w:t>department_name</w:t>
+      </w:r>
+      <w:proofErr w:type="spellEnd"/>
+      <w:r>
+        <w:rPr>
+          <w:rFonts w:ascii="Consolas" w:hAnsi="Consolas"/>
+          <w:sz w:val="17"/>
+        </w:rPr>
+        <w:t xml:space="preserve"> VARCHAR, </w:t>
+      </w:r>
+      <w:proofErr w:type="spellStart"/>
+      <w:r>
+        <w:rPr>
+          <w:rFonts w:ascii="Consolas" w:hAnsi="Consolas"/>
+          <w:sz w:val="17"/>
+        </w:rPr>
+        <w:t>employee_count</w:t>
+      </w:r>
+      <w:proofErr w:type="spellEnd"/>
+      <w:r>
+        <w:rPr>
+          <w:rFonts w:ascii="Consolas" w:hAnsi="Consolas"/>
+          <w:sz w:val="17"/>
+        </w:rPr>
+        <w:t xml:space="preserve"> BIGINT)</w:t>
       </w:r>
       <w:r>
         <w:br/>
@@ -4101,7 +9201,23 @@
           <w:rFonts w:ascii="Consolas" w:hAnsi="Consolas"/>
           <w:sz w:val="17"/>
         </w:rPr>
-        <w:t xml:space="preserve"> SELECT CURRENT_DATE-p_date;</w:t>
+        <w:t xml:space="preserve">LANGUAGE </w:t>
+      </w:r>
+      <w:proofErr w:type="spellStart"/>
+      <w:r>
+        <w:rPr>
+          <w:rFonts w:ascii="Consolas" w:hAnsi="Consolas"/>
+          <w:sz w:val="17"/>
+        </w:rPr>
+        <w:t>sql</w:t>
+      </w:r>
+      <w:proofErr w:type="spellEnd"/>
+      <w:r>
+        <w:rPr>
+          <w:rFonts w:ascii="Consolas" w:hAnsi="Consolas"/>
+          <w:sz w:val="17"/>
+        </w:rPr>
+        <w:t xml:space="preserve"> AS $$</w:t>
       </w:r>
       <w:r>
         <w:br/>
@@ -4111,6 +9227,313 @@
           <w:rFonts w:ascii="Consolas" w:hAnsi="Consolas"/>
           <w:sz w:val="17"/>
         </w:rPr>
+        <w:t xml:space="preserve"> SELECT </w:t>
+      </w:r>
+      <w:proofErr w:type="spellStart"/>
+      <w:proofErr w:type="gramStart"/>
+      <w:r>
+        <w:rPr>
+          <w:rFonts w:ascii="Consolas" w:hAnsi="Consolas"/>
+          <w:sz w:val="17"/>
+        </w:rPr>
+        <w:t>d.department</w:t>
+      </w:r>
+      <w:proofErr w:type="gramEnd"/>
+      <w:r>
+        <w:rPr>
+          <w:rFonts w:ascii="Consolas" w:hAnsi="Consolas"/>
+          <w:sz w:val="17"/>
+        </w:rPr>
+        <w:t>_id</w:t>
+      </w:r>
+      <w:proofErr w:type="spellEnd"/>
+      <w:r>
+        <w:rPr>
+          <w:rFonts w:ascii="Consolas" w:hAnsi="Consolas"/>
+          <w:sz w:val="17"/>
+        </w:rPr>
+        <w:t xml:space="preserve">, </w:t>
+      </w:r>
+      <w:proofErr w:type="spellStart"/>
+      <w:proofErr w:type="gramStart"/>
+      <w:r>
+        <w:rPr>
+          <w:rFonts w:ascii="Consolas" w:hAnsi="Consolas"/>
+          <w:sz w:val="17"/>
+        </w:rPr>
+        <w:t>d.department</w:t>
+      </w:r>
+      <w:proofErr w:type="gramEnd"/>
+      <w:r>
+        <w:rPr>
+          <w:rFonts w:ascii="Consolas" w:hAnsi="Consolas"/>
+          <w:sz w:val="17"/>
+        </w:rPr>
+        <w:t>_name</w:t>
+      </w:r>
+      <w:proofErr w:type="spellEnd"/>
+      <w:r>
+        <w:rPr>
+          <w:rFonts w:ascii="Consolas" w:hAnsi="Consolas"/>
+          <w:sz w:val="17"/>
+        </w:rPr>
+        <w:t>, COUNT(</w:t>
+      </w:r>
+      <w:proofErr w:type="spellStart"/>
+      <w:proofErr w:type="gramStart"/>
+      <w:r>
+        <w:rPr>
+          <w:rFonts w:ascii="Consolas" w:hAnsi="Consolas"/>
+          <w:sz w:val="17"/>
+        </w:rPr>
+        <w:t>e.employee</w:t>
+      </w:r>
+      <w:proofErr w:type="gramEnd"/>
+      <w:r>
+        <w:rPr>
+          <w:rFonts w:ascii="Consolas" w:hAnsi="Consolas"/>
+          <w:sz w:val="17"/>
+        </w:rPr>
+        <w:t>_id</w:t>
+      </w:r>
+      <w:proofErr w:type="spellEnd"/>
+      <w:r>
+        <w:rPr>
+          <w:rFonts w:ascii="Consolas" w:hAnsi="Consolas"/>
+          <w:sz w:val="17"/>
+        </w:rPr>
+        <w:t>)</w:t>
+      </w:r>
+      <w:r>
+        <w:br/>
+      </w:r>
+      <w:r>
+        <w:rPr>
+          <w:rFonts w:ascii="Consolas" w:hAnsi="Consolas"/>
+          <w:sz w:val="17"/>
+        </w:rPr>
+        <w:t xml:space="preserve"> FROM departments d JOIN locations l ON </w:t>
+      </w:r>
+      <w:proofErr w:type="spellStart"/>
+      <w:proofErr w:type="gramStart"/>
+      <w:r>
+        <w:rPr>
+          <w:rFonts w:ascii="Consolas" w:hAnsi="Consolas"/>
+          <w:sz w:val="17"/>
+        </w:rPr>
+        <w:t>l.location</w:t>
+      </w:r>
+      <w:proofErr w:type="gramEnd"/>
+      <w:r>
+        <w:rPr>
+          <w:rFonts w:ascii="Consolas" w:hAnsi="Consolas"/>
+          <w:sz w:val="17"/>
+        </w:rPr>
+        <w:t>_id</w:t>
+      </w:r>
+      <w:proofErr w:type="spellEnd"/>
+      <w:r>
+        <w:rPr>
+          <w:rFonts w:ascii="Consolas" w:hAnsi="Consolas"/>
+          <w:sz w:val="17"/>
+        </w:rPr>
+        <w:t>=</w:t>
+      </w:r>
+      <w:proofErr w:type="spellStart"/>
+      <w:proofErr w:type="gramStart"/>
+      <w:r>
+        <w:rPr>
+          <w:rFonts w:ascii="Consolas" w:hAnsi="Consolas"/>
+          <w:sz w:val="17"/>
+        </w:rPr>
+        <w:t>d.location</w:t>
+      </w:r>
+      <w:proofErr w:type="gramEnd"/>
+      <w:r>
+        <w:rPr>
+          <w:rFonts w:ascii="Consolas" w:hAnsi="Consolas"/>
+          <w:sz w:val="17"/>
+        </w:rPr>
+        <w:t>_id</w:t>
+      </w:r>
+      <w:proofErr w:type="spellEnd"/>
+      <w:r>
+        <w:br/>
+      </w:r>
+      <w:r>
+        <w:rPr>
+          <w:rFonts w:ascii="Consolas" w:hAnsi="Consolas"/>
+          <w:sz w:val="17"/>
+        </w:rPr>
+        <w:t xml:space="preserve"> LEFT JOIN employees e ON </w:t>
+      </w:r>
+      <w:proofErr w:type="spellStart"/>
+      <w:proofErr w:type="gramStart"/>
+      <w:r>
+        <w:rPr>
+          <w:rFonts w:ascii="Consolas" w:hAnsi="Consolas"/>
+          <w:sz w:val="17"/>
+        </w:rPr>
+        <w:t>e.department</w:t>
+      </w:r>
+      <w:proofErr w:type="gramEnd"/>
+      <w:r>
+        <w:rPr>
+          <w:rFonts w:ascii="Consolas" w:hAnsi="Consolas"/>
+          <w:sz w:val="17"/>
+        </w:rPr>
+        <w:t>_id</w:t>
+      </w:r>
+      <w:proofErr w:type="spellEnd"/>
+      <w:r>
+        <w:rPr>
+          <w:rFonts w:ascii="Consolas" w:hAnsi="Consolas"/>
+          <w:sz w:val="17"/>
+        </w:rPr>
+        <w:t>=</w:t>
+      </w:r>
+      <w:proofErr w:type="spellStart"/>
+      <w:proofErr w:type="gramStart"/>
+      <w:r>
+        <w:rPr>
+          <w:rFonts w:ascii="Consolas" w:hAnsi="Consolas"/>
+          <w:sz w:val="17"/>
+        </w:rPr>
+        <w:t>d.department</w:t>
+      </w:r>
+      <w:proofErr w:type="gramEnd"/>
+      <w:r>
+        <w:rPr>
+          <w:rFonts w:ascii="Consolas" w:hAnsi="Consolas"/>
+          <w:sz w:val="17"/>
+        </w:rPr>
+        <w:t>_id</w:t>
+      </w:r>
+      <w:proofErr w:type="spellEnd"/>
+      <w:r>
+        <w:br/>
+      </w:r>
+      <w:r>
+        <w:rPr>
+          <w:rFonts w:ascii="Consolas" w:hAnsi="Consolas"/>
+          <w:sz w:val="17"/>
+        </w:rPr>
+        <w:t xml:space="preserve"> WHERE </w:t>
+      </w:r>
+      <w:proofErr w:type="spellStart"/>
+      <w:proofErr w:type="gramStart"/>
+      <w:r>
+        <w:rPr>
+          <w:rFonts w:ascii="Consolas" w:hAnsi="Consolas"/>
+          <w:sz w:val="17"/>
+        </w:rPr>
+        <w:t>l.city</w:t>
+      </w:r>
+      <w:proofErr w:type="spellEnd"/>
+      <w:proofErr w:type="gramEnd"/>
+      <w:r>
+        <w:rPr>
+          <w:rFonts w:ascii="Consolas" w:hAnsi="Consolas"/>
+          <w:sz w:val="17"/>
+        </w:rPr>
+        <w:t>=</w:t>
+      </w:r>
+      <w:proofErr w:type="spellStart"/>
+      <w:r>
+        <w:rPr>
+          <w:rFonts w:ascii="Consolas" w:hAnsi="Consolas"/>
+          <w:sz w:val="17"/>
+        </w:rPr>
+        <w:t>p_city</w:t>
+      </w:r>
+      <w:proofErr w:type="spellEnd"/>
+      <w:r>
+        <w:br/>
+      </w:r>
+      <w:r>
+        <w:rPr>
+          <w:rFonts w:ascii="Consolas" w:hAnsi="Consolas"/>
+          <w:sz w:val="17"/>
+        </w:rPr>
+        <w:t xml:space="preserve"> GROUP BY </w:t>
+      </w:r>
+      <w:proofErr w:type="spellStart"/>
+      <w:proofErr w:type="gramStart"/>
+      <w:r>
+        <w:rPr>
+          <w:rFonts w:ascii="Consolas" w:hAnsi="Consolas"/>
+          <w:sz w:val="17"/>
+        </w:rPr>
+        <w:t>d.department</w:t>
+      </w:r>
+      <w:proofErr w:type="gramEnd"/>
+      <w:r>
+        <w:rPr>
+          <w:rFonts w:ascii="Consolas" w:hAnsi="Consolas"/>
+          <w:sz w:val="17"/>
+        </w:rPr>
+        <w:t>_</w:t>
+      </w:r>
+      <w:proofErr w:type="gramStart"/>
+      <w:r>
+        <w:rPr>
+          <w:rFonts w:ascii="Consolas" w:hAnsi="Consolas"/>
+          <w:sz w:val="17"/>
+        </w:rPr>
+        <w:t>id,d</w:t>
+      </w:r>
+      <w:proofErr w:type="gramEnd"/>
+      <w:r>
+        <w:rPr>
+          <w:rFonts w:ascii="Consolas" w:hAnsi="Consolas"/>
+          <w:sz w:val="17"/>
+        </w:rPr>
+        <w:t>.department_name</w:t>
+      </w:r>
+      <w:proofErr w:type="spellEnd"/>
+      <w:r>
+        <w:br/>
+      </w:r>
+      <w:r>
+        <w:rPr>
+          <w:rFonts w:ascii="Consolas" w:hAnsi="Consolas"/>
+          <w:sz w:val="17"/>
+        </w:rPr>
+        <w:t xml:space="preserve"> ORDER BY </w:t>
+      </w:r>
+      <w:proofErr w:type="spellStart"/>
+      <w:proofErr w:type="gramStart"/>
+      <w:r>
+        <w:rPr>
+          <w:rFonts w:ascii="Consolas" w:hAnsi="Consolas"/>
+          <w:sz w:val="17"/>
+        </w:rPr>
+        <w:t>d.department</w:t>
+      </w:r>
+      <w:proofErr w:type="gramEnd"/>
+      <w:r>
+        <w:rPr>
+          <w:rFonts w:ascii="Consolas" w:hAnsi="Consolas"/>
+          <w:sz w:val="17"/>
+        </w:rPr>
+        <w:t>_name</w:t>
+      </w:r>
+      <w:proofErr w:type="spellEnd"/>
+      <w:r>
+        <w:rPr>
+          <w:rFonts w:ascii="Consolas" w:hAnsi="Consolas"/>
+          <w:sz w:val="17"/>
+        </w:rPr>
+        <w:t>;</w:t>
+      </w:r>
+      <w:r>
+        <w:br/>
+      </w:r>
+      <w:r>
+        <w:rPr>
+          <w:rFonts w:ascii="Consolas" w:hAnsi="Consolas"/>
+          <w:sz w:val="17"/>
+        </w:rPr>
         <w:t>$$;</w:t>
       </w:r>
       <w:r>
@@ -4121,7 +9544,23 @@
           <w:rFonts w:ascii="Consolas" w:hAnsi="Consolas"/>
           <w:sz w:val="17"/>
         </w:rPr>
-        <w:t>SELECT days_from_date(DATE '2024-01-01');</w:t>
+        <w:t xml:space="preserve">SELECT * FROM </w:t>
+      </w:r>
+      <w:proofErr w:type="spellStart"/>
+      <w:r>
+        <w:rPr>
+          <w:rFonts w:ascii="Consolas" w:hAnsi="Consolas"/>
+          <w:sz w:val="17"/>
+        </w:rPr>
+        <w:t>departments_by_city</w:t>
+      </w:r>
+      <w:proofErr w:type="spellEnd"/>
+      <w:r>
+        <w:rPr>
+          <w:rFonts w:ascii="Consolas" w:hAnsi="Consolas"/>
+          <w:sz w:val="17"/>
+        </w:rPr>
+        <w:t>('Seattle');</w:t>
       </w:r>
     </w:p>
     <w:p>
@@ -4135,47 +9574,71 @@
         <w:rPr>
           <w:lang w:val="ru-RU"/>
         </w:rPr>
-        <w:t>6.6. Функция отделов по городу и числа сотрудников</w:t>
+        <w:t>6.7. Процедура обновления телефона</w:t>
       </w:r>
     </w:p>
     <w:p>
-      <w:pPr>
-        <w:rPr>
-          <w:lang w:val="ru-RU"/>
-        </w:rPr>
-      </w:pPr>
-      <w:r>
-        <w:rPr>
-          <w:lang w:val="ru-RU"/>
-        </w:rPr>
-        <w:t xml:space="preserve">Предполагается схема </w:t>
-      </w:r>
-      <w:r>
-        <w:t>departments</w:t>
-      </w:r>
-      <w:r>
-        <w:rPr>
-          <w:lang w:val="ru-RU"/>
-        </w:rPr>
-        <w:t xml:space="preserve">, </w:t>
-      </w:r>
-      <w:r>
-        <w:t>locations</w:t>
-      </w:r>
-      <w:r>
-        <w:rPr>
-          <w:lang w:val="ru-RU"/>
-        </w:rPr>
+      <w:r>
+        <w:rPr>
+          <w:lang w:val="ru-RU"/>
+        </w:rPr>
+        <w:t xml:space="preserve">Перед изменением проверяется формат номера и наличие сотрудника. </w:t>
+      </w:r>
+      <w:proofErr w:type="spellStart"/>
+      <w:r>
+        <w:t>Регулярное</w:t>
+      </w:r>
+      <w:proofErr w:type="spellEnd"/>
+      <w:r>
+        <w:t xml:space="preserve"> </w:t>
+      </w:r>
+      <w:proofErr w:type="spellStart"/>
+      <w:r>
+        <w:t>выражение</w:t>
+      </w:r>
+      <w:proofErr w:type="spellEnd"/>
+      <w:r>
+        <w:t xml:space="preserve"> </w:t>
+      </w:r>
+      <w:proofErr w:type="spellStart"/>
+      <w:r>
+        <w:t>допускает</w:t>
+      </w:r>
+      <w:proofErr w:type="spellEnd"/>
+      <w:r>
+        <w:t xml:space="preserve"> </w:t>
+      </w:r>
+      <w:proofErr w:type="spellStart"/>
+      <w:r>
+        <w:t>цифры</w:t>
+      </w:r>
+      <w:proofErr w:type="spellEnd"/>
+      <w:r>
         <w:t xml:space="preserve"> и </w:t>
       </w:r>
-      <w:r>
-        <w:t>employees</w:t>
-      </w:r>
-      <w:r>
-        <w:rPr>
-          <w:lang w:val="ru-RU"/>
-        </w:rPr>
-        <w:t xml:space="preserve"> с соответствующими ключами.</w:t>
+      <w:proofErr w:type="spellStart"/>
+      <w:r>
+        <w:t>необязательный</w:t>
+      </w:r>
+      <w:proofErr w:type="spellEnd"/>
+      <w:r>
+        <w:t xml:space="preserve"> </w:t>
+      </w:r>
+      <w:proofErr w:type="spellStart"/>
+      <w:r>
+        <w:t>плюс</w:t>
+      </w:r>
+      <w:proofErr w:type="spellEnd"/>
+      <w:r>
+        <w:t xml:space="preserve"> в </w:t>
+      </w:r>
+      <w:proofErr w:type="spellStart"/>
+      <w:r>
+        <w:t>начале</w:t>
+      </w:r>
+      <w:proofErr w:type="spellEnd"/>
+      <w:r>
+        <w:t>.</w:t>
       </w:r>
     </w:p>
     <w:p>
@@ -4189,7 +9652,73 @@
           <w:rFonts w:ascii="Consolas" w:hAnsi="Consolas"/>
           <w:sz w:val="17"/>
         </w:rPr>
-        <w:t>CREATE OR REPLACE FUNCTION departments_by_city(p_city TEXT)</w:t>
+        <w:t xml:space="preserve">CREATE OR REPLACE PROCEDURE </w:t>
+      </w:r>
+      <w:proofErr w:type="spellStart"/>
+      <w:r>
+        <w:rPr>
+          <w:rFonts w:ascii="Consolas" w:hAnsi="Consolas"/>
+          <w:sz w:val="17"/>
+        </w:rPr>
+        <w:t>update_employee_</w:t>
+      </w:r>
+      <w:proofErr w:type="gramStart"/>
+      <w:r>
+        <w:rPr>
+          <w:rFonts w:ascii="Consolas" w:hAnsi="Consolas"/>
+          <w:sz w:val="17"/>
+        </w:rPr>
+        <w:t>phone</w:t>
+      </w:r>
+      <w:proofErr w:type="spellEnd"/>
+      <w:r>
+        <w:rPr>
+          <w:rFonts w:ascii="Consolas" w:hAnsi="Consolas"/>
+          <w:sz w:val="17"/>
+        </w:rPr>
+        <w:t>(</w:t>
+      </w:r>
+      <w:proofErr w:type="spellStart"/>
+      <w:proofErr w:type="gramEnd"/>
+      <w:r>
+        <w:rPr>
+          <w:rFonts w:ascii="Consolas" w:hAnsi="Consolas"/>
+          <w:sz w:val="17"/>
+        </w:rPr>
+        <w:t>p_employee_id</w:t>
+      </w:r>
+      <w:proofErr w:type="spellEnd"/>
+      <w:r>
+        <w:rPr>
+          <w:rFonts w:ascii="Consolas" w:hAnsi="Consolas"/>
+          <w:sz w:val="17"/>
+        </w:rPr>
+        <w:t xml:space="preserve"> </w:t>
+      </w:r>
+      <w:proofErr w:type="spellStart"/>
+      <w:proofErr w:type="gramStart"/>
+      <w:r>
+        <w:rPr>
+          <w:rFonts w:ascii="Consolas" w:hAnsi="Consolas"/>
+          <w:sz w:val="17"/>
+        </w:rPr>
+        <w:t>INTEGER,p</w:t>
+      </w:r>
+      <w:proofErr w:type="gramEnd"/>
+      <w:r>
+        <w:rPr>
+          <w:rFonts w:ascii="Consolas" w:hAnsi="Consolas"/>
+          <w:sz w:val="17"/>
+        </w:rPr>
+        <w:t>_phone</w:t>
+      </w:r>
+      <w:proofErr w:type="spellEnd"/>
+      <w:r>
+        <w:rPr>
+          <w:rFonts w:ascii="Consolas" w:hAnsi="Consolas"/>
+          <w:sz w:val="17"/>
+        </w:rPr>
+        <w:t xml:space="preserve"> TEXT)</w:t>
       </w:r>
       <w:r>
         <w:br/>
@@ -4199,7 +9728,23 @@
           <w:rFonts w:ascii="Consolas" w:hAnsi="Consolas"/>
           <w:sz w:val="17"/>
         </w:rPr>
-        <w:t>RETURNS TABLE(department_id INTEGER, department_name VARCHAR, employee_count BIGINT)</w:t>
+        <w:t xml:space="preserve">LANGUAGE </w:t>
+      </w:r>
+      <w:proofErr w:type="spellStart"/>
+      <w:r>
+        <w:rPr>
+          <w:rFonts w:ascii="Consolas" w:hAnsi="Consolas"/>
+          <w:sz w:val="17"/>
+        </w:rPr>
+        <w:t>plpgsql</w:t>
+      </w:r>
+      <w:proofErr w:type="spellEnd"/>
+      <w:r>
+        <w:rPr>
+          <w:rFonts w:ascii="Consolas" w:hAnsi="Consolas"/>
+          <w:sz w:val="17"/>
+        </w:rPr>
+        <w:t xml:space="preserve"> AS $$</w:t>
       </w:r>
       <w:r>
         <w:br/>
@@ -4209,7 +9754,7 @@
           <w:rFonts w:ascii="Consolas" w:hAnsi="Consolas"/>
           <w:sz w:val="17"/>
         </w:rPr>
-        <w:t>LANGUAGE sql AS $$</w:t>
+        <w:t>BEGIN</w:t>
       </w:r>
       <w:r>
         <w:br/>
@@ -4219,7 +9764,103 @@
           <w:rFonts w:ascii="Consolas" w:hAnsi="Consolas"/>
           <w:sz w:val="17"/>
         </w:rPr>
-        <w:t xml:space="preserve"> SELECT d.department_id, d.department_name, COUNT(e.employee_id)</w:t>
+        <w:t xml:space="preserve"> IF </w:t>
+      </w:r>
+      <w:proofErr w:type="spellStart"/>
+      <w:r>
+        <w:rPr>
+          <w:rFonts w:ascii="Consolas" w:hAnsi="Consolas"/>
+          <w:sz w:val="17"/>
+        </w:rPr>
+        <w:t>p_phone</w:t>
+      </w:r>
+      <w:proofErr w:type="spellEnd"/>
+      <w:r>
+        <w:rPr>
+          <w:rFonts w:ascii="Consolas" w:hAnsi="Consolas"/>
+          <w:sz w:val="17"/>
+        </w:rPr>
+        <w:t xml:space="preserve"> IS NULL OR </w:t>
+      </w:r>
+      <w:proofErr w:type="spellStart"/>
+      <w:r>
+        <w:rPr>
+          <w:rFonts w:ascii="Consolas" w:hAnsi="Consolas"/>
+          <w:sz w:val="17"/>
+        </w:rPr>
+        <w:t>p_</w:t>
+      </w:r>
+      <w:proofErr w:type="gramStart"/>
+      <w:r>
+        <w:rPr>
+          <w:rFonts w:ascii="Consolas" w:hAnsi="Consolas"/>
+          <w:sz w:val="17"/>
+        </w:rPr>
+        <w:t>phone</w:t>
+      </w:r>
+      <w:proofErr w:type="spellEnd"/>
+      <w:r>
+        <w:rPr>
+          <w:rFonts w:ascii="Consolas" w:hAnsi="Consolas"/>
+          <w:sz w:val="17"/>
+        </w:rPr>
+        <w:t xml:space="preserve"> !</w:t>
+      </w:r>
+      <w:proofErr w:type="gramEnd"/>
+      <w:r>
+        <w:rPr>
+          <w:rFonts w:ascii="Consolas" w:hAnsi="Consolas"/>
+          <w:sz w:val="17"/>
+        </w:rPr>
+        <w:t>~ '^\</w:t>
+      </w:r>
+      <w:proofErr w:type="gramStart"/>
+      <w:r>
+        <w:rPr>
+          <w:rFonts w:ascii="Consolas" w:hAnsi="Consolas"/>
+          <w:sz w:val="17"/>
+        </w:rPr>
+        <w:t>+?[</w:t>
+      </w:r>
+      <w:proofErr w:type="gramEnd"/>
+      <w:r>
+        <w:rPr>
+          <w:rFonts w:ascii="Consolas" w:hAnsi="Consolas"/>
+          <w:sz w:val="17"/>
+        </w:rPr>
+        <w:t>0-</w:t>
+      </w:r>
+      <w:proofErr w:type="gramStart"/>
+      <w:r>
+        <w:rPr>
+          <w:rFonts w:ascii="Consolas" w:hAnsi="Consolas"/>
+          <w:sz w:val="17"/>
+        </w:rPr>
+        <w:t>9]{</w:t>
+      </w:r>
+      <w:proofErr w:type="gramEnd"/>
+      <w:r>
+        <w:rPr>
+          <w:rFonts w:ascii="Consolas" w:hAnsi="Consolas"/>
+          <w:sz w:val="17"/>
+        </w:rPr>
+        <w:t>7,</w:t>
+      </w:r>
+      <w:proofErr w:type="gramStart"/>
+      <w:r>
+        <w:rPr>
+          <w:rFonts w:ascii="Consolas" w:hAnsi="Consolas"/>
+          <w:sz w:val="17"/>
+        </w:rPr>
+        <w:t>15}$</w:t>
+      </w:r>
+      <w:proofErr w:type="gramEnd"/>
+      <w:r>
+        <w:rPr>
+          <w:rFonts w:ascii="Consolas" w:hAnsi="Consolas"/>
+          <w:sz w:val="17"/>
+        </w:rPr>
+        <w:t>' THEN</w:t>
       </w:r>
       <w:r>
         <w:br/>
@@ -4229,7 +9870,55 @@
           <w:rFonts w:ascii="Consolas" w:hAnsi="Consolas"/>
           <w:sz w:val="17"/>
         </w:rPr>
-        <w:t xml:space="preserve"> FROM departments d JOIN locations l ON l.location_id=d.location_id</w:t>
+        <w:t xml:space="preserve">  RAISE EXCEPTION '</w:t>
+      </w:r>
+      <w:proofErr w:type="spellStart"/>
+      <w:r>
+        <w:rPr>
+          <w:rFonts w:ascii="Consolas" w:hAnsi="Consolas"/>
+          <w:sz w:val="17"/>
+        </w:rPr>
+        <w:t>Некорректный</w:t>
+      </w:r>
+      <w:proofErr w:type="spellEnd"/>
+      <w:r>
+        <w:rPr>
+          <w:rFonts w:ascii="Consolas" w:hAnsi="Consolas"/>
+          <w:sz w:val="17"/>
+        </w:rPr>
+        <w:t xml:space="preserve"> </w:t>
+      </w:r>
+      <w:proofErr w:type="spellStart"/>
+      <w:r>
+        <w:rPr>
+          <w:rFonts w:ascii="Consolas" w:hAnsi="Consolas"/>
+          <w:sz w:val="17"/>
+        </w:rPr>
+        <w:t>формат</w:t>
+      </w:r>
+      <w:proofErr w:type="spellEnd"/>
+      <w:r>
+        <w:rPr>
+          <w:rFonts w:ascii="Consolas" w:hAnsi="Consolas"/>
+          <w:sz w:val="17"/>
+        </w:rPr>
+        <w:t xml:space="preserve"> </w:t>
+      </w:r>
+      <w:proofErr w:type="spellStart"/>
+      <w:r>
+        <w:rPr>
+          <w:rFonts w:ascii="Consolas" w:hAnsi="Consolas"/>
+          <w:sz w:val="17"/>
+        </w:rPr>
+        <w:t>телефона</w:t>
+      </w:r>
+      <w:proofErr w:type="spellEnd"/>
+      <w:r>
+        <w:rPr>
+          <w:rFonts w:ascii="Consolas" w:hAnsi="Consolas"/>
+          <w:sz w:val="17"/>
+        </w:rPr>
+        <w:t>';</w:t>
       </w:r>
       <w:r>
         <w:br/>
@@ -4239,7 +9928,7 @@
           <w:rFonts w:ascii="Consolas" w:hAnsi="Consolas"/>
           <w:sz w:val="17"/>
         </w:rPr>
-        <w:t xml:space="preserve"> LEFT JOIN employees e ON e.department_id=d.department_id</w:t>
+        <w:t xml:space="preserve"> END IF;</w:t>
       </w:r>
       <w:r>
         <w:br/>
@@ -4249,7 +9938,71 @@
           <w:rFonts w:ascii="Consolas" w:hAnsi="Consolas"/>
           <w:sz w:val="17"/>
         </w:rPr>
-        <w:t xml:space="preserve"> WHERE l.city=p_city</w:t>
+        <w:t xml:space="preserve"> UPDATE employees SET </w:t>
+      </w:r>
+      <w:proofErr w:type="spellStart"/>
+      <w:r>
+        <w:rPr>
+          <w:rFonts w:ascii="Consolas" w:hAnsi="Consolas"/>
+          <w:sz w:val="17"/>
+        </w:rPr>
+        <w:t>phone_number</w:t>
+      </w:r>
+      <w:proofErr w:type="spellEnd"/>
+      <w:r>
+        <w:rPr>
+          <w:rFonts w:ascii="Consolas" w:hAnsi="Consolas"/>
+          <w:sz w:val="17"/>
+        </w:rPr>
+        <w:t>=</w:t>
+      </w:r>
+      <w:proofErr w:type="spellStart"/>
+      <w:r>
+        <w:rPr>
+          <w:rFonts w:ascii="Consolas" w:hAnsi="Consolas"/>
+          <w:sz w:val="17"/>
+        </w:rPr>
+        <w:t>p_phone</w:t>
+      </w:r>
+      <w:proofErr w:type="spellEnd"/>
+      <w:r>
+        <w:rPr>
+          <w:rFonts w:ascii="Consolas" w:hAnsi="Consolas"/>
+          <w:sz w:val="17"/>
+        </w:rPr>
+        <w:t xml:space="preserve"> WHERE </w:t>
+      </w:r>
+      <w:proofErr w:type="spellStart"/>
+      <w:r>
+        <w:rPr>
+          <w:rFonts w:ascii="Consolas" w:hAnsi="Consolas"/>
+          <w:sz w:val="17"/>
+        </w:rPr>
+        <w:t>employee_id</w:t>
+      </w:r>
+      <w:proofErr w:type="spellEnd"/>
+      <w:r>
+        <w:rPr>
+          <w:rFonts w:ascii="Consolas" w:hAnsi="Consolas"/>
+          <w:sz w:val="17"/>
+        </w:rPr>
+        <w:t>=</w:t>
+      </w:r>
+      <w:proofErr w:type="spellStart"/>
+      <w:r>
+        <w:rPr>
+          <w:rFonts w:ascii="Consolas" w:hAnsi="Consolas"/>
+          <w:sz w:val="17"/>
+        </w:rPr>
+        <w:t>p_employee_id</w:t>
+      </w:r>
+      <w:proofErr w:type="spellEnd"/>
+      <w:r>
+        <w:rPr>
+          <w:rFonts w:ascii="Consolas" w:hAnsi="Consolas"/>
+          <w:sz w:val="17"/>
+        </w:rPr>
+        <w:t>;</w:t>
       </w:r>
       <w:r>
         <w:br/>
@@ -4259,7 +10012,55 @@
           <w:rFonts w:ascii="Consolas" w:hAnsi="Consolas"/>
           <w:sz w:val="17"/>
         </w:rPr>
-        <w:t xml:space="preserve"> GROUP BY d.department_id,d.department_name</w:t>
+        <w:t xml:space="preserve"> IF NOT FOUND THEN RAISE EXCEPTION '</w:t>
+      </w:r>
+      <w:proofErr w:type="spellStart"/>
+      <w:r>
+        <w:rPr>
+          <w:rFonts w:ascii="Consolas" w:hAnsi="Consolas"/>
+          <w:sz w:val="17"/>
+        </w:rPr>
+        <w:t>Сотрудник</w:t>
+      </w:r>
+      <w:proofErr w:type="spellEnd"/>
+      <w:r>
+        <w:rPr>
+          <w:rFonts w:ascii="Consolas" w:hAnsi="Consolas"/>
+          <w:sz w:val="17"/>
+        </w:rPr>
+        <w:t xml:space="preserve"> </w:t>
+      </w:r>
+      <w:proofErr w:type="spellStart"/>
+      <w:r>
+        <w:rPr>
+          <w:rFonts w:ascii="Consolas" w:hAnsi="Consolas"/>
+          <w:sz w:val="17"/>
+        </w:rPr>
+        <w:t>не</w:t>
+      </w:r>
+      <w:proofErr w:type="spellEnd"/>
+      <w:r>
+        <w:rPr>
+          <w:rFonts w:ascii="Consolas" w:hAnsi="Consolas"/>
+          <w:sz w:val="17"/>
+        </w:rPr>
+        <w:t xml:space="preserve"> </w:t>
+      </w:r>
+      <w:proofErr w:type="spellStart"/>
+      <w:r>
+        <w:rPr>
+          <w:rFonts w:ascii="Consolas" w:hAnsi="Consolas"/>
+          <w:sz w:val="17"/>
+        </w:rPr>
+        <w:t>найден</w:t>
+      </w:r>
+      <w:proofErr w:type="spellEnd"/>
+      <w:r>
+        <w:rPr>
+          <w:rFonts w:ascii="Consolas" w:hAnsi="Consolas"/>
+          <w:sz w:val="17"/>
+        </w:rPr>
+        <w:t>'; END IF;</w:t>
       </w:r>
       <w:r>
         <w:br/>
@@ -4269,7 +10070,7 @@
           <w:rFonts w:ascii="Consolas" w:hAnsi="Consolas"/>
           <w:sz w:val="17"/>
         </w:rPr>
-        <w:t xml:space="preserve"> ORDER BY d.department_name;</w:t>
+        <w:t>END;</w:t>
       </w:r>
       <w:r>
         <w:br/>
@@ -4289,7 +10090,39 @@
           <w:rFonts w:ascii="Consolas" w:hAnsi="Consolas"/>
           <w:sz w:val="17"/>
         </w:rPr>
-        <w:t>SELECT * FROM departments_by_city('Seattle');</w:t>
+        <w:t xml:space="preserve">CALL </w:t>
+      </w:r>
+      <w:proofErr w:type="spellStart"/>
+      <w:r>
+        <w:rPr>
+          <w:rFonts w:ascii="Consolas" w:hAnsi="Consolas"/>
+          <w:sz w:val="17"/>
+        </w:rPr>
+        <w:t>update_employee_</w:t>
+      </w:r>
+      <w:proofErr w:type="gramStart"/>
+      <w:r>
+        <w:rPr>
+          <w:rFonts w:ascii="Consolas" w:hAnsi="Consolas"/>
+          <w:sz w:val="17"/>
+        </w:rPr>
+        <w:t>phone</w:t>
+      </w:r>
+      <w:proofErr w:type="spellEnd"/>
+      <w:r>
+        <w:rPr>
+          <w:rFonts w:ascii="Consolas" w:hAnsi="Consolas"/>
+          <w:sz w:val="17"/>
+        </w:rPr>
+        <w:t>(</w:t>
+      </w:r>
+      <w:proofErr w:type="gramEnd"/>
+      <w:r>
+        <w:rPr>
+          <w:rFonts w:ascii="Consolas" w:hAnsi="Consolas"/>
+          <w:sz w:val="17"/>
+        </w:rPr>
+        <w:t>100,'+12025550123');</w:t>
       </w:r>
     </w:p>
     <w:p>
@@ -4303,7 +10136,7 @@
         <w:rPr>
           <w:lang w:val="ru-RU"/>
         </w:rPr>
-        <w:t>6.7. Процедура обновления телефона</w:t>
+        <w:t>6.8. Триггер, запрещающий рост зарплаты более чем на 100%</w:t>
       </w:r>
     </w:p>
     <w:p>
@@ -4311,10 +10144,63 @@
         <w:rPr>
           <w:lang w:val="ru-RU"/>
         </w:rPr>
-        <w:t xml:space="preserve">Перед изменением проверяется формат номера и наличие сотрудника. </w:t>
-      </w:r>
-      <w:r>
-        <w:t>Регулярное выражение допускает цифры и необязательный плюс в начале.</w:t>
+        <w:t xml:space="preserve">Если новая зарплата более чем вдвое превышает старую, операция отклоняется. </w:t>
+      </w:r>
+      <w:proofErr w:type="spellStart"/>
+      <w:r>
+        <w:t>Обработку</w:t>
+      </w:r>
+      <w:proofErr w:type="spellEnd"/>
+      <w:r>
+        <w:t xml:space="preserve"> </w:t>
+      </w:r>
+      <w:proofErr w:type="spellStart"/>
+      <w:r>
+        <w:t>старой</w:t>
+      </w:r>
+      <w:proofErr w:type="spellEnd"/>
+      <w:r>
+        <w:t xml:space="preserve"> </w:t>
+      </w:r>
+      <w:proofErr w:type="spellStart"/>
+      <w:r>
+        <w:t>зарплаты</w:t>
+      </w:r>
+      <w:proofErr w:type="spellEnd"/>
+      <w:r>
+        <w:t xml:space="preserve"> 0 </w:t>
+      </w:r>
+      <w:proofErr w:type="spellStart"/>
+      <w:r>
+        <w:t>при</w:t>
+      </w:r>
+      <w:proofErr w:type="spellEnd"/>
+      <w:r>
+        <w:t xml:space="preserve"> </w:t>
+      </w:r>
+      <w:proofErr w:type="spellStart"/>
+      <w:r>
+        <w:t>необходимости</w:t>
+      </w:r>
+      <w:proofErr w:type="spellEnd"/>
+      <w:r>
+        <w:t xml:space="preserve"> </w:t>
+      </w:r>
+      <w:proofErr w:type="spellStart"/>
+      <w:r>
+        <w:t>следует</w:t>
+      </w:r>
+      <w:proofErr w:type="spellEnd"/>
+      <w:r>
+        <w:t xml:space="preserve"> </w:t>
+      </w:r>
+      <w:proofErr w:type="spellStart"/>
+      <w:r>
+        <w:t>уточнить</w:t>
+      </w:r>
+      <w:proofErr w:type="spellEnd"/>
+      <w:r>
+        <w:t>.</w:t>
       </w:r>
     </w:p>
     <w:p>
@@ -4328,8 +10214,39 @@
           <w:rFonts w:ascii="Consolas" w:hAnsi="Consolas"/>
           <w:sz w:val="17"/>
         </w:rPr>
-        <w:lastRenderedPageBreak/>
-        <w:t>CREATE OR REPLACE PROCEDURE update_employee_phone(p_employee_id INTEGER,p_phone TEXT)</w:t>
+        <w:t xml:space="preserve">CREATE OR REPLACE FUNCTION </w:t>
+      </w:r>
+      <w:proofErr w:type="spellStart"/>
+      <w:r>
+        <w:rPr>
+          <w:rFonts w:ascii="Consolas" w:hAnsi="Consolas"/>
+          <w:sz w:val="17"/>
+        </w:rPr>
+        <w:t>check_salary_</w:t>
+      </w:r>
+      <w:proofErr w:type="gramStart"/>
+      <w:r>
+        <w:rPr>
+          <w:rFonts w:ascii="Consolas" w:hAnsi="Consolas"/>
+          <w:sz w:val="17"/>
+        </w:rPr>
+        <w:t>increase</w:t>
+      </w:r>
+      <w:proofErr w:type="spellEnd"/>
+      <w:r>
+        <w:rPr>
+          <w:rFonts w:ascii="Consolas" w:hAnsi="Consolas"/>
+          <w:sz w:val="17"/>
+        </w:rPr>
+        <w:t>(</w:t>
+      </w:r>
+      <w:proofErr w:type="gramEnd"/>
+      <w:r>
+        <w:rPr>
+          <w:rFonts w:ascii="Consolas" w:hAnsi="Consolas"/>
+          <w:sz w:val="17"/>
+        </w:rPr>
+        <w:t>)</w:t>
       </w:r>
       <w:r>
         <w:br/>
@@ -4339,7 +10256,23 @@
           <w:rFonts w:ascii="Consolas" w:hAnsi="Consolas"/>
           <w:sz w:val="17"/>
         </w:rPr>
-        <w:t>LANGUAGE plpgsql AS $$</w:t>
+        <w:t xml:space="preserve">RETURNS TRIGGER LANGUAGE </w:t>
+      </w:r>
+      <w:proofErr w:type="spellStart"/>
+      <w:r>
+        <w:rPr>
+          <w:rFonts w:ascii="Consolas" w:hAnsi="Consolas"/>
+          <w:sz w:val="17"/>
+        </w:rPr>
+        <w:t>plpgsql</w:t>
+      </w:r>
+      <w:proofErr w:type="spellEnd"/>
+      <w:r>
+        <w:rPr>
+          <w:rFonts w:ascii="Consolas" w:hAnsi="Consolas"/>
+          <w:sz w:val="17"/>
+        </w:rPr>
+        <w:t xml:space="preserve"> AS $$</w:t>
       </w:r>
       <w:r>
         <w:br/>
@@ -4359,7 +10292,55 @@
           <w:rFonts w:ascii="Consolas" w:hAnsi="Consolas"/>
           <w:sz w:val="17"/>
         </w:rPr>
-        <w:t xml:space="preserve"> IF p_phone IS NULL OR p_phone !~ '^\+?[0-9]{7,15}$' THEN</w:t>
+        <w:t xml:space="preserve"> IF </w:t>
+      </w:r>
+      <w:proofErr w:type="spellStart"/>
+      <w:r>
+        <w:rPr>
+          <w:rFonts w:ascii="Consolas" w:hAnsi="Consolas"/>
+          <w:sz w:val="17"/>
+        </w:rPr>
+        <w:t>OLD.salary</w:t>
+      </w:r>
+      <w:proofErr w:type="spellEnd"/>
+      <w:r>
+        <w:rPr>
+          <w:rFonts w:ascii="Consolas" w:hAnsi="Consolas"/>
+          <w:sz w:val="17"/>
+        </w:rPr>
+        <w:t xml:space="preserve">&gt;0 AND </w:t>
+      </w:r>
+      <w:proofErr w:type="spellStart"/>
+      <w:r>
+        <w:rPr>
+          <w:rFonts w:ascii="Consolas" w:hAnsi="Consolas"/>
+          <w:sz w:val="17"/>
+        </w:rPr>
+        <w:t>NEW.salary</w:t>
+      </w:r>
+      <w:proofErr w:type="spellEnd"/>
+      <w:r>
+        <w:rPr>
+          <w:rFonts w:ascii="Consolas" w:hAnsi="Consolas"/>
+          <w:sz w:val="17"/>
+        </w:rPr>
+        <w:t>&gt;</w:t>
+      </w:r>
+      <w:proofErr w:type="spellStart"/>
+      <w:r>
+        <w:rPr>
+          <w:rFonts w:ascii="Consolas" w:hAnsi="Consolas"/>
+          <w:sz w:val="17"/>
+        </w:rPr>
+        <w:t>OLD.salary</w:t>
+      </w:r>
+      <w:proofErr w:type="spellEnd"/>
+      <w:r>
+        <w:rPr>
+          <w:rFonts w:ascii="Consolas" w:hAnsi="Consolas"/>
+          <w:sz w:val="17"/>
+        </w:rPr>
+        <w:t>*2 THEN</w:t>
       </w:r>
       <w:r>
         <w:br/>
@@ -4369,7 +10350,103 @@
           <w:rFonts w:ascii="Consolas" w:hAnsi="Consolas"/>
           <w:sz w:val="17"/>
         </w:rPr>
-        <w:t xml:space="preserve">  RAISE EXCEPTION 'Некорректный формат телефона';</w:t>
+        <w:t xml:space="preserve">  RAISE EXCEPTION '</w:t>
+      </w:r>
+      <w:proofErr w:type="spellStart"/>
+      <w:r>
+        <w:rPr>
+          <w:rFonts w:ascii="Consolas" w:hAnsi="Consolas"/>
+          <w:sz w:val="17"/>
+        </w:rPr>
+        <w:t>Повышение</w:t>
+      </w:r>
+      <w:proofErr w:type="spellEnd"/>
+      <w:r>
+        <w:rPr>
+          <w:rFonts w:ascii="Consolas" w:hAnsi="Consolas"/>
+          <w:sz w:val="17"/>
+        </w:rPr>
+        <w:t xml:space="preserve"> </w:t>
+      </w:r>
+      <w:proofErr w:type="spellStart"/>
+      <w:r>
+        <w:rPr>
+          <w:rFonts w:ascii="Consolas" w:hAnsi="Consolas"/>
+          <w:sz w:val="17"/>
+        </w:rPr>
+        <w:t>зарплаты</w:t>
+      </w:r>
+      <w:proofErr w:type="spellEnd"/>
+      <w:r>
+        <w:rPr>
+          <w:rFonts w:ascii="Consolas" w:hAnsi="Consolas"/>
+          <w:sz w:val="17"/>
+        </w:rPr>
+        <w:t xml:space="preserve"> </w:t>
+      </w:r>
+      <w:proofErr w:type="spellStart"/>
+      <w:r>
+        <w:rPr>
+          <w:rFonts w:ascii="Consolas" w:hAnsi="Consolas"/>
+          <w:sz w:val="17"/>
+        </w:rPr>
+        <w:t>более</w:t>
+      </w:r>
+      <w:proofErr w:type="spellEnd"/>
+      <w:r>
+        <w:rPr>
+          <w:rFonts w:ascii="Consolas" w:hAnsi="Consolas"/>
+          <w:sz w:val="17"/>
+        </w:rPr>
+        <w:t xml:space="preserve"> </w:t>
+      </w:r>
+      <w:proofErr w:type="spellStart"/>
+      <w:r>
+        <w:rPr>
+          <w:rFonts w:ascii="Consolas" w:hAnsi="Consolas"/>
+          <w:sz w:val="17"/>
+        </w:rPr>
+        <w:t>чем</w:t>
+      </w:r>
+      <w:proofErr w:type="spellEnd"/>
+      <w:r>
+        <w:rPr>
+          <w:rFonts w:ascii="Consolas" w:hAnsi="Consolas"/>
+          <w:sz w:val="17"/>
+        </w:rPr>
+        <w:t xml:space="preserve"> </w:t>
+      </w:r>
+      <w:proofErr w:type="spellStart"/>
+      <w:r>
+        <w:rPr>
+          <w:rFonts w:ascii="Consolas" w:hAnsi="Consolas"/>
+          <w:sz w:val="17"/>
+        </w:rPr>
+        <w:t>на</w:t>
+      </w:r>
+      <w:proofErr w:type="spellEnd"/>
+      <w:r>
+        <w:rPr>
+          <w:rFonts w:ascii="Consolas" w:hAnsi="Consolas"/>
+          <w:sz w:val="17"/>
+        </w:rPr>
+        <w:t xml:space="preserve"> 100%% </w:t>
+      </w:r>
+      <w:proofErr w:type="spellStart"/>
+      <w:r>
+        <w:rPr>
+          <w:rFonts w:ascii="Consolas" w:hAnsi="Consolas"/>
+          <w:sz w:val="17"/>
+        </w:rPr>
+        <w:t>запрещено</w:t>
+      </w:r>
+      <w:proofErr w:type="spellEnd"/>
+      <w:r>
+        <w:rPr>
+          <w:rFonts w:ascii="Consolas" w:hAnsi="Consolas"/>
+          <w:sz w:val="17"/>
+        </w:rPr>
+        <w:t>';</w:t>
       </w:r>
       <w:r>
         <w:br/>
@@ -4389,7 +10466,7 @@
           <w:rFonts w:ascii="Consolas" w:hAnsi="Consolas"/>
           <w:sz w:val="17"/>
         </w:rPr>
-        <w:t xml:space="preserve"> UPDATE employees SET phone_number=p_phone WHERE employee_id=p_employee_id;</w:t>
+        <w:t xml:space="preserve"> RETURN NEW;</w:t>
       </w:r>
       <w:r>
         <w:br/>
@@ -4399,7 +10476,7 @@
           <w:rFonts w:ascii="Consolas" w:hAnsi="Consolas"/>
           <w:sz w:val="17"/>
         </w:rPr>
-        <w:t xml:space="preserve"> IF NOT FOUND THEN RAISE EXCEPTION 'Сотрудник не найден'; END IF;</w:t>
+        <w:t>END;</w:t>
       </w:r>
       <w:r>
         <w:br/>
@@ -4409,7 +10486,7 @@
           <w:rFonts w:ascii="Consolas" w:hAnsi="Consolas"/>
           <w:sz w:val="17"/>
         </w:rPr>
-        <w:t>END;</w:t>
+        <w:t>$$;</w:t>
       </w:r>
       <w:r>
         <w:br/>
@@ -4419,8 +10496,17 @@
           <w:rFonts w:ascii="Consolas" w:hAnsi="Consolas"/>
           <w:sz w:val="17"/>
         </w:rPr>
-        <w:t>$$;</w:t>
-      </w:r>
+        <w:t xml:space="preserve">CREATE TRIGGER </w:t>
+      </w:r>
+      <w:proofErr w:type="spellStart"/>
+      <w:r>
+        <w:rPr>
+          <w:rFonts w:ascii="Consolas" w:hAnsi="Consolas"/>
+          <w:sz w:val="17"/>
+        </w:rPr>
+        <w:t>trg_check_salary_increase</w:t>
+      </w:r>
+      <w:proofErr w:type="spellEnd"/>
       <w:r>
         <w:br/>
       </w:r>
@@ -4429,7 +10515,49 @@
           <w:rFonts w:ascii="Consolas" w:hAnsi="Consolas"/>
           <w:sz w:val="17"/>
         </w:rPr>
-        <w:t>CALL update_employee_phone(100,'+12025550123');</w:t>
+        <w:t>BEFORE UPDATE OF salary ON employees</w:t>
+      </w:r>
+      <w:r>
+        <w:br/>
+      </w:r>
+      <w:r>
+        <w:rPr>
+          <w:rFonts w:ascii="Consolas" w:hAnsi="Consolas"/>
+          <w:sz w:val="17"/>
+        </w:rPr>
+        <w:t xml:space="preserve">FOR EACH ROW EXECUTE FUNCTION </w:t>
+      </w:r>
+      <w:proofErr w:type="spellStart"/>
+      <w:r>
+        <w:rPr>
+          <w:rFonts w:ascii="Consolas" w:hAnsi="Consolas"/>
+          <w:sz w:val="17"/>
+        </w:rPr>
+        <w:t>check_salary_</w:t>
+      </w:r>
+      <w:proofErr w:type="gramStart"/>
+      <w:r>
+        <w:rPr>
+          <w:rFonts w:ascii="Consolas" w:hAnsi="Consolas"/>
+          <w:sz w:val="17"/>
+        </w:rPr>
+        <w:t>increase</w:t>
+      </w:r>
+      <w:proofErr w:type="spellEnd"/>
+      <w:r>
+        <w:rPr>
+          <w:rFonts w:ascii="Consolas" w:hAnsi="Consolas"/>
+          <w:sz w:val="17"/>
+        </w:rPr>
+        <w:t>(</w:t>
+      </w:r>
+      <w:proofErr w:type="gramEnd"/>
+      <w:r>
+        <w:rPr>
+          <w:rFonts w:ascii="Consolas" w:hAnsi="Consolas"/>
+          <w:sz w:val="17"/>
+        </w:rPr>
+        <w:t>);</w:t>
       </w:r>
     </w:p>
     <w:p>
@@ -4443,18 +10571,20 @@
         <w:rPr>
           <w:lang w:val="ru-RU"/>
         </w:rPr>
-        <w:t>6.8. Триггер, запрещающий рост зарплаты более чем на 100%</w:t>
+        <w:t>6.9. Отключить, включить и переименовать триггер</w:t>
       </w:r>
     </w:p>
     <w:p>
-      <w:r>
-        <w:rPr>
-          <w:lang w:val="ru-RU"/>
-        </w:rPr>
-        <w:t xml:space="preserve">Если новая зарплата более чем вдвое превышает старую, операция отклоняется. </w:t>
-      </w:r>
-      <w:r>
-        <w:t>Обработку старой зарплаты 0 при необходимости следует уточнить.</w:t>
+      <w:pPr>
+        <w:rPr>
+          <w:lang w:val="ru-RU"/>
+        </w:rPr>
+      </w:pPr>
+      <w:r>
+        <w:rPr>
+          <w:lang w:val="ru-RU"/>
+        </w:rPr>
+        <w:t>Команды выполняются отдельно. После переименования дальнейшие команды должны использовать новое имя.</w:t>
       </w:r>
     </w:p>
     <w:p>
@@ -4468,7 +10598,24 @@
           <w:rFonts w:ascii="Consolas" w:hAnsi="Consolas"/>
           <w:sz w:val="17"/>
         </w:rPr>
-        <w:t>CREATE OR REPLACE FUNCTION check_salary_increase()</w:t>
+        <w:lastRenderedPageBreak/>
+        <w:t xml:space="preserve">ALTER TABLE employees DISABLE TRIGGER </w:t>
+      </w:r>
+      <w:proofErr w:type="spellStart"/>
+      <w:r>
+        <w:rPr>
+          <w:rFonts w:ascii="Consolas" w:hAnsi="Consolas"/>
+          <w:sz w:val="17"/>
+        </w:rPr>
+        <w:t>trg_check_salary_increase</w:t>
+      </w:r>
+      <w:proofErr w:type="spellEnd"/>
+      <w:r>
+        <w:rPr>
+          <w:rFonts w:ascii="Consolas" w:hAnsi="Consolas"/>
+          <w:sz w:val="17"/>
+        </w:rPr>
+        <w:t>;</w:t>
       </w:r>
       <w:r>
         <w:br/>
@@ -4478,7 +10625,23 @@
           <w:rFonts w:ascii="Consolas" w:hAnsi="Consolas"/>
           <w:sz w:val="17"/>
         </w:rPr>
-        <w:t>RETURNS TRIGGER LANGUAGE plpgsql AS $$</w:t>
+        <w:t xml:space="preserve">ALTER TABLE employees ENABLE TRIGGER </w:t>
+      </w:r>
+      <w:proofErr w:type="spellStart"/>
+      <w:r>
+        <w:rPr>
+          <w:rFonts w:ascii="Consolas" w:hAnsi="Consolas"/>
+          <w:sz w:val="17"/>
+        </w:rPr>
+        <w:t>trg_check_salary_increase</w:t>
+      </w:r>
+      <w:proofErr w:type="spellEnd"/>
+      <w:r>
+        <w:rPr>
+          <w:rFonts w:ascii="Consolas" w:hAnsi="Consolas"/>
+          <w:sz w:val="17"/>
+        </w:rPr>
+        <w:t>;</w:t>
       </w:r>
       <w:r>
         <w:br/>
@@ -4488,97 +10651,39 @@
           <w:rFonts w:ascii="Consolas" w:hAnsi="Consolas"/>
           <w:sz w:val="17"/>
         </w:rPr>
-        <w:t>BEGIN</w:t>
-      </w:r>
-      <w:r>
-        <w:br/>
-      </w:r>
-      <w:r>
-        <w:rPr>
-          <w:rFonts w:ascii="Consolas" w:hAnsi="Consolas"/>
-          <w:sz w:val="17"/>
-        </w:rPr>
-        <w:t xml:space="preserve"> IF OLD.salary&gt;0 AND NEW.salary&gt;OLD.salary*2 THEN</w:t>
-      </w:r>
-      <w:r>
-        <w:br/>
-      </w:r>
-      <w:r>
-        <w:rPr>
-          <w:rFonts w:ascii="Consolas" w:hAnsi="Consolas"/>
-          <w:sz w:val="17"/>
-        </w:rPr>
-        <w:t xml:space="preserve">  RAISE EXCEPTION 'Повышение зарплаты более чем на 100%% запрещено';</w:t>
-      </w:r>
-      <w:r>
-        <w:br/>
-      </w:r>
-      <w:r>
-        <w:rPr>
-          <w:rFonts w:ascii="Consolas" w:hAnsi="Consolas"/>
-          <w:sz w:val="17"/>
-        </w:rPr>
-        <w:t xml:space="preserve"> END IF;</w:t>
-      </w:r>
-      <w:r>
-        <w:br/>
-      </w:r>
-      <w:r>
-        <w:rPr>
-          <w:rFonts w:ascii="Consolas" w:hAnsi="Consolas"/>
-          <w:sz w:val="17"/>
-        </w:rPr>
-        <w:t xml:space="preserve"> RETURN NEW;</w:t>
-      </w:r>
-      <w:r>
-        <w:br/>
-      </w:r>
-      <w:r>
-        <w:rPr>
-          <w:rFonts w:ascii="Consolas" w:hAnsi="Consolas"/>
-          <w:sz w:val="17"/>
-        </w:rPr>
-        <w:t>END;</w:t>
-      </w:r>
-      <w:r>
-        <w:br/>
-      </w:r>
-      <w:r>
-        <w:rPr>
-          <w:rFonts w:ascii="Consolas" w:hAnsi="Consolas"/>
-          <w:sz w:val="17"/>
-        </w:rPr>
-        <w:t>$$;</w:t>
-      </w:r>
-      <w:r>
-        <w:br/>
-      </w:r>
-      <w:r>
-        <w:rPr>
-          <w:rFonts w:ascii="Consolas" w:hAnsi="Consolas"/>
-          <w:sz w:val="17"/>
-        </w:rPr>
-        <w:t>CREATE TRIGGER trg_check_salary_increase</w:t>
-      </w:r>
-      <w:r>
-        <w:br/>
-      </w:r>
-      <w:r>
-        <w:rPr>
-          <w:rFonts w:ascii="Consolas" w:hAnsi="Consolas"/>
-          <w:sz w:val="17"/>
-        </w:rPr>
-        <w:t>BEFORE UPDATE OF salary ON employees</w:t>
-      </w:r>
-      <w:r>
-        <w:br/>
-      </w:r>
-      <w:r>
-        <w:rPr>
-          <w:rFonts w:ascii="Consolas" w:hAnsi="Consolas"/>
-          <w:sz w:val="17"/>
-        </w:rPr>
-        <w:t>FOR EACH ROW EXECUTE FUNCTION check_salary_increase();</w:t>
+        <w:t xml:space="preserve">ALTER TRIGGER </w:t>
+      </w:r>
+      <w:proofErr w:type="spellStart"/>
+      <w:r>
+        <w:rPr>
+          <w:rFonts w:ascii="Consolas" w:hAnsi="Consolas"/>
+          <w:sz w:val="17"/>
+        </w:rPr>
+        <w:t>trg_check_salary_increase</w:t>
+      </w:r>
+      <w:proofErr w:type="spellEnd"/>
+      <w:r>
+        <w:rPr>
+          <w:rFonts w:ascii="Consolas" w:hAnsi="Consolas"/>
+          <w:sz w:val="17"/>
+        </w:rPr>
+        <w:t xml:space="preserve"> ON employees RENAME TO </w:t>
+      </w:r>
+      <w:proofErr w:type="spellStart"/>
+      <w:r>
+        <w:rPr>
+          <w:rFonts w:ascii="Consolas" w:hAnsi="Consolas"/>
+          <w:sz w:val="17"/>
+        </w:rPr>
+        <w:t>trg_salary_limit</w:t>
+      </w:r>
+      <w:proofErr w:type="spellEnd"/>
+      <w:r>
+        <w:rPr>
+          <w:rFonts w:ascii="Consolas" w:hAnsi="Consolas"/>
+          <w:sz w:val="17"/>
+        </w:rPr>
+        <w:t>;</w:t>
       </w:r>
     </w:p>
     <w:p>
@@ -4592,7 +10697,7 @@
         <w:rPr>
           <w:lang w:val="ru-RU"/>
         </w:rPr>
-        <w:t>6.9. Отключить, включить и переименовать триггер</w:t>
+        <w:t>6.10. Проверка массива телефонов и ограничений</w:t>
       </w:r>
     </w:p>
     <w:p>
@@ -4605,7 +10710,16 @@
         <w:rPr>
           <w:lang w:val="ru-RU"/>
         </w:rPr>
-        <w:t>Команды выполняются отдельно. После переименования дальнейшие команды должны использовать новое имя.</w:t>
+        <w:t xml:space="preserve">Первый запрос добавляет номер в массив. Следующие примеры должны вызвать ошибку </w:t>
+      </w:r>
+      <w:r>
+        <w:t>CHECK</w:t>
+      </w:r>
+      <w:r>
+        <w:rPr>
+          <w:lang w:val="ru-RU"/>
+        </w:rPr>
+        <w:t xml:space="preserve"> или внешнего ключа; запускайте их по одному.</w:t>
       </w:r>
     </w:p>
     <w:p>
@@ -4619,7 +10733,39 @@
           <w:rFonts w:ascii="Consolas" w:hAnsi="Consolas"/>
           <w:sz w:val="17"/>
         </w:rPr>
-        <w:t>ALTER TABLE employees DISABLE TRIGGER trg_check_salary_increase;</w:t>
+        <w:t>UPDATE Owners SET phones=</w:t>
+      </w:r>
+      <w:proofErr w:type="spellStart"/>
+      <w:r>
+        <w:rPr>
+          <w:rFonts w:ascii="Consolas" w:hAnsi="Consolas"/>
+          <w:sz w:val="17"/>
+        </w:rPr>
+        <w:t>array_append</w:t>
+      </w:r>
+      <w:proofErr w:type="spellEnd"/>
+      <w:r>
+        <w:rPr>
+          <w:rFonts w:ascii="Consolas" w:hAnsi="Consolas"/>
+          <w:sz w:val="17"/>
+        </w:rPr>
+        <w:t xml:space="preserve">(phones,'+12025550123') WHERE </w:t>
+      </w:r>
+      <w:proofErr w:type="spellStart"/>
+      <w:r>
+        <w:rPr>
+          <w:rFonts w:ascii="Consolas" w:hAnsi="Consolas"/>
+          <w:sz w:val="17"/>
+        </w:rPr>
+        <w:t>owner_id</w:t>
+      </w:r>
+      <w:proofErr w:type="spellEnd"/>
+      <w:r>
+        <w:rPr>
+          <w:rFonts w:ascii="Consolas" w:hAnsi="Consolas"/>
+          <w:sz w:val="17"/>
+        </w:rPr>
+        <w:t>=1;</w:t>
       </w:r>
       <w:r>
         <w:br/>
@@ -4629,8 +10775,65 @@
           <w:rFonts w:ascii="Consolas" w:hAnsi="Consolas"/>
           <w:sz w:val="17"/>
         </w:rPr>
-        <w:t>ALTER TABLE employees ENABLE TRIGGER trg_check_salary_increase;</w:t>
-      </w:r>
+        <w:t xml:space="preserve">-- </w:t>
+      </w:r>
+      <w:proofErr w:type="spellStart"/>
+      <w:r>
+        <w:rPr>
+          <w:rFonts w:ascii="Consolas" w:hAnsi="Consolas"/>
+          <w:sz w:val="17"/>
+        </w:rPr>
+        <w:t>Ожидается</w:t>
+      </w:r>
+      <w:proofErr w:type="spellEnd"/>
+      <w:r>
+        <w:rPr>
+          <w:rFonts w:ascii="Consolas" w:hAnsi="Consolas"/>
+          <w:sz w:val="17"/>
+        </w:rPr>
+        <w:t xml:space="preserve"> </w:t>
+      </w:r>
+      <w:proofErr w:type="spellStart"/>
+      <w:r>
+        <w:rPr>
+          <w:rFonts w:ascii="Consolas" w:hAnsi="Consolas"/>
+          <w:sz w:val="17"/>
+        </w:rPr>
+        <w:t>ошибка</w:t>
+      </w:r>
+      <w:proofErr w:type="spellEnd"/>
+      <w:r>
+        <w:rPr>
+          <w:rFonts w:ascii="Consolas" w:hAnsi="Consolas"/>
+          <w:sz w:val="17"/>
+        </w:rPr>
+        <w:t xml:space="preserve"> CHECK: </w:t>
+      </w:r>
+      <w:proofErr w:type="spellStart"/>
+      <w:r>
+        <w:rPr>
+          <w:rFonts w:ascii="Consolas" w:hAnsi="Consolas"/>
+          <w:sz w:val="17"/>
+        </w:rPr>
+        <w:t>отрицательная</w:t>
+      </w:r>
+      <w:proofErr w:type="spellEnd"/>
+      <w:r>
+        <w:rPr>
+          <w:rFonts w:ascii="Consolas" w:hAnsi="Consolas"/>
+          <w:sz w:val="17"/>
+        </w:rPr>
+        <w:t xml:space="preserve"> </w:t>
+      </w:r>
+      <w:proofErr w:type="spellStart"/>
+      <w:r>
+        <w:rPr>
+          <w:rFonts w:ascii="Consolas" w:hAnsi="Consolas"/>
+          <w:sz w:val="17"/>
+        </w:rPr>
+        <w:t>площадь</w:t>
+      </w:r>
+      <w:proofErr w:type="spellEnd"/>
       <w:r>
         <w:br/>
       </w:r>
@@ -4639,101 +10842,241 @@
           <w:rFonts w:ascii="Consolas" w:hAnsi="Consolas"/>
           <w:sz w:val="17"/>
         </w:rPr>
-        <w:t>ALTER TRIGGER trg_check_salary_increase ON employees RENAME TO trg_salary_limit;</w:t>
+        <w:t xml:space="preserve">INSERT INTO </w:t>
+      </w:r>
+      <w:proofErr w:type="spellStart"/>
+      <w:r>
+        <w:rPr>
+          <w:rFonts w:ascii="Consolas" w:hAnsi="Consolas"/>
+          <w:sz w:val="17"/>
+        </w:rPr>
+        <w:t>Realty_rent</w:t>
+      </w:r>
+      <w:proofErr w:type="spellEnd"/>
+      <w:r>
+        <w:rPr>
+          <w:rFonts w:ascii="Consolas" w:hAnsi="Consolas"/>
+          <w:sz w:val="17"/>
+        </w:rPr>
+        <w:t>(</w:t>
+      </w:r>
+      <w:proofErr w:type="spellStart"/>
+      <w:r>
+        <w:rPr>
+          <w:rFonts w:ascii="Consolas" w:hAnsi="Consolas"/>
+          <w:sz w:val="17"/>
+        </w:rPr>
+        <w:t>owner_</w:t>
+      </w:r>
+      <w:proofErr w:type="gramStart"/>
+      <w:r>
+        <w:rPr>
+          <w:rFonts w:ascii="Consolas" w:hAnsi="Consolas"/>
+          <w:sz w:val="17"/>
+        </w:rPr>
+        <w:t>id,address</w:t>
+      </w:r>
+      <w:proofErr w:type="gramEnd"/>
+      <w:r>
+        <w:rPr>
+          <w:rFonts w:ascii="Consolas" w:hAnsi="Consolas"/>
+          <w:sz w:val="17"/>
+        </w:rPr>
+        <w:t>,area</w:t>
+      </w:r>
+      <w:proofErr w:type="spellEnd"/>
+      <w:r>
+        <w:rPr>
+          <w:rFonts w:ascii="Consolas" w:hAnsi="Consolas"/>
+          <w:sz w:val="17"/>
+        </w:rPr>
+        <w:t xml:space="preserve">) </w:t>
+      </w:r>
+      <w:proofErr w:type="gramStart"/>
+      <w:r>
+        <w:rPr>
+          <w:rFonts w:ascii="Consolas" w:hAnsi="Consolas"/>
+          <w:sz w:val="17"/>
+        </w:rPr>
+        <w:t>VALUES(</w:t>
+      </w:r>
+      <w:proofErr w:type="gramEnd"/>
+      <w:r>
+        <w:rPr>
+          <w:rFonts w:ascii="Consolas" w:hAnsi="Consolas"/>
+          <w:sz w:val="17"/>
+        </w:rPr>
+        <w:t>1,'Тестовый адрес</w:t>
+      </w:r>
+      <w:proofErr w:type="gramStart"/>
+      <w:r>
+        <w:rPr>
+          <w:rFonts w:ascii="Consolas" w:hAnsi="Consolas"/>
+          <w:sz w:val="17"/>
+        </w:rPr>
+        <w:t>',-</w:t>
+      </w:r>
+      <w:proofErr w:type="gramEnd"/>
+      <w:r>
+        <w:rPr>
+          <w:rFonts w:ascii="Consolas" w:hAnsi="Consolas"/>
+          <w:sz w:val="17"/>
+        </w:rPr>
+        <w:t>10);</w:t>
+      </w:r>
+      <w:r>
+        <w:br/>
+      </w:r>
+      <w:r>
+        <w:rPr>
+          <w:rFonts w:ascii="Consolas" w:hAnsi="Consolas"/>
+          <w:sz w:val="17"/>
+        </w:rPr>
+        <w:t xml:space="preserve">-- </w:t>
+      </w:r>
+      <w:proofErr w:type="spellStart"/>
+      <w:r>
+        <w:rPr>
+          <w:rFonts w:ascii="Consolas" w:hAnsi="Consolas"/>
+          <w:sz w:val="17"/>
+        </w:rPr>
+        <w:t>Ожидается</w:t>
+      </w:r>
+      <w:proofErr w:type="spellEnd"/>
+      <w:r>
+        <w:rPr>
+          <w:rFonts w:ascii="Consolas" w:hAnsi="Consolas"/>
+          <w:sz w:val="17"/>
+        </w:rPr>
+        <w:t xml:space="preserve"> </w:t>
+      </w:r>
+      <w:proofErr w:type="spellStart"/>
+      <w:r>
+        <w:rPr>
+          <w:rFonts w:ascii="Consolas" w:hAnsi="Consolas"/>
+          <w:sz w:val="17"/>
+        </w:rPr>
+        <w:t>ошибка</w:t>
+      </w:r>
+      <w:proofErr w:type="spellEnd"/>
+      <w:r>
+        <w:rPr>
+          <w:rFonts w:ascii="Consolas" w:hAnsi="Consolas"/>
+          <w:sz w:val="17"/>
+        </w:rPr>
+        <w:t xml:space="preserve"> </w:t>
+      </w:r>
+      <w:proofErr w:type="spellStart"/>
+      <w:r>
+        <w:rPr>
+          <w:rFonts w:ascii="Consolas" w:hAnsi="Consolas"/>
+          <w:sz w:val="17"/>
+        </w:rPr>
+        <w:t>внешнего</w:t>
+      </w:r>
+      <w:proofErr w:type="spellEnd"/>
+      <w:r>
+        <w:rPr>
+          <w:rFonts w:ascii="Consolas" w:hAnsi="Consolas"/>
+          <w:sz w:val="17"/>
+        </w:rPr>
+        <w:t xml:space="preserve"> </w:t>
+      </w:r>
+      <w:proofErr w:type="spellStart"/>
+      <w:r>
+        <w:rPr>
+          <w:rFonts w:ascii="Consolas" w:hAnsi="Consolas"/>
+          <w:sz w:val="17"/>
+        </w:rPr>
+        <w:t>ключа</w:t>
+      </w:r>
+      <w:proofErr w:type="spellEnd"/>
+      <w:r>
+        <w:br/>
+      </w:r>
+      <w:r>
+        <w:rPr>
+          <w:rFonts w:ascii="Consolas" w:hAnsi="Consolas"/>
+          <w:sz w:val="17"/>
+        </w:rPr>
+        <w:t xml:space="preserve">INSERT INTO </w:t>
+      </w:r>
+      <w:proofErr w:type="spellStart"/>
+      <w:r>
+        <w:rPr>
+          <w:rFonts w:ascii="Consolas" w:hAnsi="Consolas"/>
+          <w:sz w:val="17"/>
+        </w:rPr>
+        <w:t>RentalPayments</w:t>
+      </w:r>
+      <w:proofErr w:type="spellEnd"/>
+      <w:r>
+        <w:rPr>
+          <w:rFonts w:ascii="Consolas" w:hAnsi="Consolas"/>
+          <w:sz w:val="17"/>
+        </w:rPr>
+        <w:t>(</w:t>
+      </w:r>
+      <w:proofErr w:type="spellStart"/>
+      <w:r>
+        <w:rPr>
+          <w:rFonts w:ascii="Consolas" w:hAnsi="Consolas"/>
+          <w:sz w:val="17"/>
+        </w:rPr>
+        <w:t>contract_</w:t>
+      </w:r>
+      <w:proofErr w:type="gramStart"/>
+      <w:r>
+        <w:rPr>
+          <w:rFonts w:ascii="Consolas" w:hAnsi="Consolas"/>
+          <w:sz w:val="17"/>
+        </w:rPr>
+        <w:t>id,payment</w:t>
+      </w:r>
+      <w:proofErr w:type="gramEnd"/>
+      <w:r>
+        <w:rPr>
+          <w:rFonts w:ascii="Consolas" w:hAnsi="Consolas"/>
+          <w:sz w:val="17"/>
+        </w:rPr>
+        <w:t>_</w:t>
+      </w:r>
+      <w:proofErr w:type="gramStart"/>
+      <w:r>
+        <w:rPr>
+          <w:rFonts w:ascii="Consolas" w:hAnsi="Consolas"/>
+          <w:sz w:val="17"/>
+        </w:rPr>
+        <w:t>date,amount</w:t>
+      </w:r>
+      <w:proofErr w:type="spellEnd"/>
+      <w:proofErr w:type="gramEnd"/>
+      <w:r>
+        <w:rPr>
+          <w:rFonts w:ascii="Consolas" w:hAnsi="Consolas"/>
+          <w:sz w:val="17"/>
+        </w:rPr>
+        <w:t>) VALUES(-</w:t>
+      </w:r>
+      <w:proofErr w:type="gramStart"/>
+      <w:r>
+        <w:rPr>
+          <w:rFonts w:ascii="Consolas" w:hAnsi="Consolas"/>
+          <w:sz w:val="17"/>
+        </w:rPr>
+        <w:t>1,CURRENT</w:t>
+      </w:r>
+      <w:proofErr w:type="gramEnd"/>
+      <w:r>
+        <w:rPr>
+          <w:rFonts w:ascii="Consolas" w:hAnsi="Consolas"/>
+          <w:sz w:val="17"/>
+        </w:rPr>
+        <w:t>_DATE,1000);</w:t>
       </w:r>
     </w:p>
     <w:p>
       <w:pPr>
-        <w:pStyle w:val="21"/>
-        <w:rPr>
-          <w:lang w:val="ru-RU"/>
-        </w:rPr>
-      </w:pPr>
-      <w:r>
-        <w:rPr>
-          <w:lang w:val="ru-RU"/>
-        </w:rPr>
-        <w:t>6.10. Проверка массива телефонов и ограничений</w:t>
-      </w:r>
-    </w:p>
-    <w:p>
-      <w:pPr>
-        <w:rPr>
-          <w:lang w:val="ru-RU"/>
-        </w:rPr>
-      </w:pPr>
-      <w:r>
-        <w:rPr>
-          <w:lang w:val="ru-RU"/>
-        </w:rPr>
-        <w:t xml:space="preserve">Первый запрос добавляет номер в массив. Следующие примеры должны вызвать ошибку </w:t>
-      </w:r>
-      <w:r>
-        <w:t>CHECK</w:t>
-      </w:r>
-      <w:r>
-        <w:rPr>
-          <w:lang w:val="ru-RU"/>
-        </w:rPr>
-        <w:t xml:space="preserve"> или внешнего ключа; запускайте их по одному.</w:t>
-      </w:r>
-    </w:p>
-    <w:p>
-      <w:pPr>
-        <w:shd w:val="clear" w:color="auto" w:fill="F2F4F7"/>
-        <w:spacing w:after="120"/>
-        <w:ind w:left="288"/>
-      </w:pPr>
-      <w:r>
-        <w:rPr>
-          <w:rFonts w:ascii="Consolas" w:hAnsi="Consolas"/>
-          <w:sz w:val="17"/>
-        </w:rPr>
-        <w:t>UPDATE Owners SET phones=array_append(phones,'+12025550123') WHERE owner_id=1;</w:t>
-      </w:r>
-      <w:r>
-        <w:br/>
-      </w:r>
-      <w:r>
-        <w:rPr>
-          <w:rFonts w:ascii="Consolas" w:hAnsi="Consolas"/>
-          <w:sz w:val="17"/>
-        </w:rPr>
-        <w:t>-- Ожидается ошибка CHECK: отрицательная площадь</w:t>
-      </w:r>
-      <w:r>
-        <w:br/>
-      </w:r>
-      <w:r>
-        <w:rPr>
-          <w:rFonts w:ascii="Consolas" w:hAnsi="Consolas"/>
-          <w:sz w:val="17"/>
-        </w:rPr>
-        <w:t>INSERT INTO Realty_rent(owner_id,address,area) VALUES(1,'Тестовый адрес',-10);</w:t>
-      </w:r>
-      <w:r>
-        <w:br/>
-      </w:r>
-      <w:r>
-        <w:rPr>
-          <w:rFonts w:ascii="Consolas" w:hAnsi="Consolas"/>
-          <w:sz w:val="17"/>
-        </w:rPr>
-        <w:t>-- Ожидается ошибка внешнего ключа</w:t>
-      </w:r>
-      <w:r>
-        <w:br/>
-      </w:r>
-      <w:r>
-        <w:rPr>
-          <w:rFonts w:ascii="Consolas" w:hAnsi="Consolas"/>
-          <w:sz w:val="17"/>
-        </w:rPr>
-        <w:t>INSERT INTO RentalPayments(contract_id,payment_date,amount) VALUES(-1,CURRENT_DATE,1000);</w:t>
-      </w:r>
-    </w:p>
-    <w:p>
-      <w:pPr>
         <w:rPr>
           <w:lang w:val="ru-RU"/>
         </w:rPr>
@@ -4764,7 +11107,7 @@
       </w:r>
     </w:p>
     <w:sectPr>
-      <w:footerReference w:type="default" r:id="rId20"/>
+      <w:footerReference w:type="default" r:id="rId21"/>
       <w:pgSz w:w="12240" w:h="15840"/>
       <w:pgMar w:top="1080" w:right="1080" w:bottom="1080" w:left="1440" w:header="720" w:footer="720" w:gutter="0"/>
       <w:cols w:space="720"/>

--- a/учеба/бд/БД_Семинары_Разин.docx
+++ b/учеба/бд/БД_Семинары_Разин.docx
@@ -6758,6 +6758,10 @@
         <w:shd w:val="clear" w:color="auto" w:fill="F2F4F7"/>
         <w:spacing w:after="120"/>
         <w:ind w:left="288"/>
+        <w:rPr>
+          <w:rFonts w:ascii="Consolas" w:hAnsi="Consolas"/>
+          <w:sz w:val="17"/>
+        </w:rPr>
       </w:pPr>
       <w:r>
         <w:rPr>
@@ -7475,42 +7479,6 @@
           <w:sz w:val="17"/>
         </w:rPr>
         <w:t>);</w:t>
-      </w:r>
-    </w:p>
-    <w:p>
-      <w:pPr>
-        <w:pStyle w:val="21"/>
-        <w:rPr>
-          <w:lang w:val="ru-RU"/>
-        </w:rPr>
-      </w:pPr>
-      <w:r>
-        <w:rPr>
-          <w:lang w:val="ru-RU"/>
-        </w:rPr>
-        <w:t xml:space="preserve">6.2. </w:t>
-      </w:r>
-      <w:r>
-        <w:t>ER</w:t>
-      </w:r>
-      <w:r>
-        <w:rPr>
-          <w:lang w:val="ru-RU"/>
-        </w:rPr>
-        <w:t>-модель аренды жилья</w:t>
-      </w:r>
-    </w:p>
-    <w:p>
-      <w:pPr>
-        <w:rPr>
-          <w:lang w:val="ru-RU"/>
-        </w:rPr>
-      </w:pPr>
-      <w:r>
-        <w:rPr>
-          <w:lang w:val="ru-RU"/>
-        </w:rPr>
-        <w:t>Пример структуры для владельцев, семей, недвижимости, договоров и платежей. Если объект может иметь нескольких владельцев, следует добавить таблицу-связку.</w:t>
       </w:r>
     </w:p>
     <w:p>
@@ -7519,781 +7487,18 @@
         <w:spacing w:after="120"/>
         <w:ind w:left="288"/>
         <w:rPr>
-          <w:rFonts w:ascii="Consolas" w:hAnsi="Consolas"/>
-          <w:sz w:val="17"/>
           <w:lang w:val="ru-RU"/>
         </w:rPr>
       </w:pPr>
       <w:r>
         <w:rPr>
-          <w:rFonts w:ascii="Consolas" w:hAnsi="Consolas"/>
-          <w:sz w:val="17"/>
-        </w:rPr>
-        <w:t>CREATE TABLE Owners (</w:t>
-      </w:r>
-      <w:r>
-        <w:br/>
-      </w:r>
-      <w:r>
-        <w:rPr>
-          <w:rFonts w:ascii="Consolas" w:hAnsi="Consolas"/>
-          <w:sz w:val="17"/>
-        </w:rPr>
-        <w:t xml:space="preserve"> </w:t>
-      </w:r>
-      <w:proofErr w:type="spellStart"/>
-      <w:r>
-        <w:rPr>
-          <w:rFonts w:ascii="Consolas" w:hAnsi="Consolas"/>
-          <w:sz w:val="17"/>
-        </w:rPr>
-        <w:t>owner_id</w:t>
-      </w:r>
-      <w:proofErr w:type="spellEnd"/>
-      <w:r>
-        <w:rPr>
-          <w:rFonts w:ascii="Consolas" w:hAnsi="Consolas"/>
-          <w:sz w:val="17"/>
-        </w:rPr>
-        <w:t xml:space="preserve"> INTEGER GENERATED BY DEFAULT AS IDENTITY PRIMARY KEY,</w:t>
-      </w:r>
-      <w:r>
-        <w:br/>
-      </w:r>
-      <w:r>
-        <w:rPr>
-          <w:rFonts w:ascii="Consolas" w:hAnsi="Consolas"/>
-          <w:sz w:val="17"/>
-        </w:rPr>
-        <w:t xml:space="preserve"> </w:t>
-      </w:r>
-      <w:proofErr w:type="spellStart"/>
-      <w:r>
-        <w:rPr>
-          <w:rFonts w:ascii="Consolas" w:hAnsi="Consolas"/>
-          <w:sz w:val="17"/>
-        </w:rPr>
-        <w:t>full_name</w:t>
-      </w:r>
-      <w:proofErr w:type="spellEnd"/>
-      <w:r>
-        <w:rPr>
-          <w:rFonts w:ascii="Consolas" w:hAnsi="Consolas"/>
-          <w:sz w:val="17"/>
-        </w:rPr>
-        <w:t xml:space="preserve"> VARCHAR(150) NOT NULL, phones TEXT[] NOT NULL DEFAULT '{}'</w:t>
-      </w:r>
-      <w:r>
-        <w:br/>
-      </w:r>
-      <w:r>
-        <w:rPr>
-          <w:rFonts w:ascii="Consolas" w:hAnsi="Consolas"/>
-          <w:sz w:val="17"/>
-        </w:rPr>
-        <w:t>);</w:t>
-      </w:r>
-      <w:r>
-        <w:br/>
-      </w:r>
-      <w:r>
-        <w:rPr>
-          <w:rFonts w:ascii="Consolas" w:hAnsi="Consolas"/>
-          <w:sz w:val="17"/>
-        </w:rPr>
-        <w:t xml:space="preserve">CREATE TABLE </w:t>
-      </w:r>
-      <w:proofErr w:type="spellStart"/>
-      <w:r>
-        <w:rPr>
-          <w:rFonts w:ascii="Consolas" w:hAnsi="Consolas"/>
-          <w:sz w:val="17"/>
-        </w:rPr>
-        <w:t>Families_rent</w:t>
-      </w:r>
-      <w:proofErr w:type="spellEnd"/>
-      <w:r>
-        <w:rPr>
-          <w:rFonts w:ascii="Consolas" w:hAnsi="Consolas"/>
-          <w:sz w:val="17"/>
-        </w:rPr>
-        <w:t xml:space="preserve"> (</w:t>
-      </w:r>
-      <w:r>
-        <w:br/>
-      </w:r>
-      <w:r>
-        <w:rPr>
-          <w:rFonts w:ascii="Consolas" w:hAnsi="Consolas"/>
-          <w:sz w:val="17"/>
-        </w:rPr>
-        <w:t xml:space="preserve"> </w:t>
-      </w:r>
-      <w:proofErr w:type="spellStart"/>
-      <w:r>
-        <w:rPr>
-          <w:rFonts w:ascii="Consolas" w:hAnsi="Consolas"/>
-          <w:sz w:val="17"/>
-        </w:rPr>
-        <w:t>family_id</w:t>
-      </w:r>
-      <w:proofErr w:type="spellEnd"/>
-      <w:r>
-        <w:rPr>
-          <w:rFonts w:ascii="Consolas" w:hAnsi="Consolas"/>
-          <w:sz w:val="17"/>
-        </w:rPr>
-        <w:t xml:space="preserve"> INTEGER GENERATED BY DEFAULT AS IDENTITY PRIMARY KEY,</w:t>
-      </w:r>
-      <w:r>
-        <w:br/>
-      </w:r>
-      <w:r>
-        <w:rPr>
-          <w:rFonts w:ascii="Consolas" w:hAnsi="Consolas"/>
-          <w:sz w:val="17"/>
-        </w:rPr>
-        <w:t xml:space="preserve"> </w:t>
-      </w:r>
-      <w:proofErr w:type="spellStart"/>
-      <w:r>
-        <w:rPr>
-          <w:rFonts w:ascii="Consolas" w:hAnsi="Consolas"/>
-          <w:sz w:val="17"/>
-        </w:rPr>
-        <w:t>family_name</w:t>
-      </w:r>
-      <w:proofErr w:type="spellEnd"/>
-      <w:r>
-        <w:rPr>
-          <w:rFonts w:ascii="Consolas" w:hAnsi="Consolas"/>
-          <w:sz w:val="17"/>
-        </w:rPr>
-        <w:t xml:space="preserve"> VARCHAR(100) NOT NULL, phones TEXT[] NOT NULL DEFAULT '{}'</w:t>
-      </w:r>
-      <w:r>
-        <w:br/>
-      </w:r>
-      <w:r>
-        <w:rPr>
-          <w:rFonts w:ascii="Consolas" w:hAnsi="Consolas"/>
-          <w:sz w:val="17"/>
-        </w:rPr>
-        <w:t>);</w:t>
-      </w:r>
-      <w:r>
-        <w:br/>
-      </w:r>
-      <w:r>
-        <w:rPr>
-          <w:rFonts w:ascii="Consolas" w:hAnsi="Consolas"/>
-          <w:sz w:val="17"/>
-        </w:rPr>
-        <w:t xml:space="preserve">CREATE TABLE </w:t>
-      </w:r>
-      <w:proofErr w:type="spellStart"/>
-      <w:r>
-        <w:rPr>
-          <w:rFonts w:ascii="Consolas" w:hAnsi="Consolas"/>
-          <w:sz w:val="17"/>
-        </w:rPr>
-        <w:t>Realty_rent</w:t>
-      </w:r>
-      <w:proofErr w:type="spellEnd"/>
-      <w:r>
-        <w:rPr>
-          <w:rFonts w:ascii="Consolas" w:hAnsi="Consolas"/>
-          <w:sz w:val="17"/>
-        </w:rPr>
-        <w:t xml:space="preserve"> (</w:t>
-      </w:r>
-      <w:r>
-        <w:br/>
-      </w:r>
-      <w:r>
-        <w:rPr>
-          <w:rFonts w:ascii="Consolas" w:hAnsi="Consolas"/>
-          <w:sz w:val="17"/>
-        </w:rPr>
-        <w:t xml:space="preserve"> </w:t>
-      </w:r>
-      <w:proofErr w:type="spellStart"/>
-      <w:r>
-        <w:rPr>
-          <w:rFonts w:ascii="Consolas" w:hAnsi="Consolas"/>
-          <w:sz w:val="17"/>
-        </w:rPr>
-        <w:t>realty_id</w:t>
-      </w:r>
-      <w:proofErr w:type="spellEnd"/>
-      <w:r>
-        <w:rPr>
-          <w:rFonts w:ascii="Consolas" w:hAnsi="Consolas"/>
-          <w:sz w:val="17"/>
-        </w:rPr>
-        <w:t xml:space="preserve"> INTEGER GENERATED BY DEFAULT AS IDENTITY PRIMARY KEY,</w:t>
-      </w:r>
-      <w:r>
-        <w:br/>
-      </w:r>
-      <w:r>
-        <w:rPr>
-          <w:rFonts w:ascii="Consolas" w:hAnsi="Consolas"/>
-          <w:sz w:val="17"/>
-        </w:rPr>
-        <w:t xml:space="preserve"> </w:t>
-      </w:r>
-      <w:proofErr w:type="spellStart"/>
-      <w:r>
-        <w:rPr>
-          <w:rFonts w:ascii="Consolas" w:hAnsi="Consolas"/>
-          <w:sz w:val="17"/>
-        </w:rPr>
-        <w:t>owner_id</w:t>
-      </w:r>
-      <w:proofErr w:type="spellEnd"/>
-      <w:r>
-        <w:rPr>
-          <w:rFonts w:ascii="Consolas" w:hAnsi="Consolas"/>
-          <w:sz w:val="17"/>
-        </w:rPr>
-        <w:t xml:space="preserve"> INTEGER NOT NULL REFERENCES Owners(</w:t>
-      </w:r>
-      <w:proofErr w:type="spellStart"/>
-      <w:r>
-        <w:rPr>
-          <w:rFonts w:ascii="Consolas" w:hAnsi="Consolas"/>
-          <w:sz w:val="17"/>
-        </w:rPr>
-        <w:t>owner_id</w:t>
-      </w:r>
-      <w:proofErr w:type="spellEnd"/>
-      <w:r>
-        <w:rPr>
-          <w:rFonts w:ascii="Consolas" w:hAnsi="Consolas"/>
-          <w:sz w:val="17"/>
-        </w:rPr>
-        <w:t>),</w:t>
-      </w:r>
-      <w:r>
-        <w:br/>
-      </w:r>
-      <w:r>
-        <w:rPr>
-          <w:rFonts w:ascii="Consolas" w:hAnsi="Consolas"/>
-          <w:sz w:val="17"/>
-        </w:rPr>
-        <w:t xml:space="preserve"> address VARCHAR(200) NOT NULL UNIQUE,</w:t>
-      </w:r>
-      <w:r>
-        <w:br/>
-      </w:r>
-      <w:r>
-        <w:rPr>
-          <w:rFonts w:ascii="Consolas" w:hAnsi="Consolas"/>
-          <w:sz w:val="17"/>
-        </w:rPr>
-        <w:t xml:space="preserve"> area NUMERIC(8,2) NOT NULL CHECK(area&gt;0)</w:t>
-      </w:r>
-      <w:r>
-        <w:br/>
-      </w:r>
-      <w:r>
-        <w:rPr>
-          <w:rFonts w:ascii="Consolas" w:hAnsi="Consolas"/>
-          <w:sz w:val="17"/>
-        </w:rPr>
-        <w:t>);</w:t>
-      </w:r>
-      <w:r>
-        <w:br/>
-      </w:r>
-      <w:r>
-        <w:rPr>
-          <w:rFonts w:ascii="Consolas" w:hAnsi="Consolas"/>
-          <w:sz w:val="17"/>
-        </w:rPr>
-        <w:t xml:space="preserve">CREATE TABLE </w:t>
-      </w:r>
-      <w:proofErr w:type="spellStart"/>
-      <w:r>
-        <w:rPr>
-          <w:rFonts w:ascii="Consolas" w:hAnsi="Consolas"/>
-          <w:sz w:val="17"/>
-        </w:rPr>
-        <w:t>RentalContracts</w:t>
-      </w:r>
-      <w:proofErr w:type="spellEnd"/>
-      <w:r>
-        <w:rPr>
-          <w:rFonts w:ascii="Consolas" w:hAnsi="Consolas"/>
-          <w:sz w:val="17"/>
-        </w:rPr>
-        <w:t xml:space="preserve"> (</w:t>
-      </w:r>
-      <w:r>
-        <w:br/>
-      </w:r>
-      <w:r>
-        <w:rPr>
-          <w:rFonts w:ascii="Consolas" w:hAnsi="Consolas"/>
-          <w:sz w:val="17"/>
-        </w:rPr>
-        <w:t xml:space="preserve"> </w:t>
-      </w:r>
-      <w:proofErr w:type="spellStart"/>
-      <w:r>
-        <w:rPr>
-          <w:rFonts w:ascii="Consolas" w:hAnsi="Consolas"/>
-          <w:sz w:val="17"/>
-        </w:rPr>
-        <w:t>contract_id</w:t>
-      </w:r>
-      <w:proofErr w:type="spellEnd"/>
-      <w:r>
-        <w:rPr>
-          <w:rFonts w:ascii="Consolas" w:hAnsi="Consolas"/>
-          <w:sz w:val="17"/>
-        </w:rPr>
-        <w:t xml:space="preserve"> INTEGER GENERATED BY DEFAULT AS IDENTITY PRIMARY KEY,</w:t>
-      </w:r>
-      <w:r>
-        <w:br/>
-      </w:r>
-      <w:r>
-        <w:rPr>
-          <w:rFonts w:ascii="Consolas" w:hAnsi="Consolas"/>
-          <w:sz w:val="17"/>
-        </w:rPr>
-        <w:t xml:space="preserve"> </w:t>
-      </w:r>
-      <w:proofErr w:type="spellStart"/>
-      <w:r>
-        <w:rPr>
-          <w:rFonts w:ascii="Consolas" w:hAnsi="Consolas"/>
-          <w:sz w:val="17"/>
-        </w:rPr>
-        <w:t>family_id</w:t>
-      </w:r>
-      <w:proofErr w:type="spellEnd"/>
-      <w:r>
-        <w:rPr>
-          <w:rFonts w:ascii="Consolas" w:hAnsi="Consolas"/>
-          <w:sz w:val="17"/>
-        </w:rPr>
-        <w:t xml:space="preserve"> INTEGER NOT NULL REFERENCES </w:t>
-      </w:r>
-      <w:proofErr w:type="spellStart"/>
-      <w:r>
-        <w:rPr>
-          <w:rFonts w:ascii="Consolas" w:hAnsi="Consolas"/>
-          <w:sz w:val="17"/>
-        </w:rPr>
-        <w:t>Families_rent</w:t>
-      </w:r>
-      <w:proofErr w:type="spellEnd"/>
-      <w:r>
-        <w:rPr>
-          <w:rFonts w:ascii="Consolas" w:hAnsi="Consolas"/>
-          <w:sz w:val="17"/>
-        </w:rPr>
-        <w:t>(</w:t>
-      </w:r>
-      <w:proofErr w:type="spellStart"/>
-      <w:r>
-        <w:rPr>
-          <w:rFonts w:ascii="Consolas" w:hAnsi="Consolas"/>
-          <w:sz w:val="17"/>
-        </w:rPr>
-        <w:t>family_id</w:t>
-      </w:r>
-      <w:proofErr w:type="spellEnd"/>
-      <w:r>
-        <w:rPr>
-          <w:rFonts w:ascii="Consolas" w:hAnsi="Consolas"/>
-          <w:sz w:val="17"/>
-        </w:rPr>
-        <w:t>),</w:t>
-      </w:r>
-      <w:r>
-        <w:br/>
-      </w:r>
-      <w:r>
-        <w:rPr>
-          <w:rFonts w:ascii="Consolas" w:hAnsi="Consolas"/>
-          <w:sz w:val="17"/>
-        </w:rPr>
-        <w:t xml:space="preserve"> </w:t>
-      </w:r>
-      <w:proofErr w:type="spellStart"/>
-      <w:r>
-        <w:rPr>
-          <w:rFonts w:ascii="Consolas" w:hAnsi="Consolas"/>
-          <w:sz w:val="17"/>
-        </w:rPr>
-        <w:t>realty_id</w:t>
-      </w:r>
-      <w:proofErr w:type="spellEnd"/>
-      <w:r>
-        <w:rPr>
-          <w:rFonts w:ascii="Consolas" w:hAnsi="Consolas"/>
-          <w:sz w:val="17"/>
-        </w:rPr>
-        <w:t xml:space="preserve"> INTEGER NOT NULL REFERENCES </w:t>
-      </w:r>
-      <w:proofErr w:type="spellStart"/>
-      <w:r>
-        <w:rPr>
-          <w:rFonts w:ascii="Consolas" w:hAnsi="Consolas"/>
-          <w:sz w:val="17"/>
-        </w:rPr>
-        <w:t>Realty_rent</w:t>
-      </w:r>
-      <w:proofErr w:type="spellEnd"/>
-      <w:r>
-        <w:rPr>
-          <w:rFonts w:ascii="Consolas" w:hAnsi="Consolas"/>
-          <w:sz w:val="17"/>
-        </w:rPr>
-        <w:t>(</w:t>
-      </w:r>
-      <w:proofErr w:type="spellStart"/>
-      <w:r>
-        <w:rPr>
-          <w:rFonts w:ascii="Consolas" w:hAnsi="Consolas"/>
-          <w:sz w:val="17"/>
-        </w:rPr>
-        <w:t>realty_id</w:t>
-      </w:r>
-      <w:proofErr w:type="spellEnd"/>
-      <w:r>
-        <w:rPr>
-          <w:rFonts w:ascii="Consolas" w:hAnsi="Consolas"/>
-          <w:sz w:val="17"/>
-        </w:rPr>
-        <w:t>),</w:t>
-      </w:r>
-      <w:r>
-        <w:br/>
-      </w:r>
-      <w:r>
-        <w:rPr>
-          <w:rFonts w:ascii="Consolas" w:hAnsi="Consolas"/>
-          <w:sz w:val="17"/>
-        </w:rPr>
-        <w:t xml:space="preserve"> </w:t>
-      </w:r>
-      <w:proofErr w:type="spellStart"/>
-      <w:r>
-        <w:rPr>
-          <w:rFonts w:ascii="Consolas" w:hAnsi="Consolas"/>
-          <w:sz w:val="17"/>
-        </w:rPr>
-        <w:t>date_from</w:t>
-      </w:r>
-      <w:proofErr w:type="spellEnd"/>
-      <w:r>
-        <w:rPr>
-          <w:rFonts w:ascii="Consolas" w:hAnsi="Consolas"/>
-          <w:sz w:val="17"/>
-        </w:rPr>
-        <w:t xml:space="preserve"> DATE NOT NULL, </w:t>
-      </w:r>
-      <w:proofErr w:type="spellStart"/>
-      <w:r>
-        <w:rPr>
-          <w:rFonts w:ascii="Consolas" w:hAnsi="Consolas"/>
-          <w:sz w:val="17"/>
-        </w:rPr>
-        <w:t>date_to</w:t>
-      </w:r>
-      <w:proofErr w:type="spellEnd"/>
-      <w:r>
-        <w:rPr>
-          <w:rFonts w:ascii="Consolas" w:hAnsi="Consolas"/>
-          <w:sz w:val="17"/>
-        </w:rPr>
-        <w:t xml:space="preserve"> DATE,</w:t>
-      </w:r>
-      <w:r>
-        <w:br/>
-      </w:r>
-      <w:r>
-        <w:rPr>
-          <w:rFonts w:ascii="Consolas" w:hAnsi="Consolas"/>
-          <w:sz w:val="17"/>
-        </w:rPr>
-        <w:t xml:space="preserve"> </w:t>
-      </w:r>
-      <w:proofErr w:type="spellStart"/>
-      <w:r>
-        <w:rPr>
-          <w:rFonts w:ascii="Consolas" w:hAnsi="Consolas"/>
-          <w:sz w:val="17"/>
-        </w:rPr>
-        <w:t>monthly_cost</w:t>
-      </w:r>
-      <w:proofErr w:type="spellEnd"/>
-      <w:r>
-        <w:rPr>
-          <w:rFonts w:ascii="Consolas" w:hAnsi="Consolas"/>
-          <w:sz w:val="17"/>
-        </w:rPr>
-        <w:t xml:space="preserve"> NUMERIC(12,2) NOT NULL CHECK(</w:t>
-      </w:r>
-      <w:proofErr w:type="spellStart"/>
-      <w:r>
-        <w:rPr>
-          <w:rFonts w:ascii="Consolas" w:hAnsi="Consolas"/>
-          <w:sz w:val="17"/>
-        </w:rPr>
-        <w:t>monthly_cost</w:t>
-      </w:r>
-      <w:proofErr w:type="spellEnd"/>
-      <w:r>
-        <w:rPr>
-          <w:rFonts w:ascii="Consolas" w:hAnsi="Consolas"/>
-          <w:sz w:val="17"/>
-        </w:rPr>
-        <w:t>&gt;=0),</w:t>
-      </w:r>
-      <w:r>
-        <w:br/>
-      </w:r>
-      <w:r>
-        <w:rPr>
-          <w:rFonts w:ascii="Consolas" w:hAnsi="Consolas"/>
-          <w:sz w:val="17"/>
-        </w:rPr>
-        <w:t xml:space="preserve"> CHECK(</w:t>
-      </w:r>
-      <w:proofErr w:type="spellStart"/>
-      <w:r>
-        <w:rPr>
-          <w:rFonts w:ascii="Consolas" w:hAnsi="Consolas"/>
-          <w:sz w:val="17"/>
-        </w:rPr>
-        <w:t>date_to</w:t>
-      </w:r>
-      <w:proofErr w:type="spellEnd"/>
-      <w:r>
-        <w:rPr>
-          <w:rFonts w:ascii="Consolas" w:hAnsi="Consolas"/>
-          <w:sz w:val="17"/>
-        </w:rPr>
-        <w:t xml:space="preserve"> IS NULL OR </w:t>
-      </w:r>
-      <w:proofErr w:type="spellStart"/>
-      <w:r>
-        <w:rPr>
-          <w:rFonts w:ascii="Consolas" w:hAnsi="Consolas"/>
-          <w:sz w:val="17"/>
-        </w:rPr>
-        <w:t>date_to</w:t>
-      </w:r>
-      <w:proofErr w:type="spellEnd"/>
-      <w:r>
-        <w:rPr>
-          <w:rFonts w:ascii="Consolas" w:hAnsi="Consolas"/>
-          <w:sz w:val="17"/>
-        </w:rPr>
-        <w:t>&gt;=</w:t>
-      </w:r>
-      <w:proofErr w:type="spellStart"/>
-      <w:r>
-        <w:rPr>
-          <w:rFonts w:ascii="Consolas" w:hAnsi="Consolas"/>
-          <w:sz w:val="17"/>
-        </w:rPr>
-        <w:t>date_from</w:t>
-      </w:r>
-      <w:proofErr w:type="spellEnd"/>
-      <w:r>
-        <w:rPr>
-          <w:rFonts w:ascii="Consolas" w:hAnsi="Consolas"/>
-          <w:sz w:val="17"/>
-        </w:rPr>
-        <w:t>)</w:t>
-      </w:r>
-      <w:r>
-        <w:br/>
-      </w:r>
-      <w:r>
-        <w:rPr>
-          <w:rFonts w:ascii="Consolas" w:hAnsi="Consolas"/>
-          <w:sz w:val="17"/>
-        </w:rPr>
-        <w:t>);</w:t>
-      </w:r>
-      <w:r>
-        <w:br/>
-      </w:r>
-      <w:r>
-        <w:rPr>
-          <w:rFonts w:ascii="Consolas" w:hAnsi="Consolas"/>
-          <w:sz w:val="17"/>
-        </w:rPr>
-        <w:lastRenderedPageBreak/>
-        <w:t xml:space="preserve">CREATE TABLE </w:t>
-      </w:r>
-      <w:proofErr w:type="spellStart"/>
-      <w:r>
-        <w:rPr>
-          <w:rFonts w:ascii="Consolas" w:hAnsi="Consolas"/>
-          <w:sz w:val="17"/>
-        </w:rPr>
-        <w:t>RentalPayments</w:t>
-      </w:r>
-      <w:proofErr w:type="spellEnd"/>
-      <w:r>
-        <w:rPr>
-          <w:rFonts w:ascii="Consolas" w:hAnsi="Consolas"/>
-          <w:sz w:val="17"/>
-        </w:rPr>
-        <w:t xml:space="preserve"> (</w:t>
-      </w:r>
-      <w:r>
-        <w:br/>
-      </w:r>
-      <w:r>
-        <w:rPr>
-          <w:rFonts w:ascii="Consolas" w:hAnsi="Consolas"/>
-          <w:sz w:val="17"/>
-        </w:rPr>
-        <w:t xml:space="preserve"> </w:t>
-      </w:r>
-      <w:proofErr w:type="spellStart"/>
-      <w:r>
-        <w:rPr>
-          <w:rFonts w:ascii="Consolas" w:hAnsi="Consolas"/>
-          <w:sz w:val="17"/>
-        </w:rPr>
-        <w:t>payment_id</w:t>
-      </w:r>
-      <w:proofErr w:type="spellEnd"/>
-      <w:r>
-        <w:rPr>
-          <w:rFonts w:ascii="Consolas" w:hAnsi="Consolas"/>
-          <w:sz w:val="17"/>
-        </w:rPr>
-        <w:t xml:space="preserve"> INTEGER GENERATED BY DEFAULT AS IDENTITY PRIMARY KEY,</w:t>
-      </w:r>
-      <w:r>
-        <w:br/>
-      </w:r>
-      <w:r>
-        <w:rPr>
-          <w:rFonts w:ascii="Consolas" w:hAnsi="Consolas"/>
-          <w:sz w:val="17"/>
-        </w:rPr>
-        <w:t xml:space="preserve"> </w:t>
-      </w:r>
-      <w:proofErr w:type="spellStart"/>
-      <w:r>
-        <w:rPr>
-          <w:rFonts w:ascii="Consolas" w:hAnsi="Consolas"/>
-          <w:sz w:val="17"/>
-        </w:rPr>
-        <w:t>contract_id</w:t>
-      </w:r>
-      <w:proofErr w:type="spellEnd"/>
-      <w:r>
-        <w:rPr>
-          <w:rFonts w:ascii="Consolas" w:hAnsi="Consolas"/>
-          <w:sz w:val="17"/>
-        </w:rPr>
-        <w:t xml:space="preserve"> INTEGER NOT NULL REFERENCES </w:t>
-      </w:r>
-      <w:proofErr w:type="spellStart"/>
-      <w:r>
-        <w:rPr>
-          <w:rFonts w:ascii="Consolas" w:hAnsi="Consolas"/>
-          <w:sz w:val="17"/>
-        </w:rPr>
-        <w:t>RentalContracts</w:t>
-      </w:r>
-      <w:proofErr w:type="spellEnd"/>
-      <w:r>
-        <w:rPr>
-          <w:rFonts w:ascii="Consolas" w:hAnsi="Consolas"/>
-          <w:sz w:val="17"/>
-        </w:rPr>
-        <w:t>(</w:t>
-      </w:r>
-      <w:proofErr w:type="spellStart"/>
-      <w:r>
-        <w:rPr>
-          <w:rFonts w:ascii="Consolas" w:hAnsi="Consolas"/>
-          <w:sz w:val="17"/>
-        </w:rPr>
-        <w:t>contract_id</w:t>
-      </w:r>
-      <w:proofErr w:type="spellEnd"/>
-      <w:r>
-        <w:rPr>
-          <w:rFonts w:ascii="Consolas" w:hAnsi="Consolas"/>
-          <w:sz w:val="17"/>
-        </w:rPr>
-        <w:t>),</w:t>
-      </w:r>
-      <w:r>
-        <w:br/>
-      </w:r>
-      <w:r>
-        <w:rPr>
-          <w:rFonts w:ascii="Consolas" w:hAnsi="Consolas"/>
-          <w:sz w:val="17"/>
-        </w:rPr>
-        <w:t xml:space="preserve"> </w:t>
-      </w:r>
-      <w:proofErr w:type="spellStart"/>
-      <w:r>
-        <w:rPr>
-          <w:rFonts w:ascii="Consolas" w:hAnsi="Consolas"/>
-          <w:sz w:val="17"/>
-        </w:rPr>
-        <w:t>payment_date</w:t>
-      </w:r>
-      <w:proofErr w:type="spellEnd"/>
-      <w:r>
-        <w:rPr>
-          <w:rFonts w:ascii="Consolas" w:hAnsi="Consolas"/>
-          <w:sz w:val="17"/>
-        </w:rPr>
-        <w:t xml:space="preserve"> DATE NOT NULL, amount NUMERIC(12,2) NOT NULL CHECK(amount&gt;0)</w:t>
-      </w:r>
-      <w:r>
-        <w:br/>
-      </w:r>
-      <w:r>
-        <w:rPr>
-          <w:rFonts w:ascii="Consolas" w:hAnsi="Consolas"/>
-          <w:sz w:val="17"/>
-        </w:rPr>
-        <w:t>);</w:t>
-      </w:r>
-    </w:p>
-    <w:p>
-      <w:pPr>
-        <w:shd w:val="clear" w:color="auto" w:fill="F2F4F7"/>
-        <w:spacing w:after="120"/>
-        <w:rPr>
-          <w:rFonts w:ascii="Consolas" w:hAnsi="Consolas"/>
-          <w:sz w:val="17"/>
-          <w:lang w:val="ru-RU"/>
-        </w:rPr>
-      </w:pPr>
-      <w:r>
-        <w:rPr>
-          <w:rFonts w:ascii="Consolas" w:hAnsi="Consolas"/>
-          <w:sz w:val="17"/>
           <w:lang w:val="ru-RU"/>
         </w:rPr>
         <w:drawing>
-          <wp:inline distT="0" distB="0" distL="0" distR="0" wp14:anchorId="5090A2AC" wp14:editId="0B45E28E">
-            <wp:extent cx="6172200" cy="3679190"/>
+          <wp:inline distT="0" distB="0" distL="0" distR="0" wp14:anchorId="234BA69A" wp14:editId="28432E60">
+            <wp:extent cx="5868219" cy="3410426"/>
             <wp:effectExtent l="0" t="0" r="0" b="0"/>
-            <wp:docPr id="1298861448" name="Рисунок 1"/>
+            <wp:docPr id="1764255774" name="Рисунок 1"/>
             <wp:cNvGraphicFramePr>
               <a:graphicFrameLocks xmlns:a="http://schemas.openxmlformats.org/drawingml/2006/main" noChangeAspect="1"/>
             </wp:cNvGraphicFramePr>
@@ -8301,7 +7506,7 @@
               <a:graphicData uri="http://schemas.openxmlformats.org/drawingml/2006/picture">
                 <pic:pic xmlns:pic="http://schemas.openxmlformats.org/drawingml/2006/picture">
                   <pic:nvPicPr>
-                    <pic:cNvPr id="1298861448" name=""/>
+                    <pic:cNvPr id="1764255774" name=""/>
                     <pic:cNvPicPr/>
                   </pic:nvPicPr>
                   <pic:blipFill>
@@ -8313,7 +7518,7 @@
                   <pic:spPr>
                     <a:xfrm>
                       <a:off x="0" y="0"/>
-                      <a:ext cx="6172200" cy="3679190"/>
+                      <a:ext cx="5868219" cy="3410426"/>
                     </a:xfrm>
                     <a:prstGeom prst="rect">
                       <a:avLst/>
@@ -8328,18 +7533,30 @@
     </w:p>
     <w:p>
       <w:pPr>
-        <w:shd w:val="clear" w:color="auto" w:fill="F2F4F7"/>
-        <w:spacing w:after="120"/>
-        <w:rPr>
-          <w:rFonts w:ascii="Consolas" w:hAnsi="Consolas"/>
-          <w:sz w:val="17"/>
+        <w:pStyle w:val="21"/>
+        <w:rPr>
           <w:lang w:val="ru-RU"/>
         </w:rPr>
       </w:pPr>
+      <w:r>
+        <w:rPr>
+          <w:lang w:val="ru-RU"/>
+        </w:rPr>
+        <w:lastRenderedPageBreak/>
+        <w:t xml:space="preserve">6.2. </w:t>
+      </w:r>
+      <w:r>
+        <w:t>ER</w:t>
+      </w:r>
+      <w:r>
+        <w:rPr>
+          <w:lang w:val="ru-RU"/>
+        </w:rPr>
+        <w:t>-модель аренды жилья</w:t>
+      </w:r>
     </w:p>
     <w:p>
       <w:pPr>
-        <w:pStyle w:val="21"/>
         <w:rPr>
           <w:lang w:val="ru-RU"/>
         </w:rPr>
@@ -8348,123 +7565,7 @@
         <w:rPr>
           <w:lang w:val="ru-RU"/>
         </w:rPr>
-        <w:t>6.3. Ограничения таблиц</w:t>
-      </w:r>
-    </w:p>
-    <w:p>
-      <w:r>
-        <w:rPr>
-          <w:lang w:val="ru-RU"/>
-        </w:rPr>
-        <w:t xml:space="preserve">Перед добавлением </w:t>
-      </w:r>
-      <w:r>
-        <w:t>NOT</w:t>
-      </w:r>
-      <w:r>
-        <w:rPr>
-          <w:lang w:val="ru-RU"/>
-        </w:rPr>
-        <w:t xml:space="preserve"> </w:t>
-      </w:r>
-      <w:r>
-        <w:t>NULL</w:t>
-      </w:r>
-      <w:r>
-        <w:rPr>
-          <w:lang w:val="ru-RU"/>
-        </w:rPr>
-        <w:t>/</w:t>
-      </w:r>
-      <w:r>
-        <w:t>UNIQUE</w:t>
-      </w:r>
-      <w:r>
-        <w:rPr>
-          <w:lang w:val="ru-RU"/>
-        </w:rPr>
-        <w:t xml:space="preserve"> нужно проверить старые данные: существующие </w:t>
-      </w:r>
-      <w:r>
-        <w:t>NULL</w:t>
-      </w:r>
-      <w:r>
-        <w:rPr>
-          <w:lang w:val="ru-RU"/>
-        </w:rPr>
-        <w:t xml:space="preserve"> или дубли приведут к ошибке. </w:t>
-      </w:r>
-      <w:proofErr w:type="spellStart"/>
-      <w:r>
-        <w:t>Имена</w:t>
-      </w:r>
-      <w:proofErr w:type="spellEnd"/>
-      <w:r>
-        <w:t xml:space="preserve"> </w:t>
-      </w:r>
-      <w:proofErr w:type="spellStart"/>
-      <w:r>
-        <w:t>полей</w:t>
-      </w:r>
-      <w:proofErr w:type="spellEnd"/>
-      <w:r>
-        <w:t xml:space="preserve"> — </w:t>
-      </w:r>
-      <w:proofErr w:type="spellStart"/>
-      <w:r>
-        <w:t>пример</w:t>
-      </w:r>
-      <w:proofErr w:type="spellEnd"/>
-      <w:r>
-        <w:t xml:space="preserve">, </w:t>
-      </w:r>
-      <w:proofErr w:type="spellStart"/>
-      <w:r>
-        <w:t>их</w:t>
-      </w:r>
-      <w:proofErr w:type="spellEnd"/>
-      <w:r>
-        <w:t xml:space="preserve"> </w:t>
-      </w:r>
-      <w:proofErr w:type="spellStart"/>
-      <w:r>
-        <w:t>нужно</w:t>
-      </w:r>
-      <w:proofErr w:type="spellEnd"/>
-      <w:r>
-        <w:t xml:space="preserve"> </w:t>
-      </w:r>
-      <w:proofErr w:type="spellStart"/>
-      <w:r>
-        <w:t>сверить</w:t>
-      </w:r>
-      <w:proofErr w:type="spellEnd"/>
-      <w:r>
-        <w:t xml:space="preserve"> </w:t>
-      </w:r>
-      <w:proofErr w:type="spellStart"/>
-      <w:r>
-        <w:t>со</w:t>
-      </w:r>
-      <w:proofErr w:type="spellEnd"/>
-      <w:r>
-        <w:t xml:space="preserve"> </w:t>
-      </w:r>
-      <w:proofErr w:type="spellStart"/>
-      <w:r>
-        <w:t>схемой</w:t>
-      </w:r>
-      <w:proofErr w:type="spellEnd"/>
-      <w:r>
-        <w:t xml:space="preserve"> </w:t>
-      </w:r>
-      <w:proofErr w:type="spellStart"/>
-      <w:r>
-        <w:t>задания</w:t>
-      </w:r>
-      <w:proofErr w:type="spellEnd"/>
-      <w:r>
-        <w:t>.</w:t>
+        <w:t>Пример структуры для владельцев, семей, недвижимости, договоров и платежей. Если объект может иметь нескольких владельцев, следует добавить таблицу-связку.</w:t>
       </w:r>
     </w:p>
     <w:p>
@@ -8472,23 +7573,19 @@
         <w:shd w:val="clear" w:color="auto" w:fill="F2F4F7"/>
         <w:spacing w:after="120"/>
         <w:ind w:left="288"/>
+        <w:rPr>
+          <w:rFonts w:ascii="Consolas" w:hAnsi="Consolas"/>
+          <w:sz w:val="17"/>
+          <w:lang w:val="ru-RU"/>
+        </w:rPr>
       </w:pPr>
       <w:r>
         <w:rPr>
           <w:rFonts w:ascii="Consolas" w:hAnsi="Consolas"/>
           <w:sz w:val="17"/>
         </w:rPr>
-        <w:t xml:space="preserve">ALTER TABLE countries ADD CONSTRAINT </w:t>
-      </w:r>
-      <w:proofErr w:type="spellStart"/>
-      <w:r>
-        <w:rPr>
-          <w:rFonts w:ascii="Consolas" w:hAnsi="Consolas"/>
-          <w:sz w:val="17"/>
-        </w:rPr>
-        <w:t>countries_postal_digits</w:t>
-      </w:r>
-      <w:proofErr w:type="spellEnd"/>
+        <w:t>CREATE TABLE Owners (</w:t>
+      </w:r>
       <w:r>
         <w:br/>
       </w:r>
@@ -8497,55 +7594,23 @@
           <w:rFonts w:ascii="Consolas" w:hAnsi="Consolas"/>
           <w:sz w:val="17"/>
         </w:rPr>
-        <w:t>CHECK (</w:t>
-      </w:r>
-      <w:proofErr w:type="spellStart"/>
-      <w:r>
-        <w:rPr>
-          <w:rFonts w:ascii="Consolas" w:hAnsi="Consolas"/>
-          <w:sz w:val="17"/>
-        </w:rPr>
-        <w:t>postal_code</w:t>
-      </w:r>
-      <w:proofErr w:type="spellEnd"/>
-      <w:r>
-        <w:rPr>
-          <w:rFonts w:ascii="Consolas" w:hAnsi="Consolas"/>
-          <w:sz w:val="17"/>
-        </w:rPr>
-        <w:t xml:space="preserve"> ~ '</w:t>
-      </w:r>
-      <w:proofErr w:type="gramStart"/>
-      <w:r>
-        <w:rPr>
-          <w:rFonts w:ascii="Consolas" w:hAnsi="Consolas"/>
-          <w:sz w:val="17"/>
-        </w:rPr>
-        <w:t>^[</w:t>
-      </w:r>
-      <w:proofErr w:type="gramEnd"/>
-      <w:r>
-        <w:rPr>
-          <w:rFonts w:ascii="Consolas" w:hAnsi="Consolas"/>
-          <w:sz w:val="17"/>
-        </w:rPr>
-        <w:t>0-</w:t>
-      </w:r>
-      <w:proofErr w:type="gramStart"/>
-      <w:r>
-        <w:rPr>
-          <w:rFonts w:ascii="Consolas" w:hAnsi="Consolas"/>
-          <w:sz w:val="17"/>
-        </w:rPr>
-        <w:t>9]+</w:t>
-      </w:r>
-      <w:proofErr w:type="gramEnd"/>
-      <w:r>
-        <w:rPr>
-          <w:rFonts w:ascii="Consolas" w:hAnsi="Consolas"/>
-          <w:sz w:val="17"/>
-        </w:rPr>
-        <w:t>$');</w:t>
+        <w:t xml:space="preserve"> </w:t>
+      </w:r>
+      <w:proofErr w:type="spellStart"/>
+      <w:r>
+        <w:rPr>
+          <w:rFonts w:ascii="Consolas" w:hAnsi="Consolas"/>
+          <w:sz w:val="17"/>
+        </w:rPr>
+        <w:t>owner_id</w:t>
+      </w:r>
+      <w:proofErr w:type="spellEnd"/>
+      <w:r>
+        <w:rPr>
+          <w:rFonts w:ascii="Consolas" w:hAnsi="Consolas"/>
+          <w:sz w:val="17"/>
+        </w:rPr>
+        <w:t xml:space="preserve"> INTEGER GENERATED BY DEFAULT AS IDENTITY PRIMARY KEY,</w:t>
       </w:r>
       <w:r>
         <w:br/>
@@ -8555,7 +7620,23 @@
           <w:rFonts w:ascii="Consolas" w:hAnsi="Consolas"/>
           <w:sz w:val="17"/>
         </w:rPr>
-        <w:t>ALTER TABLE employees ALTER COLUMN email SET NOT NULL;</w:t>
+        <w:t xml:space="preserve"> </w:t>
+      </w:r>
+      <w:proofErr w:type="spellStart"/>
+      <w:r>
+        <w:rPr>
+          <w:rFonts w:ascii="Consolas" w:hAnsi="Consolas"/>
+          <w:sz w:val="17"/>
+        </w:rPr>
+        <w:t>full_name</w:t>
+      </w:r>
+      <w:proofErr w:type="spellEnd"/>
+      <w:r>
+        <w:rPr>
+          <w:rFonts w:ascii="Consolas" w:hAnsi="Consolas"/>
+          <w:sz w:val="17"/>
+        </w:rPr>
+        <w:t xml:space="preserve"> VARCHAR(150) NOT NULL, phones TEXT[] NOT NULL DEFAULT '{}'</w:t>
       </w:r>
       <w:r>
         <w:br/>
@@ -8565,17 +7646,37 @@
           <w:rFonts w:ascii="Consolas" w:hAnsi="Consolas"/>
           <w:sz w:val="17"/>
         </w:rPr>
-        <w:t xml:space="preserve">ALTER TABLE employees ADD CONSTRAINT </w:t>
-      </w:r>
-      <w:proofErr w:type="spellStart"/>
-      <w:r>
-        <w:rPr>
-          <w:rFonts w:ascii="Consolas" w:hAnsi="Consolas"/>
-          <w:sz w:val="17"/>
-        </w:rPr>
-        <w:t>employees_email_unique</w:t>
-      </w:r>
-      <w:proofErr w:type="spellEnd"/>
+        <w:t>);</w:t>
+      </w:r>
+      <w:r>
+        <w:br/>
+      </w:r>
+      <w:r>
+        <w:rPr>
+          <w:rFonts w:ascii="Consolas" w:hAnsi="Consolas"/>
+          <w:sz w:val="17"/>
+        </w:rPr>
+        <w:t xml:space="preserve">CREATE TABLE </w:t>
+      </w:r>
+      <w:proofErr w:type="spellStart"/>
+      <w:r>
+        <w:rPr>
+          <w:rFonts w:ascii="Consolas" w:hAnsi="Consolas"/>
+          <w:sz w:val="17"/>
+        </w:rPr>
+        <w:t>Families_rent</w:t>
+      </w:r>
+      <w:proofErr w:type="spellEnd"/>
+      <w:r>
+        <w:rPr>
+          <w:rFonts w:ascii="Consolas" w:hAnsi="Consolas"/>
+          <w:sz w:val="17"/>
+        </w:rPr>
+        <w:t xml:space="preserve"> (</w:t>
+      </w:r>
+      <w:r>
+        <w:br/>
+      </w:r>
       <w:r>
         <w:rPr>
           <w:rFonts w:ascii="Consolas" w:hAnsi="Consolas"/>
@@ -8583,21 +7684,21 @@
         </w:rPr>
         <w:t xml:space="preserve"> </w:t>
       </w:r>
-      <w:proofErr w:type="gramStart"/>
-      <w:r>
-        <w:rPr>
-          <w:rFonts w:ascii="Consolas" w:hAnsi="Consolas"/>
-          <w:sz w:val="17"/>
-        </w:rPr>
-        <w:t>UNIQUE(</w:t>
-      </w:r>
-      <w:proofErr w:type="gramEnd"/>
-      <w:r>
-        <w:rPr>
-          <w:rFonts w:ascii="Consolas" w:hAnsi="Consolas"/>
-          <w:sz w:val="17"/>
-        </w:rPr>
-        <w:t>email);</w:t>
+      <w:proofErr w:type="spellStart"/>
+      <w:r>
+        <w:rPr>
+          <w:rFonts w:ascii="Consolas" w:hAnsi="Consolas"/>
+          <w:sz w:val="17"/>
+        </w:rPr>
+        <w:t>family_id</w:t>
+      </w:r>
+      <w:proofErr w:type="spellEnd"/>
+      <w:r>
+        <w:rPr>
+          <w:rFonts w:ascii="Consolas" w:hAnsi="Consolas"/>
+          <w:sz w:val="17"/>
+        </w:rPr>
+        <w:t xml:space="preserve"> INTEGER GENERATED BY DEFAULT AS IDENTITY PRIMARY KEY,</w:t>
       </w:r>
       <w:r>
         <w:br/>
@@ -8607,48 +7708,23 @@
           <w:rFonts w:ascii="Consolas" w:hAnsi="Consolas"/>
           <w:sz w:val="17"/>
         </w:rPr>
-        <w:t xml:space="preserve">ALTER TABLE jobs ADD CONSTRAINT </w:t>
-      </w:r>
-      <w:proofErr w:type="spellStart"/>
-      <w:r>
-        <w:rPr>
-          <w:rFonts w:ascii="Consolas" w:hAnsi="Consolas"/>
-          <w:sz w:val="17"/>
-        </w:rPr>
-        <w:t>jobs_max_salary_limit</w:t>
-      </w:r>
-      <w:proofErr w:type="spellEnd"/>
-      <w:r>
-        <w:rPr>
-          <w:rFonts w:ascii="Consolas" w:hAnsi="Consolas"/>
-          <w:sz w:val="17"/>
-        </w:rPr>
         <w:t xml:space="preserve"> </w:t>
       </w:r>
-      <w:proofErr w:type="gramStart"/>
-      <w:r>
-        <w:rPr>
-          <w:rFonts w:ascii="Consolas" w:hAnsi="Consolas"/>
-          <w:sz w:val="17"/>
-        </w:rPr>
-        <w:t>CHECK(</w:t>
-      </w:r>
-      <w:proofErr w:type="spellStart"/>
-      <w:proofErr w:type="gramEnd"/>
-      <w:r>
-        <w:rPr>
-          <w:rFonts w:ascii="Consolas" w:hAnsi="Consolas"/>
-          <w:sz w:val="17"/>
-        </w:rPr>
-        <w:t>max_salary</w:t>
-      </w:r>
-      <w:proofErr w:type="spellEnd"/>
-      <w:r>
-        <w:rPr>
-          <w:rFonts w:ascii="Consolas" w:hAnsi="Consolas"/>
-          <w:sz w:val="17"/>
-        </w:rPr>
-        <w:t>&lt;=25000);</w:t>
+      <w:proofErr w:type="spellStart"/>
+      <w:r>
+        <w:rPr>
+          <w:rFonts w:ascii="Consolas" w:hAnsi="Consolas"/>
+          <w:sz w:val="17"/>
+        </w:rPr>
+        <w:t>family_name</w:t>
+      </w:r>
+      <w:proofErr w:type="spellEnd"/>
+      <w:r>
+        <w:rPr>
+          <w:rFonts w:ascii="Consolas" w:hAnsi="Consolas"/>
+          <w:sz w:val="17"/>
+        </w:rPr>
+        <w:t xml:space="preserve"> VARCHAR(100) NOT NULL, phones TEXT[] NOT NULL DEFAULT '{}'</w:t>
       </w:r>
       <w:r>
         <w:br/>
@@ -8658,23 +7734,7 @@
           <w:rFonts w:ascii="Consolas" w:hAnsi="Consolas"/>
           <w:sz w:val="17"/>
         </w:rPr>
-        <w:t xml:space="preserve">ALTER TABLE jobs ALTER COLUMN </w:t>
-      </w:r>
-      <w:proofErr w:type="spellStart"/>
-      <w:r>
-        <w:rPr>
-          <w:rFonts w:ascii="Consolas" w:hAnsi="Consolas"/>
-          <w:sz w:val="17"/>
-        </w:rPr>
-        <w:t>min_salary</w:t>
-      </w:r>
-      <w:proofErr w:type="spellEnd"/>
-      <w:r>
-        <w:rPr>
-          <w:rFonts w:ascii="Consolas" w:hAnsi="Consolas"/>
-          <w:sz w:val="17"/>
-        </w:rPr>
-        <w:t xml:space="preserve"> SET DEFAULT 8000;</w:t>
+        <w:t>);</w:t>
       </w:r>
       <w:r>
         <w:br/>
@@ -8684,17 +7744,24 @@
           <w:rFonts w:ascii="Consolas" w:hAnsi="Consolas"/>
           <w:sz w:val="17"/>
         </w:rPr>
-        <w:t xml:space="preserve">ALTER TABLE employees ADD CONSTRAINT </w:t>
-      </w:r>
-      <w:proofErr w:type="spellStart"/>
-      <w:r>
-        <w:rPr>
-          <w:rFonts w:ascii="Consolas" w:hAnsi="Consolas"/>
-          <w:sz w:val="17"/>
-        </w:rPr>
-        <w:t>employees_job_fk</w:t>
-      </w:r>
-      <w:proofErr w:type="spellEnd"/>
+        <w:t xml:space="preserve">CREATE TABLE </w:t>
+      </w:r>
+      <w:proofErr w:type="spellStart"/>
+      <w:r>
+        <w:rPr>
+          <w:rFonts w:ascii="Consolas" w:hAnsi="Consolas"/>
+          <w:sz w:val="17"/>
+        </w:rPr>
+        <w:t>Realty_rent</w:t>
+      </w:r>
+      <w:proofErr w:type="spellEnd"/>
+      <w:r>
+        <w:rPr>
+          <w:rFonts w:ascii="Consolas" w:hAnsi="Consolas"/>
+          <w:sz w:val="17"/>
+        </w:rPr>
+        <w:t xml:space="preserve"> (</w:t>
+      </w:r>
       <w:r>
         <w:br/>
       </w:r>
@@ -8703,84 +7770,561 @@
           <w:rFonts w:ascii="Consolas" w:hAnsi="Consolas"/>
           <w:sz w:val="17"/>
         </w:rPr>
-        <w:t xml:space="preserve">FOREIGN </w:t>
-      </w:r>
-      <w:proofErr w:type="gramStart"/>
-      <w:r>
-        <w:rPr>
-          <w:rFonts w:ascii="Consolas" w:hAnsi="Consolas"/>
-          <w:sz w:val="17"/>
-        </w:rPr>
-        <w:t>KEY(</w:t>
-      </w:r>
-      <w:proofErr w:type="spellStart"/>
-      <w:proofErr w:type="gramEnd"/>
-      <w:r>
-        <w:rPr>
-          <w:rFonts w:ascii="Consolas" w:hAnsi="Consolas"/>
-          <w:sz w:val="17"/>
-        </w:rPr>
-        <w:t>job_id</w:t>
-      </w:r>
-      <w:proofErr w:type="spellEnd"/>
-      <w:r>
-        <w:rPr>
-          <w:rFonts w:ascii="Consolas" w:hAnsi="Consolas"/>
-          <w:sz w:val="17"/>
-        </w:rPr>
-        <w:t>) REFERENCES jobs(</w:t>
-      </w:r>
-      <w:proofErr w:type="spellStart"/>
-      <w:r>
-        <w:rPr>
-          <w:rFonts w:ascii="Consolas" w:hAnsi="Consolas"/>
-          <w:sz w:val="17"/>
-        </w:rPr>
-        <w:t>job_id</w:t>
-      </w:r>
-      <w:proofErr w:type="spellEnd"/>
-      <w:r>
-        <w:rPr>
-          <w:rFonts w:ascii="Consolas" w:hAnsi="Consolas"/>
-          <w:sz w:val="17"/>
-        </w:rPr>
-        <w:t>) ON UPDATE CASCADE;</w:t>
-      </w:r>
-    </w:p>
-    <w:p>
-      <w:pPr>
-        <w:pStyle w:val="21"/>
-        <w:rPr>
-          <w:lang w:val="ru-RU"/>
-        </w:rPr>
-      </w:pPr>
-      <w:r>
-        <w:rPr>
-          <w:lang w:val="ru-RU"/>
-        </w:rPr>
-        <w:t>6.4. Изменить шаг последовательности</w:t>
-      </w:r>
-    </w:p>
-    <w:p>
-      <w:pPr>
-        <w:rPr>
-          <w:lang w:val="ru-RU"/>
-        </w:rPr>
-      </w:pPr>
-      <w:r>
-        <w:rPr>
-          <w:lang w:val="ru-RU"/>
-        </w:rPr>
-        <w:t xml:space="preserve">Команда применима, если используется </w:t>
-      </w:r>
-      <w:r>
-        <w:t>sequence</w:t>
-      </w:r>
-      <w:r>
-        <w:rPr>
-          <w:lang w:val="ru-RU"/>
-        </w:rPr>
-        <w:t xml:space="preserve"> с таким именем; сначала проверьте фактическое имя.</w:t>
+        <w:t xml:space="preserve"> </w:t>
+      </w:r>
+      <w:proofErr w:type="spellStart"/>
+      <w:r>
+        <w:rPr>
+          <w:rFonts w:ascii="Consolas" w:hAnsi="Consolas"/>
+          <w:sz w:val="17"/>
+        </w:rPr>
+        <w:t>realty_id</w:t>
+      </w:r>
+      <w:proofErr w:type="spellEnd"/>
+      <w:r>
+        <w:rPr>
+          <w:rFonts w:ascii="Consolas" w:hAnsi="Consolas"/>
+          <w:sz w:val="17"/>
+        </w:rPr>
+        <w:t xml:space="preserve"> INTEGER GENERATED BY DEFAULT AS IDENTITY PRIMARY KEY,</w:t>
+      </w:r>
+      <w:r>
+        <w:br/>
+      </w:r>
+      <w:r>
+        <w:rPr>
+          <w:rFonts w:ascii="Consolas" w:hAnsi="Consolas"/>
+          <w:sz w:val="17"/>
+        </w:rPr>
+        <w:t xml:space="preserve"> </w:t>
+      </w:r>
+      <w:proofErr w:type="spellStart"/>
+      <w:r>
+        <w:rPr>
+          <w:rFonts w:ascii="Consolas" w:hAnsi="Consolas"/>
+          <w:sz w:val="17"/>
+        </w:rPr>
+        <w:t>owner_id</w:t>
+      </w:r>
+      <w:proofErr w:type="spellEnd"/>
+      <w:r>
+        <w:rPr>
+          <w:rFonts w:ascii="Consolas" w:hAnsi="Consolas"/>
+          <w:sz w:val="17"/>
+        </w:rPr>
+        <w:t xml:space="preserve"> INTEGER NOT NULL REFERENCES Owners(</w:t>
+      </w:r>
+      <w:proofErr w:type="spellStart"/>
+      <w:r>
+        <w:rPr>
+          <w:rFonts w:ascii="Consolas" w:hAnsi="Consolas"/>
+          <w:sz w:val="17"/>
+        </w:rPr>
+        <w:t>owner_id</w:t>
+      </w:r>
+      <w:proofErr w:type="spellEnd"/>
+      <w:r>
+        <w:rPr>
+          <w:rFonts w:ascii="Consolas" w:hAnsi="Consolas"/>
+          <w:sz w:val="17"/>
+        </w:rPr>
+        <w:t>),</w:t>
+      </w:r>
+      <w:r>
+        <w:br/>
+      </w:r>
+      <w:r>
+        <w:rPr>
+          <w:rFonts w:ascii="Consolas" w:hAnsi="Consolas"/>
+          <w:sz w:val="17"/>
+        </w:rPr>
+        <w:t xml:space="preserve"> address VARCHAR(200) NOT NULL UNIQUE,</w:t>
+      </w:r>
+      <w:r>
+        <w:br/>
+      </w:r>
+      <w:r>
+        <w:rPr>
+          <w:rFonts w:ascii="Consolas" w:hAnsi="Consolas"/>
+          <w:sz w:val="17"/>
+        </w:rPr>
+        <w:t xml:space="preserve"> area NUMERIC(8,2) NOT NULL CHECK(area&gt;0)</w:t>
+      </w:r>
+      <w:r>
+        <w:br/>
+      </w:r>
+      <w:r>
+        <w:rPr>
+          <w:rFonts w:ascii="Consolas" w:hAnsi="Consolas"/>
+          <w:sz w:val="17"/>
+        </w:rPr>
+        <w:t>);</w:t>
+      </w:r>
+      <w:r>
+        <w:br/>
+      </w:r>
+      <w:r>
+        <w:rPr>
+          <w:rFonts w:ascii="Consolas" w:hAnsi="Consolas"/>
+          <w:sz w:val="17"/>
+        </w:rPr>
+        <w:t xml:space="preserve">CREATE TABLE </w:t>
+      </w:r>
+      <w:proofErr w:type="spellStart"/>
+      <w:r>
+        <w:rPr>
+          <w:rFonts w:ascii="Consolas" w:hAnsi="Consolas"/>
+          <w:sz w:val="17"/>
+        </w:rPr>
+        <w:t>RentalContracts</w:t>
+      </w:r>
+      <w:proofErr w:type="spellEnd"/>
+      <w:r>
+        <w:rPr>
+          <w:rFonts w:ascii="Consolas" w:hAnsi="Consolas"/>
+          <w:sz w:val="17"/>
+        </w:rPr>
+        <w:t xml:space="preserve"> (</w:t>
+      </w:r>
+      <w:r>
+        <w:br/>
+      </w:r>
+      <w:r>
+        <w:rPr>
+          <w:rFonts w:ascii="Consolas" w:hAnsi="Consolas"/>
+          <w:sz w:val="17"/>
+        </w:rPr>
+        <w:t xml:space="preserve"> </w:t>
+      </w:r>
+      <w:proofErr w:type="spellStart"/>
+      <w:r>
+        <w:rPr>
+          <w:rFonts w:ascii="Consolas" w:hAnsi="Consolas"/>
+          <w:sz w:val="17"/>
+        </w:rPr>
+        <w:t>contract_id</w:t>
+      </w:r>
+      <w:proofErr w:type="spellEnd"/>
+      <w:r>
+        <w:rPr>
+          <w:rFonts w:ascii="Consolas" w:hAnsi="Consolas"/>
+          <w:sz w:val="17"/>
+        </w:rPr>
+        <w:t xml:space="preserve"> INTEGER GENERATED BY DEFAULT AS IDENTITY PRIMARY KEY,</w:t>
+      </w:r>
+      <w:r>
+        <w:br/>
+      </w:r>
+      <w:r>
+        <w:rPr>
+          <w:rFonts w:ascii="Consolas" w:hAnsi="Consolas"/>
+          <w:sz w:val="17"/>
+        </w:rPr>
+        <w:t xml:space="preserve"> </w:t>
+      </w:r>
+      <w:proofErr w:type="spellStart"/>
+      <w:r>
+        <w:rPr>
+          <w:rFonts w:ascii="Consolas" w:hAnsi="Consolas"/>
+          <w:sz w:val="17"/>
+        </w:rPr>
+        <w:t>family_id</w:t>
+      </w:r>
+      <w:proofErr w:type="spellEnd"/>
+      <w:r>
+        <w:rPr>
+          <w:rFonts w:ascii="Consolas" w:hAnsi="Consolas"/>
+          <w:sz w:val="17"/>
+        </w:rPr>
+        <w:t xml:space="preserve"> INTEGER NOT NULL REFERENCES </w:t>
+      </w:r>
+      <w:proofErr w:type="spellStart"/>
+      <w:r>
+        <w:rPr>
+          <w:rFonts w:ascii="Consolas" w:hAnsi="Consolas"/>
+          <w:sz w:val="17"/>
+        </w:rPr>
+        <w:t>Families_rent</w:t>
+      </w:r>
+      <w:proofErr w:type="spellEnd"/>
+      <w:r>
+        <w:rPr>
+          <w:rFonts w:ascii="Consolas" w:hAnsi="Consolas"/>
+          <w:sz w:val="17"/>
+        </w:rPr>
+        <w:t>(</w:t>
+      </w:r>
+      <w:proofErr w:type="spellStart"/>
+      <w:r>
+        <w:rPr>
+          <w:rFonts w:ascii="Consolas" w:hAnsi="Consolas"/>
+          <w:sz w:val="17"/>
+        </w:rPr>
+        <w:t>family_id</w:t>
+      </w:r>
+      <w:proofErr w:type="spellEnd"/>
+      <w:r>
+        <w:rPr>
+          <w:rFonts w:ascii="Consolas" w:hAnsi="Consolas"/>
+          <w:sz w:val="17"/>
+        </w:rPr>
+        <w:t>),</w:t>
+      </w:r>
+      <w:r>
+        <w:br/>
+      </w:r>
+      <w:r>
+        <w:rPr>
+          <w:rFonts w:ascii="Consolas" w:hAnsi="Consolas"/>
+          <w:sz w:val="17"/>
+        </w:rPr>
+        <w:t xml:space="preserve"> </w:t>
+      </w:r>
+      <w:proofErr w:type="spellStart"/>
+      <w:r>
+        <w:rPr>
+          <w:rFonts w:ascii="Consolas" w:hAnsi="Consolas"/>
+          <w:sz w:val="17"/>
+        </w:rPr>
+        <w:t>realty_id</w:t>
+      </w:r>
+      <w:proofErr w:type="spellEnd"/>
+      <w:r>
+        <w:rPr>
+          <w:rFonts w:ascii="Consolas" w:hAnsi="Consolas"/>
+          <w:sz w:val="17"/>
+        </w:rPr>
+        <w:t xml:space="preserve"> INTEGER NOT NULL REFERENCES </w:t>
+      </w:r>
+      <w:proofErr w:type="spellStart"/>
+      <w:r>
+        <w:rPr>
+          <w:rFonts w:ascii="Consolas" w:hAnsi="Consolas"/>
+          <w:sz w:val="17"/>
+        </w:rPr>
+        <w:t>Realty_rent</w:t>
+      </w:r>
+      <w:proofErr w:type="spellEnd"/>
+      <w:r>
+        <w:rPr>
+          <w:rFonts w:ascii="Consolas" w:hAnsi="Consolas"/>
+          <w:sz w:val="17"/>
+        </w:rPr>
+        <w:t>(</w:t>
+      </w:r>
+      <w:proofErr w:type="spellStart"/>
+      <w:r>
+        <w:rPr>
+          <w:rFonts w:ascii="Consolas" w:hAnsi="Consolas"/>
+          <w:sz w:val="17"/>
+        </w:rPr>
+        <w:t>realty_id</w:t>
+      </w:r>
+      <w:proofErr w:type="spellEnd"/>
+      <w:r>
+        <w:rPr>
+          <w:rFonts w:ascii="Consolas" w:hAnsi="Consolas"/>
+          <w:sz w:val="17"/>
+        </w:rPr>
+        <w:t>),</w:t>
+      </w:r>
+      <w:r>
+        <w:br/>
+      </w:r>
+      <w:r>
+        <w:rPr>
+          <w:rFonts w:ascii="Consolas" w:hAnsi="Consolas"/>
+          <w:sz w:val="17"/>
+        </w:rPr>
+        <w:t xml:space="preserve"> </w:t>
+      </w:r>
+      <w:proofErr w:type="spellStart"/>
+      <w:r>
+        <w:rPr>
+          <w:rFonts w:ascii="Consolas" w:hAnsi="Consolas"/>
+          <w:sz w:val="17"/>
+        </w:rPr>
+        <w:t>date_from</w:t>
+      </w:r>
+      <w:proofErr w:type="spellEnd"/>
+      <w:r>
+        <w:rPr>
+          <w:rFonts w:ascii="Consolas" w:hAnsi="Consolas"/>
+          <w:sz w:val="17"/>
+        </w:rPr>
+        <w:t xml:space="preserve"> DATE NOT NULL, </w:t>
+      </w:r>
+      <w:proofErr w:type="spellStart"/>
+      <w:r>
+        <w:rPr>
+          <w:rFonts w:ascii="Consolas" w:hAnsi="Consolas"/>
+          <w:sz w:val="17"/>
+        </w:rPr>
+        <w:t>date_to</w:t>
+      </w:r>
+      <w:proofErr w:type="spellEnd"/>
+      <w:r>
+        <w:rPr>
+          <w:rFonts w:ascii="Consolas" w:hAnsi="Consolas"/>
+          <w:sz w:val="17"/>
+        </w:rPr>
+        <w:t xml:space="preserve"> DATE,</w:t>
+      </w:r>
+      <w:r>
+        <w:br/>
+      </w:r>
+      <w:r>
+        <w:rPr>
+          <w:rFonts w:ascii="Consolas" w:hAnsi="Consolas"/>
+          <w:sz w:val="17"/>
+        </w:rPr>
+        <w:t xml:space="preserve"> </w:t>
+      </w:r>
+      <w:proofErr w:type="spellStart"/>
+      <w:r>
+        <w:rPr>
+          <w:rFonts w:ascii="Consolas" w:hAnsi="Consolas"/>
+          <w:sz w:val="17"/>
+        </w:rPr>
+        <w:t>monthly_cost</w:t>
+      </w:r>
+      <w:proofErr w:type="spellEnd"/>
+      <w:r>
+        <w:rPr>
+          <w:rFonts w:ascii="Consolas" w:hAnsi="Consolas"/>
+          <w:sz w:val="17"/>
+        </w:rPr>
+        <w:t xml:space="preserve"> NUMERIC(12,2) NOT NULL CHECK(</w:t>
+      </w:r>
+      <w:proofErr w:type="spellStart"/>
+      <w:r>
+        <w:rPr>
+          <w:rFonts w:ascii="Consolas" w:hAnsi="Consolas"/>
+          <w:sz w:val="17"/>
+        </w:rPr>
+        <w:t>monthly_cost</w:t>
+      </w:r>
+      <w:proofErr w:type="spellEnd"/>
+      <w:r>
+        <w:rPr>
+          <w:rFonts w:ascii="Consolas" w:hAnsi="Consolas"/>
+          <w:sz w:val="17"/>
+        </w:rPr>
+        <w:t>&gt;=0),</w:t>
+      </w:r>
+      <w:r>
+        <w:br/>
+      </w:r>
+      <w:r>
+        <w:rPr>
+          <w:rFonts w:ascii="Consolas" w:hAnsi="Consolas"/>
+          <w:sz w:val="17"/>
+        </w:rPr>
+        <w:t xml:space="preserve"> CHECK(</w:t>
+      </w:r>
+      <w:proofErr w:type="spellStart"/>
+      <w:r>
+        <w:rPr>
+          <w:rFonts w:ascii="Consolas" w:hAnsi="Consolas"/>
+          <w:sz w:val="17"/>
+        </w:rPr>
+        <w:t>date_to</w:t>
+      </w:r>
+      <w:proofErr w:type="spellEnd"/>
+      <w:r>
+        <w:rPr>
+          <w:rFonts w:ascii="Consolas" w:hAnsi="Consolas"/>
+          <w:sz w:val="17"/>
+        </w:rPr>
+        <w:t xml:space="preserve"> IS NULL OR </w:t>
+      </w:r>
+      <w:proofErr w:type="spellStart"/>
+      <w:r>
+        <w:rPr>
+          <w:rFonts w:ascii="Consolas" w:hAnsi="Consolas"/>
+          <w:sz w:val="17"/>
+        </w:rPr>
+        <w:t>date_to</w:t>
+      </w:r>
+      <w:proofErr w:type="spellEnd"/>
+      <w:r>
+        <w:rPr>
+          <w:rFonts w:ascii="Consolas" w:hAnsi="Consolas"/>
+          <w:sz w:val="17"/>
+        </w:rPr>
+        <w:t>&gt;=</w:t>
+      </w:r>
+      <w:proofErr w:type="spellStart"/>
+      <w:r>
+        <w:rPr>
+          <w:rFonts w:ascii="Consolas" w:hAnsi="Consolas"/>
+          <w:sz w:val="17"/>
+        </w:rPr>
+        <w:t>date_from</w:t>
+      </w:r>
+      <w:proofErr w:type="spellEnd"/>
+      <w:r>
+        <w:rPr>
+          <w:rFonts w:ascii="Consolas" w:hAnsi="Consolas"/>
+          <w:sz w:val="17"/>
+        </w:rPr>
+        <w:t>)</w:t>
+      </w:r>
+      <w:r>
+        <w:br/>
+      </w:r>
+      <w:r>
+        <w:rPr>
+          <w:rFonts w:ascii="Consolas" w:hAnsi="Consolas"/>
+          <w:sz w:val="17"/>
+        </w:rPr>
+        <w:t>);</w:t>
+      </w:r>
+      <w:r>
+        <w:br/>
+      </w:r>
+      <w:r>
+        <w:rPr>
+          <w:rFonts w:ascii="Consolas" w:hAnsi="Consolas"/>
+          <w:sz w:val="17"/>
+        </w:rPr>
+        <w:t xml:space="preserve">CREATE TABLE </w:t>
+      </w:r>
+      <w:proofErr w:type="spellStart"/>
+      <w:r>
+        <w:rPr>
+          <w:rFonts w:ascii="Consolas" w:hAnsi="Consolas"/>
+          <w:sz w:val="17"/>
+        </w:rPr>
+        <w:t>RentalPayments</w:t>
+      </w:r>
+      <w:proofErr w:type="spellEnd"/>
+      <w:r>
+        <w:rPr>
+          <w:rFonts w:ascii="Consolas" w:hAnsi="Consolas"/>
+          <w:sz w:val="17"/>
+        </w:rPr>
+        <w:t xml:space="preserve"> (</w:t>
+      </w:r>
+      <w:r>
+        <w:br/>
+      </w:r>
+      <w:r>
+        <w:rPr>
+          <w:rFonts w:ascii="Consolas" w:hAnsi="Consolas"/>
+          <w:sz w:val="17"/>
+        </w:rPr>
+        <w:t xml:space="preserve"> </w:t>
+      </w:r>
+      <w:proofErr w:type="spellStart"/>
+      <w:r>
+        <w:rPr>
+          <w:rFonts w:ascii="Consolas" w:hAnsi="Consolas"/>
+          <w:sz w:val="17"/>
+        </w:rPr>
+        <w:t>payment_id</w:t>
+      </w:r>
+      <w:proofErr w:type="spellEnd"/>
+      <w:r>
+        <w:rPr>
+          <w:rFonts w:ascii="Consolas" w:hAnsi="Consolas"/>
+          <w:sz w:val="17"/>
+        </w:rPr>
+        <w:t xml:space="preserve"> INTEGER GENERATED BY DEFAULT AS IDENTITY PRIMARY KEY,</w:t>
+      </w:r>
+      <w:r>
+        <w:br/>
+      </w:r>
+      <w:r>
+        <w:rPr>
+          <w:rFonts w:ascii="Consolas" w:hAnsi="Consolas"/>
+          <w:sz w:val="17"/>
+        </w:rPr>
+        <w:t xml:space="preserve"> </w:t>
+      </w:r>
+      <w:proofErr w:type="spellStart"/>
+      <w:r>
+        <w:rPr>
+          <w:rFonts w:ascii="Consolas" w:hAnsi="Consolas"/>
+          <w:sz w:val="17"/>
+        </w:rPr>
+        <w:t>contract_id</w:t>
+      </w:r>
+      <w:proofErr w:type="spellEnd"/>
+      <w:r>
+        <w:rPr>
+          <w:rFonts w:ascii="Consolas" w:hAnsi="Consolas"/>
+          <w:sz w:val="17"/>
+        </w:rPr>
+        <w:t xml:space="preserve"> INTEGER NOT NULL REFERENCES </w:t>
+      </w:r>
+      <w:proofErr w:type="spellStart"/>
+      <w:r>
+        <w:rPr>
+          <w:rFonts w:ascii="Consolas" w:hAnsi="Consolas"/>
+          <w:sz w:val="17"/>
+        </w:rPr>
+        <w:t>RentalContracts</w:t>
+      </w:r>
+      <w:proofErr w:type="spellEnd"/>
+      <w:r>
+        <w:rPr>
+          <w:rFonts w:ascii="Consolas" w:hAnsi="Consolas"/>
+          <w:sz w:val="17"/>
+        </w:rPr>
+        <w:t>(</w:t>
+      </w:r>
+      <w:proofErr w:type="spellStart"/>
+      <w:r>
+        <w:rPr>
+          <w:rFonts w:ascii="Consolas" w:hAnsi="Consolas"/>
+          <w:sz w:val="17"/>
+        </w:rPr>
+        <w:t>contract_id</w:t>
+      </w:r>
+      <w:proofErr w:type="spellEnd"/>
+      <w:r>
+        <w:rPr>
+          <w:rFonts w:ascii="Consolas" w:hAnsi="Consolas"/>
+          <w:sz w:val="17"/>
+        </w:rPr>
+        <w:t>),</w:t>
+      </w:r>
+      <w:r>
+        <w:br/>
+      </w:r>
+      <w:r>
+        <w:rPr>
+          <w:rFonts w:ascii="Consolas" w:hAnsi="Consolas"/>
+          <w:sz w:val="17"/>
+        </w:rPr>
+        <w:t xml:space="preserve"> </w:t>
+      </w:r>
+      <w:proofErr w:type="spellStart"/>
+      <w:r>
+        <w:rPr>
+          <w:rFonts w:ascii="Consolas" w:hAnsi="Consolas"/>
+          <w:sz w:val="17"/>
+        </w:rPr>
+        <w:t>payment_date</w:t>
+      </w:r>
+      <w:proofErr w:type="spellEnd"/>
+      <w:r>
+        <w:rPr>
+          <w:rFonts w:ascii="Consolas" w:hAnsi="Consolas"/>
+          <w:sz w:val="17"/>
+        </w:rPr>
+        <w:t xml:space="preserve"> DATE NOT NULL, amount NUMERIC(12,2) NOT NULL CHECK(amount&gt;0)</w:t>
+      </w:r>
+      <w:r>
+        <w:br/>
+      </w:r>
+      <w:r>
+        <w:rPr>
+          <w:rFonts w:ascii="Consolas" w:hAnsi="Consolas"/>
+          <w:sz w:val="17"/>
+        </w:rPr>
+        <w:t>);</w:t>
       </w:r>
     </w:p>
     <w:p>
@@ -8788,29 +8332,107 @@
         <w:shd w:val="clear" w:color="auto" w:fill="F2F4F7"/>
         <w:spacing w:after="120"/>
         <w:ind w:left="288"/>
+        <w:rPr>
+          <w:rFonts w:ascii="Consolas" w:hAnsi="Consolas"/>
+          <w:sz w:val="17"/>
+          <w:lang w:val="ru-RU"/>
+        </w:rPr>
       </w:pPr>
       <w:r>
         <w:rPr>
           <w:rFonts w:ascii="Consolas" w:hAnsi="Consolas"/>
           <w:sz w:val="17"/>
-        </w:rPr>
-        <w:t xml:space="preserve">ALTER SEQUENCE </w:t>
-      </w:r>
-      <w:proofErr w:type="spellStart"/>
-      <w:r>
-        <w:rPr>
-          <w:rFonts w:ascii="Consolas" w:hAnsi="Consolas"/>
-          <w:sz w:val="17"/>
-        </w:rPr>
-        <w:t>countries_country_id_seq</w:t>
-      </w:r>
-      <w:proofErr w:type="spellEnd"/>
-      <w:r>
-        <w:rPr>
-          <w:rFonts w:ascii="Consolas" w:hAnsi="Consolas"/>
-          <w:sz w:val="17"/>
-        </w:rPr>
-        <w:t xml:space="preserve"> INCREMENT BY 2;</w:t>
+          <w:lang w:val="ru-RU"/>
+        </w:rPr>
+        <w:drawing>
+          <wp:inline distT="0" distB="0" distL="0" distR="0" wp14:anchorId="08EDFE7A" wp14:editId="2D485042">
+            <wp:extent cx="5839640" cy="2867425"/>
+            <wp:effectExtent l="0" t="0" r="8890" b="9525"/>
+            <wp:docPr id="1728904737" name="Рисунок 1"/>
+            <wp:cNvGraphicFramePr>
+              <a:graphicFrameLocks xmlns:a="http://schemas.openxmlformats.org/drawingml/2006/main" noChangeAspect="1"/>
+            </wp:cNvGraphicFramePr>
+            <a:graphic xmlns:a="http://schemas.openxmlformats.org/drawingml/2006/main">
+              <a:graphicData uri="http://schemas.openxmlformats.org/drawingml/2006/picture">
+                <pic:pic xmlns:pic="http://schemas.openxmlformats.org/drawingml/2006/picture">
+                  <pic:nvPicPr>
+                    <pic:cNvPr id="1728904737" name=""/>
+                    <pic:cNvPicPr/>
+                  </pic:nvPicPr>
+                  <pic:blipFill>
+                    <a:blip r:embed="rId21"/>
+                    <a:stretch>
+                      <a:fillRect/>
+                    </a:stretch>
+                  </pic:blipFill>
+                  <pic:spPr>
+                    <a:xfrm>
+                      <a:off x="0" y="0"/>
+                      <a:ext cx="5839640" cy="2867425"/>
+                    </a:xfrm>
+                    <a:prstGeom prst="rect">
+                      <a:avLst/>
+                    </a:prstGeom>
+                  </pic:spPr>
+                </pic:pic>
+              </a:graphicData>
+            </a:graphic>
+          </wp:inline>
+        </w:drawing>
+      </w:r>
+    </w:p>
+    <w:p>
+      <w:pPr>
+        <w:shd w:val="clear" w:color="auto" w:fill="F2F4F7"/>
+        <w:spacing w:after="120"/>
+        <w:rPr>
+          <w:rFonts w:ascii="Consolas" w:hAnsi="Consolas"/>
+          <w:sz w:val="17"/>
+          <w:lang w:val="ru-RU"/>
+        </w:rPr>
+      </w:pPr>
+      <w:r>
+        <w:rPr>
+          <w:rFonts w:ascii="Consolas" w:hAnsi="Consolas"/>
+          <w:sz w:val="17"/>
+          <w:lang w:val="ru-RU"/>
+        </w:rPr>
+        <w:lastRenderedPageBreak/>
+        <w:drawing>
+          <wp:inline distT="0" distB="0" distL="0" distR="0" wp14:anchorId="5329CFFE" wp14:editId="4E41711A">
+            <wp:extent cx="6172200" cy="3660140"/>
+            <wp:effectExtent l="0" t="0" r="0" b="0"/>
+            <wp:docPr id="640035452" name="Рисунок 1"/>
+            <wp:cNvGraphicFramePr>
+              <a:graphicFrameLocks xmlns:a="http://schemas.openxmlformats.org/drawingml/2006/main" noChangeAspect="1"/>
+            </wp:cNvGraphicFramePr>
+            <a:graphic xmlns:a="http://schemas.openxmlformats.org/drawingml/2006/main">
+              <a:graphicData uri="http://schemas.openxmlformats.org/drawingml/2006/picture">
+                <pic:pic xmlns:pic="http://schemas.openxmlformats.org/drawingml/2006/picture">
+                  <pic:nvPicPr>
+                    <pic:cNvPr id="640035452" name=""/>
+                    <pic:cNvPicPr/>
+                  </pic:nvPicPr>
+                  <pic:blipFill>
+                    <a:blip r:embed="rId22"/>
+                    <a:stretch>
+                      <a:fillRect/>
+                    </a:stretch>
+                  </pic:blipFill>
+                  <pic:spPr>
+                    <a:xfrm>
+                      <a:off x="0" y="0"/>
+                      <a:ext cx="6172200" cy="3660140"/>
+                    </a:xfrm>
+                    <a:prstGeom prst="rect">
+                      <a:avLst/>
+                    </a:prstGeom>
+                  </pic:spPr>
+                </pic:pic>
+              </a:graphicData>
+            </a:graphic>
+          </wp:inline>
+        </w:drawing>
       </w:r>
     </w:p>
     <w:p>
@@ -8824,38 +8446,123 @@
         <w:rPr>
           <w:lang w:val="ru-RU"/>
         </w:rPr>
-        <w:t>6.5. Функция числа дней от даты</w:t>
+        <w:t>6.3. Ограничения таблиц</w:t>
       </w:r>
     </w:p>
     <w:p>
-      <w:pPr>
-        <w:rPr>
-          <w:lang w:val="ru-RU"/>
-        </w:rPr>
-      </w:pPr>
-      <w:r>
-        <w:rPr>
-          <w:lang w:val="ru-RU"/>
-        </w:rPr>
-        <w:t xml:space="preserve">В </w:t>
-      </w:r>
-      <w:r>
-        <w:t>PostgreSQL</w:t>
-      </w:r>
-      <w:r>
-        <w:rPr>
-          <w:lang w:val="ru-RU"/>
-        </w:rPr>
-        <w:t xml:space="preserve"> вычитание двух </w:t>
-      </w:r>
-      <w:r>
-        <w:t>DATE</w:t>
-      </w:r>
-      <w:r>
-        <w:rPr>
-          <w:lang w:val="ru-RU"/>
-        </w:rPr>
-        <w:t xml:space="preserve"> возвращает число дней; для даты в будущем результат будет отрицательным.</w:t>
+      <w:r>
+        <w:rPr>
+          <w:lang w:val="ru-RU"/>
+        </w:rPr>
+        <w:t xml:space="preserve">Перед добавлением </w:t>
+      </w:r>
+      <w:r>
+        <w:t>NOT</w:t>
+      </w:r>
+      <w:r>
+        <w:rPr>
+          <w:lang w:val="ru-RU"/>
+        </w:rPr>
+        <w:t xml:space="preserve"> </w:t>
+      </w:r>
+      <w:r>
+        <w:t>NULL</w:t>
+      </w:r>
+      <w:r>
+        <w:rPr>
+          <w:lang w:val="ru-RU"/>
+        </w:rPr>
+        <w:t>/</w:t>
+      </w:r>
+      <w:r>
+        <w:t>UNIQUE</w:t>
+      </w:r>
+      <w:r>
+        <w:rPr>
+          <w:lang w:val="ru-RU"/>
+        </w:rPr>
+        <w:t xml:space="preserve"> нужно проверить старые данные: существующие </w:t>
+      </w:r>
+      <w:r>
+        <w:t>NULL</w:t>
+      </w:r>
+      <w:r>
+        <w:rPr>
+          <w:lang w:val="ru-RU"/>
+        </w:rPr>
+        <w:t xml:space="preserve"> или дубли приведут к ошибке. </w:t>
+      </w:r>
+      <w:proofErr w:type="spellStart"/>
+      <w:r>
+        <w:t>Имена</w:t>
+      </w:r>
+      <w:proofErr w:type="spellEnd"/>
+      <w:r>
+        <w:t xml:space="preserve"> </w:t>
+      </w:r>
+      <w:proofErr w:type="spellStart"/>
+      <w:r>
+        <w:t>полей</w:t>
+      </w:r>
+      <w:proofErr w:type="spellEnd"/>
+      <w:r>
+        <w:t xml:space="preserve"> — </w:t>
+      </w:r>
+      <w:proofErr w:type="spellStart"/>
+      <w:r>
+        <w:t>пример</w:t>
+      </w:r>
+      <w:proofErr w:type="spellEnd"/>
+      <w:r>
+        <w:t xml:space="preserve">, </w:t>
+      </w:r>
+      <w:proofErr w:type="spellStart"/>
+      <w:r>
+        <w:t>их</w:t>
+      </w:r>
+      <w:proofErr w:type="spellEnd"/>
+      <w:r>
+        <w:t xml:space="preserve"> </w:t>
+      </w:r>
+      <w:proofErr w:type="spellStart"/>
+      <w:r>
+        <w:t>нужно</w:t>
+      </w:r>
+      <w:proofErr w:type="spellEnd"/>
+      <w:r>
+        <w:t xml:space="preserve"> </w:t>
+      </w:r>
+      <w:proofErr w:type="spellStart"/>
+      <w:r>
+        <w:t>сверить</w:t>
+      </w:r>
+      <w:proofErr w:type="spellEnd"/>
+      <w:r>
+        <w:t xml:space="preserve"> </w:t>
+      </w:r>
+      <w:proofErr w:type="spellStart"/>
+      <w:r>
+        <w:t>со</w:t>
+      </w:r>
+      <w:proofErr w:type="spellEnd"/>
+      <w:r>
+        <w:t xml:space="preserve"> </w:t>
+      </w:r>
+      <w:proofErr w:type="spellStart"/>
+      <w:r>
+        <w:t>схемой</w:t>
+      </w:r>
+      <w:proofErr w:type="spellEnd"/>
+      <w:r>
+        <w:t xml:space="preserve"> </w:t>
+      </w:r>
+      <w:proofErr w:type="spellStart"/>
+      <w:r>
+        <w:t>задания</w:t>
+      </w:r>
+      <w:proofErr w:type="spellEnd"/>
+      <w:r>
+        <w:t>.</w:t>
       </w:r>
     </w:p>
     <w:p>
@@ -8863,21 +8570,53 @@
         <w:shd w:val="clear" w:color="auto" w:fill="F2F4F7"/>
         <w:spacing w:after="120"/>
         <w:ind w:left="288"/>
+        <w:rPr>
+          <w:rFonts w:ascii="Consolas" w:hAnsi="Consolas"/>
+          <w:sz w:val="17"/>
+          <w:lang w:val="ru-RU"/>
+        </w:rPr>
       </w:pPr>
       <w:r>
         <w:rPr>
           <w:rFonts w:ascii="Consolas" w:hAnsi="Consolas"/>
           <w:sz w:val="17"/>
         </w:rPr>
-        <w:t xml:space="preserve">CREATE OR REPLACE FUNCTION </w:t>
-      </w:r>
-      <w:proofErr w:type="spellStart"/>
-      <w:r>
-        <w:rPr>
-          <w:rFonts w:ascii="Consolas" w:hAnsi="Consolas"/>
-          <w:sz w:val="17"/>
-        </w:rPr>
-        <w:t>days_from_</w:t>
+        <w:t xml:space="preserve">ALTER TABLE countries ADD CONSTRAINT </w:t>
+      </w:r>
+      <w:proofErr w:type="spellStart"/>
+      <w:r>
+        <w:rPr>
+          <w:rFonts w:ascii="Consolas" w:hAnsi="Consolas"/>
+          <w:sz w:val="17"/>
+        </w:rPr>
+        <w:t>countries_postal_digits</w:t>
+      </w:r>
+      <w:proofErr w:type="spellEnd"/>
+      <w:r>
+        <w:br/>
+      </w:r>
+      <w:r>
+        <w:rPr>
+          <w:rFonts w:ascii="Consolas" w:hAnsi="Consolas"/>
+          <w:sz w:val="17"/>
+        </w:rPr>
+        <w:t>CHECK (</w:t>
+      </w:r>
+      <w:proofErr w:type="spellStart"/>
+      <w:r>
+        <w:rPr>
+          <w:rFonts w:ascii="Consolas" w:hAnsi="Consolas"/>
+          <w:sz w:val="17"/>
+        </w:rPr>
+        <w:t>postal_code</w:t>
+      </w:r>
+      <w:proofErr w:type="spellEnd"/>
+      <w:r>
+        <w:rPr>
+          <w:rFonts w:ascii="Consolas" w:hAnsi="Consolas"/>
+          <w:sz w:val="17"/>
+        </w:rPr>
+        <w:t xml:space="preserve"> ~ '</w:t>
       </w:r>
       <w:proofErr w:type="gramStart"/>
       <w:r>
@@ -8885,32 +8624,31 @@
           <w:rFonts w:ascii="Consolas" w:hAnsi="Consolas"/>
           <w:sz w:val="17"/>
         </w:rPr>
-        <w:t>date</w:t>
-      </w:r>
-      <w:proofErr w:type="spellEnd"/>
-      <w:r>
-        <w:rPr>
-          <w:rFonts w:ascii="Consolas" w:hAnsi="Consolas"/>
-          <w:sz w:val="17"/>
-        </w:rPr>
-        <w:t>(</w:t>
-      </w:r>
-      <w:proofErr w:type="spellStart"/>
+        <w:t>^[</w:t>
+      </w:r>
       <w:proofErr w:type="gramEnd"/>
       <w:r>
         <w:rPr>
           <w:rFonts w:ascii="Consolas" w:hAnsi="Consolas"/>
           <w:sz w:val="17"/>
         </w:rPr>
-        <w:t>p_date</w:t>
-      </w:r>
-      <w:proofErr w:type="spellEnd"/>
-      <w:r>
-        <w:rPr>
-          <w:rFonts w:ascii="Consolas" w:hAnsi="Consolas"/>
-          <w:sz w:val="17"/>
-        </w:rPr>
-        <w:t xml:space="preserve"> DATE)</w:t>
+        <w:t>0-</w:t>
+      </w:r>
+      <w:proofErr w:type="gramStart"/>
+      <w:r>
+        <w:rPr>
+          <w:rFonts w:ascii="Consolas" w:hAnsi="Consolas"/>
+          <w:sz w:val="17"/>
+        </w:rPr>
+        <w:t>9]+</w:t>
+      </w:r>
+      <w:proofErr w:type="gramEnd"/>
+      <w:r>
+        <w:rPr>
+          <w:rFonts w:ascii="Consolas" w:hAnsi="Consolas"/>
+          <w:sz w:val="17"/>
+        </w:rPr>
+        <w:t>$');</w:t>
       </w:r>
       <w:r>
         <w:br/>
@@ -8920,23 +8658,7 @@
           <w:rFonts w:ascii="Consolas" w:hAnsi="Consolas"/>
           <w:sz w:val="17"/>
         </w:rPr>
-        <w:t xml:space="preserve">RETURNS INTEGER LANGUAGE </w:t>
-      </w:r>
-      <w:proofErr w:type="spellStart"/>
-      <w:r>
-        <w:rPr>
-          <w:rFonts w:ascii="Consolas" w:hAnsi="Consolas"/>
-          <w:sz w:val="17"/>
-        </w:rPr>
-        <w:t>sql</w:t>
-      </w:r>
-      <w:proofErr w:type="spellEnd"/>
-      <w:r>
-        <w:rPr>
-          <w:rFonts w:ascii="Consolas" w:hAnsi="Consolas"/>
-          <w:sz w:val="17"/>
-        </w:rPr>
-        <w:t xml:space="preserve"> AS $$</w:t>
+        <w:t>ALTER TABLE employees ALTER COLUMN email SET NOT NULL;</w:t>
       </w:r>
       <w:r>
         <w:br/>
@@ -8946,24 +8668,39 @@
           <w:rFonts w:ascii="Consolas" w:hAnsi="Consolas"/>
           <w:sz w:val="17"/>
         </w:rPr>
-        <w:lastRenderedPageBreak/>
-        <w:t xml:space="preserve"> SELECT CURRENT_DATE-</w:t>
-      </w:r>
-      <w:proofErr w:type="spellStart"/>
-      <w:r>
-        <w:rPr>
-          <w:rFonts w:ascii="Consolas" w:hAnsi="Consolas"/>
-          <w:sz w:val="17"/>
-        </w:rPr>
-        <w:t>p_date</w:t>
-      </w:r>
-      <w:proofErr w:type="spellEnd"/>
-      <w:r>
-        <w:rPr>
-          <w:rFonts w:ascii="Consolas" w:hAnsi="Consolas"/>
-          <w:sz w:val="17"/>
-        </w:rPr>
-        <w:t>;</w:t>
+        <w:t xml:space="preserve">ALTER TABLE employees ADD CONSTRAINT </w:t>
+      </w:r>
+      <w:proofErr w:type="spellStart"/>
+      <w:r>
+        <w:rPr>
+          <w:rFonts w:ascii="Consolas" w:hAnsi="Consolas"/>
+          <w:sz w:val="17"/>
+        </w:rPr>
+        <w:t>employees_email_unique</w:t>
+      </w:r>
+      <w:proofErr w:type="spellEnd"/>
+      <w:r>
+        <w:rPr>
+          <w:rFonts w:ascii="Consolas" w:hAnsi="Consolas"/>
+          <w:sz w:val="17"/>
+        </w:rPr>
+        <w:t xml:space="preserve"> </w:t>
+      </w:r>
+      <w:proofErr w:type="gramStart"/>
+      <w:r>
+        <w:rPr>
+          <w:rFonts w:ascii="Consolas" w:hAnsi="Consolas"/>
+          <w:sz w:val="17"/>
+        </w:rPr>
+        <w:t>UNIQUE(</w:t>
+      </w:r>
+      <w:proofErr w:type="gramEnd"/>
+      <w:r>
+        <w:rPr>
+          <w:rFonts w:ascii="Consolas" w:hAnsi="Consolas"/>
+          <w:sz w:val="17"/>
+        </w:rPr>
+        <w:t>email);</w:t>
       </w:r>
       <w:r>
         <w:br/>
@@ -8973,7 +8710,48 @@
           <w:rFonts w:ascii="Consolas" w:hAnsi="Consolas"/>
           <w:sz w:val="17"/>
         </w:rPr>
-        <w:t>$$;</w:t>
+        <w:t xml:space="preserve">ALTER TABLE jobs ADD CONSTRAINT </w:t>
+      </w:r>
+      <w:proofErr w:type="spellStart"/>
+      <w:r>
+        <w:rPr>
+          <w:rFonts w:ascii="Consolas" w:hAnsi="Consolas"/>
+          <w:sz w:val="17"/>
+        </w:rPr>
+        <w:t>jobs_max_salary_limit</w:t>
+      </w:r>
+      <w:proofErr w:type="spellEnd"/>
+      <w:r>
+        <w:rPr>
+          <w:rFonts w:ascii="Consolas" w:hAnsi="Consolas"/>
+          <w:sz w:val="17"/>
+        </w:rPr>
+        <w:t xml:space="preserve"> </w:t>
+      </w:r>
+      <w:proofErr w:type="gramStart"/>
+      <w:r>
+        <w:rPr>
+          <w:rFonts w:ascii="Consolas" w:hAnsi="Consolas"/>
+          <w:sz w:val="17"/>
+        </w:rPr>
+        <w:t>CHECK(</w:t>
+      </w:r>
+      <w:proofErr w:type="spellStart"/>
+      <w:proofErr w:type="gramEnd"/>
+      <w:r>
+        <w:rPr>
+          <w:rFonts w:ascii="Consolas" w:hAnsi="Consolas"/>
+          <w:sz w:val="17"/>
+        </w:rPr>
+        <w:t>max_salary</w:t>
+      </w:r>
+      <w:proofErr w:type="spellEnd"/>
+      <w:r>
+        <w:rPr>
+          <w:rFonts w:ascii="Consolas" w:hAnsi="Consolas"/>
+          <w:sz w:val="17"/>
+        </w:rPr>
+        <w:t>&lt;=25000);</w:t>
       </w:r>
       <w:r>
         <w:br/>
@@ -8983,15 +8761,52 @@
           <w:rFonts w:ascii="Consolas" w:hAnsi="Consolas"/>
           <w:sz w:val="17"/>
         </w:rPr>
-        <w:t xml:space="preserve">SELECT </w:t>
-      </w:r>
-      <w:proofErr w:type="spellStart"/>
-      <w:r>
-        <w:rPr>
-          <w:rFonts w:ascii="Consolas" w:hAnsi="Consolas"/>
-          <w:sz w:val="17"/>
-        </w:rPr>
-        <w:t>days_from_</w:t>
+        <w:t xml:space="preserve">ALTER TABLE jobs ALTER COLUMN </w:t>
+      </w:r>
+      <w:proofErr w:type="spellStart"/>
+      <w:r>
+        <w:rPr>
+          <w:rFonts w:ascii="Consolas" w:hAnsi="Consolas"/>
+          <w:sz w:val="17"/>
+        </w:rPr>
+        <w:t>min_salary</w:t>
+      </w:r>
+      <w:proofErr w:type="spellEnd"/>
+      <w:r>
+        <w:rPr>
+          <w:rFonts w:ascii="Consolas" w:hAnsi="Consolas"/>
+          <w:sz w:val="17"/>
+        </w:rPr>
+        <w:t xml:space="preserve"> SET DEFAULT 8000;</w:t>
+      </w:r>
+      <w:r>
+        <w:br/>
+      </w:r>
+      <w:r>
+        <w:rPr>
+          <w:rFonts w:ascii="Consolas" w:hAnsi="Consolas"/>
+          <w:sz w:val="17"/>
+        </w:rPr>
+        <w:t xml:space="preserve">ALTER TABLE employees ADD CONSTRAINT </w:t>
+      </w:r>
+      <w:proofErr w:type="spellStart"/>
+      <w:r>
+        <w:rPr>
+          <w:rFonts w:ascii="Consolas" w:hAnsi="Consolas"/>
+          <w:sz w:val="17"/>
+        </w:rPr>
+        <w:t>employees_job_fk</w:t>
+      </w:r>
+      <w:proofErr w:type="spellEnd"/>
+      <w:r>
+        <w:br/>
+      </w:r>
+      <w:r>
+        <w:rPr>
+          <w:rFonts w:ascii="Consolas" w:hAnsi="Consolas"/>
+          <w:sz w:val="17"/>
+        </w:rPr>
+        <w:t xml:space="preserve">FOREIGN </w:t>
       </w:r>
       <w:proofErr w:type="gramStart"/>
       <w:r>
@@ -8999,77 +8814,40 @@
           <w:rFonts w:ascii="Consolas" w:hAnsi="Consolas"/>
           <w:sz w:val="17"/>
         </w:rPr>
-        <w:t>date</w:t>
-      </w:r>
-      <w:proofErr w:type="spellEnd"/>
-      <w:r>
-        <w:rPr>
-          <w:rFonts w:ascii="Consolas" w:hAnsi="Consolas"/>
-          <w:sz w:val="17"/>
-        </w:rPr>
-        <w:t>(</w:t>
-      </w:r>
+        <w:t>KEY(</w:t>
+      </w:r>
+      <w:proofErr w:type="spellStart"/>
       <w:proofErr w:type="gramEnd"/>
       <w:r>
         <w:rPr>
           <w:rFonts w:ascii="Consolas" w:hAnsi="Consolas"/>
           <w:sz w:val="17"/>
         </w:rPr>
-        <w:t>DATE '2024-01-01');</w:t>
-      </w:r>
-    </w:p>
-    <w:p>
-      <w:pPr>
-        <w:pStyle w:val="21"/>
-        <w:rPr>
-          <w:lang w:val="ru-RU"/>
-        </w:rPr>
-      </w:pPr>
-      <w:r>
-        <w:rPr>
-          <w:lang w:val="ru-RU"/>
-        </w:rPr>
-        <w:t>6.6. Функция отделов по городу и числа сотрудников</w:t>
-      </w:r>
-    </w:p>
-    <w:p>
-      <w:pPr>
-        <w:rPr>
-          <w:lang w:val="ru-RU"/>
-        </w:rPr>
-      </w:pPr>
-      <w:r>
-        <w:rPr>
-          <w:lang w:val="ru-RU"/>
-        </w:rPr>
-        <w:t xml:space="preserve">Предполагается схема </w:t>
-      </w:r>
-      <w:r>
-        <w:t>departments</w:t>
-      </w:r>
-      <w:r>
-        <w:rPr>
-          <w:lang w:val="ru-RU"/>
-        </w:rPr>
-        <w:t xml:space="preserve">, </w:t>
-      </w:r>
-      <w:r>
-        <w:t>locations</w:t>
-      </w:r>
-      <w:r>
-        <w:rPr>
-          <w:lang w:val="ru-RU"/>
-        </w:rPr>
-        <w:t xml:space="preserve"> и </w:t>
-      </w:r>
-      <w:r>
-        <w:t>employees</w:t>
-      </w:r>
-      <w:r>
-        <w:rPr>
-          <w:lang w:val="ru-RU"/>
-        </w:rPr>
-        <w:t xml:space="preserve"> с соответствующими ключами.</w:t>
+        <w:t>job_id</w:t>
+      </w:r>
+      <w:proofErr w:type="spellEnd"/>
+      <w:r>
+        <w:rPr>
+          <w:rFonts w:ascii="Consolas" w:hAnsi="Consolas"/>
+          <w:sz w:val="17"/>
+        </w:rPr>
+        <w:t>) REFERENCES jobs(</w:t>
+      </w:r>
+      <w:proofErr w:type="spellStart"/>
+      <w:r>
+        <w:rPr>
+          <w:rFonts w:ascii="Consolas" w:hAnsi="Consolas"/>
+          <w:sz w:val="17"/>
+        </w:rPr>
+        <w:t>job_id</w:t>
+      </w:r>
+      <w:proofErr w:type="spellEnd"/>
+      <w:r>
+        <w:rPr>
+          <w:rFonts w:ascii="Consolas" w:hAnsi="Consolas"/>
+          <w:sz w:val="17"/>
+        </w:rPr>
+        <w:t>) ON UPDATE CASCADE;</w:t>
       </w:r>
     </w:p>
     <w:p>
@@ -9077,490 +8855,49 @@
         <w:shd w:val="clear" w:color="auto" w:fill="F2F4F7"/>
         <w:spacing w:after="120"/>
         <w:ind w:left="288"/>
+        <w:rPr>
+          <w:lang w:val="ru-RU"/>
+        </w:rPr>
       </w:pPr>
       <w:r>
         <w:rPr>
-          <w:rFonts w:ascii="Consolas" w:hAnsi="Consolas"/>
-          <w:sz w:val="17"/>
-        </w:rPr>
-        <w:t xml:space="preserve">CREATE OR REPLACE FUNCTION </w:t>
-      </w:r>
-      <w:proofErr w:type="spellStart"/>
-      <w:r>
-        <w:rPr>
-          <w:rFonts w:ascii="Consolas" w:hAnsi="Consolas"/>
-          <w:sz w:val="17"/>
-        </w:rPr>
-        <w:t>departments_by_</w:t>
-      </w:r>
-      <w:proofErr w:type="gramStart"/>
-      <w:r>
-        <w:rPr>
-          <w:rFonts w:ascii="Consolas" w:hAnsi="Consolas"/>
-          <w:sz w:val="17"/>
-        </w:rPr>
-        <w:t>city</w:t>
-      </w:r>
-      <w:proofErr w:type="spellEnd"/>
-      <w:r>
-        <w:rPr>
-          <w:rFonts w:ascii="Consolas" w:hAnsi="Consolas"/>
-          <w:sz w:val="17"/>
-        </w:rPr>
-        <w:t>(</w:t>
-      </w:r>
-      <w:proofErr w:type="spellStart"/>
-      <w:proofErr w:type="gramEnd"/>
-      <w:r>
-        <w:rPr>
-          <w:rFonts w:ascii="Consolas" w:hAnsi="Consolas"/>
-          <w:sz w:val="17"/>
-        </w:rPr>
-        <w:t>p_city</w:t>
-      </w:r>
-      <w:proofErr w:type="spellEnd"/>
-      <w:r>
-        <w:rPr>
-          <w:rFonts w:ascii="Consolas" w:hAnsi="Consolas"/>
-          <w:sz w:val="17"/>
-        </w:rPr>
-        <w:t xml:space="preserve"> TEXT)</w:t>
-      </w:r>
-      <w:r>
-        <w:br/>
-      </w:r>
-      <w:r>
-        <w:rPr>
-          <w:rFonts w:ascii="Consolas" w:hAnsi="Consolas"/>
-          <w:sz w:val="17"/>
-        </w:rPr>
-        <w:t xml:space="preserve">RETURNS </w:t>
-      </w:r>
-      <w:proofErr w:type="gramStart"/>
-      <w:r>
-        <w:rPr>
-          <w:rFonts w:ascii="Consolas" w:hAnsi="Consolas"/>
-          <w:sz w:val="17"/>
-        </w:rPr>
-        <w:t>TABLE(</w:t>
-      </w:r>
-      <w:proofErr w:type="spellStart"/>
-      <w:proofErr w:type="gramEnd"/>
-      <w:r>
-        <w:rPr>
-          <w:rFonts w:ascii="Consolas" w:hAnsi="Consolas"/>
-          <w:sz w:val="17"/>
-        </w:rPr>
-        <w:t>department_id</w:t>
-      </w:r>
-      <w:proofErr w:type="spellEnd"/>
-      <w:r>
-        <w:rPr>
-          <w:rFonts w:ascii="Consolas" w:hAnsi="Consolas"/>
-          <w:sz w:val="17"/>
-        </w:rPr>
-        <w:t xml:space="preserve"> INTEGER, </w:t>
-      </w:r>
-      <w:proofErr w:type="spellStart"/>
-      <w:r>
-        <w:rPr>
-          <w:rFonts w:ascii="Consolas" w:hAnsi="Consolas"/>
-          <w:sz w:val="17"/>
-        </w:rPr>
-        <w:t>department_name</w:t>
-      </w:r>
-      <w:proofErr w:type="spellEnd"/>
-      <w:r>
-        <w:rPr>
-          <w:rFonts w:ascii="Consolas" w:hAnsi="Consolas"/>
-          <w:sz w:val="17"/>
-        </w:rPr>
-        <w:t xml:space="preserve"> VARCHAR, </w:t>
-      </w:r>
-      <w:proofErr w:type="spellStart"/>
-      <w:r>
-        <w:rPr>
-          <w:rFonts w:ascii="Consolas" w:hAnsi="Consolas"/>
-          <w:sz w:val="17"/>
-        </w:rPr>
-        <w:t>employee_count</w:t>
-      </w:r>
-      <w:proofErr w:type="spellEnd"/>
-      <w:r>
-        <w:rPr>
-          <w:rFonts w:ascii="Consolas" w:hAnsi="Consolas"/>
-          <w:sz w:val="17"/>
-        </w:rPr>
-        <w:t xml:space="preserve"> BIGINT)</w:t>
-      </w:r>
-      <w:r>
-        <w:br/>
-      </w:r>
-      <w:r>
-        <w:rPr>
-          <w:rFonts w:ascii="Consolas" w:hAnsi="Consolas"/>
-          <w:sz w:val="17"/>
-        </w:rPr>
-        <w:t xml:space="preserve">LANGUAGE </w:t>
-      </w:r>
-      <w:proofErr w:type="spellStart"/>
-      <w:r>
-        <w:rPr>
-          <w:rFonts w:ascii="Consolas" w:hAnsi="Consolas"/>
-          <w:sz w:val="17"/>
-        </w:rPr>
-        <w:t>sql</w:t>
-      </w:r>
-      <w:proofErr w:type="spellEnd"/>
-      <w:r>
-        <w:rPr>
-          <w:rFonts w:ascii="Consolas" w:hAnsi="Consolas"/>
-          <w:sz w:val="17"/>
-        </w:rPr>
-        <w:t xml:space="preserve"> AS $$</w:t>
-      </w:r>
-      <w:r>
-        <w:br/>
-      </w:r>
-      <w:r>
-        <w:rPr>
-          <w:rFonts w:ascii="Consolas" w:hAnsi="Consolas"/>
-          <w:sz w:val="17"/>
-        </w:rPr>
-        <w:t xml:space="preserve"> SELECT </w:t>
-      </w:r>
-      <w:proofErr w:type="spellStart"/>
-      <w:proofErr w:type="gramStart"/>
-      <w:r>
-        <w:rPr>
-          <w:rFonts w:ascii="Consolas" w:hAnsi="Consolas"/>
-          <w:sz w:val="17"/>
-        </w:rPr>
-        <w:t>d.department</w:t>
-      </w:r>
-      <w:proofErr w:type="gramEnd"/>
-      <w:r>
-        <w:rPr>
-          <w:rFonts w:ascii="Consolas" w:hAnsi="Consolas"/>
-          <w:sz w:val="17"/>
-        </w:rPr>
-        <w:t>_id</w:t>
-      </w:r>
-      <w:proofErr w:type="spellEnd"/>
-      <w:r>
-        <w:rPr>
-          <w:rFonts w:ascii="Consolas" w:hAnsi="Consolas"/>
-          <w:sz w:val="17"/>
-        </w:rPr>
-        <w:t xml:space="preserve">, </w:t>
-      </w:r>
-      <w:proofErr w:type="spellStart"/>
-      <w:proofErr w:type="gramStart"/>
-      <w:r>
-        <w:rPr>
-          <w:rFonts w:ascii="Consolas" w:hAnsi="Consolas"/>
-          <w:sz w:val="17"/>
-        </w:rPr>
-        <w:t>d.department</w:t>
-      </w:r>
-      <w:proofErr w:type="gramEnd"/>
-      <w:r>
-        <w:rPr>
-          <w:rFonts w:ascii="Consolas" w:hAnsi="Consolas"/>
-          <w:sz w:val="17"/>
-        </w:rPr>
-        <w:t>_name</w:t>
-      </w:r>
-      <w:proofErr w:type="spellEnd"/>
-      <w:r>
-        <w:rPr>
-          <w:rFonts w:ascii="Consolas" w:hAnsi="Consolas"/>
-          <w:sz w:val="17"/>
-        </w:rPr>
-        <w:t>, COUNT(</w:t>
-      </w:r>
-      <w:proofErr w:type="spellStart"/>
-      <w:proofErr w:type="gramStart"/>
-      <w:r>
-        <w:rPr>
-          <w:rFonts w:ascii="Consolas" w:hAnsi="Consolas"/>
-          <w:sz w:val="17"/>
-        </w:rPr>
-        <w:t>e.employee</w:t>
-      </w:r>
-      <w:proofErr w:type="gramEnd"/>
-      <w:r>
-        <w:rPr>
-          <w:rFonts w:ascii="Consolas" w:hAnsi="Consolas"/>
-          <w:sz w:val="17"/>
-        </w:rPr>
-        <w:t>_id</w:t>
-      </w:r>
-      <w:proofErr w:type="spellEnd"/>
-      <w:r>
-        <w:rPr>
-          <w:rFonts w:ascii="Consolas" w:hAnsi="Consolas"/>
-          <w:sz w:val="17"/>
-        </w:rPr>
-        <w:t>)</w:t>
-      </w:r>
-      <w:r>
-        <w:br/>
-      </w:r>
-      <w:r>
-        <w:rPr>
-          <w:rFonts w:ascii="Consolas" w:hAnsi="Consolas"/>
-          <w:sz w:val="17"/>
-        </w:rPr>
-        <w:t xml:space="preserve"> FROM departments d JOIN locations l ON </w:t>
-      </w:r>
-      <w:proofErr w:type="spellStart"/>
-      <w:proofErr w:type="gramStart"/>
-      <w:r>
-        <w:rPr>
-          <w:rFonts w:ascii="Consolas" w:hAnsi="Consolas"/>
-          <w:sz w:val="17"/>
-        </w:rPr>
-        <w:t>l.location</w:t>
-      </w:r>
-      <w:proofErr w:type="gramEnd"/>
-      <w:r>
-        <w:rPr>
-          <w:rFonts w:ascii="Consolas" w:hAnsi="Consolas"/>
-          <w:sz w:val="17"/>
-        </w:rPr>
-        <w:t>_id</w:t>
-      </w:r>
-      <w:proofErr w:type="spellEnd"/>
-      <w:r>
-        <w:rPr>
-          <w:rFonts w:ascii="Consolas" w:hAnsi="Consolas"/>
-          <w:sz w:val="17"/>
-        </w:rPr>
-        <w:t>=</w:t>
-      </w:r>
-      <w:proofErr w:type="spellStart"/>
-      <w:proofErr w:type="gramStart"/>
-      <w:r>
-        <w:rPr>
-          <w:rFonts w:ascii="Consolas" w:hAnsi="Consolas"/>
-          <w:sz w:val="17"/>
-        </w:rPr>
-        <w:t>d.location</w:t>
-      </w:r>
-      <w:proofErr w:type="gramEnd"/>
-      <w:r>
-        <w:rPr>
-          <w:rFonts w:ascii="Consolas" w:hAnsi="Consolas"/>
-          <w:sz w:val="17"/>
-        </w:rPr>
-        <w:t>_id</w:t>
-      </w:r>
-      <w:proofErr w:type="spellEnd"/>
-      <w:r>
-        <w:br/>
-      </w:r>
-      <w:r>
-        <w:rPr>
-          <w:rFonts w:ascii="Consolas" w:hAnsi="Consolas"/>
-          <w:sz w:val="17"/>
-        </w:rPr>
-        <w:t xml:space="preserve"> LEFT JOIN employees e ON </w:t>
-      </w:r>
-      <w:proofErr w:type="spellStart"/>
-      <w:proofErr w:type="gramStart"/>
-      <w:r>
-        <w:rPr>
-          <w:rFonts w:ascii="Consolas" w:hAnsi="Consolas"/>
-          <w:sz w:val="17"/>
-        </w:rPr>
-        <w:t>e.department</w:t>
-      </w:r>
-      <w:proofErr w:type="gramEnd"/>
-      <w:r>
-        <w:rPr>
-          <w:rFonts w:ascii="Consolas" w:hAnsi="Consolas"/>
-          <w:sz w:val="17"/>
-        </w:rPr>
-        <w:t>_id</w:t>
-      </w:r>
-      <w:proofErr w:type="spellEnd"/>
-      <w:r>
-        <w:rPr>
-          <w:rFonts w:ascii="Consolas" w:hAnsi="Consolas"/>
-          <w:sz w:val="17"/>
-        </w:rPr>
-        <w:t>=</w:t>
-      </w:r>
-      <w:proofErr w:type="spellStart"/>
-      <w:proofErr w:type="gramStart"/>
-      <w:r>
-        <w:rPr>
-          <w:rFonts w:ascii="Consolas" w:hAnsi="Consolas"/>
-          <w:sz w:val="17"/>
-        </w:rPr>
-        <w:t>d.department</w:t>
-      </w:r>
-      <w:proofErr w:type="gramEnd"/>
-      <w:r>
-        <w:rPr>
-          <w:rFonts w:ascii="Consolas" w:hAnsi="Consolas"/>
-          <w:sz w:val="17"/>
-        </w:rPr>
-        <w:t>_id</w:t>
-      </w:r>
-      <w:proofErr w:type="spellEnd"/>
-      <w:r>
-        <w:br/>
-      </w:r>
-      <w:r>
-        <w:rPr>
-          <w:rFonts w:ascii="Consolas" w:hAnsi="Consolas"/>
-          <w:sz w:val="17"/>
-        </w:rPr>
-        <w:t xml:space="preserve"> WHERE </w:t>
-      </w:r>
-      <w:proofErr w:type="spellStart"/>
-      <w:proofErr w:type="gramStart"/>
-      <w:r>
-        <w:rPr>
-          <w:rFonts w:ascii="Consolas" w:hAnsi="Consolas"/>
-          <w:sz w:val="17"/>
-        </w:rPr>
-        <w:t>l.city</w:t>
-      </w:r>
-      <w:proofErr w:type="spellEnd"/>
-      <w:proofErr w:type="gramEnd"/>
-      <w:r>
-        <w:rPr>
-          <w:rFonts w:ascii="Consolas" w:hAnsi="Consolas"/>
-          <w:sz w:val="17"/>
-        </w:rPr>
-        <w:t>=</w:t>
-      </w:r>
-      <w:proofErr w:type="spellStart"/>
-      <w:r>
-        <w:rPr>
-          <w:rFonts w:ascii="Consolas" w:hAnsi="Consolas"/>
-          <w:sz w:val="17"/>
-        </w:rPr>
-        <w:t>p_city</w:t>
-      </w:r>
-      <w:proofErr w:type="spellEnd"/>
-      <w:r>
-        <w:br/>
-      </w:r>
-      <w:r>
-        <w:rPr>
-          <w:rFonts w:ascii="Consolas" w:hAnsi="Consolas"/>
-          <w:sz w:val="17"/>
-        </w:rPr>
-        <w:t xml:space="preserve"> GROUP BY </w:t>
-      </w:r>
-      <w:proofErr w:type="spellStart"/>
-      <w:proofErr w:type="gramStart"/>
-      <w:r>
-        <w:rPr>
-          <w:rFonts w:ascii="Consolas" w:hAnsi="Consolas"/>
-          <w:sz w:val="17"/>
-        </w:rPr>
-        <w:t>d.department</w:t>
-      </w:r>
-      <w:proofErr w:type="gramEnd"/>
-      <w:r>
-        <w:rPr>
-          <w:rFonts w:ascii="Consolas" w:hAnsi="Consolas"/>
-          <w:sz w:val="17"/>
-        </w:rPr>
-        <w:t>_</w:t>
-      </w:r>
-      <w:proofErr w:type="gramStart"/>
-      <w:r>
-        <w:rPr>
-          <w:rFonts w:ascii="Consolas" w:hAnsi="Consolas"/>
-          <w:sz w:val="17"/>
-        </w:rPr>
-        <w:t>id,d</w:t>
-      </w:r>
-      <w:proofErr w:type="gramEnd"/>
-      <w:r>
-        <w:rPr>
-          <w:rFonts w:ascii="Consolas" w:hAnsi="Consolas"/>
-          <w:sz w:val="17"/>
-        </w:rPr>
-        <w:t>.department_name</w:t>
-      </w:r>
-      <w:proofErr w:type="spellEnd"/>
-      <w:r>
-        <w:br/>
-      </w:r>
-      <w:r>
-        <w:rPr>
-          <w:rFonts w:ascii="Consolas" w:hAnsi="Consolas"/>
-          <w:sz w:val="17"/>
-        </w:rPr>
-        <w:t xml:space="preserve"> ORDER BY </w:t>
-      </w:r>
-      <w:proofErr w:type="spellStart"/>
-      <w:proofErr w:type="gramStart"/>
-      <w:r>
-        <w:rPr>
-          <w:rFonts w:ascii="Consolas" w:hAnsi="Consolas"/>
-          <w:sz w:val="17"/>
-        </w:rPr>
-        <w:t>d.department</w:t>
-      </w:r>
-      <w:proofErr w:type="gramEnd"/>
-      <w:r>
-        <w:rPr>
-          <w:rFonts w:ascii="Consolas" w:hAnsi="Consolas"/>
-          <w:sz w:val="17"/>
-        </w:rPr>
-        <w:t>_name</w:t>
-      </w:r>
-      <w:proofErr w:type="spellEnd"/>
-      <w:r>
-        <w:rPr>
-          <w:rFonts w:ascii="Consolas" w:hAnsi="Consolas"/>
-          <w:sz w:val="17"/>
-        </w:rPr>
-        <w:t>;</w:t>
-      </w:r>
-      <w:r>
-        <w:br/>
-      </w:r>
-      <w:r>
-        <w:rPr>
-          <w:rFonts w:ascii="Consolas" w:hAnsi="Consolas"/>
-          <w:sz w:val="17"/>
-        </w:rPr>
-        <w:t>$$;</w:t>
-      </w:r>
-      <w:r>
-        <w:br/>
-      </w:r>
-      <w:r>
-        <w:rPr>
-          <w:rFonts w:ascii="Consolas" w:hAnsi="Consolas"/>
-          <w:sz w:val="17"/>
-        </w:rPr>
-        <w:t xml:space="preserve">SELECT * FROM </w:t>
-      </w:r>
-      <w:proofErr w:type="spellStart"/>
-      <w:r>
-        <w:rPr>
-          <w:rFonts w:ascii="Consolas" w:hAnsi="Consolas"/>
-          <w:sz w:val="17"/>
-        </w:rPr>
-        <w:t>departments_by_city</w:t>
-      </w:r>
-      <w:proofErr w:type="spellEnd"/>
-      <w:r>
-        <w:rPr>
-          <w:rFonts w:ascii="Consolas" w:hAnsi="Consolas"/>
-          <w:sz w:val="17"/>
-        </w:rPr>
-        <w:t>('Seattle');</w:t>
+          <w:lang w:val="ru-RU"/>
+        </w:rPr>
+        <w:drawing>
+          <wp:inline distT="0" distB="0" distL="0" distR="0" wp14:anchorId="482FB544" wp14:editId="6949DAC0">
+            <wp:extent cx="5658640" cy="2076740"/>
+            <wp:effectExtent l="0" t="0" r="0" b="0"/>
+            <wp:docPr id="470456110" name="Рисунок 1"/>
+            <wp:cNvGraphicFramePr>
+              <a:graphicFrameLocks xmlns:a="http://schemas.openxmlformats.org/drawingml/2006/main" noChangeAspect="1"/>
+            </wp:cNvGraphicFramePr>
+            <a:graphic xmlns:a="http://schemas.openxmlformats.org/drawingml/2006/main">
+              <a:graphicData uri="http://schemas.openxmlformats.org/drawingml/2006/picture">
+                <pic:pic xmlns:pic="http://schemas.openxmlformats.org/drawingml/2006/picture">
+                  <pic:nvPicPr>
+                    <pic:cNvPr id="470456110" name=""/>
+                    <pic:cNvPicPr/>
+                  </pic:nvPicPr>
+                  <pic:blipFill>
+                    <a:blip r:embed="rId23"/>
+                    <a:stretch>
+                      <a:fillRect/>
+                    </a:stretch>
+                  </pic:blipFill>
+                  <pic:spPr>
+                    <a:xfrm>
+                      <a:off x="0" y="0"/>
+                      <a:ext cx="5658640" cy="2076740"/>
+                    </a:xfrm>
+                    <a:prstGeom prst="rect">
+                      <a:avLst/>
+                    </a:prstGeom>
+                  </pic:spPr>
+                </pic:pic>
+              </a:graphicData>
+            </a:graphic>
+          </wp:inline>
+        </w:drawing>
       </w:r>
     </w:p>
     <w:p>
@@ -9574,71 +8911,29 @@
         <w:rPr>
           <w:lang w:val="ru-RU"/>
         </w:rPr>
-        <w:t>6.7. Процедура обновления телефона</w:t>
+        <w:t>6.4. Изменить шаг последовательности</w:t>
       </w:r>
     </w:p>
     <w:p>
-      <w:r>
-        <w:rPr>
-          <w:lang w:val="ru-RU"/>
-        </w:rPr>
-        <w:t xml:space="preserve">Перед изменением проверяется формат номера и наличие сотрудника. </w:t>
-      </w:r>
-      <w:proofErr w:type="spellStart"/>
-      <w:r>
-        <w:t>Регулярное</w:t>
-      </w:r>
-      <w:proofErr w:type="spellEnd"/>
-      <w:r>
-        <w:t xml:space="preserve"> </w:t>
-      </w:r>
-      <w:proofErr w:type="spellStart"/>
-      <w:r>
-        <w:t>выражение</w:t>
-      </w:r>
-      <w:proofErr w:type="spellEnd"/>
-      <w:r>
-        <w:t xml:space="preserve"> </w:t>
-      </w:r>
-      <w:proofErr w:type="spellStart"/>
-      <w:r>
-        <w:t>допускает</w:t>
-      </w:r>
-      <w:proofErr w:type="spellEnd"/>
-      <w:r>
-        <w:t xml:space="preserve"> </w:t>
-      </w:r>
-      <w:proofErr w:type="spellStart"/>
-      <w:r>
-        <w:t>цифры</w:t>
-      </w:r>
-      <w:proofErr w:type="spellEnd"/>
-      <w:r>
-        <w:t xml:space="preserve"> и </w:t>
-      </w:r>
-      <w:proofErr w:type="spellStart"/>
-      <w:r>
-        <w:t>необязательный</w:t>
-      </w:r>
-      <w:proofErr w:type="spellEnd"/>
-      <w:r>
-        <w:t xml:space="preserve"> </w:t>
-      </w:r>
-      <w:proofErr w:type="spellStart"/>
-      <w:r>
-        <w:t>плюс</w:t>
-      </w:r>
-      <w:proofErr w:type="spellEnd"/>
-      <w:r>
-        <w:t xml:space="preserve"> в </w:t>
-      </w:r>
-      <w:proofErr w:type="spellStart"/>
-      <w:r>
-        <w:t>начале</w:t>
-      </w:r>
-      <w:proofErr w:type="spellEnd"/>
-      <w:r>
-        <w:t>.</w:t>
+      <w:pPr>
+        <w:rPr>
+          <w:lang w:val="ru-RU"/>
+        </w:rPr>
+      </w:pPr>
+      <w:r>
+        <w:rPr>
+          <w:lang w:val="ru-RU"/>
+        </w:rPr>
+        <w:t xml:space="preserve">Команда применима, если используется </w:t>
+      </w:r>
+      <w:r>
+        <w:t>sequence</w:t>
+      </w:r>
+      <w:r>
+        <w:rPr>
+          <w:lang w:val="ru-RU"/>
+        </w:rPr>
+        <w:t xml:space="preserve"> с таким именем; сначала проверьте фактическое имя.</w:t>
       </w:r>
     </w:p>
     <w:p>
@@ -9646,561 +8941,34 @@
         <w:shd w:val="clear" w:color="auto" w:fill="F2F4F7"/>
         <w:spacing w:after="120"/>
         <w:ind w:left="288"/>
+        <w:rPr>
+          <w:rFonts w:ascii="Consolas" w:hAnsi="Consolas"/>
+          <w:sz w:val="17"/>
+          <w:lang w:val="ru-RU"/>
+        </w:rPr>
       </w:pPr>
       <w:r>
         <w:rPr>
           <w:rFonts w:ascii="Consolas" w:hAnsi="Consolas"/>
           <w:sz w:val="17"/>
         </w:rPr>
-        <w:t xml:space="preserve">CREATE OR REPLACE PROCEDURE </w:t>
-      </w:r>
-      <w:proofErr w:type="spellStart"/>
-      <w:r>
-        <w:rPr>
-          <w:rFonts w:ascii="Consolas" w:hAnsi="Consolas"/>
-          <w:sz w:val="17"/>
-        </w:rPr>
-        <w:t>update_employee_</w:t>
-      </w:r>
-      <w:proofErr w:type="gramStart"/>
-      <w:r>
-        <w:rPr>
-          <w:rFonts w:ascii="Consolas" w:hAnsi="Consolas"/>
-          <w:sz w:val="17"/>
-        </w:rPr>
-        <w:t>phone</w:t>
-      </w:r>
-      <w:proofErr w:type="spellEnd"/>
-      <w:r>
-        <w:rPr>
-          <w:rFonts w:ascii="Consolas" w:hAnsi="Consolas"/>
-          <w:sz w:val="17"/>
-        </w:rPr>
-        <w:t>(</w:t>
-      </w:r>
-      <w:proofErr w:type="spellStart"/>
-      <w:proofErr w:type="gramEnd"/>
-      <w:r>
-        <w:rPr>
-          <w:rFonts w:ascii="Consolas" w:hAnsi="Consolas"/>
-          <w:sz w:val="17"/>
-        </w:rPr>
-        <w:t>p_employee_id</w:t>
-      </w:r>
-      <w:proofErr w:type="spellEnd"/>
-      <w:r>
-        <w:rPr>
-          <w:rFonts w:ascii="Consolas" w:hAnsi="Consolas"/>
-          <w:sz w:val="17"/>
-        </w:rPr>
-        <w:t xml:space="preserve"> </w:t>
-      </w:r>
-      <w:proofErr w:type="spellStart"/>
-      <w:proofErr w:type="gramStart"/>
-      <w:r>
-        <w:rPr>
-          <w:rFonts w:ascii="Consolas" w:hAnsi="Consolas"/>
-          <w:sz w:val="17"/>
-        </w:rPr>
-        <w:t>INTEGER,p</w:t>
-      </w:r>
-      <w:proofErr w:type="gramEnd"/>
-      <w:r>
-        <w:rPr>
-          <w:rFonts w:ascii="Consolas" w:hAnsi="Consolas"/>
-          <w:sz w:val="17"/>
-        </w:rPr>
-        <w:t>_phone</w:t>
-      </w:r>
-      <w:proofErr w:type="spellEnd"/>
-      <w:r>
-        <w:rPr>
-          <w:rFonts w:ascii="Consolas" w:hAnsi="Consolas"/>
-          <w:sz w:val="17"/>
-        </w:rPr>
-        <w:t xml:space="preserve"> TEXT)</w:t>
-      </w:r>
-      <w:r>
-        <w:br/>
-      </w:r>
-      <w:r>
-        <w:rPr>
-          <w:rFonts w:ascii="Consolas" w:hAnsi="Consolas"/>
-          <w:sz w:val="17"/>
-        </w:rPr>
-        <w:t xml:space="preserve">LANGUAGE </w:t>
-      </w:r>
-      <w:proofErr w:type="spellStart"/>
-      <w:r>
-        <w:rPr>
-          <w:rFonts w:ascii="Consolas" w:hAnsi="Consolas"/>
-          <w:sz w:val="17"/>
-        </w:rPr>
-        <w:t>plpgsql</w:t>
-      </w:r>
-      <w:proofErr w:type="spellEnd"/>
-      <w:r>
-        <w:rPr>
-          <w:rFonts w:ascii="Consolas" w:hAnsi="Consolas"/>
-          <w:sz w:val="17"/>
-        </w:rPr>
-        <w:t xml:space="preserve"> AS $$</w:t>
-      </w:r>
-      <w:r>
-        <w:br/>
-      </w:r>
-      <w:r>
-        <w:rPr>
-          <w:rFonts w:ascii="Consolas" w:hAnsi="Consolas"/>
-          <w:sz w:val="17"/>
-        </w:rPr>
-        <w:t>BEGIN</w:t>
-      </w:r>
-      <w:r>
-        <w:br/>
-      </w:r>
-      <w:r>
-        <w:rPr>
-          <w:rFonts w:ascii="Consolas" w:hAnsi="Consolas"/>
-          <w:sz w:val="17"/>
-        </w:rPr>
-        <w:t xml:space="preserve"> IF </w:t>
-      </w:r>
-      <w:proofErr w:type="spellStart"/>
-      <w:r>
-        <w:rPr>
-          <w:rFonts w:ascii="Consolas" w:hAnsi="Consolas"/>
-          <w:sz w:val="17"/>
-        </w:rPr>
-        <w:t>p_phone</w:t>
-      </w:r>
-      <w:proofErr w:type="spellEnd"/>
-      <w:r>
-        <w:rPr>
-          <w:rFonts w:ascii="Consolas" w:hAnsi="Consolas"/>
-          <w:sz w:val="17"/>
-        </w:rPr>
-        <w:t xml:space="preserve"> IS NULL OR </w:t>
-      </w:r>
-      <w:proofErr w:type="spellStart"/>
-      <w:r>
-        <w:rPr>
-          <w:rFonts w:ascii="Consolas" w:hAnsi="Consolas"/>
-          <w:sz w:val="17"/>
-        </w:rPr>
-        <w:t>p_</w:t>
-      </w:r>
-      <w:proofErr w:type="gramStart"/>
-      <w:r>
-        <w:rPr>
-          <w:rFonts w:ascii="Consolas" w:hAnsi="Consolas"/>
-          <w:sz w:val="17"/>
-        </w:rPr>
-        <w:t>phone</w:t>
-      </w:r>
-      <w:proofErr w:type="spellEnd"/>
-      <w:r>
-        <w:rPr>
-          <w:rFonts w:ascii="Consolas" w:hAnsi="Consolas"/>
-          <w:sz w:val="17"/>
-        </w:rPr>
-        <w:t xml:space="preserve"> !</w:t>
-      </w:r>
-      <w:proofErr w:type="gramEnd"/>
-      <w:r>
-        <w:rPr>
-          <w:rFonts w:ascii="Consolas" w:hAnsi="Consolas"/>
-          <w:sz w:val="17"/>
-        </w:rPr>
-        <w:t>~ '^\</w:t>
-      </w:r>
-      <w:proofErr w:type="gramStart"/>
-      <w:r>
-        <w:rPr>
-          <w:rFonts w:ascii="Consolas" w:hAnsi="Consolas"/>
-          <w:sz w:val="17"/>
-        </w:rPr>
-        <w:t>+?[</w:t>
-      </w:r>
-      <w:proofErr w:type="gramEnd"/>
-      <w:r>
-        <w:rPr>
-          <w:rFonts w:ascii="Consolas" w:hAnsi="Consolas"/>
-          <w:sz w:val="17"/>
-        </w:rPr>
-        <w:t>0-</w:t>
-      </w:r>
-      <w:proofErr w:type="gramStart"/>
-      <w:r>
-        <w:rPr>
-          <w:rFonts w:ascii="Consolas" w:hAnsi="Consolas"/>
-          <w:sz w:val="17"/>
-        </w:rPr>
-        <w:t>9]{</w:t>
-      </w:r>
-      <w:proofErr w:type="gramEnd"/>
-      <w:r>
-        <w:rPr>
-          <w:rFonts w:ascii="Consolas" w:hAnsi="Consolas"/>
-          <w:sz w:val="17"/>
-        </w:rPr>
-        <w:t>7,</w:t>
-      </w:r>
-      <w:proofErr w:type="gramStart"/>
-      <w:r>
-        <w:rPr>
-          <w:rFonts w:ascii="Consolas" w:hAnsi="Consolas"/>
-          <w:sz w:val="17"/>
-        </w:rPr>
-        <w:t>15}$</w:t>
-      </w:r>
-      <w:proofErr w:type="gramEnd"/>
-      <w:r>
-        <w:rPr>
-          <w:rFonts w:ascii="Consolas" w:hAnsi="Consolas"/>
-          <w:sz w:val="17"/>
-        </w:rPr>
-        <w:t>' THEN</w:t>
-      </w:r>
-      <w:r>
-        <w:br/>
-      </w:r>
-      <w:r>
-        <w:rPr>
-          <w:rFonts w:ascii="Consolas" w:hAnsi="Consolas"/>
-          <w:sz w:val="17"/>
-        </w:rPr>
-        <w:t xml:space="preserve">  RAISE EXCEPTION '</w:t>
-      </w:r>
-      <w:proofErr w:type="spellStart"/>
-      <w:r>
-        <w:rPr>
-          <w:rFonts w:ascii="Consolas" w:hAnsi="Consolas"/>
-          <w:sz w:val="17"/>
-        </w:rPr>
-        <w:t>Некорректный</w:t>
-      </w:r>
-      <w:proofErr w:type="spellEnd"/>
-      <w:r>
-        <w:rPr>
-          <w:rFonts w:ascii="Consolas" w:hAnsi="Consolas"/>
-          <w:sz w:val="17"/>
-        </w:rPr>
-        <w:t xml:space="preserve"> </w:t>
-      </w:r>
-      <w:proofErr w:type="spellStart"/>
-      <w:r>
-        <w:rPr>
-          <w:rFonts w:ascii="Consolas" w:hAnsi="Consolas"/>
-          <w:sz w:val="17"/>
-        </w:rPr>
-        <w:t>формат</w:t>
-      </w:r>
-      <w:proofErr w:type="spellEnd"/>
-      <w:r>
-        <w:rPr>
-          <w:rFonts w:ascii="Consolas" w:hAnsi="Consolas"/>
-          <w:sz w:val="17"/>
-        </w:rPr>
-        <w:t xml:space="preserve"> </w:t>
-      </w:r>
-      <w:proofErr w:type="spellStart"/>
-      <w:r>
-        <w:rPr>
-          <w:rFonts w:ascii="Consolas" w:hAnsi="Consolas"/>
-          <w:sz w:val="17"/>
-        </w:rPr>
-        <w:t>телефона</w:t>
-      </w:r>
-      <w:proofErr w:type="spellEnd"/>
-      <w:r>
-        <w:rPr>
-          <w:rFonts w:ascii="Consolas" w:hAnsi="Consolas"/>
-          <w:sz w:val="17"/>
-        </w:rPr>
-        <w:t>';</w:t>
-      </w:r>
-      <w:r>
-        <w:br/>
-      </w:r>
-      <w:r>
-        <w:rPr>
-          <w:rFonts w:ascii="Consolas" w:hAnsi="Consolas"/>
-          <w:sz w:val="17"/>
-        </w:rPr>
-        <w:t xml:space="preserve"> END IF;</w:t>
-      </w:r>
-      <w:r>
-        <w:br/>
-      </w:r>
-      <w:r>
-        <w:rPr>
-          <w:rFonts w:ascii="Consolas" w:hAnsi="Consolas"/>
-          <w:sz w:val="17"/>
-        </w:rPr>
-        <w:t xml:space="preserve"> UPDATE employees SET </w:t>
-      </w:r>
-      <w:proofErr w:type="spellStart"/>
-      <w:r>
-        <w:rPr>
-          <w:rFonts w:ascii="Consolas" w:hAnsi="Consolas"/>
-          <w:sz w:val="17"/>
-        </w:rPr>
-        <w:t>phone_number</w:t>
-      </w:r>
-      <w:proofErr w:type="spellEnd"/>
-      <w:r>
-        <w:rPr>
-          <w:rFonts w:ascii="Consolas" w:hAnsi="Consolas"/>
-          <w:sz w:val="17"/>
-        </w:rPr>
-        <w:t>=</w:t>
-      </w:r>
-      <w:proofErr w:type="spellStart"/>
-      <w:r>
-        <w:rPr>
-          <w:rFonts w:ascii="Consolas" w:hAnsi="Consolas"/>
-          <w:sz w:val="17"/>
-        </w:rPr>
-        <w:t>p_phone</w:t>
-      </w:r>
-      <w:proofErr w:type="spellEnd"/>
-      <w:r>
-        <w:rPr>
-          <w:rFonts w:ascii="Consolas" w:hAnsi="Consolas"/>
-          <w:sz w:val="17"/>
-        </w:rPr>
-        <w:t xml:space="preserve"> WHERE </w:t>
-      </w:r>
-      <w:proofErr w:type="spellStart"/>
-      <w:r>
-        <w:rPr>
-          <w:rFonts w:ascii="Consolas" w:hAnsi="Consolas"/>
-          <w:sz w:val="17"/>
-        </w:rPr>
-        <w:t>employee_id</w:t>
-      </w:r>
-      <w:proofErr w:type="spellEnd"/>
-      <w:r>
-        <w:rPr>
-          <w:rFonts w:ascii="Consolas" w:hAnsi="Consolas"/>
-          <w:sz w:val="17"/>
-        </w:rPr>
-        <w:t>=</w:t>
-      </w:r>
-      <w:proofErr w:type="spellStart"/>
-      <w:r>
-        <w:rPr>
-          <w:rFonts w:ascii="Consolas" w:hAnsi="Consolas"/>
-          <w:sz w:val="17"/>
-        </w:rPr>
-        <w:t>p_employee_id</w:t>
-      </w:r>
-      <w:proofErr w:type="spellEnd"/>
-      <w:r>
-        <w:rPr>
-          <w:rFonts w:ascii="Consolas" w:hAnsi="Consolas"/>
-          <w:sz w:val="17"/>
-        </w:rPr>
-        <w:t>;</w:t>
-      </w:r>
-      <w:r>
-        <w:br/>
-      </w:r>
-      <w:r>
-        <w:rPr>
-          <w:rFonts w:ascii="Consolas" w:hAnsi="Consolas"/>
-          <w:sz w:val="17"/>
-        </w:rPr>
-        <w:t xml:space="preserve"> IF NOT FOUND THEN RAISE EXCEPTION '</w:t>
-      </w:r>
-      <w:proofErr w:type="spellStart"/>
-      <w:r>
-        <w:rPr>
-          <w:rFonts w:ascii="Consolas" w:hAnsi="Consolas"/>
-          <w:sz w:val="17"/>
-        </w:rPr>
-        <w:t>Сотрудник</w:t>
-      </w:r>
-      <w:proofErr w:type="spellEnd"/>
-      <w:r>
-        <w:rPr>
-          <w:rFonts w:ascii="Consolas" w:hAnsi="Consolas"/>
-          <w:sz w:val="17"/>
-        </w:rPr>
-        <w:t xml:space="preserve"> </w:t>
-      </w:r>
-      <w:proofErr w:type="spellStart"/>
-      <w:r>
-        <w:rPr>
-          <w:rFonts w:ascii="Consolas" w:hAnsi="Consolas"/>
-          <w:sz w:val="17"/>
-        </w:rPr>
-        <w:t>не</w:t>
-      </w:r>
-      <w:proofErr w:type="spellEnd"/>
-      <w:r>
-        <w:rPr>
-          <w:rFonts w:ascii="Consolas" w:hAnsi="Consolas"/>
-          <w:sz w:val="17"/>
-        </w:rPr>
-        <w:t xml:space="preserve"> </w:t>
-      </w:r>
-      <w:proofErr w:type="spellStart"/>
-      <w:r>
-        <w:rPr>
-          <w:rFonts w:ascii="Consolas" w:hAnsi="Consolas"/>
-          <w:sz w:val="17"/>
-        </w:rPr>
-        <w:t>найден</w:t>
-      </w:r>
-      <w:proofErr w:type="spellEnd"/>
-      <w:r>
-        <w:rPr>
-          <w:rFonts w:ascii="Consolas" w:hAnsi="Consolas"/>
-          <w:sz w:val="17"/>
-        </w:rPr>
-        <w:t>'; END IF;</w:t>
-      </w:r>
-      <w:r>
-        <w:br/>
-      </w:r>
-      <w:r>
-        <w:rPr>
-          <w:rFonts w:ascii="Consolas" w:hAnsi="Consolas"/>
-          <w:sz w:val="17"/>
-        </w:rPr>
-        <w:t>END;</w:t>
-      </w:r>
-      <w:r>
-        <w:br/>
-      </w:r>
-      <w:r>
-        <w:rPr>
-          <w:rFonts w:ascii="Consolas" w:hAnsi="Consolas"/>
-          <w:sz w:val="17"/>
-        </w:rPr>
-        <w:t>$$;</w:t>
-      </w:r>
-      <w:r>
-        <w:br/>
-      </w:r>
-      <w:r>
-        <w:rPr>
-          <w:rFonts w:ascii="Consolas" w:hAnsi="Consolas"/>
-          <w:sz w:val="17"/>
-        </w:rPr>
-        <w:t xml:space="preserve">CALL </w:t>
-      </w:r>
-      <w:proofErr w:type="spellStart"/>
-      <w:r>
-        <w:rPr>
-          <w:rFonts w:ascii="Consolas" w:hAnsi="Consolas"/>
-          <w:sz w:val="17"/>
-        </w:rPr>
-        <w:t>update_employee_</w:t>
-      </w:r>
-      <w:proofErr w:type="gramStart"/>
-      <w:r>
-        <w:rPr>
-          <w:rFonts w:ascii="Consolas" w:hAnsi="Consolas"/>
-          <w:sz w:val="17"/>
-        </w:rPr>
-        <w:t>phone</w:t>
-      </w:r>
-      <w:proofErr w:type="spellEnd"/>
-      <w:r>
-        <w:rPr>
-          <w:rFonts w:ascii="Consolas" w:hAnsi="Consolas"/>
-          <w:sz w:val="17"/>
-        </w:rPr>
-        <w:t>(</w:t>
-      </w:r>
-      <w:proofErr w:type="gramEnd"/>
-      <w:r>
-        <w:rPr>
-          <w:rFonts w:ascii="Consolas" w:hAnsi="Consolas"/>
-          <w:sz w:val="17"/>
-        </w:rPr>
-        <w:t>100,'+12025550123');</w:t>
-      </w:r>
-    </w:p>
-    <w:p>
-      <w:pPr>
-        <w:pStyle w:val="21"/>
-        <w:rPr>
-          <w:lang w:val="ru-RU"/>
-        </w:rPr>
-      </w:pPr>
-      <w:r>
-        <w:rPr>
-          <w:lang w:val="ru-RU"/>
-        </w:rPr>
-        <w:t>6.8. Триггер, запрещающий рост зарплаты более чем на 100%</w:t>
-      </w:r>
-    </w:p>
-    <w:p>
-      <w:r>
-        <w:rPr>
-          <w:lang w:val="ru-RU"/>
-        </w:rPr>
-        <w:t xml:space="preserve">Если новая зарплата более чем вдвое превышает старую, операция отклоняется. </w:t>
-      </w:r>
-      <w:proofErr w:type="spellStart"/>
-      <w:r>
-        <w:t>Обработку</w:t>
-      </w:r>
-      <w:proofErr w:type="spellEnd"/>
-      <w:r>
-        <w:t xml:space="preserve"> </w:t>
-      </w:r>
-      <w:proofErr w:type="spellStart"/>
-      <w:r>
-        <w:t>старой</w:t>
-      </w:r>
-      <w:proofErr w:type="spellEnd"/>
-      <w:r>
-        <w:t xml:space="preserve"> </w:t>
-      </w:r>
-      <w:proofErr w:type="spellStart"/>
-      <w:r>
-        <w:t>зарплаты</w:t>
-      </w:r>
-      <w:proofErr w:type="spellEnd"/>
-      <w:r>
-        <w:t xml:space="preserve"> 0 </w:t>
-      </w:r>
-      <w:proofErr w:type="spellStart"/>
-      <w:r>
-        <w:t>при</w:t>
-      </w:r>
-      <w:proofErr w:type="spellEnd"/>
-      <w:r>
-        <w:t xml:space="preserve"> </w:t>
-      </w:r>
-      <w:proofErr w:type="spellStart"/>
-      <w:r>
-        <w:t>необходимости</w:t>
-      </w:r>
-      <w:proofErr w:type="spellEnd"/>
-      <w:r>
-        <w:t xml:space="preserve"> </w:t>
-      </w:r>
-      <w:proofErr w:type="spellStart"/>
-      <w:r>
-        <w:t>следует</w:t>
-      </w:r>
-      <w:proofErr w:type="spellEnd"/>
-      <w:r>
-        <w:t xml:space="preserve"> </w:t>
-      </w:r>
-      <w:proofErr w:type="spellStart"/>
-      <w:r>
-        <w:t>уточнить</w:t>
-      </w:r>
-      <w:proofErr w:type="spellEnd"/>
-      <w:r>
-        <w:t>.</w:t>
+        <w:t xml:space="preserve">ALTER SEQUENCE </w:t>
+      </w:r>
+      <w:proofErr w:type="spellStart"/>
+      <w:r>
+        <w:rPr>
+          <w:rFonts w:ascii="Consolas" w:hAnsi="Consolas"/>
+          <w:sz w:val="17"/>
+        </w:rPr>
+        <w:t>countries_country_id_seq</w:t>
+      </w:r>
+      <w:proofErr w:type="spellEnd"/>
+      <w:r>
+        <w:rPr>
+          <w:rFonts w:ascii="Consolas" w:hAnsi="Consolas"/>
+          <w:sz w:val="17"/>
+        </w:rPr>
+        <w:t xml:space="preserve"> INCREMENT BY 2;</w:t>
       </w:r>
     </w:p>
     <w:p>
@@ -10208,356 +8976,50 @@
         <w:shd w:val="clear" w:color="auto" w:fill="F2F4F7"/>
         <w:spacing w:after="120"/>
         <w:ind w:left="288"/>
+        <w:rPr>
+          <w:lang w:val="ru-RU"/>
+        </w:rPr>
       </w:pPr>
       <w:r>
         <w:rPr>
-          <w:rFonts w:ascii="Consolas" w:hAnsi="Consolas"/>
-          <w:sz w:val="17"/>
-        </w:rPr>
-        <w:t xml:space="preserve">CREATE OR REPLACE FUNCTION </w:t>
-      </w:r>
-      <w:proofErr w:type="spellStart"/>
-      <w:r>
-        <w:rPr>
-          <w:rFonts w:ascii="Consolas" w:hAnsi="Consolas"/>
-          <w:sz w:val="17"/>
-        </w:rPr>
-        <w:t>check_salary_</w:t>
-      </w:r>
-      <w:proofErr w:type="gramStart"/>
-      <w:r>
-        <w:rPr>
-          <w:rFonts w:ascii="Consolas" w:hAnsi="Consolas"/>
-          <w:sz w:val="17"/>
-        </w:rPr>
-        <w:t>increase</w:t>
-      </w:r>
-      <w:proofErr w:type="spellEnd"/>
-      <w:r>
-        <w:rPr>
-          <w:rFonts w:ascii="Consolas" w:hAnsi="Consolas"/>
-          <w:sz w:val="17"/>
-        </w:rPr>
-        <w:t>(</w:t>
-      </w:r>
-      <w:proofErr w:type="gramEnd"/>
-      <w:r>
-        <w:rPr>
-          <w:rFonts w:ascii="Consolas" w:hAnsi="Consolas"/>
-          <w:sz w:val="17"/>
-        </w:rPr>
-        <w:t>)</w:t>
-      </w:r>
-      <w:r>
-        <w:br/>
-      </w:r>
-      <w:r>
-        <w:rPr>
-          <w:rFonts w:ascii="Consolas" w:hAnsi="Consolas"/>
-          <w:sz w:val="17"/>
-        </w:rPr>
-        <w:t xml:space="preserve">RETURNS TRIGGER LANGUAGE </w:t>
-      </w:r>
-      <w:proofErr w:type="spellStart"/>
-      <w:r>
-        <w:rPr>
-          <w:rFonts w:ascii="Consolas" w:hAnsi="Consolas"/>
-          <w:sz w:val="17"/>
-        </w:rPr>
-        <w:t>plpgsql</w:t>
-      </w:r>
-      <w:proofErr w:type="spellEnd"/>
-      <w:r>
-        <w:rPr>
-          <w:rFonts w:ascii="Consolas" w:hAnsi="Consolas"/>
-          <w:sz w:val="17"/>
-        </w:rPr>
-        <w:t xml:space="preserve"> AS $$</w:t>
-      </w:r>
-      <w:r>
-        <w:br/>
-      </w:r>
-      <w:r>
-        <w:rPr>
-          <w:rFonts w:ascii="Consolas" w:hAnsi="Consolas"/>
-          <w:sz w:val="17"/>
-        </w:rPr>
-        <w:t>BEGIN</w:t>
-      </w:r>
-      <w:r>
-        <w:br/>
-      </w:r>
-      <w:r>
-        <w:rPr>
-          <w:rFonts w:ascii="Consolas" w:hAnsi="Consolas"/>
-          <w:sz w:val="17"/>
-        </w:rPr>
-        <w:t xml:space="preserve"> IF </w:t>
-      </w:r>
-      <w:proofErr w:type="spellStart"/>
-      <w:r>
-        <w:rPr>
-          <w:rFonts w:ascii="Consolas" w:hAnsi="Consolas"/>
-          <w:sz w:val="17"/>
-        </w:rPr>
-        <w:t>OLD.salary</w:t>
-      </w:r>
-      <w:proofErr w:type="spellEnd"/>
-      <w:r>
-        <w:rPr>
-          <w:rFonts w:ascii="Consolas" w:hAnsi="Consolas"/>
-          <w:sz w:val="17"/>
-        </w:rPr>
-        <w:t xml:space="preserve">&gt;0 AND </w:t>
-      </w:r>
-      <w:proofErr w:type="spellStart"/>
-      <w:r>
-        <w:rPr>
-          <w:rFonts w:ascii="Consolas" w:hAnsi="Consolas"/>
-          <w:sz w:val="17"/>
-        </w:rPr>
-        <w:t>NEW.salary</w:t>
-      </w:r>
-      <w:proofErr w:type="spellEnd"/>
-      <w:r>
-        <w:rPr>
-          <w:rFonts w:ascii="Consolas" w:hAnsi="Consolas"/>
-          <w:sz w:val="17"/>
-        </w:rPr>
-        <w:t>&gt;</w:t>
-      </w:r>
-      <w:proofErr w:type="spellStart"/>
-      <w:r>
-        <w:rPr>
-          <w:rFonts w:ascii="Consolas" w:hAnsi="Consolas"/>
-          <w:sz w:val="17"/>
-        </w:rPr>
-        <w:t>OLD.salary</w:t>
-      </w:r>
-      <w:proofErr w:type="spellEnd"/>
-      <w:r>
-        <w:rPr>
-          <w:rFonts w:ascii="Consolas" w:hAnsi="Consolas"/>
-          <w:sz w:val="17"/>
-        </w:rPr>
-        <w:t>*2 THEN</w:t>
-      </w:r>
-      <w:r>
-        <w:br/>
-      </w:r>
-      <w:r>
-        <w:rPr>
-          <w:rFonts w:ascii="Consolas" w:hAnsi="Consolas"/>
-          <w:sz w:val="17"/>
-        </w:rPr>
-        <w:t xml:space="preserve">  RAISE EXCEPTION '</w:t>
-      </w:r>
-      <w:proofErr w:type="spellStart"/>
-      <w:r>
-        <w:rPr>
-          <w:rFonts w:ascii="Consolas" w:hAnsi="Consolas"/>
-          <w:sz w:val="17"/>
-        </w:rPr>
-        <w:t>Повышение</w:t>
-      </w:r>
-      <w:proofErr w:type="spellEnd"/>
-      <w:r>
-        <w:rPr>
-          <w:rFonts w:ascii="Consolas" w:hAnsi="Consolas"/>
-          <w:sz w:val="17"/>
-        </w:rPr>
-        <w:t xml:space="preserve"> </w:t>
-      </w:r>
-      <w:proofErr w:type="spellStart"/>
-      <w:r>
-        <w:rPr>
-          <w:rFonts w:ascii="Consolas" w:hAnsi="Consolas"/>
-          <w:sz w:val="17"/>
-        </w:rPr>
-        <w:t>зарплаты</w:t>
-      </w:r>
-      <w:proofErr w:type="spellEnd"/>
-      <w:r>
-        <w:rPr>
-          <w:rFonts w:ascii="Consolas" w:hAnsi="Consolas"/>
-          <w:sz w:val="17"/>
-        </w:rPr>
-        <w:t xml:space="preserve"> </w:t>
-      </w:r>
-      <w:proofErr w:type="spellStart"/>
-      <w:r>
-        <w:rPr>
-          <w:rFonts w:ascii="Consolas" w:hAnsi="Consolas"/>
-          <w:sz w:val="17"/>
-        </w:rPr>
-        <w:t>более</w:t>
-      </w:r>
-      <w:proofErr w:type="spellEnd"/>
-      <w:r>
-        <w:rPr>
-          <w:rFonts w:ascii="Consolas" w:hAnsi="Consolas"/>
-          <w:sz w:val="17"/>
-        </w:rPr>
-        <w:t xml:space="preserve"> </w:t>
-      </w:r>
-      <w:proofErr w:type="spellStart"/>
-      <w:r>
-        <w:rPr>
-          <w:rFonts w:ascii="Consolas" w:hAnsi="Consolas"/>
-          <w:sz w:val="17"/>
-        </w:rPr>
-        <w:t>чем</w:t>
-      </w:r>
-      <w:proofErr w:type="spellEnd"/>
-      <w:r>
-        <w:rPr>
-          <w:rFonts w:ascii="Consolas" w:hAnsi="Consolas"/>
-          <w:sz w:val="17"/>
-        </w:rPr>
-        <w:t xml:space="preserve"> </w:t>
-      </w:r>
-      <w:proofErr w:type="spellStart"/>
-      <w:r>
-        <w:rPr>
-          <w:rFonts w:ascii="Consolas" w:hAnsi="Consolas"/>
-          <w:sz w:val="17"/>
-        </w:rPr>
-        <w:t>на</w:t>
-      </w:r>
-      <w:proofErr w:type="spellEnd"/>
-      <w:r>
-        <w:rPr>
-          <w:rFonts w:ascii="Consolas" w:hAnsi="Consolas"/>
-          <w:sz w:val="17"/>
-        </w:rPr>
-        <w:t xml:space="preserve"> 100%% </w:t>
-      </w:r>
-      <w:proofErr w:type="spellStart"/>
-      <w:r>
-        <w:rPr>
-          <w:rFonts w:ascii="Consolas" w:hAnsi="Consolas"/>
-          <w:sz w:val="17"/>
-        </w:rPr>
-        <w:t>запрещено</w:t>
-      </w:r>
-      <w:proofErr w:type="spellEnd"/>
-      <w:r>
-        <w:rPr>
-          <w:rFonts w:ascii="Consolas" w:hAnsi="Consolas"/>
-          <w:sz w:val="17"/>
-        </w:rPr>
-        <w:t>';</w:t>
-      </w:r>
-      <w:r>
-        <w:br/>
-      </w:r>
-      <w:r>
-        <w:rPr>
-          <w:rFonts w:ascii="Consolas" w:hAnsi="Consolas"/>
-          <w:sz w:val="17"/>
-        </w:rPr>
-        <w:t xml:space="preserve"> END IF;</w:t>
-      </w:r>
-      <w:r>
-        <w:br/>
-      </w:r>
-      <w:r>
-        <w:rPr>
-          <w:rFonts w:ascii="Consolas" w:hAnsi="Consolas"/>
-          <w:sz w:val="17"/>
-        </w:rPr>
-        <w:t xml:space="preserve"> RETURN NEW;</w:t>
-      </w:r>
-      <w:r>
-        <w:br/>
-      </w:r>
-      <w:r>
-        <w:rPr>
-          <w:rFonts w:ascii="Consolas" w:hAnsi="Consolas"/>
-          <w:sz w:val="17"/>
-        </w:rPr>
-        <w:t>END;</w:t>
-      </w:r>
-      <w:r>
-        <w:br/>
-      </w:r>
-      <w:r>
-        <w:rPr>
-          <w:rFonts w:ascii="Consolas" w:hAnsi="Consolas"/>
-          <w:sz w:val="17"/>
-        </w:rPr>
-        <w:t>$$;</w:t>
-      </w:r>
-      <w:r>
-        <w:br/>
-      </w:r>
-      <w:r>
-        <w:rPr>
-          <w:rFonts w:ascii="Consolas" w:hAnsi="Consolas"/>
-          <w:sz w:val="17"/>
-        </w:rPr>
-        <w:t xml:space="preserve">CREATE TRIGGER </w:t>
-      </w:r>
-      <w:proofErr w:type="spellStart"/>
-      <w:r>
-        <w:rPr>
-          <w:rFonts w:ascii="Consolas" w:hAnsi="Consolas"/>
-          <w:sz w:val="17"/>
-        </w:rPr>
-        <w:t>trg_check_salary_increase</w:t>
-      </w:r>
-      <w:proofErr w:type="spellEnd"/>
-      <w:r>
-        <w:br/>
-      </w:r>
-      <w:r>
-        <w:rPr>
-          <w:rFonts w:ascii="Consolas" w:hAnsi="Consolas"/>
-          <w:sz w:val="17"/>
-        </w:rPr>
-        <w:t>BEFORE UPDATE OF salary ON employees</w:t>
-      </w:r>
-      <w:r>
-        <w:br/>
-      </w:r>
-      <w:r>
-        <w:rPr>
-          <w:rFonts w:ascii="Consolas" w:hAnsi="Consolas"/>
-          <w:sz w:val="17"/>
-        </w:rPr>
-        <w:t xml:space="preserve">FOR EACH ROW EXECUTE FUNCTION </w:t>
-      </w:r>
-      <w:proofErr w:type="spellStart"/>
-      <w:r>
-        <w:rPr>
-          <w:rFonts w:ascii="Consolas" w:hAnsi="Consolas"/>
-          <w:sz w:val="17"/>
-        </w:rPr>
-        <w:t>check_salary_</w:t>
-      </w:r>
-      <w:proofErr w:type="gramStart"/>
-      <w:r>
-        <w:rPr>
-          <w:rFonts w:ascii="Consolas" w:hAnsi="Consolas"/>
-          <w:sz w:val="17"/>
-        </w:rPr>
-        <w:t>increase</w:t>
-      </w:r>
-      <w:proofErr w:type="spellEnd"/>
-      <w:r>
-        <w:rPr>
-          <w:rFonts w:ascii="Consolas" w:hAnsi="Consolas"/>
-          <w:sz w:val="17"/>
-        </w:rPr>
-        <w:t>(</w:t>
-      </w:r>
-      <w:proofErr w:type="gramEnd"/>
-      <w:r>
-        <w:rPr>
-          <w:rFonts w:ascii="Consolas" w:hAnsi="Consolas"/>
-          <w:sz w:val="17"/>
-        </w:rPr>
-        <w:t>);</w:t>
+          <w:lang w:val="ru-RU"/>
+        </w:rPr>
+        <w:lastRenderedPageBreak/>
+        <w:drawing>
+          <wp:inline distT="0" distB="0" distL="0" distR="0" wp14:anchorId="2E835DA7" wp14:editId="00AC8B3D">
+            <wp:extent cx="4763165" cy="1314633"/>
+            <wp:effectExtent l="0" t="0" r="0" b="0"/>
+            <wp:docPr id="157830556" name="Рисунок 1"/>
+            <wp:cNvGraphicFramePr>
+              <a:graphicFrameLocks xmlns:a="http://schemas.openxmlformats.org/drawingml/2006/main" noChangeAspect="1"/>
+            </wp:cNvGraphicFramePr>
+            <a:graphic xmlns:a="http://schemas.openxmlformats.org/drawingml/2006/main">
+              <a:graphicData uri="http://schemas.openxmlformats.org/drawingml/2006/picture">
+                <pic:pic xmlns:pic="http://schemas.openxmlformats.org/drawingml/2006/picture">
+                  <pic:nvPicPr>
+                    <pic:cNvPr id="157830556" name=""/>
+                    <pic:cNvPicPr/>
+                  </pic:nvPicPr>
+                  <pic:blipFill>
+                    <a:blip r:embed="rId24"/>
+                    <a:stretch>
+                      <a:fillRect/>
+                    </a:stretch>
+                  </pic:blipFill>
+                  <pic:spPr>
+                    <a:xfrm>
+                      <a:off x="0" y="0"/>
+                      <a:ext cx="4763165" cy="1314633"/>
+                    </a:xfrm>
+                    <a:prstGeom prst="rect">
+                      <a:avLst/>
+                    </a:prstGeom>
+                  </pic:spPr>
+                </pic:pic>
+              </a:graphicData>
+            </a:graphic>
+          </wp:inline>
+        </w:drawing>
       </w:r>
     </w:p>
     <w:p>
@@ -10571,7 +9033,7 @@
         <w:rPr>
           <w:lang w:val="ru-RU"/>
         </w:rPr>
-        <w:t>6.9. Отключить, включить и переименовать триггер</w:t>
+        <w:t>6.5. Функция числа дней от даты</w:t>
       </w:r>
     </w:p>
     <w:p>
@@ -10584,7 +9046,25 @@
         <w:rPr>
           <w:lang w:val="ru-RU"/>
         </w:rPr>
-        <w:t>Команды выполняются отдельно. После переименования дальнейшие команды должны использовать новое имя.</w:t>
+        <w:t xml:space="preserve">В </w:t>
+      </w:r>
+      <w:r>
+        <w:t>PostgreSQL</w:t>
+      </w:r>
+      <w:r>
+        <w:rPr>
+          <w:lang w:val="ru-RU"/>
+        </w:rPr>
+        <w:t xml:space="preserve"> вычитание двух </w:t>
+      </w:r>
+      <w:r>
+        <w:t>DATE</w:t>
+      </w:r>
+      <w:r>
+        <w:rPr>
+          <w:lang w:val="ru-RU"/>
+        </w:rPr>
+        <w:t xml:space="preserve"> возвращает число дней; для даты в будущем результат будет отрицательным.</w:t>
       </w:r>
     </w:p>
     <w:p>
@@ -10592,22 +9072,103 @@
         <w:shd w:val="clear" w:color="auto" w:fill="F2F4F7"/>
         <w:spacing w:after="120"/>
         <w:ind w:left="288"/>
+        <w:rPr>
+          <w:rFonts w:ascii="Consolas" w:hAnsi="Consolas"/>
+          <w:sz w:val="17"/>
+          <w:lang w:val="ru-RU"/>
+        </w:rPr>
       </w:pPr>
       <w:r>
         <w:rPr>
           <w:rFonts w:ascii="Consolas" w:hAnsi="Consolas"/>
           <w:sz w:val="17"/>
         </w:rPr>
-        <w:lastRenderedPageBreak/>
-        <w:t xml:space="preserve">ALTER TABLE employees DISABLE TRIGGER </w:t>
-      </w:r>
-      <w:proofErr w:type="spellStart"/>
-      <w:r>
-        <w:rPr>
-          <w:rFonts w:ascii="Consolas" w:hAnsi="Consolas"/>
-          <w:sz w:val="17"/>
-        </w:rPr>
-        <w:t>trg_check_salary_increase</w:t>
+        <w:t xml:space="preserve">CREATE OR REPLACE FUNCTION </w:t>
+      </w:r>
+      <w:proofErr w:type="spellStart"/>
+      <w:r>
+        <w:rPr>
+          <w:rFonts w:ascii="Consolas" w:hAnsi="Consolas"/>
+          <w:sz w:val="17"/>
+        </w:rPr>
+        <w:t>days_from_</w:t>
+      </w:r>
+      <w:proofErr w:type="gramStart"/>
+      <w:r>
+        <w:rPr>
+          <w:rFonts w:ascii="Consolas" w:hAnsi="Consolas"/>
+          <w:sz w:val="17"/>
+        </w:rPr>
+        <w:t>date</w:t>
+      </w:r>
+      <w:proofErr w:type="spellEnd"/>
+      <w:r>
+        <w:rPr>
+          <w:rFonts w:ascii="Consolas" w:hAnsi="Consolas"/>
+          <w:sz w:val="17"/>
+        </w:rPr>
+        <w:t>(</w:t>
+      </w:r>
+      <w:proofErr w:type="spellStart"/>
+      <w:proofErr w:type="gramEnd"/>
+      <w:r>
+        <w:rPr>
+          <w:rFonts w:ascii="Consolas" w:hAnsi="Consolas"/>
+          <w:sz w:val="17"/>
+        </w:rPr>
+        <w:t>p_date</w:t>
+      </w:r>
+      <w:proofErr w:type="spellEnd"/>
+      <w:r>
+        <w:rPr>
+          <w:rFonts w:ascii="Consolas" w:hAnsi="Consolas"/>
+          <w:sz w:val="17"/>
+        </w:rPr>
+        <w:t xml:space="preserve"> DATE)</w:t>
+      </w:r>
+      <w:r>
+        <w:br/>
+      </w:r>
+      <w:r>
+        <w:rPr>
+          <w:rFonts w:ascii="Consolas" w:hAnsi="Consolas"/>
+          <w:sz w:val="17"/>
+        </w:rPr>
+        <w:t xml:space="preserve">RETURNS INTEGER LANGUAGE </w:t>
+      </w:r>
+      <w:proofErr w:type="spellStart"/>
+      <w:r>
+        <w:rPr>
+          <w:rFonts w:ascii="Consolas" w:hAnsi="Consolas"/>
+          <w:sz w:val="17"/>
+        </w:rPr>
+        <w:t>sql</w:t>
+      </w:r>
+      <w:proofErr w:type="spellEnd"/>
+      <w:r>
+        <w:rPr>
+          <w:rFonts w:ascii="Consolas" w:hAnsi="Consolas"/>
+          <w:sz w:val="17"/>
+        </w:rPr>
+        <w:t xml:space="preserve"> AS $$</w:t>
+      </w:r>
+      <w:r>
+        <w:br/>
+      </w:r>
+      <w:r>
+        <w:rPr>
+          <w:rFonts w:ascii="Consolas" w:hAnsi="Consolas"/>
+          <w:sz w:val="17"/>
+        </w:rPr>
+        <w:t xml:space="preserve"> SELECT CURRENT_DATE-</w:t>
+      </w:r>
+      <w:proofErr w:type="spellStart"/>
+      <w:r>
+        <w:rPr>
+          <w:rFonts w:ascii="Consolas" w:hAnsi="Consolas"/>
+          <w:sz w:val="17"/>
+        </w:rPr>
+        <w:t>p_date</w:t>
       </w:r>
       <w:proofErr w:type="spellEnd"/>
       <w:r>
@@ -10625,23 +9186,7 @@
           <w:rFonts w:ascii="Consolas" w:hAnsi="Consolas"/>
           <w:sz w:val="17"/>
         </w:rPr>
-        <w:t xml:space="preserve">ALTER TABLE employees ENABLE TRIGGER </w:t>
-      </w:r>
-      <w:proofErr w:type="spellStart"/>
-      <w:r>
-        <w:rPr>
-          <w:rFonts w:ascii="Consolas" w:hAnsi="Consolas"/>
-          <w:sz w:val="17"/>
-        </w:rPr>
-        <w:t>trg_check_salary_increase</w:t>
-      </w:r>
-      <w:proofErr w:type="spellEnd"/>
-      <w:r>
-        <w:rPr>
-          <w:rFonts w:ascii="Consolas" w:hAnsi="Consolas"/>
-          <w:sz w:val="17"/>
-        </w:rPr>
-        <w:t>;</w:t>
+        <w:t>$$;</w:t>
       </w:r>
       <w:r>
         <w:br/>
@@ -10651,75 +9196,39 @@
           <w:rFonts w:ascii="Consolas" w:hAnsi="Consolas"/>
           <w:sz w:val="17"/>
         </w:rPr>
-        <w:t xml:space="preserve">ALTER TRIGGER </w:t>
-      </w:r>
-      <w:proofErr w:type="spellStart"/>
-      <w:r>
-        <w:rPr>
-          <w:rFonts w:ascii="Consolas" w:hAnsi="Consolas"/>
-          <w:sz w:val="17"/>
-        </w:rPr>
-        <w:t>trg_check_salary_increase</w:t>
-      </w:r>
-      <w:proofErr w:type="spellEnd"/>
-      <w:r>
-        <w:rPr>
-          <w:rFonts w:ascii="Consolas" w:hAnsi="Consolas"/>
-          <w:sz w:val="17"/>
-        </w:rPr>
-        <w:t xml:space="preserve"> ON employees RENAME TO </w:t>
-      </w:r>
-      <w:proofErr w:type="spellStart"/>
-      <w:r>
-        <w:rPr>
-          <w:rFonts w:ascii="Consolas" w:hAnsi="Consolas"/>
-          <w:sz w:val="17"/>
-        </w:rPr>
-        <w:t>trg_salary_limit</w:t>
-      </w:r>
-      <w:proofErr w:type="spellEnd"/>
-      <w:r>
-        <w:rPr>
-          <w:rFonts w:ascii="Consolas" w:hAnsi="Consolas"/>
-          <w:sz w:val="17"/>
-        </w:rPr>
-        <w:t>;</w:t>
-      </w:r>
-    </w:p>
-    <w:p>
-      <w:pPr>
-        <w:pStyle w:val="21"/>
-        <w:rPr>
-          <w:lang w:val="ru-RU"/>
-        </w:rPr>
-      </w:pPr>
-      <w:r>
-        <w:rPr>
-          <w:lang w:val="ru-RU"/>
-        </w:rPr>
-        <w:t>6.10. Проверка массива телефонов и ограничений</w:t>
-      </w:r>
-    </w:p>
-    <w:p>
-      <w:pPr>
-        <w:rPr>
-          <w:lang w:val="ru-RU"/>
-        </w:rPr>
-      </w:pPr>
-      <w:r>
-        <w:rPr>
-          <w:lang w:val="ru-RU"/>
-        </w:rPr>
-        <w:t xml:space="preserve">Первый запрос добавляет номер в массив. Следующие примеры должны вызвать ошибку </w:t>
-      </w:r>
-      <w:r>
-        <w:t>CHECK</w:t>
-      </w:r>
-      <w:r>
-        <w:rPr>
-          <w:lang w:val="ru-RU"/>
-        </w:rPr>
-        <w:t xml:space="preserve"> или внешнего ключа; запускайте их по одному.</w:t>
+        <w:t xml:space="preserve">SELECT </w:t>
+      </w:r>
+      <w:proofErr w:type="spellStart"/>
+      <w:r>
+        <w:rPr>
+          <w:rFonts w:ascii="Consolas" w:hAnsi="Consolas"/>
+          <w:sz w:val="17"/>
+        </w:rPr>
+        <w:t>days_from_</w:t>
+      </w:r>
+      <w:proofErr w:type="gramStart"/>
+      <w:r>
+        <w:rPr>
+          <w:rFonts w:ascii="Consolas" w:hAnsi="Consolas"/>
+          <w:sz w:val="17"/>
+        </w:rPr>
+        <w:t>date</w:t>
+      </w:r>
+      <w:proofErr w:type="spellEnd"/>
+      <w:r>
+        <w:rPr>
+          <w:rFonts w:ascii="Consolas" w:hAnsi="Consolas"/>
+          <w:sz w:val="17"/>
+        </w:rPr>
+        <w:t>(</w:t>
+      </w:r>
+      <w:proofErr w:type="gramEnd"/>
+      <w:r>
+        <w:rPr>
+          <w:rFonts w:ascii="Consolas" w:hAnsi="Consolas"/>
+          <w:sz w:val="17"/>
+        </w:rPr>
+        <w:t>DATE '2024-01-01');</w:t>
       </w:r>
     </w:p>
     <w:p>
@@ -10727,356 +9236,2322 @@
         <w:shd w:val="clear" w:color="auto" w:fill="F2F4F7"/>
         <w:spacing w:after="120"/>
         <w:ind w:left="288"/>
+        <w:rPr>
+          <w:lang w:val="ru-RU"/>
+        </w:rPr>
       </w:pPr>
       <w:r>
         <w:rPr>
-          <w:rFonts w:ascii="Consolas" w:hAnsi="Consolas"/>
-          <w:sz w:val="17"/>
-        </w:rPr>
-        <w:t>UPDATE Owners SET phones=</w:t>
-      </w:r>
-      <w:proofErr w:type="spellStart"/>
-      <w:r>
-        <w:rPr>
-          <w:rFonts w:ascii="Consolas" w:hAnsi="Consolas"/>
-          <w:sz w:val="17"/>
-        </w:rPr>
-        <w:t>array_append</w:t>
-      </w:r>
-      <w:proofErr w:type="spellEnd"/>
-      <w:r>
-        <w:rPr>
-          <w:rFonts w:ascii="Consolas" w:hAnsi="Consolas"/>
-          <w:sz w:val="17"/>
-        </w:rPr>
-        <w:t xml:space="preserve">(phones,'+12025550123') WHERE </w:t>
-      </w:r>
-      <w:proofErr w:type="spellStart"/>
-      <w:r>
-        <w:rPr>
-          <w:rFonts w:ascii="Consolas" w:hAnsi="Consolas"/>
-          <w:sz w:val="17"/>
-        </w:rPr>
-        <w:t>owner_id</w:t>
-      </w:r>
-      <w:proofErr w:type="spellEnd"/>
-      <w:r>
-        <w:rPr>
-          <w:rFonts w:ascii="Consolas" w:hAnsi="Consolas"/>
-          <w:sz w:val="17"/>
-        </w:rPr>
-        <w:t>=1;</w:t>
-      </w:r>
-      <w:r>
-        <w:br/>
-      </w:r>
-      <w:r>
-        <w:rPr>
-          <w:rFonts w:ascii="Consolas" w:hAnsi="Consolas"/>
-          <w:sz w:val="17"/>
-        </w:rPr>
-        <w:t xml:space="preserve">-- </w:t>
-      </w:r>
-      <w:proofErr w:type="spellStart"/>
-      <w:r>
-        <w:rPr>
-          <w:rFonts w:ascii="Consolas" w:hAnsi="Consolas"/>
-          <w:sz w:val="17"/>
-        </w:rPr>
-        <w:t>Ожидается</w:t>
-      </w:r>
-      <w:proofErr w:type="spellEnd"/>
-      <w:r>
-        <w:rPr>
-          <w:rFonts w:ascii="Consolas" w:hAnsi="Consolas"/>
-          <w:sz w:val="17"/>
-        </w:rPr>
-        <w:t xml:space="preserve"> </w:t>
-      </w:r>
-      <w:proofErr w:type="spellStart"/>
-      <w:r>
-        <w:rPr>
-          <w:rFonts w:ascii="Consolas" w:hAnsi="Consolas"/>
-          <w:sz w:val="17"/>
-        </w:rPr>
-        <w:t>ошибка</w:t>
-      </w:r>
-      <w:proofErr w:type="spellEnd"/>
-      <w:r>
-        <w:rPr>
-          <w:rFonts w:ascii="Consolas" w:hAnsi="Consolas"/>
-          <w:sz w:val="17"/>
-        </w:rPr>
-        <w:t xml:space="preserve"> CHECK: </w:t>
-      </w:r>
-      <w:proofErr w:type="spellStart"/>
-      <w:r>
-        <w:rPr>
-          <w:rFonts w:ascii="Consolas" w:hAnsi="Consolas"/>
-          <w:sz w:val="17"/>
-        </w:rPr>
-        <w:t>отрицательная</w:t>
-      </w:r>
-      <w:proofErr w:type="spellEnd"/>
-      <w:r>
-        <w:rPr>
-          <w:rFonts w:ascii="Consolas" w:hAnsi="Consolas"/>
-          <w:sz w:val="17"/>
-        </w:rPr>
-        <w:t xml:space="preserve"> </w:t>
-      </w:r>
-      <w:proofErr w:type="spellStart"/>
-      <w:r>
-        <w:rPr>
-          <w:rFonts w:ascii="Consolas" w:hAnsi="Consolas"/>
-          <w:sz w:val="17"/>
-        </w:rPr>
-        <w:t>площадь</w:t>
-      </w:r>
-      <w:proofErr w:type="spellEnd"/>
-      <w:r>
-        <w:br/>
-      </w:r>
-      <w:r>
-        <w:rPr>
-          <w:rFonts w:ascii="Consolas" w:hAnsi="Consolas"/>
-          <w:sz w:val="17"/>
-        </w:rPr>
-        <w:t xml:space="preserve">INSERT INTO </w:t>
-      </w:r>
-      <w:proofErr w:type="spellStart"/>
-      <w:r>
-        <w:rPr>
-          <w:rFonts w:ascii="Consolas" w:hAnsi="Consolas"/>
-          <w:sz w:val="17"/>
-        </w:rPr>
-        <w:t>Realty_rent</w:t>
-      </w:r>
-      <w:proofErr w:type="spellEnd"/>
-      <w:r>
-        <w:rPr>
-          <w:rFonts w:ascii="Consolas" w:hAnsi="Consolas"/>
-          <w:sz w:val="17"/>
-        </w:rPr>
-        <w:t>(</w:t>
-      </w:r>
-      <w:proofErr w:type="spellStart"/>
-      <w:r>
-        <w:rPr>
-          <w:rFonts w:ascii="Consolas" w:hAnsi="Consolas"/>
-          <w:sz w:val="17"/>
-        </w:rPr>
-        <w:t>owner_</w:t>
-      </w:r>
-      <w:proofErr w:type="gramStart"/>
-      <w:r>
-        <w:rPr>
-          <w:rFonts w:ascii="Consolas" w:hAnsi="Consolas"/>
-          <w:sz w:val="17"/>
-        </w:rPr>
-        <w:t>id,address</w:t>
-      </w:r>
-      <w:proofErr w:type="gramEnd"/>
-      <w:r>
-        <w:rPr>
-          <w:rFonts w:ascii="Consolas" w:hAnsi="Consolas"/>
-          <w:sz w:val="17"/>
-        </w:rPr>
-        <w:t>,area</w:t>
-      </w:r>
-      <w:proofErr w:type="spellEnd"/>
-      <w:r>
-        <w:rPr>
-          <w:rFonts w:ascii="Consolas" w:hAnsi="Consolas"/>
-          <w:sz w:val="17"/>
-        </w:rPr>
-        <w:t xml:space="preserve">) </w:t>
-      </w:r>
-      <w:proofErr w:type="gramStart"/>
-      <w:r>
-        <w:rPr>
-          <w:rFonts w:ascii="Consolas" w:hAnsi="Consolas"/>
-          <w:sz w:val="17"/>
-        </w:rPr>
-        <w:t>VALUES(</w:t>
-      </w:r>
-      <w:proofErr w:type="gramEnd"/>
-      <w:r>
-        <w:rPr>
-          <w:rFonts w:ascii="Consolas" w:hAnsi="Consolas"/>
-          <w:sz w:val="17"/>
-        </w:rPr>
-        <w:t>1,'Тестовый адрес</w:t>
-      </w:r>
-      <w:proofErr w:type="gramStart"/>
-      <w:r>
-        <w:rPr>
-          <w:rFonts w:ascii="Consolas" w:hAnsi="Consolas"/>
-          <w:sz w:val="17"/>
-        </w:rPr>
-        <w:t>',-</w:t>
-      </w:r>
-      <w:proofErr w:type="gramEnd"/>
-      <w:r>
-        <w:rPr>
-          <w:rFonts w:ascii="Consolas" w:hAnsi="Consolas"/>
-          <w:sz w:val="17"/>
-        </w:rPr>
-        <w:t>10);</w:t>
-      </w:r>
-      <w:r>
-        <w:br/>
-      </w:r>
-      <w:r>
-        <w:rPr>
-          <w:rFonts w:ascii="Consolas" w:hAnsi="Consolas"/>
-          <w:sz w:val="17"/>
-        </w:rPr>
-        <w:t xml:space="preserve">-- </w:t>
-      </w:r>
-      <w:proofErr w:type="spellStart"/>
-      <w:r>
-        <w:rPr>
-          <w:rFonts w:ascii="Consolas" w:hAnsi="Consolas"/>
-          <w:sz w:val="17"/>
-        </w:rPr>
-        <w:t>Ожидается</w:t>
-      </w:r>
-      <w:proofErr w:type="spellEnd"/>
-      <w:r>
-        <w:rPr>
-          <w:rFonts w:ascii="Consolas" w:hAnsi="Consolas"/>
-          <w:sz w:val="17"/>
-        </w:rPr>
-        <w:t xml:space="preserve"> </w:t>
-      </w:r>
-      <w:proofErr w:type="spellStart"/>
-      <w:r>
-        <w:rPr>
-          <w:rFonts w:ascii="Consolas" w:hAnsi="Consolas"/>
-          <w:sz w:val="17"/>
-        </w:rPr>
-        <w:t>ошибка</w:t>
-      </w:r>
-      <w:proofErr w:type="spellEnd"/>
-      <w:r>
-        <w:rPr>
-          <w:rFonts w:ascii="Consolas" w:hAnsi="Consolas"/>
-          <w:sz w:val="17"/>
-        </w:rPr>
-        <w:t xml:space="preserve"> </w:t>
-      </w:r>
-      <w:proofErr w:type="spellStart"/>
-      <w:r>
-        <w:rPr>
-          <w:rFonts w:ascii="Consolas" w:hAnsi="Consolas"/>
-          <w:sz w:val="17"/>
-        </w:rPr>
-        <w:t>внешнего</w:t>
-      </w:r>
-      <w:proofErr w:type="spellEnd"/>
-      <w:r>
-        <w:rPr>
-          <w:rFonts w:ascii="Consolas" w:hAnsi="Consolas"/>
-          <w:sz w:val="17"/>
-        </w:rPr>
-        <w:t xml:space="preserve"> </w:t>
-      </w:r>
-      <w:proofErr w:type="spellStart"/>
-      <w:r>
-        <w:rPr>
-          <w:rFonts w:ascii="Consolas" w:hAnsi="Consolas"/>
-          <w:sz w:val="17"/>
-        </w:rPr>
-        <w:t>ключа</w:t>
-      </w:r>
-      <w:proofErr w:type="spellEnd"/>
-      <w:r>
-        <w:br/>
-      </w:r>
-      <w:r>
-        <w:rPr>
-          <w:rFonts w:ascii="Consolas" w:hAnsi="Consolas"/>
-          <w:sz w:val="17"/>
-        </w:rPr>
-        <w:t xml:space="preserve">INSERT INTO </w:t>
-      </w:r>
-      <w:proofErr w:type="spellStart"/>
-      <w:r>
-        <w:rPr>
-          <w:rFonts w:ascii="Consolas" w:hAnsi="Consolas"/>
-          <w:sz w:val="17"/>
-        </w:rPr>
-        <w:t>RentalPayments</w:t>
-      </w:r>
-      <w:proofErr w:type="spellEnd"/>
-      <w:r>
-        <w:rPr>
-          <w:rFonts w:ascii="Consolas" w:hAnsi="Consolas"/>
-          <w:sz w:val="17"/>
-        </w:rPr>
-        <w:t>(</w:t>
-      </w:r>
-      <w:proofErr w:type="spellStart"/>
-      <w:r>
-        <w:rPr>
-          <w:rFonts w:ascii="Consolas" w:hAnsi="Consolas"/>
-          <w:sz w:val="17"/>
-        </w:rPr>
-        <w:t>contract_</w:t>
-      </w:r>
-      <w:proofErr w:type="gramStart"/>
-      <w:r>
-        <w:rPr>
-          <w:rFonts w:ascii="Consolas" w:hAnsi="Consolas"/>
-          <w:sz w:val="17"/>
-        </w:rPr>
-        <w:t>id,payment</w:t>
-      </w:r>
-      <w:proofErr w:type="gramEnd"/>
-      <w:r>
-        <w:rPr>
-          <w:rFonts w:ascii="Consolas" w:hAnsi="Consolas"/>
-          <w:sz w:val="17"/>
-        </w:rPr>
-        <w:t>_</w:t>
-      </w:r>
-      <w:proofErr w:type="gramStart"/>
-      <w:r>
-        <w:rPr>
-          <w:rFonts w:ascii="Consolas" w:hAnsi="Consolas"/>
-          <w:sz w:val="17"/>
-        </w:rPr>
-        <w:t>date,amount</w:t>
-      </w:r>
-      <w:proofErr w:type="spellEnd"/>
-      <w:proofErr w:type="gramEnd"/>
-      <w:r>
-        <w:rPr>
-          <w:rFonts w:ascii="Consolas" w:hAnsi="Consolas"/>
-          <w:sz w:val="17"/>
-        </w:rPr>
-        <w:t>) VALUES(-</w:t>
-      </w:r>
-      <w:proofErr w:type="gramStart"/>
-      <w:r>
-        <w:rPr>
-          <w:rFonts w:ascii="Consolas" w:hAnsi="Consolas"/>
-          <w:sz w:val="17"/>
-        </w:rPr>
-        <w:t>1,CURRENT</w:t>
-      </w:r>
-      <w:proofErr w:type="gramEnd"/>
-      <w:r>
-        <w:rPr>
-          <w:rFonts w:ascii="Consolas" w:hAnsi="Consolas"/>
-          <w:sz w:val="17"/>
-        </w:rPr>
-        <w:t>_DATE,1000);</w:t>
+          <w:lang w:val="ru-RU"/>
+        </w:rPr>
+        <w:drawing>
+          <wp:inline distT="0" distB="0" distL="0" distR="0" wp14:anchorId="1F46DDA6" wp14:editId="7CB1F7D3">
+            <wp:extent cx="5887272" cy="1448002"/>
+            <wp:effectExtent l="0" t="0" r="0" b="0"/>
+            <wp:docPr id="438268137" name="Рисунок 1"/>
+            <wp:cNvGraphicFramePr>
+              <a:graphicFrameLocks xmlns:a="http://schemas.openxmlformats.org/drawingml/2006/main" noChangeAspect="1"/>
+            </wp:cNvGraphicFramePr>
+            <a:graphic xmlns:a="http://schemas.openxmlformats.org/drawingml/2006/main">
+              <a:graphicData uri="http://schemas.openxmlformats.org/drawingml/2006/picture">
+                <pic:pic xmlns:pic="http://schemas.openxmlformats.org/drawingml/2006/picture">
+                  <pic:nvPicPr>
+                    <pic:cNvPr id="438268137" name=""/>
+                    <pic:cNvPicPr/>
+                  </pic:nvPicPr>
+                  <pic:blipFill>
+                    <a:blip r:embed="rId25"/>
+                    <a:stretch>
+                      <a:fillRect/>
+                    </a:stretch>
+                  </pic:blipFill>
+                  <pic:spPr>
+                    <a:xfrm>
+                      <a:off x="0" y="0"/>
+                      <a:ext cx="5887272" cy="1448002"/>
+                    </a:xfrm>
+                    <a:prstGeom prst="rect">
+                      <a:avLst/>
+                    </a:prstGeom>
+                  </pic:spPr>
+                </pic:pic>
+              </a:graphicData>
+            </a:graphic>
+          </wp:inline>
+        </w:drawing>
       </w:r>
     </w:p>
     <w:p>
       <w:pPr>
+        <w:pStyle w:val="21"/>
+        <w:rPr>
+          <w:lang w:val="ru-RU"/>
+        </w:rPr>
+      </w:pPr>
+      <w:r>
+        <w:rPr>
+          <w:lang w:val="ru-RU"/>
+        </w:rPr>
+        <w:t>6.6. Функция отделов по городу и числа сотрудников</w:t>
+      </w:r>
+    </w:p>
+    <w:p>
+      <w:pPr>
+        <w:rPr>
+          <w:lang w:val="ru-RU"/>
+        </w:rPr>
+      </w:pPr>
+      <w:r>
+        <w:rPr>
+          <w:lang w:val="ru-RU"/>
+        </w:rPr>
+        <w:t xml:space="preserve">Предполагается схема </w:t>
+      </w:r>
+      <w:r>
+        <w:t>departments</w:t>
+      </w:r>
+      <w:r>
+        <w:rPr>
+          <w:lang w:val="ru-RU"/>
+        </w:rPr>
+        <w:t xml:space="preserve">, </w:t>
+      </w:r>
+      <w:r>
+        <w:t>locations</w:t>
+      </w:r>
+      <w:r>
+        <w:rPr>
+          <w:lang w:val="ru-RU"/>
+        </w:rPr>
+        <w:t xml:space="preserve"> и </w:t>
+      </w:r>
+      <w:r>
+        <w:t>employees</w:t>
+      </w:r>
+      <w:r>
+        <w:rPr>
+          <w:lang w:val="ru-RU"/>
+        </w:rPr>
+        <w:t xml:space="preserve"> с соответствующими ключами.</w:t>
+      </w:r>
+    </w:p>
+    <w:p>
+      <w:pPr>
+        <w:shd w:val="clear" w:color="auto" w:fill="F2F4F7"/>
+        <w:spacing w:after="120"/>
+        <w:ind w:left="288"/>
+        <w:rPr>
+          <w:rFonts w:ascii="Consolas" w:hAnsi="Consolas"/>
+          <w:sz w:val="17"/>
+          <w:lang w:val="ru-RU"/>
+        </w:rPr>
+      </w:pPr>
+      <w:r>
+        <w:rPr>
+          <w:rFonts w:ascii="Consolas" w:hAnsi="Consolas"/>
+          <w:sz w:val="17"/>
+        </w:rPr>
+        <w:t xml:space="preserve">CREATE OR REPLACE FUNCTION </w:t>
+      </w:r>
+      <w:proofErr w:type="spellStart"/>
+      <w:r>
+        <w:rPr>
+          <w:rFonts w:ascii="Consolas" w:hAnsi="Consolas"/>
+          <w:sz w:val="17"/>
+        </w:rPr>
+        <w:t>departments_by_</w:t>
+      </w:r>
+      <w:proofErr w:type="gramStart"/>
+      <w:r>
+        <w:rPr>
+          <w:rFonts w:ascii="Consolas" w:hAnsi="Consolas"/>
+          <w:sz w:val="17"/>
+        </w:rPr>
+        <w:t>city</w:t>
+      </w:r>
+      <w:proofErr w:type="spellEnd"/>
+      <w:r>
+        <w:rPr>
+          <w:rFonts w:ascii="Consolas" w:hAnsi="Consolas"/>
+          <w:sz w:val="17"/>
+        </w:rPr>
+        <w:t>(</w:t>
+      </w:r>
+      <w:proofErr w:type="spellStart"/>
+      <w:proofErr w:type="gramEnd"/>
+      <w:r>
+        <w:rPr>
+          <w:rFonts w:ascii="Consolas" w:hAnsi="Consolas"/>
+          <w:sz w:val="17"/>
+        </w:rPr>
+        <w:t>p_city</w:t>
+      </w:r>
+      <w:proofErr w:type="spellEnd"/>
+      <w:r>
+        <w:rPr>
+          <w:rFonts w:ascii="Consolas" w:hAnsi="Consolas"/>
+          <w:sz w:val="17"/>
+        </w:rPr>
+        <w:t xml:space="preserve"> TEXT)</w:t>
+      </w:r>
+      <w:r>
+        <w:br/>
+      </w:r>
+      <w:r>
+        <w:rPr>
+          <w:rFonts w:ascii="Consolas" w:hAnsi="Consolas"/>
+          <w:sz w:val="17"/>
+        </w:rPr>
+        <w:t xml:space="preserve">RETURNS </w:t>
+      </w:r>
+      <w:proofErr w:type="gramStart"/>
+      <w:r>
+        <w:rPr>
+          <w:rFonts w:ascii="Consolas" w:hAnsi="Consolas"/>
+          <w:sz w:val="17"/>
+        </w:rPr>
+        <w:t>TABLE(</w:t>
+      </w:r>
+      <w:proofErr w:type="spellStart"/>
+      <w:proofErr w:type="gramEnd"/>
+      <w:r>
+        <w:rPr>
+          <w:rFonts w:ascii="Consolas" w:hAnsi="Consolas"/>
+          <w:sz w:val="17"/>
+        </w:rPr>
+        <w:t>department_id</w:t>
+      </w:r>
+      <w:proofErr w:type="spellEnd"/>
+      <w:r>
+        <w:rPr>
+          <w:rFonts w:ascii="Consolas" w:hAnsi="Consolas"/>
+          <w:sz w:val="17"/>
+        </w:rPr>
+        <w:t xml:space="preserve"> INTEGER, </w:t>
+      </w:r>
+      <w:proofErr w:type="spellStart"/>
+      <w:r>
+        <w:rPr>
+          <w:rFonts w:ascii="Consolas" w:hAnsi="Consolas"/>
+          <w:sz w:val="17"/>
+        </w:rPr>
+        <w:t>department_name</w:t>
+      </w:r>
+      <w:proofErr w:type="spellEnd"/>
+      <w:r>
+        <w:rPr>
+          <w:rFonts w:ascii="Consolas" w:hAnsi="Consolas"/>
+          <w:sz w:val="17"/>
+        </w:rPr>
+        <w:t xml:space="preserve"> VARCHAR, </w:t>
+      </w:r>
+      <w:proofErr w:type="spellStart"/>
+      <w:r>
+        <w:rPr>
+          <w:rFonts w:ascii="Consolas" w:hAnsi="Consolas"/>
+          <w:sz w:val="17"/>
+        </w:rPr>
+        <w:t>employee_count</w:t>
+      </w:r>
+      <w:proofErr w:type="spellEnd"/>
+      <w:r>
+        <w:rPr>
+          <w:rFonts w:ascii="Consolas" w:hAnsi="Consolas"/>
+          <w:sz w:val="17"/>
+        </w:rPr>
+        <w:t xml:space="preserve"> BIGINT)</w:t>
+      </w:r>
+      <w:r>
+        <w:br/>
+      </w:r>
+      <w:r>
+        <w:rPr>
+          <w:rFonts w:ascii="Consolas" w:hAnsi="Consolas"/>
+          <w:sz w:val="17"/>
+        </w:rPr>
+        <w:t xml:space="preserve">LANGUAGE </w:t>
+      </w:r>
+      <w:proofErr w:type="spellStart"/>
+      <w:r>
+        <w:rPr>
+          <w:rFonts w:ascii="Consolas" w:hAnsi="Consolas"/>
+          <w:sz w:val="17"/>
+        </w:rPr>
+        <w:t>sql</w:t>
+      </w:r>
+      <w:proofErr w:type="spellEnd"/>
+      <w:r>
+        <w:rPr>
+          <w:rFonts w:ascii="Consolas" w:hAnsi="Consolas"/>
+          <w:sz w:val="17"/>
+        </w:rPr>
+        <w:t xml:space="preserve"> AS $$</w:t>
+      </w:r>
+      <w:r>
+        <w:br/>
+      </w:r>
+      <w:r>
+        <w:rPr>
+          <w:rFonts w:ascii="Consolas" w:hAnsi="Consolas"/>
+          <w:sz w:val="17"/>
+        </w:rPr>
+        <w:t xml:space="preserve"> SELECT </w:t>
+      </w:r>
+      <w:proofErr w:type="spellStart"/>
+      <w:proofErr w:type="gramStart"/>
+      <w:r>
+        <w:rPr>
+          <w:rFonts w:ascii="Consolas" w:hAnsi="Consolas"/>
+          <w:sz w:val="17"/>
+        </w:rPr>
+        <w:t>d.department</w:t>
+      </w:r>
+      <w:proofErr w:type="gramEnd"/>
+      <w:r>
+        <w:rPr>
+          <w:rFonts w:ascii="Consolas" w:hAnsi="Consolas"/>
+          <w:sz w:val="17"/>
+        </w:rPr>
+        <w:t>_id</w:t>
+      </w:r>
+      <w:proofErr w:type="spellEnd"/>
+      <w:r>
+        <w:rPr>
+          <w:rFonts w:ascii="Consolas" w:hAnsi="Consolas"/>
+          <w:sz w:val="17"/>
+        </w:rPr>
+        <w:t xml:space="preserve">, </w:t>
+      </w:r>
+      <w:proofErr w:type="spellStart"/>
+      <w:proofErr w:type="gramStart"/>
+      <w:r>
+        <w:rPr>
+          <w:rFonts w:ascii="Consolas" w:hAnsi="Consolas"/>
+          <w:sz w:val="17"/>
+        </w:rPr>
+        <w:t>d.department</w:t>
+      </w:r>
+      <w:proofErr w:type="gramEnd"/>
+      <w:r>
+        <w:rPr>
+          <w:rFonts w:ascii="Consolas" w:hAnsi="Consolas"/>
+          <w:sz w:val="17"/>
+        </w:rPr>
+        <w:t>_name</w:t>
+      </w:r>
+      <w:proofErr w:type="spellEnd"/>
+      <w:r>
+        <w:rPr>
+          <w:rFonts w:ascii="Consolas" w:hAnsi="Consolas"/>
+          <w:sz w:val="17"/>
+        </w:rPr>
+        <w:t>, COUNT(</w:t>
+      </w:r>
+      <w:proofErr w:type="spellStart"/>
+      <w:proofErr w:type="gramStart"/>
+      <w:r>
+        <w:rPr>
+          <w:rFonts w:ascii="Consolas" w:hAnsi="Consolas"/>
+          <w:sz w:val="17"/>
+        </w:rPr>
+        <w:t>e.employee</w:t>
+      </w:r>
+      <w:proofErr w:type="gramEnd"/>
+      <w:r>
+        <w:rPr>
+          <w:rFonts w:ascii="Consolas" w:hAnsi="Consolas"/>
+          <w:sz w:val="17"/>
+        </w:rPr>
+        <w:t>_id</w:t>
+      </w:r>
+      <w:proofErr w:type="spellEnd"/>
+      <w:r>
+        <w:rPr>
+          <w:rFonts w:ascii="Consolas" w:hAnsi="Consolas"/>
+          <w:sz w:val="17"/>
+        </w:rPr>
+        <w:t>)</w:t>
+      </w:r>
+      <w:r>
+        <w:br/>
+      </w:r>
+      <w:r>
+        <w:rPr>
+          <w:rFonts w:ascii="Consolas" w:hAnsi="Consolas"/>
+          <w:sz w:val="17"/>
+        </w:rPr>
+        <w:t xml:space="preserve"> FROM departments d JOIN locations l ON </w:t>
+      </w:r>
+      <w:proofErr w:type="spellStart"/>
+      <w:proofErr w:type="gramStart"/>
+      <w:r>
+        <w:rPr>
+          <w:rFonts w:ascii="Consolas" w:hAnsi="Consolas"/>
+          <w:sz w:val="17"/>
+        </w:rPr>
+        <w:t>l.location</w:t>
+      </w:r>
+      <w:proofErr w:type="gramEnd"/>
+      <w:r>
+        <w:rPr>
+          <w:rFonts w:ascii="Consolas" w:hAnsi="Consolas"/>
+          <w:sz w:val="17"/>
+        </w:rPr>
+        <w:t>_id</w:t>
+      </w:r>
+      <w:proofErr w:type="spellEnd"/>
+      <w:r>
+        <w:rPr>
+          <w:rFonts w:ascii="Consolas" w:hAnsi="Consolas"/>
+          <w:sz w:val="17"/>
+        </w:rPr>
+        <w:t>=</w:t>
+      </w:r>
+      <w:proofErr w:type="spellStart"/>
+      <w:proofErr w:type="gramStart"/>
+      <w:r>
+        <w:rPr>
+          <w:rFonts w:ascii="Consolas" w:hAnsi="Consolas"/>
+          <w:sz w:val="17"/>
+        </w:rPr>
+        <w:t>d.location</w:t>
+      </w:r>
+      <w:proofErr w:type="gramEnd"/>
+      <w:r>
+        <w:rPr>
+          <w:rFonts w:ascii="Consolas" w:hAnsi="Consolas"/>
+          <w:sz w:val="17"/>
+        </w:rPr>
+        <w:t>_id</w:t>
+      </w:r>
+      <w:proofErr w:type="spellEnd"/>
+      <w:r>
+        <w:br/>
+      </w:r>
+      <w:r>
+        <w:rPr>
+          <w:rFonts w:ascii="Consolas" w:hAnsi="Consolas"/>
+          <w:sz w:val="17"/>
+        </w:rPr>
+        <w:t xml:space="preserve"> LEFT JOIN employees e ON </w:t>
+      </w:r>
+      <w:proofErr w:type="spellStart"/>
+      <w:proofErr w:type="gramStart"/>
+      <w:r>
+        <w:rPr>
+          <w:rFonts w:ascii="Consolas" w:hAnsi="Consolas"/>
+          <w:sz w:val="17"/>
+        </w:rPr>
+        <w:t>e.department</w:t>
+      </w:r>
+      <w:proofErr w:type="gramEnd"/>
+      <w:r>
+        <w:rPr>
+          <w:rFonts w:ascii="Consolas" w:hAnsi="Consolas"/>
+          <w:sz w:val="17"/>
+        </w:rPr>
+        <w:t>_id</w:t>
+      </w:r>
+      <w:proofErr w:type="spellEnd"/>
+      <w:r>
+        <w:rPr>
+          <w:rFonts w:ascii="Consolas" w:hAnsi="Consolas"/>
+          <w:sz w:val="17"/>
+        </w:rPr>
+        <w:t>=</w:t>
+      </w:r>
+      <w:proofErr w:type="spellStart"/>
+      <w:proofErr w:type="gramStart"/>
+      <w:r>
+        <w:rPr>
+          <w:rFonts w:ascii="Consolas" w:hAnsi="Consolas"/>
+          <w:sz w:val="17"/>
+        </w:rPr>
+        <w:t>d.department</w:t>
+      </w:r>
+      <w:proofErr w:type="gramEnd"/>
+      <w:r>
+        <w:rPr>
+          <w:rFonts w:ascii="Consolas" w:hAnsi="Consolas"/>
+          <w:sz w:val="17"/>
+        </w:rPr>
+        <w:t>_id</w:t>
+      </w:r>
+      <w:proofErr w:type="spellEnd"/>
+      <w:r>
+        <w:br/>
+      </w:r>
+      <w:r>
+        <w:rPr>
+          <w:rFonts w:ascii="Consolas" w:hAnsi="Consolas"/>
+          <w:sz w:val="17"/>
+        </w:rPr>
+        <w:t xml:space="preserve"> WHERE </w:t>
+      </w:r>
+      <w:proofErr w:type="spellStart"/>
+      <w:proofErr w:type="gramStart"/>
+      <w:r>
+        <w:rPr>
+          <w:rFonts w:ascii="Consolas" w:hAnsi="Consolas"/>
+          <w:sz w:val="17"/>
+        </w:rPr>
+        <w:t>l.city</w:t>
+      </w:r>
+      <w:proofErr w:type="spellEnd"/>
+      <w:proofErr w:type="gramEnd"/>
+      <w:r>
+        <w:rPr>
+          <w:rFonts w:ascii="Consolas" w:hAnsi="Consolas"/>
+          <w:sz w:val="17"/>
+        </w:rPr>
+        <w:t>=</w:t>
+      </w:r>
+      <w:proofErr w:type="spellStart"/>
+      <w:r>
+        <w:rPr>
+          <w:rFonts w:ascii="Consolas" w:hAnsi="Consolas"/>
+          <w:sz w:val="17"/>
+        </w:rPr>
+        <w:t>p_city</w:t>
+      </w:r>
+      <w:proofErr w:type="spellEnd"/>
+      <w:r>
+        <w:br/>
+      </w:r>
+      <w:r>
+        <w:rPr>
+          <w:rFonts w:ascii="Consolas" w:hAnsi="Consolas"/>
+          <w:sz w:val="17"/>
+        </w:rPr>
+        <w:t xml:space="preserve"> GROUP BY </w:t>
+      </w:r>
+      <w:proofErr w:type="spellStart"/>
+      <w:proofErr w:type="gramStart"/>
+      <w:r>
+        <w:rPr>
+          <w:rFonts w:ascii="Consolas" w:hAnsi="Consolas"/>
+          <w:sz w:val="17"/>
+        </w:rPr>
+        <w:t>d.department</w:t>
+      </w:r>
+      <w:proofErr w:type="gramEnd"/>
+      <w:r>
+        <w:rPr>
+          <w:rFonts w:ascii="Consolas" w:hAnsi="Consolas"/>
+          <w:sz w:val="17"/>
+        </w:rPr>
+        <w:t>_</w:t>
+      </w:r>
+      <w:proofErr w:type="gramStart"/>
+      <w:r>
+        <w:rPr>
+          <w:rFonts w:ascii="Consolas" w:hAnsi="Consolas"/>
+          <w:sz w:val="17"/>
+        </w:rPr>
+        <w:t>id,d</w:t>
+      </w:r>
+      <w:proofErr w:type="gramEnd"/>
+      <w:r>
+        <w:rPr>
+          <w:rFonts w:ascii="Consolas" w:hAnsi="Consolas"/>
+          <w:sz w:val="17"/>
+        </w:rPr>
+        <w:t>.department_name</w:t>
+      </w:r>
+      <w:proofErr w:type="spellEnd"/>
+      <w:r>
+        <w:br/>
+      </w:r>
+      <w:r>
+        <w:rPr>
+          <w:rFonts w:ascii="Consolas" w:hAnsi="Consolas"/>
+          <w:sz w:val="17"/>
+        </w:rPr>
+        <w:t xml:space="preserve"> ORDER BY </w:t>
+      </w:r>
+      <w:proofErr w:type="spellStart"/>
+      <w:proofErr w:type="gramStart"/>
+      <w:r>
+        <w:rPr>
+          <w:rFonts w:ascii="Consolas" w:hAnsi="Consolas"/>
+          <w:sz w:val="17"/>
+        </w:rPr>
+        <w:t>d.department</w:t>
+      </w:r>
+      <w:proofErr w:type="gramEnd"/>
+      <w:r>
+        <w:rPr>
+          <w:rFonts w:ascii="Consolas" w:hAnsi="Consolas"/>
+          <w:sz w:val="17"/>
+        </w:rPr>
+        <w:t>_name</w:t>
+      </w:r>
+      <w:proofErr w:type="spellEnd"/>
+      <w:r>
+        <w:rPr>
+          <w:rFonts w:ascii="Consolas" w:hAnsi="Consolas"/>
+          <w:sz w:val="17"/>
+        </w:rPr>
+        <w:t>;</w:t>
+      </w:r>
+      <w:r>
+        <w:br/>
+      </w:r>
+      <w:r>
+        <w:rPr>
+          <w:rFonts w:ascii="Consolas" w:hAnsi="Consolas"/>
+          <w:sz w:val="17"/>
+        </w:rPr>
+        <w:t>$$;</w:t>
+      </w:r>
+      <w:r>
+        <w:br/>
+      </w:r>
+      <w:r>
+        <w:rPr>
+          <w:rFonts w:ascii="Consolas" w:hAnsi="Consolas"/>
+          <w:sz w:val="17"/>
+        </w:rPr>
+        <w:t xml:space="preserve">SELECT * FROM </w:t>
+      </w:r>
+      <w:proofErr w:type="spellStart"/>
+      <w:r>
+        <w:rPr>
+          <w:rFonts w:ascii="Consolas" w:hAnsi="Consolas"/>
+          <w:sz w:val="17"/>
+        </w:rPr>
+        <w:t>departments_by_city</w:t>
+      </w:r>
+      <w:proofErr w:type="spellEnd"/>
+      <w:r>
+        <w:rPr>
+          <w:rFonts w:ascii="Consolas" w:hAnsi="Consolas"/>
+          <w:sz w:val="17"/>
+        </w:rPr>
+        <w:t>('Seattle');</w:t>
+      </w:r>
+    </w:p>
+    <w:p>
+      <w:pPr>
+        <w:shd w:val="clear" w:color="auto" w:fill="F2F4F7"/>
+        <w:spacing w:after="120"/>
+        <w:ind w:left="288"/>
+        <w:rPr>
+          <w:lang w:val="ru-RU"/>
+        </w:rPr>
+      </w:pPr>
+      <w:r>
+        <w:rPr>
+          <w:lang w:val="ru-RU"/>
+        </w:rPr>
+        <w:drawing>
+          <wp:inline distT="0" distB="0" distL="0" distR="0" wp14:anchorId="61037001" wp14:editId="5BECB85E">
+            <wp:extent cx="5839640" cy="1790950"/>
+            <wp:effectExtent l="0" t="0" r="8890" b="0"/>
+            <wp:docPr id="869027556" name="Рисунок 1"/>
+            <wp:cNvGraphicFramePr>
+              <a:graphicFrameLocks xmlns:a="http://schemas.openxmlformats.org/drawingml/2006/main" noChangeAspect="1"/>
+            </wp:cNvGraphicFramePr>
+            <a:graphic xmlns:a="http://schemas.openxmlformats.org/drawingml/2006/main">
+              <a:graphicData uri="http://schemas.openxmlformats.org/drawingml/2006/picture">
+                <pic:pic xmlns:pic="http://schemas.openxmlformats.org/drawingml/2006/picture">
+                  <pic:nvPicPr>
+                    <pic:cNvPr id="869027556" name=""/>
+                    <pic:cNvPicPr/>
+                  </pic:nvPicPr>
+                  <pic:blipFill>
+                    <a:blip r:embed="rId26"/>
+                    <a:stretch>
+                      <a:fillRect/>
+                    </a:stretch>
+                  </pic:blipFill>
+                  <pic:spPr>
+                    <a:xfrm>
+                      <a:off x="0" y="0"/>
+                      <a:ext cx="5839640" cy="1790950"/>
+                    </a:xfrm>
+                    <a:prstGeom prst="rect">
+                      <a:avLst/>
+                    </a:prstGeom>
+                  </pic:spPr>
+                </pic:pic>
+              </a:graphicData>
+            </a:graphic>
+          </wp:inline>
+        </w:drawing>
+      </w:r>
+    </w:p>
+    <w:p>
+      <w:pPr>
+        <w:pStyle w:val="21"/>
+        <w:rPr>
+          <w:lang w:val="ru-RU"/>
+        </w:rPr>
+      </w:pPr>
+      <w:r>
+        <w:rPr>
+          <w:lang w:val="ru-RU"/>
+        </w:rPr>
+        <w:lastRenderedPageBreak/>
+        <w:t>6.7. Процедура обновления телефона</w:t>
+      </w:r>
+    </w:p>
+    <w:p>
+      <w:r>
+        <w:rPr>
+          <w:lang w:val="ru-RU"/>
+        </w:rPr>
+        <w:t xml:space="preserve">Перед изменением проверяется формат номера и наличие сотрудника. </w:t>
+      </w:r>
+      <w:proofErr w:type="spellStart"/>
+      <w:r>
+        <w:t>Регулярное</w:t>
+      </w:r>
+      <w:proofErr w:type="spellEnd"/>
+      <w:r>
+        <w:t xml:space="preserve"> </w:t>
+      </w:r>
+      <w:proofErr w:type="spellStart"/>
+      <w:r>
+        <w:t>выражение</w:t>
+      </w:r>
+      <w:proofErr w:type="spellEnd"/>
+      <w:r>
+        <w:t xml:space="preserve"> </w:t>
+      </w:r>
+      <w:proofErr w:type="spellStart"/>
+      <w:r>
+        <w:t>допускает</w:t>
+      </w:r>
+      <w:proofErr w:type="spellEnd"/>
+      <w:r>
+        <w:t xml:space="preserve"> </w:t>
+      </w:r>
+      <w:proofErr w:type="spellStart"/>
+      <w:r>
+        <w:t>цифры</w:t>
+      </w:r>
+      <w:proofErr w:type="spellEnd"/>
+      <w:r>
+        <w:t xml:space="preserve"> и </w:t>
+      </w:r>
+      <w:proofErr w:type="spellStart"/>
+      <w:r>
+        <w:t>необязательный</w:t>
+      </w:r>
+      <w:proofErr w:type="spellEnd"/>
+      <w:r>
+        <w:t xml:space="preserve"> </w:t>
+      </w:r>
+      <w:proofErr w:type="spellStart"/>
+      <w:r>
+        <w:t>плюс</w:t>
+      </w:r>
+      <w:proofErr w:type="spellEnd"/>
+      <w:r>
+        <w:t xml:space="preserve"> в </w:t>
+      </w:r>
+      <w:proofErr w:type="spellStart"/>
+      <w:r>
+        <w:t>начале</w:t>
+      </w:r>
+      <w:proofErr w:type="spellEnd"/>
+      <w:r>
+        <w:t>.</w:t>
+      </w:r>
+    </w:p>
+    <w:p>
+      <w:pPr>
+        <w:shd w:val="clear" w:color="auto" w:fill="F2F4F7"/>
+        <w:spacing w:after="120"/>
+        <w:ind w:left="288"/>
+        <w:rPr>
+          <w:rFonts w:ascii="Consolas" w:hAnsi="Consolas"/>
+          <w:sz w:val="17"/>
+          <w:lang w:val="ru-RU"/>
+        </w:rPr>
+      </w:pPr>
+      <w:r>
+        <w:rPr>
+          <w:rFonts w:ascii="Consolas" w:hAnsi="Consolas"/>
+          <w:sz w:val="17"/>
+        </w:rPr>
+        <w:t xml:space="preserve">CREATE OR REPLACE PROCEDURE </w:t>
+      </w:r>
+      <w:proofErr w:type="spellStart"/>
+      <w:r>
+        <w:rPr>
+          <w:rFonts w:ascii="Consolas" w:hAnsi="Consolas"/>
+          <w:sz w:val="17"/>
+        </w:rPr>
+        <w:t>update_employee_</w:t>
+      </w:r>
+      <w:proofErr w:type="gramStart"/>
+      <w:r>
+        <w:rPr>
+          <w:rFonts w:ascii="Consolas" w:hAnsi="Consolas"/>
+          <w:sz w:val="17"/>
+        </w:rPr>
+        <w:t>phone</w:t>
+      </w:r>
+      <w:proofErr w:type="spellEnd"/>
+      <w:r>
+        <w:rPr>
+          <w:rFonts w:ascii="Consolas" w:hAnsi="Consolas"/>
+          <w:sz w:val="17"/>
+        </w:rPr>
+        <w:t>(</w:t>
+      </w:r>
+      <w:proofErr w:type="spellStart"/>
+      <w:proofErr w:type="gramEnd"/>
+      <w:r>
+        <w:rPr>
+          <w:rFonts w:ascii="Consolas" w:hAnsi="Consolas"/>
+          <w:sz w:val="17"/>
+        </w:rPr>
+        <w:t>p_employee_id</w:t>
+      </w:r>
+      <w:proofErr w:type="spellEnd"/>
+      <w:r>
+        <w:rPr>
+          <w:rFonts w:ascii="Consolas" w:hAnsi="Consolas"/>
+          <w:sz w:val="17"/>
+        </w:rPr>
+        <w:t xml:space="preserve"> </w:t>
+      </w:r>
+      <w:proofErr w:type="spellStart"/>
+      <w:proofErr w:type="gramStart"/>
+      <w:r>
+        <w:rPr>
+          <w:rFonts w:ascii="Consolas" w:hAnsi="Consolas"/>
+          <w:sz w:val="17"/>
+        </w:rPr>
+        <w:t>INTEGER,p</w:t>
+      </w:r>
+      <w:proofErr w:type="gramEnd"/>
+      <w:r>
+        <w:rPr>
+          <w:rFonts w:ascii="Consolas" w:hAnsi="Consolas"/>
+          <w:sz w:val="17"/>
+        </w:rPr>
+        <w:t>_phone</w:t>
+      </w:r>
+      <w:proofErr w:type="spellEnd"/>
+      <w:r>
+        <w:rPr>
+          <w:rFonts w:ascii="Consolas" w:hAnsi="Consolas"/>
+          <w:sz w:val="17"/>
+        </w:rPr>
+        <w:t xml:space="preserve"> TEXT)</w:t>
+      </w:r>
+      <w:r>
+        <w:br/>
+      </w:r>
+      <w:r>
+        <w:rPr>
+          <w:rFonts w:ascii="Consolas" w:hAnsi="Consolas"/>
+          <w:sz w:val="17"/>
+        </w:rPr>
+        <w:t xml:space="preserve">LANGUAGE </w:t>
+      </w:r>
+      <w:proofErr w:type="spellStart"/>
+      <w:r>
+        <w:rPr>
+          <w:rFonts w:ascii="Consolas" w:hAnsi="Consolas"/>
+          <w:sz w:val="17"/>
+        </w:rPr>
+        <w:t>plpgsql</w:t>
+      </w:r>
+      <w:proofErr w:type="spellEnd"/>
+      <w:r>
+        <w:rPr>
+          <w:rFonts w:ascii="Consolas" w:hAnsi="Consolas"/>
+          <w:sz w:val="17"/>
+        </w:rPr>
+        <w:t xml:space="preserve"> AS $$</w:t>
+      </w:r>
+      <w:r>
+        <w:br/>
+      </w:r>
+      <w:r>
+        <w:rPr>
+          <w:rFonts w:ascii="Consolas" w:hAnsi="Consolas"/>
+          <w:sz w:val="17"/>
+        </w:rPr>
+        <w:t>BEGIN</w:t>
+      </w:r>
+      <w:r>
+        <w:br/>
+      </w:r>
+      <w:r>
+        <w:rPr>
+          <w:rFonts w:ascii="Consolas" w:hAnsi="Consolas"/>
+          <w:sz w:val="17"/>
+        </w:rPr>
+        <w:t xml:space="preserve"> IF </w:t>
+      </w:r>
+      <w:proofErr w:type="spellStart"/>
+      <w:r>
+        <w:rPr>
+          <w:rFonts w:ascii="Consolas" w:hAnsi="Consolas"/>
+          <w:sz w:val="17"/>
+        </w:rPr>
+        <w:t>p_phone</w:t>
+      </w:r>
+      <w:proofErr w:type="spellEnd"/>
+      <w:r>
+        <w:rPr>
+          <w:rFonts w:ascii="Consolas" w:hAnsi="Consolas"/>
+          <w:sz w:val="17"/>
+        </w:rPr>
+        <w:t xml:space="preserve"> IS NULL OR </w:t>
+      </w:r>
+      <w:proofErr w:type="spellStart"/>
+      <w:r>
+        <w:rPr>
+          <w:rFonts w:ascii="Consolas" w:hAnsi="Consolas"/>
+          <w:sz w:val="17"/>
+        </w:rPr>
+        <w:t>p_</w:t>
+      </w:r>
+      <w:proofErr w:type="gramStart"/>
+      <w:r>
+        <w:rPr>
+          <w:rFonts w:ascii="Consolas" w:hAnsi="Consolas"/>
+          <w:sz w:val="17"/>
+        </w:rPr>
+        <w:t>phone</w:t>
+      </w:r>
+      <w:proofErr w:type="spellEnd"/>
+      <w:r>
+        <w:rPr>
+          <w:rFonts w:ascii="Consolas" w:hAnsi="Consolas"/>
+          <w:sz w:val="17"/>
+        </w:rPr>
+        <w:t xml:space="preserve"> !</w:t>
+      </w:r>
+      <w:proofErr w:type="gramEnd"/>
+      <w:r>
+        <w:rPr>
+          <w:rFonts w:ascii="Consolas" w:hAnsi="Consolas"/>
+          <w:sz w:val="17"/>
+        </w:rPr>
+        <w:t>~ '^\+?[0-9]{7,15}$' THEN</w:t>
+      </w:r>
+      <w:r>
+        <w:br/>
+      </w:r>
+      <w:r>
+        <w:rPr>
+          <w:rFonts w:ascii="Consolas" w:hAnsi="Consolas"/>
+          <w:sz w:val="17"/>
+        </w:rPr>
+        <w:t xml:space="preserve">  RAISE EXCEPTION '</w:t>
+      </w:r>
+      <w:proofErr w:type="spellStart"/>
+      <w:r>
+        <w:rPr>
+          <w:rFonts w:ascii="Consolas" w:hAnsi="Consolas"/>
+          <w:sz w:val="17"/>
+        </w:rPr>
+        <w:t>Некорректный</w:t>
+      </w:r>
+      <w:proofErr w:type="spellEnd"/>
+      <w:r>
+        <w:rPr>
+          <w:rFonts w:ascii="Consolas" w:hAnsi="Consolas"/>
+          <w:sz w:val="17"/>
+        </w:rPr>
+        <w:t xml:space="preserve"> </w:t>
+      </w:r>
+      <w:proofErr w:type="spellStart"/>
+      <w:r>
+        <w:rPr>
+          <w:rFonts w:ascii="Consolas" w:hAnsi="Consolas"/>
+          <w:sz w:val="17"/>
+        </w:rPr>
+        <w:t>формат</w:t>
+      </w:r>
+      <w:proofErr w:type="spellEnd"/>
+      <w:r>
+        <w:rPr>
+          <w:rFonts w:ascii="Consolas" w:hAnsi="Consolas"/>
+          <w:sz w:val="17"/>
+        </w:rPr>
+        <w:t xml:space="preserve"> </w:t>
+      </w:r>
+      <w:proofErr w:type="spellStart"/>
+      <w:r>
+        <w:rPr>
+          <w:rFonts w:ascii="Consolas" w:hAnsi="Consolas"/>
+          <w:sz w:val="17"/>
+        </w:rPr>
+        <w:t>телефона</w:t>
+      </w:r>
+      <w:proofErr w:type="spellEnd"/>
+      <w:r>
+        <w:rPr>
+          <w:rFonts w:ascii="Consolas" w:hAnsi="Consolas"/>
+          <w:sz w:val="17"/>
+        </w:rPr>
+        <w:t>';</w:t>
+      </w:r>
+      <w:r>
+        <w:br/>
+      </w:r>
+      <w:r>
+        <w:rPr>
+          <w:rFonts w:ascii="Consolas" w:hAnsi="Consolas"/>
+          <w:sz w:val="17"/>
+        </w:rPr>
+        <w:t xml:space="preserve"> END IF;</w:t>
+      </w:r>
+      <w:r>
+        <w:br/>
+      </w:r>
+      <w:r>
+        <w:rPr>
+          <w:rFonts w:ascii="Consolas" w:hAnsi="Consolas"/>
+          <w:sz w:val="17"/>
+        </w:rPr>
+        <w:t xml:space="preserve"> UPDATE employees SET </w:t>
+      </w:r>
+      <w:proofErr w:type="spellStart"/>
+      <w:r>
+        <w:rPr>
+          <w:rFonts w:ascii="Consolas" w:hAnsi="Consolas"/>
+          <w:sz w:val="17"/>
+        </w:rPr>
+        <w:t>phone_number</w:t>
+      </w:r>
+      <w:proofErr w:type="spellEnd"/>
+      <w:r>
+        <w:rPr>
+          <w:rFonts w:ascii="Consolas" w:hAnsi="Consolas"/>
+          <w:sz w:val="17"/>
+        </w:rPr>
+        <w:t>=</w:t>
+      </w:r>
+      <w:proofErr w:type="spellStart"/>
+      <w:r>
+        <w:rPr>
+          <w:rFonts w:ascii="Consolas" w:hAnsi="Consolas"/>
+          <w:sz w:val="17"/>
+        </w:rPr>
+        <w:t>p_phone</w:t>
+      </w:r>
+      <w:proofErr w:type="spellEnd"/>
+      <w:r>
+        <w:rPr>
+          <w:rFonts w:ascii="Consolas" w:hAnsi="Consolas"/>
+          <w:sz w:val="17"/>
+        </w:rPr>
+        <w:t xml:space="preserve"> WHERE </w:t>
+      </w:r>
+      <w:proofErr w:type="spellStart"/>
+      <w:r>
+        <w:rPr>
+          <w:rFonts w:ascii="Consolas" w:hAnsi="Consolas"/>
+          <w:sz w:val="17"/>
+        </w:rPr>
+        <w:t>employee_id</w:t>
+      </w:r>
+      <w:proofErr w:type="spellEnd"/>
+      <w:r>
+        <w:rPr>
+          <w:rFonts w:ascii="Consolas" w:hAnsi="Consolas"/>
+          <w:sz w:val="17"/>
+        </w:rPr>
+        <w:t>=</w:t>
+      </w:r>
+      <w:proofErr w:type="spellStart"/>
+      <w:r>
+        <w:rPr>
+          <w:rFonts w:ascii="Consolas" w:hAnsi="Consolas"/>
+          <w:sz w:val="17"/>
+        </w:rPr>
+        <w:t>p_employee_id</w:t>
+      </w:r>
+      <w:proofErr w:type="spellEnd"/>
+      <w:r>
+        <w:rPr>
+          <w:rFonts w:ascii="Consolas" w:hAnsi="Consolas"/>
+          <w:sz w:val="17"/>
+        </w:rPr>
+        <w:t>;</w:t>
+      </w:r>
+      <w:r>
+        <w:br/>
+      </w:r>
+      <w:r>
+        <w:rPr>
+          <w:rFonts w:ascii="Consolas" w:hAnsi="Consolas"/>
+          <w:sz w:val="17"/>
+        </w:rPr>
+        <w:t xml:space="preserve"> IF NOT FOUND THEN RAISE EXCEPTION '</w:t>
+      </w:r>
+      <w:proofErr w:type="spellStart"/>
+      <w:r>
+        <w:rPr>
+          <w:rFonts w:ascii="Consolas" w:hAnsi="Consolas"/>
+          <w:sz w:val="17"/>
+        </w:rPr>
+        <w:t>Сотрудник</w:t>
+      </w:r>
+      <w:proofErr w:type="spellEnd"/>
+      <w:r>
+        <w:rPr>
+          <w:rFonts w:ascii="Consolas" w:hAnsi="Consolas"/>
+          <w:sz w:val="17"/>
+        </w:rPr>
+        <w:t xml:space="preserve"> </w:t>
+      </w:r>
+      <w:proofErr w:type="spellStart"/>
+      <w:r>
+        <w:rPr>
+          <w:rFonts w:ascii="Consolas" w:hAnsi="Consolas"/>
+          <w:sz w:val="17"/>
+        </w:rPr>
+        <w:t>не</w:t>
+      </w:r>
+      <w:proofErr w:type="spellEnd"/>
+      <w:r>
+        <w:rPr>
+          <w:rFonts w:ascii="Consolas" w:hAnsi="Consolas"/>
+          <w:sz w:val="17"/>
+        </w:rPr>
+        <w:t xml:space="preserve"> </w:t>
+      </w:r>
+      <w:proofErr w:type="spellStart"/>
+      <w:r>
+        <w:rPr>
+          <w:rFonts w:ascii="Consolas" w:hAnsi="Consolas"/>
+          <w:sz w:val="17"/>
+        </w:rPr>
+        <w:t>найден</w:t>
+      </w:r>
+      <w:proofErr w:type="spellEnd"/>
+      <w:r>
+        <w:rPr>
+          <w:rFonts w:ascii="Consolas" w:hAnsi="Consolas"/>
+          <w:sz w:val="17"/>
+        </w:rPr>
+        <w:t>'; END IF;</w:t>
+      </w:r>
+      <w:r>
+        <w:br/>
+      </w:r>
+      <w:r>
+        <w:rPr>
+          <w:rFonts w:ascii="Consolas" w:hAnsi="Consolas"/>
+          <w:sz w:val="17"/>
+        </w:rPr>
+        <w:t>END;</w:t>
+      </w:r>
+      <w:r>
+        <w:br/>
+      </w:r>
+      <w:r>
+        <w:rPr>
+          <w:rFonts w:ascii="Consolas" w:hAnsi="Consolas"/>
+          <w:sz w:val="17"/>
+        </w:rPr>
+        <w:t>$$;</w:t>
+      </w:r>
+      <w:r>
+        <w:br/>
+      </w:r>
+      <w:r>
+        <w:rPr>
+          <w:rFonts w:ascii="Consolas" w:hAnsi="Consolas"/>
+          <w:sz w:val="17"/>
+        </w:rPr>
+        <w:t xml:space="preserve">CALL </w:t>
+      </w:r>
+      <w:proofErr w:type="spellStart"/>
+      <w:r>
+        <w:rPr>
+          <w:rFonts w:ascii="Consolas" w:hAnsi="Consolas"/>
+          <w:sz w:val="17"/>
+        </w:rPr>
+        <w:t>update_employee_phone</w:t>
+      </w:r>
+      <w:proofErr w:type="spellEnd"/>
+      <w:r>
+        <w:rPr>
+          <w:rFonts w:ascii="Consolas" w:hAnsi="Consolas"/>
+          <w:sz w:val="17"/>
+        </w:rPr>
+        <w:t>(100,'+12025550123');</w:t>
+      </w:r>
+    </w:p>
+    <w:p>
+      <w:pPr>
+        <w:shd w:val="clear" w:color="auto" w:fill="F2F4F7"/>
+        <w:spacing w:after="120"/>
+        <w:ind w:left="288"/>
+        <w:rPr>
+          <w:lang w:val="ru-RU"/>
+        </w:rPr>
+      </w:pPr>
+      <w:r>
+        <w:rPr>
+          <w:lang w:val="ru-RU"/>
+        </w:rPr>
+        <w:drawing>
+          <wp:inline distT="0" distB="0" distL="0" distR="0" wp14:anchorId="6915115C" wp14:editId="6847F400">
+            <wp:extent cx="5801535" cy="1886213"/>
+            <wp:effectExtent l="0" t="0" r="8890" b="0"/>
+            <wp:docPr id="1295691891" name="Рисунок 1"/>
+            <wp:cNvGraphicFramePr>
+              <a:graphicFrameLocks xmlns:a="http://schemas.openxmlformats.org/drawingml/2006/main" noChangeAspect="1"/>
+            </wp:cNvGraphicFramePr>
+            <a:graphic xmlns:a="http://schemas.openxmlformats.org/drawingml/2006/main">
+              <a:graphicData uri="http://schemas.openxmlformats.org/drawingml/2006/picture">
+                <pic:pic xmlns:pic="http://schemas.openxmlformats.org/drawingml/2006/picture">
+                  <pic:nvPicPr>
+                    <pic:cNvPr id="1295691891" name=""/>
+                    <pic:cNvPicPr/>
+                  </pic:nvPicPr>
+                  <pic:blipFill>
+                    <a:blip r:embed="rId27"/>
+                    <a:stretch>
+                      <a:fillRect/>
+                    </a:stretch>
+                  </pic:blipFill>
+                  <pic:spPr>
+                    <a:xfrm>
+                      <a:off x="0" y="0"/>
+                      <a:ext cx="5801535" cy="1886213"/>
+                    </a:xfrm>
+                    <a:prstGeom prst="rect">
+                      <a:avLst/>
+                    </a:prstGeom>
+                  </pic:spPr>
+                </pic:pic>
+              </a:graphicData>
+            </a:graphic>
+          </wp:inline>
+        </w:drawing>
+      </w:r>
+    </w:p>
+    <w:p>
+      <w:pPr>
+        <w:pStyle w:val="21"/>
+        <w:rPr>
+          <w:lang w:val="ru-RU"/>
+        </w:rPr>
+      </w:pPr>
+      <w:r>
+        <w:rPr>
+          <w:lang w:val="ru-RU"/>
+        </w:rPr>
+        <w:t>6.8. Триггер, запрещающий рост зарплаты более чем на 100%</w:t>
+      </w:r>
+    </w:p>
+    <w:p>
+      <w:r>
+        <w:rPr>
+          <w:lang w:val="ru-RU"/>
+        </w:rPr>
+        <w:t xml:space="preserve">Если новая зарплата более чем вдвое превышает старую, операция отклоняется. </w:t>
+      </w:r>
+      <w:proofErr w:type="spellStart"/>
+      <w:r>
+        <w:t>Обработку</w:t>
+      </w:r>
+      <w:proofErr w:type="spellEnd"/>
+      <w:r>
+        <w:t xml:space="preserve"> </w:t>
+      </w:r>
+      <w:proofErr w:type="spellStart"/>
+      <w:r>
+        <w:t>старой</w:t>
+      </w:r>
+      <w:proofErr w:type="spellEnd"/>
+      <w:r>
+        <w:t xml:space="preserve"> </w:t>
+      </w:r>
+      <w:proofErr w:type="spellStart"/>
+      <w:r>
+        <w:t>зарплаты</w:t>
+      </w:r>
+      <w:proofErr w:type="spellEnd"/>
+      <w:r>
+        <w:t xml:space="preserve"> 0 </w:t>
+      </w:r>
+      <w:proofErr w:type="spellStart"/>
+      <w:r>
+        <w:t>при</w:t>
+      </w:r>
+      <w:proofErr w:type="spellEnd"/>
+      <w:r>
+        <w:t xml:space="preserve"> </w:t>
+      </w:r>
+      <w:proofErr w:type="spellStart"/>
+      <w:r>
+        <w:t>необходимости</w:t>
+      </w:r>
+      <w:proofErr w:type="spellEnd"/>
+      <w:r>
+        <w:t xml:space="preserve"> </w:t>
+      </w:r>
+      <w:proofErr w:type="spellStart"/>
+      <w:r>
+        <w:t>следует</w:t>
+      </w:r>
+      <w:proofErr w:type="spellEnd"/>
+      <w:r>
+        <w:t xml:space="preserve"> </w:t>
+      </w:r>
+      <w:proofErr w:type="spellStart"/>
+      <w:r>
+        <w:t>уточнить</w:t>
+      </w:r>
+      <w:proofErr w:type="spellEnd"/>
+      <w:r>
+        <w:t>.</w:t>
+      </w:r>
+    </w:p>
+    <w:p>
+      <w:pPr>
+        <w:shd w:val="clear" w:color="auto" w:fill="F2F4F7"/>
+        <w:spacing w:after="120"/>
+        <w:ind w:left="288"/>
+        <w:rPr>
+          <w:rFonts w:ascii="Consolas" w:hAnsi="Consolas"/>
+          <w:sz w:val="17"/>
+          <w:lang w:val="ru-RU"/>
+        </w:rPr>
+      </w:pPr>
+      <w:r>
+        <w:rPr>
+          <w:rFonts w:ascii="Consolas" w:hAnsi="Consolas"/>
+          <w:sz w:val="17"/>
+        </w:rPr>
+        <w:t xml:space="preserve">CREATE OR REPLACE FUNCTION </w:t>
+      </w:r>
+      <w:proofErr w:type="spellStart"/>
+      <w:r>
+        <w:rPr>
+          <w:rFonts w:ascii="Consolas" w:hAnsi="Consolas"/>
+          <w:sz w:val="17"/>
+        </w:rPr>
+        <w:t>check_salary_</w:t>
+      </w:r>
+      <w:proofErr w:type="gramStart"/>
+      <w:r>
+        <w:rPr>
+          <w:rFonts w:ascii="Consolas" w:hAnsi="Consolas"/>
+          <w:sz w:val="17"/>
+        </w:rPr>
+        <w:t>increase</w:t>
+      </w:r>
+      <w:proofErr w:type="spellEnd"/>
+      <w:r>
+        <w:rPr>
+          <w:rFonts w:ascii="Consolas" w:hAnsi="Consolas"/>
+          <w:sz w:val="17"/>
+        </w:rPr>
+        <w:t>(</w:t>
+      </w:r>
+      <w:proofErr w:type="gramEnd"/>
+      <w:r>
+        <w:rPr>
+          <w:rFonts w:ascii="Consolas" w:hAnsi="Consolas"/>
+          <w:sz w:val="17"/>
+        </w:rPr>
+        <w:t>)</w:t>
+      </w:r>
+      <w:r>
+        <w:br/>
+      </w:r>
+      <w:r>
+        <w:rPr>
+          <w:rFonts w:ascii="Consolas" w:hAnsi="Consolas"/>
+          <w:sz w:val="17"/>
+        </w:rPr>
+        <w:t xml:space="preserve">RETURNS TRIGGER LANGUAGE </w:t>
+      </w:r>
+      <w:proofErr w:type="spellStart"/>
+      <w:r>
+        <w:rPr>
+          <w:rFonts w:ascii="Consolas" w:hAnsi="Consolas"/>
+          <w:sz w:val="17"/>
+        </w:rPr>
+        <w:t>plpgsql</w:t>
+      </w:r>
+      <w:proofErr w:type="spellEnd"/>
+      <w:r>
+        <w:rPr>
+          <w:rFonts w:ascii="Consolas" w:hAnsi="Consolas"/>
+          <w:sz w:val="17"/>
+        </w:rPr>
+        <w:t xml:space="preserve"> AS $$</w:t>
+      </w:r>
+      <w:r>
+        <w:br/>
+      </w:r>
+      <w:r>
+        <w:rPr>
+          <w:rFonts w:ascii="Consolas" w:hAnsi="Consolas"/>
+          <w:sz w:val="17"/>
+        </w:rPr>
+        <w:t>BEGIN</w:t>
+      </w:r>
+      <w:r>
+        <w:br/>
+      </w:r>
+      <w:r>
+        <w:rPr>
+          <w:rFonts w:ascii="Consolas" w:hAnsi="Consolas"/>
+          <w:sz w:val="17"/>
+        </w:rPr>
+        <w:t xml:space="preserve"> IF </w:t>
+      </w:r>
+      <w:proofErr w:type="spellStart"/>
+      <w:r>
+        <w:rPr>
+          <w:rFonts w:ascii="Consolas" w:hAnsi="Consolas"/>
+          <w:sz w:val="17"/>
+        </w:rPr>
+        <w:t>OLD.salary</w:t>
+      </w:r>
+      <w:proofErr w:type="spellEnd"/>
+      <w:r>
+        <w:rPr>
+          <w:rFonts w:ascii="Consolas" w:hAnsi="Consolas"/>
+          <w:sz w:val="17"/>
+        </w:rPr>
+        <w:t xml:space="preserve">&gt;0 AND </w:t>
+      </w:r>
+      <w:proofErr w:type="spellStart"/>
+      <w:r>
+        <w:rPr>
+          <w:rFonts w:ascii="Consolas" w:hAnsi="Consolas"/>
+          <w:sz w:val="17"/>
+        </w:rPr>
+        <w:t>NEW.salary</w:t>
+      </w:r>
+      <w:proofErr w:type="spellEnd"/>
+      <w:r>
+        <w:rPr>
+          <w:rFonts w:ascii="Consolas" w:hAnsi="Consolas"/>
+          <w:sz w:val="17"/>
+        </w:rPr>
+        <w:t>&gt;</w:t>
+      </w:r>
+      <w:proofErr w:type="spellStart"/>
+      <w:r>
+        <w:rPr>
+          <w:rFonts w:ascii="Consolas" w:hAnsi="Consolas"/>
+          <w:sz w:val="17"/>
+        </w:rPr>
+        <w:t>OLD.salary</w:t>
+      </w:r>
+      <w:proofErr w:type="spellEnd"/>
+      <w:r>
+        <w:rPr>
+          <w:rFonts w:ascii="Consolas" w:hAnsi="Consolas"/>
+          <w:sz w:val="17"/>
+        </w:rPr>
+        <w:t>*2 THEN</w:t>
+      </w:r>
+      <w:r>
+        <w:br/>
+      </w:r>
+      <w:r>
+        <w:rPr>
+          <w:rFonts w:ascii="Consolas" w:hAnsi="Consolas"/>
+          <w:sz w:val="17"/>
+        </w:rPr>
+        <w:t xml:space="preserve">  RAISE EXCEPTION '</w:t>
+      </w:r>
+      <w:proofErr w:type="spellStart"/>
+      <w:r>
+        <w:rPr>
+          <w:rFonts w:ascii="Consolas" w:hAnsi="Consolas"/>
+          <w:sz w:val="17"/>
+        </w:rPr>
+        <w:t>Повышение</w:t>
+      </w:r>
+      <w:proofErr w:type="spellEnd"/>
+      <w:r>
+        <w:rPr>
+          <w:rFonts w:ascii="Consolas" w:hAnsi="Consolas"/>
+          <w:sz w:val="17"/>
+        </w:rPr>
+        <w:t xml:space="preserve"> </w:t>
+      </w:r>
+      <w:proofErr w:type="spellStart"/>
+      <w:r>
+        <w:rPr>
+          <w:rFonts w:ascii="Consolas" w:hAnsi="Consolas"/>
+          <w:sz w:val="17"/>
+        </w:rPr>
+        <w:t>зарплаты</w:t>
+      </w:r>
+      <w:proofErr w:type="spellEnd"/>
+      <w:r>
+        <w:rPr>
+          <w:rFonts w:ascii="Consolas" w:hAnsi="Consolas"/>
+          <w:sz w:val="17"/>
+        </w:rPr>
+        <w:t xml:space="preserve"> </w:t>
+      </w:r>
+      <w:proofErr w:type="spellStart"/>
+      <w:r>
+        <w:rPr>
+          <w:rFonts w:ascii="Consolas" w:hAnsi="Consolas"/>
+          <w:sz w:val="17"/>
+        </w:rPr>
+        <w:t>более</w:t>
+      </w:r>
+      <w:proofErr w:type="spellEnd"/>
+      <w:r>
+        <w:rPr>
+          <w:rFonts w:ascii="Consolas" w:hAnsi="Consolas"/>
+          <w:sz w:val="17"/>
+        </w:rPr>
+        <w:t xml:space="preserve"> </w:t>
+      </w:r>
+      <w:proofErr w:type="spellStart"/>
+      <w:r>
+        <w:rPr>
+          <w:rFonts w:ascii="Consolas" w:hAnsi="Consolas"/>
+          <w:sz w:val="17"/>
+        </w:rPr>
+        <w:t>чем</w:t>
+      </w:r>
+      <w:proofErr w:type="spellEnd"/>
+      <w:r>
+        <w:rPr>
+          <w:rFonts w:ascii="Consolas" w:hAnsi="Consolas"/>
+          <w:sz w:val="17"/>
+        </w:rPr>
+        <w:t xml:space="preserve"> </w:t>
+      </w:r>
+      <w:proofErr w:type="spellStart"/>
+      <w:r>
+        <w:rPr>
+          <w:rFonts w:ascii="Consolas" w:hAnsi="Consolas"/>
+          <w:sz w:val="17"/>
+        </w:rPr>
+        <w:t>на</w:t>
+      </w:r>
+      <w:proofErr w:type="spellEnd"/>
+      <w:r>
+        <w:rPr>
+          <w:rFonts w:ascii="Consolas" w:hAnsi="Consolas"/>
+          <w:sz w:val="17"/>
+        </w:rPr>
+        <w:t xml:space="preserve"> 100%% </w:t>
+      </w:r>
+      <w:proofErr w:type="spellStart"/>
+      <w:r>
+        <w:rPr>
+          <w:rFonts w:ascii="Consolas" w:hAnsi="Consolas"/>
+          <w:sz w:val="17"/>
+        </w:rPr>
+        <w:t>запрещено</w:t>
+      </w:r>
+      <w:proofErr w:type="spellEnd"/>
+      <w:r>
+        <w:rPr>
+          <w:rFonts w:ascii="Consolas" w:hAnsi="Consolas"/>
+          <w:sz w:val="17"/>
+        </w:rPr>
+        <w:t>';</w:t>
+      </w:r>
+      <w:r>
+        <w:br/>
+      </w:r>
+      <w:r>
+        <w:rPr>
+          <w:rFonts w:ascii="Consolas" w:hAnsi="Consolas"/>
+          <w:sz w:val="17"/>
+        </w:rPr>
+        <w:t xml:space="preserve"> END IF;</w:t>
+      </w:r>
+      <w:r>
+        <w:br/>
+      </w:r>
+      <w:r>
+        <w:rPr>
+          <w:rFonts w:ascii="Consolas" w:hAnsi="Consolas"/>
+          <w:sz w:val="17"/>
+        </w:rPr>
+        <w:t xml:space="preserve"> RETURN NEW;</w:t>
+      </w:r>
+      <w:r>
+        <w:br/>
+      </w:r>
+      <w:r>
+        <w:rPr>
+          <w:rFonts w:ascii="Consolas" w:hAnsi="Consolas"/>
+          <w:sz w:val="17"/>
+        </w:rPr>
+        <w:t>END;</w:t>
+      </w:r>
+      <w:r>
+        <w:br/>
+      </w:r>
+      <w:r>
+        <w:rPr>
+          <w:rFonts w:ascii="Consolas" w:hAnsi="Consolas"/>
+          <w:sz w:val="17"/>
+        </w:rPr>
+        <w:t>$$;</w:t>
+      </w:r>
+      <w:r>
+        <w:br/>
+      </w:r>
+      <w:r>
+        <w:rPr>
+          <w:rFonts w:ascii="Consolas" w:hAnsi="Consolas"/>
+          <w:sz w:val="17"/>
+        </w:rPr>
+        <w:t xml:space="preserve">CREATE TRIGGER </w:t>
+      </w:r>
+      <w:proofErr w:type="spellStart"/>
+      <w:r>
+        <w:rPr>
+          <w:rFonts w:ascii="Consolas" w:hAnsi="Consolas"/>
+          <w:sz w:val="17"/>
+        </w:rPr>
+        <w:t>trg_check_salary_increase</w:t>
+      </w:r>
+      <w:proofErr w:type="spellEnd"/>
+      <w:r>
+        <w:br/>
+      </w:r>
+      <w:r>
+        <w:rPr>
+          <w:rFonts w:ascii="Consolas" w:hAnsi="Consolas"/>
+          <w:sz w:val="17"/>
+        </w:rPr>
+        <w:t>BEFORE UPDATE OF salary ON employees</w:t>
+      </w:r>
+      <w:r>
+        <w:br/>
+      </w:r>
+      <w:r>
+        <w:rPr>
+          <w:rFonts w:ascii="Consolas" w:hAnsi="Consolas"/>
+          <w:sz w:val="17"/>
+        </w:rPr>
+        <w:t xml:space="preserve">FOR EACH ROW EXECUTE FUNCTION </w:t>
+      </w:r>
+      <w:proofErr w:type="spellStart"/>
+      <w:r>
+        <w:rPr>
+          <w:rFonts w:ascii="Consolas" w:hAnsi="Consolas"/>
+          <w:sz w:val="17"/>
+        </w:rPr>
+        <w:t>check_salary_</w:t>
+      </w:r>
+      <w:proofErr w:type="gramStart"/>
+      <w:r>
+        <w:rPr>
+          <w:rFonts w:ascii="Consolas" w:hAnsi="Consolas"/>
+          <w:sz w:val="17"/>
+        </w:rPr>
+        <w:t>increase</w:t>
+      </w:r>
+      <w:proofErr w:type="spellEnd"/>
+      <w:r>
+        <w:rPr>
+          <w:rFonts w:ascii="Consolas" w:hAnsi="Consolas"/>
+          <w:sz w:val="17"/>
+        </w:rPr>
+        <w:t>(</w:t>
+      </w:r>
+      <w:proofErr w:type="gramEnd"/>
+      <w:r>
+        <w:rPr>
+          <w:rFonts w:ascii="Consolas" w:hAnsi="Consolas"/>
+          <w:sz w:val="17"/>
+        </w:rPr>
+        <w:t>);</w:t>
+      </w:r>
+    </w:p>
+    <w:p>
+      <w:pPr>
+        <w:shd w:val="clear" w:color="auto" w:fill="F2F4F7"/>
+        <w:spacing w:after="120"/>
+        <w:ind w:left="288"/>
+        <w:rPr>
+          <w:lang w:val="ru-RU"/>
+        </w:rPr>
+      </w:pPr>
+      <w:r>
+        <w:rPr>
+          <w:lang w:val="ru-RU"/>
+        </w:rPr>
+        <w:drawing>
+          <wp:inline distT="0" distB="0" distL="0" distR="0" wp14:anchorId="49AD7C50" wp14:editId="1F86DA5D">
+            <wp:extent cx="5877745" cy="1495634"/>
+            <wp:effectExtent l="0" t="0" r="0" b="9525"/>
+            <wp:docPr id="2140427585" name="Рисунок 1"/>
+            <wp:cNvGraphicFramePr>
+              <a:graphicFrameLocks xmlns:a="http://schemas.openxmlformats.org/drawingml/2006/main" noChangeAspect="1"/>
+            </wp:cNvGraphicFramePr>
+            <a:graphic xmlns:a="http://schemas.openxmlformats.org/drawingml/2006/main">
+              <a:graphicData uri="http://schemas.openxmlformats.org/drawingml/2006/picture">
+                <pic:pic xmlns:pic="http://schemas.openxmlformats.org/drawingml/2006/picture">
+                  <pic:nvPicPr>
+                    <pic:cNvPr id="2140427585" name=""/>
+                    <pic:cNvPicPr/>
+                  </pic:nvPicPr>
+                  <pic:blipFill>
+                    <a:blip r:embed="rId28"/>
+                    <a:stretch>
+                      <a:fillRect/>
+                    </a:stretch>
+                  </pic:blipFill>
+                  <pic:spPr>
+                    <a:xfrm>
+                      <a:off x="0" y="0"/>
+                      <a:ext cx="5877745" cy="1495634"/>
+                    </a:xfrm>
+                    <a:prstGeom prst="rect">
+                      <a:avLst/>
+                    </a:prstGeom>
+                  </pic:spPr>
+                </pic:pic>
+              </a:graphicData>
+            </a:graphic>
+          </wp:inline>
+        </w:drawing>
+      </w:r>
+    </w:p>
+    <w:p>
+      <w:pPr>
+        <w:pStyle w:val="21"/>
+        <w:rPr>
+          <w:lang w:val="ru-RU"/>
+        </w:rPr>
+      </w:pPr>
+      <w:r>
+        <w:rPr>
+          <w:lang w:val="ru-RU"/>
+        </w:rPr>
+        <w:lastRenderedPageBreak/>
+        <w:t>6.9. Отключить, включить и переименовать триггер</w:t>
+      </w:r>
+    </w:p>
+    <w:p>
+      <w:pPr>
+        <w:rPr>
+          <w:lang w:val="ru-RU"/>
+        </w:rPr>
+      </w:pPr>
+      <w:r>
+        <w:rPr>
+          <w:lang w:val="ru-RU"/>
+        </w:rPr>
+        <w:t>Команды выполняются отдельно. После переименования дальнейшие команды должны использовать новое имя.</w:t>
+      </w:r>
+    </w:p>
+    <w:p>
+      <w:pPr>
+        <w:shd w:val="clear" w:color="auto" w:fill="F2F4F7"/>
+        <w:spacing w:after="120"/>
+        <w:ind w:left="288"/>
+        <w:rPr>
+          <w:rFonts w:ascii="Consolas" w:hAnsi="Consolas"/>
+          <w:sz w:val="17"/>
+          <w:lang w:val="ru-RU"/>
+        </w:rPr>
+      </w:pPr>
+      <w:r>
+        <w:rPr>
+          <w:rFonts w:ascii="Consolas" w:hAnsi="Consolas"/>
+          <w:sz w:val="17"/>
+        </w:rPr>
+        <w:t xml:space="preserve">ALTER TABLE employees DISABLE TRIGGER </w:t>
+      </w:r>
+      <w:proofErr w:type="spellStart"/>
+      <w:r>
+        <w:rPr>
+          <w:rFonts w:ascii="Consolas" w:hAnsi="Consolas"/>
+          <w:sz w:val="17"/>
+        </w:rPr>
+        <w:t>trg_check_salary_increase</w:t>
+      </w:r>
+      <w:proofErr w:type="spellEnd"/>
+      <w:r>
+        <w:rPr>
+          <w:rFonts w:ascii="Consolas" w:hAnsi="Consolas"/>
+          <w:sz w:val="17"/>
+        </w:rPr>
+        <w:t>;</w:t>
+      </w:r>
+      <w:r>
+        <w:br/>
+      </w:r>
+      <w:r>
+        <w:rPr>
+          <w:rFonts w:ascii="Consolas" w:hAnsi="Consolas"/>
+          <w:sz w:val="17"/>
+        </w:rPr>
+        <w:t xml:space="preserve">ALTER TABLE employees ENABLE TRIGGER </w:t>
+      </w:r>
+      <w:proofErr w:type="spellStart"/>
+      <w:r>
+        <w:rPr>
+          <w:rFonts w:ascii="Consolas" w:hAnsi="Consolas"/>
+          <w:sz w:val="17"/>
+        </w:rPr>
+        <w:t>trg_check_salary_increase</w:t>
+      </w:r>
+      <w:proofErr w:type="spellEnd"/>
+      <w:r>
+        <w:rPr>
+          <w:rFonts w:ascii="Consolas" w:hAnsi="Consolas"/>
+          <w:sz w:val="17"/>
+        </w:rPr>
+        <w:t>;</w:t>
+      </w:r>
+      <w:r>
+        <w:br/>
+      </w:r>
+      <w:r>
+        <w:rPr>
+          <w:rFonts w:ascii="Consolas" w:hAnsi="Consolas"/>
+          <w:sz w:val="17"/>
+        </w:rPr>
+        <w:t xml:space="preserve">ALTER TRIGGER </w:t>
+      </w:r>
+      <w:proofErr w:type="spellStart"/>
+      <w:r>
+        <w:rPr>
+          <w:rFonts w:ascii="Consolas" w:hAnsi="Consolas"/>
+          <w:sz w:val="17"/>
+        </w:rPr>
+        <w:t>trg_check_salary_increase</w:t>
+      </w:r>
+      <w:proofErr w:type="spellEnd"/>
+      <w:r>
+        <w:rPr>
+          <w:rFonts w:ascii="Consolas" w:hAnsi="Consolas"/>
+          <w:sz w:val="17"/>
+        </w:rPr>
+        <w:t xml:space="preserve"> ON employees RENAME TO </w:t>
+      </w:r>
+      <w:proofErr w:type="spellStart"/>
+      <w:r>
+        <w:rPr>
+          <w:rFonts w:ascii="Consolas" w:hAnsi="Consolas"/>
+          <w:sz w:val="17"/>
+        </w:rPr>
+        <w:t>trg_salary_limit</w:t>
+      </w:r>
+      <w:proofErr w:type="spellEnd"/>
+      <w:r>
+        <w:rPr>
+          <w:rFonts w:ascii="Consolas" w:hAnsi="Consolas"/>
+          <w:sz w:val="17"/>
+        </w:rPr>
+        <w:t>;</w:t>
+      </w:r>
+    </w:p>
+    <w:p>
+      <w:pPr>
+        <w:shd w:val="clear" w:color="auto" w:fill="F2F4F7"/>
+        <w:spacing w:after="120"/>
+        <w:ind w:left="288"/>
+        <w:rPr>
+          <w:lang w:val="ru-RU"/>
+        </w:rPr>
+      </w:pPr>
+      <w:r>
+        <w:rPr>
+          <w:lang w:val="ru-RU"/>
+        </w:rPr>
+        <w:drawing>
+          <wp:inline distT="0" distB="0" distL="0" distR="0" wp14:anchorId="162ED1AB" wp14:editId="1D2E3DFA">
+            <wp:extent cx="5449060" cy="1695687"/>
+            <wp:effectExtent l="0" t="0" r="0" b="0"/>
+            <wp:docPr id="1787759554" name="Рисунок 1"/>
+            <wp:cNvGraphicFramePr>
+              <a:graphicFrameLocks xmlns:a="http://schemas.openxmlformats.org/drawingml/2006/main" noChangeAspect="1"/>
+            </wp:cNvGraphicFramePr>
+            <a:graphic xmlns:a="http://schemas.openxmlformats.org/drawingml/2006/main">
+              <a:graphicData uri="http://schemas.openxmlformats.org/drawingml/2006/picture">
+                <pic:pic xmlns:pic="http://schemas.openxmlformats.org/drawingml/2006/picture">
+                  <pic:nvPicPr>
+                    <pic:cNvPr id="1787759554" name=""/>
+                    <pic:cNvPicPr/>
+                  </pic:nvPicPr>
+                  <pic:blipFill>
+                    <a:blip r:embed="rId29"/>
+                    <a:stretch>
+                      <a:fillRect/>
+                    </a:stretch>
+                  </pic:blipFill>
+                  <pic:spPr>
+                    <a:xfrm>
+                      <a:off x="0" y="0"/>
+                      <a:ext cx="5449060" cy="1695687"/>
+                    </a:xfrm>
+                    <a:prstGeom prst="rect">
+                      <a:avLst/>
+                    </a:prstGeom>
+                  </pic:spPr>
+                </pic:pic>
+              </a:graphicData>
+            </a:graphic>
+          </wp:inline>
+        </w:drawing>
+      </w:r>
+    </w:p>
+    <w:p>
+      <w:pPr>
+        <w:pStyle w:val="21"/>
+        <w:rPr>
+          <w:lang w:val="ru-RU"/>
+        </w:rPr>
+      </w:pPr>
+      <w:r>
+        <w:rPr>
+          <w:lang w:val="ru-RU"/>
+        </w:rPr>
+        <w:t>6.10. Проверка массива телефонов и ограничений</w:t>
+      </w:r>
+    </w:p>
+    <w:p>
+      <w:pPr>
+        <w:rPr>
+          <w:lang w:val="ru-RU"/>
+        </w:rPr>
+      </w:pPr>
+      <w:r>
+        <w:rPr>
+          <w:lang w:val="ru-RU"/>
+        </w:rPr>
+        <w:t xml:space="preserve">Первый запрос добавляет номер в массив. Следующие примеры должны вызвать ошибку </w:t>
+      </w:r>
+      <w:r>
+        <w:t>CHECK</w:t>
+      </w:r>
+      <w:r>
+        <w:rPr>
+          <w:lang w:val="ru-RU"/>
+        </w:rPr>
+        <w:t xml:space="preserve"> или внешнего ключа; запускайте их по одному.</w:t>
+      </w:r>
+    </w:p>
+    <w:p>
+      <w:pPr>
+        <w:shd w:val="clear" w:color="auto" w:fill="F2F4F7"/>
+        <w:spacing w:after="120"/>
+        <w:ind w:left="288"/>
+        <w:rPr>
+          <w:rFonts w:ascii="Consolas" w:hAnsi="Consolas"/>
+          <w:sz w:val="17"/>
+          <w:lang w:val="ru-RU"/>
+        </w:rPr>
+      </w:pPr>
+      <w:r>
+        <w:rPr>
+          <w:rFonts w:ascii="Consolas" w:hAnsi="Consolas"/>
+          <w:sz w:val="17"/>
+        </w:rPr>
+        <w:t>UPDATE Owners SET phones=</w:t>
+      </w:r>
+      <w:proofErr w:type="spellStart"/>
+      <w:r>
+        <w:rPr>
+          <w:rFonts w:ascii="Consolas" w:hAnsi="Consolas"/>
+          <w:sz w:val="17"/>
+        </w:rPr>
+        <w:t>array_append</w:t>
+      </w:r>
+      <w:proofErr w:type="spellEnd"/>
+      <w:r>
+        <w:rPr>
+          <w:rFonts w:ascii="Consolas" w:hAnsi="Consolas"/>
+          <w:sz w:val="17"/>
+        </w:rPr>
+        <w:t xml:space="preserve">(phones,'+12025550123') WHERE </w:t>
+      </w:r>
+      <w:proofErr w:type="spellStart"/>
+      <w:r>
+        <w:rPr>
+          <w:rFonts w:ascii="Consolas" w:hAnsi="Consolas"/>
+          <w:sz w:val="17"/>
+        </w:rPr>
+        <w:t>owner_id</w:t>
+      </w:r>
+      <w:proofErr w:type="spellEnd"/>
+      <w:r>
+        <w:rPr>
+          <w:rFonts w:ascii="Consolas" w:hAnsi="Consolas"/>
+          <w:sz w:val="17"/>
+        </w:rPr>
+        <w:t>=1;</w:t>
+      </w:r>
+      <w:r>
+        <w:br/>
+      </w:r>
+      <w:r>
+        <w:rPr>
+          <w:rFonts w:ascii="Consolas" w:hAnsi="Consolas"/>
+          <w:sz w:val="17"/>
+        </w:rPr>
+        <w:t xml:space="preserve">-- </w:t>
+      </w:r>
+      <w:proofErr w:type="spellStart"/>
+      <w:r>
+        <w:rPr>
+          <w:rFonts w:ascii="Consolas" w:hAnsi="Consolas"/>
+          <w:sz w:val="17"/>
+        </w:rPr>
+        <w:t>Ожидается</w:t>
+      </w:r>
+      <w:proofErr w:type="spellEnd"/>
+      <w:r>
+        <w:rPr>
+          <w:rFonts w:ascii="Consolas" w:hAnsi="Consolas"/>
+          <w:sz w:val="17"/>
+        </w:rPr>
+        <w:t xml:space="preserve"> </w:t>
+      </w:r>
+      <w:proofErr w:type="spellStart"/>
+      <w:r>
+        <w:rPr>
+          <w:rFonts w:ascii="Consolas" w:hAnsi="Consolas"/>
+          <w:sz w:val="17"/>
+        </w:rPr>
+        <w:t>ошибка</w:t>
+      </w:r>
+      <w:proofErr w:type="spellEnd"/>
+      <w:r>
+        <w:rPr>
+          <w:rFonts w:ascii="Consolas" w:hAnsi="Consolas"/>
+          <w:sz w:val="17"/>
+        </w:rPr>
+        <w:t xml:space="preserve"> CHECK: </w:t>
+      </w:r>
+      <w:proofErr w:type="spellStart"/>
+      <w:r>
+        <w:rPr>
+          <w:rFonts w:ascii="Consolas" w:hAnsi="Consolas"/>
+          <w:sz w:val="17"/>
+        </w:rPr>
+        <w:t>отрицательная</w:t>
+      </w:r>
+      <w:proofErr w:type="spellEnd"/>
+      <w:r>
+        <w:rPr>
+          <w:rFonts w:ascii="Consolas" w:hAnsi="Consolas"/>
+          <w:sz w:val="17"/>
+        </w:rPr>
+        <w:t xml:space="preserve"> </w:t>
+      </w:r>
+      <w:proofErr w:type="spellStart"/>
+      <w:r>
+        <w:rPr>
+          <w:rFonts w:ascii="Consolas" w:hAnsi="Consolas"/>
+          <w:sz w:val="17"/>
+        </w:rPr>
+        <w:t>площадь</w:t>
+      </w:r>
+      <w:proofErr w:type="spellEnd"/>
+      <w:r>
+        <w:br/>
+      </w:r>
+      <w:r>
+        <w:rPr>
+          <w:rFonts w:ascii="Consolas" w:hAnsi="Consolas"/>
+          <w:sz w:val="17"/>
+        </w:rPr>
+        <w:t xml:space="preserve">INSERT INTO </w:t>
+      </w:r>
+      <w:proofErr w:type="spellStart"/>
+      <w:r>
+        <w:rPr>
+          <w:rFonts w:ascii="Consolas" w:hAnsi="Consolas"/>
+          <w:sz w:val="17"/>
+        </w:rPr>
+        <w:t>Realty_rent</w:t>
+      </w:r>
+      <w:proofErr w:type="spellEnd"/>
+      <w:r>
+        <w:rPr>
+          <w:rFonts w:ascii="Consolas" w:hAnsi="Consolas"/>
+          <w:sz w:val="17"/>
+        </w:rPr>
+        <w:t>(</w:t>
+      </w:r>
+      <w:proofErr w:type="spellStart"/>
+      <w:r>
+        <w:rPr>
+          <w:rFonts w:ascii="Consolas" w:hAnsi="Consolas"/>
+          <w:sz w:val="17"/>
+        </w:rPr>
+        <w:t>owner_</w:t>
+      </w:r>
+      <w:proofErr w:type="gramStart"/>
+      <w:r>
+        <w:rPr>
+          <w:rFonts w:ascii="Consolas" w:hAnsi="Consolas"/>
+          <w:sz w:val="17"/>
+        </w:rPr>
+        <w:t>id,address</w:t>
+      </w:r>
+      <w:proofErr w:type="gramEnd"/>
+      <w:r>
+        <w:rPr>
+          <w:rFonts w:ascii="Consolas" w:hAnsi="Consolas"/>
+          <w:sz w:val="17"/>
+        </w:rPr>
+        <w:t>,area</w:t>
+      </w:r>
+      <w:proofErr w:type="spellEnd"/>
+      <w:r>
+        <w:rPr>
+          <w:rFonts w:ascii="Consolas" w:hAnsi="Consolas"/>
+          <w:sz w:val="17"/>
+        </w:rPr>
+        <w:t xml:space="preserve">) </w:t>
+      </w:r>
+      <w:proofErr w:type="gramStart"/>
+      <w:r>
+        <w:rPr>
+          <w:rFonts w:ascii="Consolas" w:hAnsi="Consolas"/>
+          <w:sz w:val="17"/>
+        </w:rPr>
+        <w:t>VALUES(</w:t>
+      </w:r>
+      <w:proofErr w:type="gramEnd"/>
+      <w:r>
+        <w:rPr>
+          <w:rFonts w:ascii="Consolas" w:hAnsi="Consolas"/>
+          <w:sz w:val="17"/>
+        </w:rPr>
+        <w:t>1,'Тестовый адрес</w:t>
+      </w:r>
+      <w:proofErr w:type="gramStart"/>
+      <w:r>
+        <w:rPr>
+          <w:rFonts w:ascii="Consolas" w:hAnsi="Consolas"/>
+          <w:sz w:val="17"/>
+        </w:rPr>
+        <w:t>',-</w:t>
+      </w:r>
+      <w:proofErr w:type="gramEnd"/>
+      <w:r>
+        <w:rPr>
+          <w:rFonts w:ascii="Consolas" w:hAnsi="Consolas"/>
+          <w:sz w:val="17"/>
+        </w:rPr>
+        <w:t>10);</w:t>
+      </w:r>
+      <w:r>
+        <w:br/>
+      </w:r>
+      <w:r>
+        <w:rPr>
+          <w:rFonts w:ascii="Consolas" w:hAnsi="Consolas"/>
+          <w:sz w:val="17"/>
+        </w:rPr>
+        <w:t xml:space="preserve">-- </w:t>
+      </w:r>
+      <w:proofErr w:type="spellStart"/>
+      <w:r>
+        <w:rPr>
+          <w:rFonts w:ascii="Consolas" w:hAnsi="Consolas"/>
+          <w:sz w:val="17"/>
+        </w:rPr>
+        <w:t>Ожидается</w:t>
+      </w:r>
+      <w:proofErr w:type="spellEnd"/>
+      <w:r>
+        <w:rPr>
+          <w:rFonts w:ascii="Consolas" w:hAnsi="Consolas"/>
+          <w:sz w:val="17"/>
+        </w:rPr>
+        <w:t xml:space="preserve"> </w:t>
+      </w:r>
+      <w:proofErr w:type="spellStart"/>
+      <w:r>
+        <w:rPr>
+          <w:rFonts w:ascii="Consolas" w:hAnsi="Consolas"/>
+          <w:sz w:val="17"/>
+        </w:rPr>
+        <w:t>ошибка</w:t>
+      </w:r>
+      <w:proofErr w:type="spellEnd"/>
+      <w:r>
+        <w:rPr>
+          <w:rFonts w:ascii="Consolas" w:hAnsi="Consolas"/>
+          <w:sz w:val="17"/>
+        </w:rPr>
+        <w:t xml:space="preserve"> </w:t>
+      </w:r>
+      <w:proofErr w:type="spellStart"/>
+      <w:r>
+        <w:rPr>
+          <w:rFonts w:ascii="Consolas" w:hAnsi="Consolas"/>
+          <w:sz w:val="17"/>
+        </w:rPr>
+        <w:t>внешнего</w:t>
+      </w:r>
+      <w:proofErr w:type="spellEnd"/>
+      <w:r>
+        <w:rPr>
+          <w:rFonts w:ascii="Consolas" w:hAnsi="Consolas"/>
+          <w:sz w:val="17"/>
+        </w:rPr>
+        <w:t xml:space="preserve"> </w:t>
+      </w:r>
+      <w:proofErr w:type="spellStart"/>
+      <w:r>
+        <w:rPr>
+          <w:rFonts w:ascii="Consolas" w:hAnsi="Consolas"/>
+          <w:sz w:val="17"/>
+        </w:rPr>
+        <w:t>ключа</w:t>
+      </w:r>
+      <w:proofErr w:type="spellEnd"/>
+      <w:r>
+        <w:br/>
+      </w:r>
+      <w:r>
+        <w:rPr>
+          <w:rFonts w:ascii="Consolas" w:hAnsi="Consolas"/>
+          <w:sz w:val="17"/>
+        </w:rPr>
+        <w:t xml:space="preserve">INSERT INTO </w:t>
+      </w:r>
+      <w:proofErr w:type="spellStart"/>
+      <w:r>
+        <w:rPr>
+          <w:rFonts w:ascii="Consolas" w:hAnsi="Consolas"/>
+          <w:sz w:val="17"/>
+        </w:rPr>
+        <w:t>RentalPayments</w:t>
+      </w:r>
+      <w:proofErr w:type="spellEnd"/>
+      <w:r>
+        <w:rPr>
+          <w:rFonts w:ascii="Consolas" w:hAnsi="Consolas"/>
+          <w:sz w:val="17"/>
+        </w:rPr>
+        <w:t>(</w:t>
+      </w:r>
+      <w:proofErr w:type="spellStart"/>
+      <w:r>
+        <w:rPr>
+          <w:rFonts w:ascii="Consolas" w:hAnsi="Consolas"/>
+          <w:sz w:val="17"/>
+        </w:rPr>
+        <w:t>contract_</w:t>
+      </w:r>
+      <w:proofErr w:type="gramStart"/>
+      <w:r>
+        <w:rPr>
+          <w:rFonts w:ascii="Consolas" w:hAnsi="Consolas"/>
+          <w:sz w:val="17"/>
+        </w:rPr>
+        <w:t>id,payment</w:t>
+      </w:r>
+      <w:proofErr w:type="gramEnd"/>
+      <w:r>
+        <w:rPr>
+          <w:rFonts w:ascii="Consolas" w:hAnsi="Consolas"/>
+          <w:sz w:val="17"/>
+        </w:rPr>
+        <w:t>_</w:t>
+      </w:r>
+      <w:proofErr w:type="gramStart"/>
+      <w:r>
+        <w:rPr>
+          <w:rFonts w:ascii="Consolas" w:hAnsi="Consolas"/>
+          <w:sz w:val="17"/>
+        </w:rPr>
+        <w:t>date,amount</w:t>
+      </w:r>
+      <w:proofErr w:type="spellEnd"/>
+      <w:proofErr w:type="gramEnd"/>
+      <w:r>
+        <w:rPr>
+          <w:rFonts w:ascii="Consolas" w:hAnsi="Consolas"/>
+          <w:sz w:val="17"/>
+        </w:rPr>
+        <w:t>) VALUES(-</w:t>
+      </w:r>
+      <w:proofErr w:type="gramStart"/>
+      <w:r>
+        <w:rPr>
+          <w:rFonts w:ascii="Consolas" w:hAnsi="Consolas"/>
+          <w:sz w:val="17"/>
+        </w:rPr>
+        <w:t>1,CURRENT</w:t>
+      </w:r>
+      <w:proofErr w:type="gramEnd"/>
+      <w:r>
+        <w:rPr>
+          <w:rFonts w:ascii="Consolas" w:hAnsi="Consolas"/>
+          <w:sz w:val="17"/>
+        </w:rPr>
+        <w:t>_DATE,1000);</w:t>
+      </w:r>
+    </w:p>
+    <w:p>
+      <w:pPr>
+        <w:shd w:val="clear" w:color="auto" w:fill="F2F4F7"/>
+        <w:spacing w:after="120"/>
+        <w:ind w:left="288"/>
+        <w:rPr>
+          <w:lang w:val="ru-RU"/>
+        </w:rPr>
+      </w:pPr>
+      <w:r>
+        <w:rPr>
+          <w:lang w:val="ru-RU"/>
+        </w:rPr>
+        <w:drawing>
+          <wp:inline distT="0" distB="0" distL="0" distR="0" wp14:anchorId="3EE17898" wp14:editId="6ADC2E6A">
+            <wp:extent cx="5820587" cy="1305107"/>
+            <wp:effectExtent l="0" t="0" r="8890" b="9525"/>
+            <wp:docPr id="1300759100" name="Рисунок 1"/>
+            <wp:cNvGraphicFramePr>
+              <a:graphicFrameLocks xmlns:a="http://schemas.openxmlformats.org/drawingml/2006/main" noChangeAspect="1"/>
+            </wp:cNvGraphicFramePr>
+            <a:graphic xmlns:a="http://schemas.openxmlformats.org/drawingml/2006/main">
+              <a:graphicData uri="http://schemas.openxmlformats.org/drawingml/2006/picture">
+                <pic:pic xmlns:pic="http://schemas.openxmlformats.org/drawingml/2006/picture">
+                  <pic:nvPicPr>
+                    <pic:cNvPr id="1300759100" name=""/>
+                    <pic:cNvPicPr/>
+                  </pic:nvPicPr>
+                  <pic:blipFill>
+                    <a:blip r:embed="rId30"/>
+                    <a:stretch>
+                      <a:fillRect/>
+                    </a:stretch>
+                  </pic:blipFill>
+                  <pic:spPr>
+                    <a:xfrm>
+                      <a:off x="0" y="0"/>
+                      <a:ext cx="5820587" cy="1305107"/>
+                    </a:xfrm>
+                    <a:prstGeom prst="rect">
+                      <a:avLst/>
+                    </a:prstGeom>
+                  </pic:spPr>
+                </pic:pic>
+              </a:graphicData>
+            </a:graphic>
+          </wp:inline>
+        </w:drawing>
+      </w:r>
+    </w:p>
+    <w:p>
+      <w:pPr>
         <w:rPr>
           <w:lang w:val="ru-RU"/>
         </w:rPr>
@@ -11107,7 +11582,7 @@
       </w:r>
     </w:p>
     <w:sectPr>
-      <w:footerReference w:type="default" r:id="rId21"/>
+      <w:footerReference w:type="default" r:id="rId31"/>
       <w:pgSz w:w="12240" w:h="15840"/>
       <w:pgMar w:top="1080" w:right="1080" w:bottom="1080" w:left="1440" w:header="720" w:footer="720" w:gutter="0"/>
       <w:cols w:space="720"/>
